--- a/PRDs/CBM-PRD-CRM-Implementation.docx
+++ b/PRDs/CBM-PRD-CRM-Implementation.docx
@@ -8865,7 +8865,7 @@
           <w:sz w:val="18"/>
           <w:szCs w:val="18"/>
         </w:rPr>
-        <w:t xml:space="preserve">☐ Configure dropdown: Engagement Status. Values: Submitted | Pending Acceptance | Assigned | Active | On-Hold | Dormant | Inactive | Abandoned | Completed.</w:t>
+        <w:t xml:space="preserve">☐ Configure dropdown: Engagement Status. Values: Submitted | Declined | Pending Acceptance | Assigned | Active | On-Hold | Dormant | Inactive | Abandoned | Completed.</w:t>
       </w:r>
     </w:p>
     <w:p>

--- a/PRDs/CBM-PRD-CRM-Implementation.docx
+++ b/PRDs/CBM-PRD-CRM-Implementation.docx
@@ -34682,6 +34682,7279 @@
     <w:p>
       <w:pPr>
         <w:pStyle w:val="Heading1"/>
+      </w:pPr>
+      <w:r>
+        <w:rPr>
+          <w:rFonts w:ascii="Arial" w:cs="Arial" w:eastAsia="Arial" w:hAnsi="Arial"/>
+          <w:b/>
+          <w:bCs/>
+          <w:sz w:val="32"/>
+          <w:szCs w:val="32"/>
+        </w:rPr>
+        <w:t xml:space="preserve">4. List Views &amp; Filters</w:t>
+      </w:r>
+    </w:p>
+    <w:p>
+      <w:pPr>
+        <w:spacing w:after="120"/>
+      </w:pPr>
+      <w:r>
+        <w:rPr>
+          <w:rFonts w:ascii="Arial" w:cs="Arial" w:eastAsia="Arial" w:hAnsi="Arial"/>
+          <w:sz w:val="20"/>
+          <w:szCs w:val="20"/>
+        </w:rPr>
+        <w:t xml:space="preserve">This section defines all list views required across the CBM CRM. Each view specifies the columns displayed, filter criteria, default sort order, and intended use. These definitions serve as the design specification that Phase 14 (Global Search Presets) implements.</w:t>
+      </w:r>
+    </w:p>
+    <w:p>
+      <w:pPr>
+        <w:spacing w:after="120"/>
+      </w:pPr>
+      <w:r>
+        <w:rPr>
+          <w:rFonts w:ascii="Arial" w:cs="Arial" w:eastAsia="Arial" w:hAnsi="Arial"/>
+          <w:sz w:val="20"/>
+          <w:szCs w:val="20"/>
+        </w:rPr>
+        <w:t xml:space="preserve">Views are organized by entity. Admin views are available to the Admin role unless otherwise noted. Views marked as available to Mentor, Co-Mentor, or SME roles are scoped to records associated with the current user’s assigned engagements per the access rules defined in Section 5 (Role-Based Access Control).</w:t>
+      </w:r>
+    </w:p>
+    <w:p>
+      <w:r>
+        <w:rPr>
+          <w:rFonts w:ascii="Arial" w:cs="Arial" w:eastAsia="Arial" w:hAnsi="Arial"/>
+          <w:sz w:val="20"/>
+          <w:szCs w:val="20"/>
+        </w:rPr>
+        <w:t xml:space="preserve"/>
+      </w:r>
+    </w:p>
+    <w:p>
+      <w:pPr>
+        <w:pStyle w:val="Heading2"/>
+      </w:pPr>
+      <w:r>
+        <w:rPr>
+          <w:rFonts w:ascii="Arial" w:cs="Arial" w:eastAsia="Arial" w:hAnsi="Arial"/>
+          <w:b/>
+          <w:bCs/>
+          <w:sz w:val="28"/>
+          <w:szCs w:val="28"/>
+        </w:rPr>
+        <w:t xml:space="preserve">4.1 Note</w:t>
+      </w:r>
+    </w:p>
+    <w:tbl>
+      <w:tblPr>
+        <w:tblW w:type="dxa" w:w="9360"/>
+        <w:tblBorders>
+          <w:top w:val="single" w:color="auto" w:sz="4"/>
+          <w:left w:val="single" w:color="auto" w:sz="4"/>
+          <w:bottom w:val="single" w:color="auto" w:sz="4"/>
+          <w:right w:val="single" w:color="auto" w:sz="4"/>
+          <w:insideH w:val="single" w:color="auto" w:sz="4"/>
+          <w:insideV w:val="single" w:color="auto" w:sz="4"/>
+        </w:tblBorders>
+      </w:tblPr>
+      <w:tblGrid>
+        <w:gridCol w:w="1500"/>
+        <w:gridCol w:w="2500"/>
+        <w:gridCol w:w="2000"/>
+        <w:gridCol w:w="1000"/>
+        <w:gridCol w:w="2360"/>
+      </w:tblGrid>
+      <w:tr>
+        <w:trPr>
+          <w:tblHeader/>
+        </w:trPr>
+        <w:tc>
+          <w:tcPr>
+            <w:tcW w:type="dxa" w:w="1500"/>
+            <w:tcBorders>
+              <w:top w:val="single" w:color="CCCCCC" w:sz="1"/>
+              <w:left w:val="single" w:color="CCCCCC" w:sz="1"/>
+              <w:bottom w:val="single" w:color="CCCCCC" w:sz="1"/>
+              <w:right w:val="single" w:color="CCCCCC" w:sz="1"/>
+            </w:tcBorders>
+            <w:shd w:fill="D5E8F0" w:val="clear"/>
+            <w:tcMar>
+              <w:top w:type="dxa" w:w="80"/>
+              <w:left w:type="dxa" w:w="120"/>
+              <w:bottom w:type="dxa" w:w="80"/>
+              <w:right w:type="dxa" w:w="120"/>
+            </w:tcMar>
+            <w:vAlign w:val="top"/>
+          </w:tcPr>
+          <w:p>
+            <w:r>
+              <w:rPr>
+                <w:rFonts w:ascii="Arial" w:cs="Arial" w:eastAsia="Arial" w:hAnsi="Arial"/>
+                <w:b/>
+                <w:bCs/>
+                <w:sz w:val="18"/>
+                <w:szCs w:val="18"/>
+              </w:rPr>
+              <w:t xml:space="preserve">View Name</w:t>
+            </w:r>
+          </w:p>
+        </w:tc>
+        <w:tc>
+          <w:tcPr>
+            <w:tcW w:type="dxa" w:w="2500"/>
+            <w:tcBorders>
+              <w:top w:val="single" w:color="CCCCCC" w:sz="1"/>
+              <w:left w:val="single" w:color="CCCCCC" w:sz="1"/>
+              <w:bottom w:val="single" w:color="CCCCCC" w:sz="1"/>
+              <w:right w:val="single" w:color="CCCCCC" w:sz="1"/>
+            </w:tcBorders>
+            <w:shd w:fill="D5E8F0" w:val="clear"/>
+            <w:tcMar>
+              <w:top w:type="dxa" w:w="80"/>
+              <w:left w:type="dxa" w:w="120"/>
+              <w:bottom w:type="dxa" w:w="80"/>
+              <w:right w:type="dxa" w:w="120"/>
+            </w:tcMar>
+            <w:vAlign w:val="top"/>
+          </w:tcPr>
+          <w:p>
+            <w:r>
+              <w:rPr>
+                <w:rFonts w:ascii="Arial" w:cs="Arial" w:eastAsia="Arial" w:hAnsi="Arial"/>
+                <w:b/>
+                <w:bCs/>
+                <w:sz w:val="18"/>
+                <w:szCs w:val="18"/>
+              </w:rPr>
+              <w:t xml:space="preserve">Columns Displayed</w:t>
+            </w:r>
+          </w:p>
+        </w:tc>
+        <w:tc>
+          <w:tcPr>
+            <w:tcW w:type="dxa" w:w="2000"/>
+            <w:tcBorders>
+              <w:top w:val="single" w:color="CCCCCC" w:sz="1"/>
+              <w:left w:val="single" w:color="CCCCCC" w:sz="1"/>
+              <w:bottom w:val="single" w:color="CCCCCC" w:sz="1"/>
+              <w:right w:val="single" w:color="CCCCCC" w:sz="1"/>
+            </w:tcBorders>
+            <w:shd w:fill="D5E8F0" w:val="clear"/>
+            <w:tcMar>
+              <w:top w:type="dxa" w:w="80"/>
+              <w:left w:type="dxa" w:w="120"/>
+              <w:bottom w:type="dxa" w:w="80"/>
+              <w:right w:type="dxa" w:w="120"/>
+            </w:tcMar>
+            <w:vAlign w:val="top"/>
+          </w:tcPr>
+          <w:p>
+            <w:r>
+              <w:rPr>
+                <w:rFonts w:ascii="Arial" w:cs="Arial" w:eastAsia="Arial" w:hAnsi="Arial"/>
+                <w:b/>
+                <w:bCs/>
+                <w:sz w:val="18"/>
+                <w:szCs w:val="18"/>
+              </w:rPr>
+              <w:t xml:space="preserve">Filter Criteria</w:t>
+            </w:r>
+          </w:p>
+        </w:tc>
+        <w:tc>
+          <w:tcPr>
+            <w:tcW w:type="dxa" w:w="1000"/>
+            <w:tcBorders>
+              <w:top w:val="single" w:color="CCCCCC" w:sz="1"/>
+              <w:left w:val="single" w:color="CCCCCC" w:sz="1"/>
+              <w:bottom w:val="single" w:color="CCCCCC" w:sz="1"/>
+              <w:right w:val="single" w:color="CCCCCC" w:sz="1"/>
+            </w:tcBorders>
+            <w:shd w:fill="D5E8F0" w:val="clear"/>
+            <w:tcMar>
+              <w:top w:type="dxa" w:w="80"/>
+              <w:left w:type="dxa" w:w="120"/>
+              <w:bottom w:type="dxa" w:w="80"/>
+              <w:right w:type="dxa" w:w="120"/>
+            </w:tcMar>
+            <w:vAlign w:val="top"/>
+          </w:tcPr>
+          <w:p>
+            <w:r>
+              <w:rPr>
+                <w:rFonts w:ascii="Arial" w:cs="Arial" w:eastAsia="Arial" w:hAnsi="Arial"/>
+                <w:b/>
+                <w:bCs/>
+                <w:sz w:val="18"/>
+                <w:szCs w:val="18"/>
+              </w:rPr>
+              <w:t xml:space="preserve">Default Sort</w:t>
+            </w:r>
+          </w:p>
+        </w:tc>
+        <w:tc>
+          <w:tcPr>
+            <w:tcW w:type="dxa" w:w="2360"/>
+            <w:tcBorders>
+              <w:top w:val="single" w:color="CCCCCC" w:sz="1"/>
+              <w:left w:val="single" w:color="CCCCCC" w:sz="1"/>
+              <w:bottom w:val="single" w:color="CCCCCC" w:sz="1"/>
+              <w:right w:val="single" w:color="CCCCCC" w:sz="1"/>
+            </w:tcBorders>
+            <w:shd w:fill="D5E8F0" w:val="clear"/>
+            <w:tcMar>
+              <w:top w:type="dxa" w:w="80"/>
+              <w:left w:type="dxa" w:w="120"/>
+              <w:bottom w:type="dxa" w:w="80"/>
+              <w:right w:type="dxa" w:w="120"/>
+            </w:tcMar>
+            <w:vAlign w:val="top"/>
+          </w:tcPr>
+          <w:p>
+            <w:r>
+              <w:rPr>
+                <w:rFonts w:ascii="Arial" w:cs="Arial" w:eastAsia="Arial" w:hAnsi="Arial"/>
+                <w:b/>
+                <w:bCs/>
+                <w:sz w:val="18"/>
+                <w:szCs w:val="18"/>
+              </w:rPr>
+              <w:t xml:space="preserve">Description / Use</w:t>
+            </w:r>
+          </w:p>
+        </w:tc>
+      </w:tr>
+      <w:tr>
+        <w:tc>
+          <w:tcPr>
+            <w:tcW w:type="dxa" w:w="1500"/>
+            <w:tcBorders>
+              <w:top w:val="single" w:color="CCCCCC" w:sz="1"/>
+              <w:left w:val="single" w:color="CCCCCC" w:sz="1"/>
+              <w:bottom w:val="single" w:color="CCCCCC" w:sz="1"/>
+              <w:right w:val="single" w:color="CCCCCC" w:sz="1"/>
+            </w:tcBorders>
+            <w:shd w:fill="F2F2F2" w:val="clear"/>
+            <w:tcMar>
+              <w:top w:type="dxa" w:w="80"/>
+              <w:left w:type="dxa" w:w="120"/>
+              <w:bottom w:type="dxa" w:w="80"/>
+              <w:right w:type="dxa" w:w="120"/>
+            </w:tcMar>
+            <w:vAlign w:val="top"/>
+          </w:tcPr>
+          <w:p>
+            <w:r>
+              <w:rPr>
+                <w:rFonts w:ascii="Arial" w:cs="Arial" w:eastAsia="Arial" w:hAnsi="Arial"/>
+                <w:b w:val="false"/>
+                <w:bCs w:val="false"/>
+                <w:sz w:val="18"/>
+                <w:szCs w:val="18"/>
+              </w:rPr>
+              <w:t xml:space="preserve">My Notes</w:t>
+            </w:r>
+          </w:p>
+        </w:tc>
+        <w:tc>
+          <w:tcPr>
+            <w:tcW w:type="dxa" w:w="2500"/>
+            <w:tcBorders>
+              <w:top w:val="single" w:color="CCCCCC" w:sz="1"/>
+              <w:left w:val="single" w:color="CCCCCC" w:sz="1"/>
+              <w:bottom w:val="single" w:color="CCCCCC" w:sz="1"/>
+              <w:right w:val="single" w:color="CCCCCC" w:sz="1"/>
+            </w:tcBorders>
+            <w:shd w:fill="F2F2F2" w:val="clear"/>
+            <w:tcMar>
+              <w:top w:type="dxa" w:w="80"/>
+              <w:left w:type="dxa" w:w="120"/>
+              <w:bottom w:type="dxa" w:w="80"/>
+              <w:right w:type="dxa" w:w="120"/>
+            </w:tcMar>
+            <w:vAlign w:val="top"/>
+          </w:tcPr>
+          <w:p>
+            <w:r>
+              <w:rPr>
+                <w:rFonts w:ascii="Arial" w:cs="Arial" w:eastAsia="Arial" w:hAnsi="Arial"/>
+                <w:b w:val="false"/>
+                <w:bCs w:val="false"/>
+                <w:sz w:val="18"/>
+                <w:szCs w:val="18"/>
+              </w:rPr>
+              <w:t xml:space="preserve">Title, Body (excerpt), Internal Only, Created Date/Time</w:t>
+            </w:r>
+          </w:p>
+        </w:tc>
+        <w:tc>
+          <w:tcPr>
+            <w:tcW w:type="dxa" w:w="2000"/>
+            <w:tcBorders>
+              <w:top w:val="single" w:color="CCCCCC" w:sz="1"/>
+              <w:left w:val="single" w:color="CCCCCC" w:sz="1"/>
+              <w:bottom w:val="single" w:color="CCCCCC" w:sz="1"/>
+              <w:right w:val="single" w:color="CCCCCC" w:sz="1"/>
+            </w:tcBorders>
+            <w:shd w:fill="F2F2F2" w:val="clear"/>
+            <w:tcMar>
+              <w:top w:type="dxa" w:w="80"/>
+              <w:left w:type="dxa" w:w="120"/>
+              <w:bottom w:type="dxa" w:w="80"/>
+              <w:right w:type="dxa" w:w="120"/>
+            </w:tcMar>
+            <w:vAlign w:val="top"/>
+          </w:tcPr>
+          <w:p>
+            <w:r>
+              <w:rPr>
+                <w:rFonts w:ascii="Arial" w:cs="Arial" w:eastAsia="Arial" w:hAnsi="Arial"/>
+                <w:b w:val="false"/>
+                <w:bCs w:val="false"/>
+                <w:sz w:val="18"/>
+                <w:szCs w:val="18"/>
+              </w:rPr>
+              <w:t xml:space="preserve">Created By = current user</w:t>
+            </w:r>
+          </w:p>
+        </w:tc>
+        <w:tc>
+          <w:tcPr>
+            <w:tcW w:type="dxa" w:w="1000"/>
+            <w:tcBorders>
+              <w:top w:val="single" w:color="CCCCCC" w:sz="1"/>
+              <w:left w:val="single" w:color="CCCCCC" w:sz="1"/>
+              <w:bottom w:val="single" w:color="CCCCCC" w:sz="1"/>
+              <w:right w:val="single" w:color="CCCCCC" w:sz="1"/>
+            </w:tcBorders>
+            <w:shd w:fill="F2F2F2" w:val="clear"/>
+            <w:tcMar>
+              <w:top w:type="dxa" w:w="80"/>
+              <w:left w:type="dxa" w:w="120"/>
+              <w:bottom w:type="dxa" w:w="80"/>
+              <w:right w:type="dxa" w:w="120"/>
+            </w:tcMar>
+            <w:vAlign w:val="top"/>
+          </w:tcPr>
+          <w:p>
+            <w:r>
+              <w:rPr>
+                <w:rFonts w:ascii="Arial" w:cs="Arial" w:eastAsia="Arial" w:hAnsi="Arial"/>
+                <w:b w:val="false"/>
+                <w:bCs w:val="false"/>
+                <w:sz w:val="18"/>
+                <w:szCs w:val="18"/>
+              </w:rPr>
+              <w:t xml:space="preserve">Created Date/Time DESC</w:t>
+            </w:r>
+          </w:p>
+        </w:tc>
+        <w:tc>
+          <w:tcPr>
+            <w:tcW w:type="dxa" w:w="2360"/>
+            <w:tcBorders>
+              <w:top w:val="single" w:color="CCCCCC" w:sz="1"/>
+              <w:left w:val="single" w:color="CCCCCC" w:sz="1"/>
+              <w:bottom w:val="single" w:color="CCCCCC" w:sz="1"/>
+              <w:right w:val="single" w:color="CCCCCC" w:sz="1"/>
+            </w:tcBorders>
+            <w:shd w:fill="F2F2F2" w:val="clear"/>
+            <w:tcMar>
+              <w:top w:type="dxa" w:w="80"/>
+              <w:left w:type="dxa" w:w="120"/>
+              <w:bottom w:type="dxa" w:w="80"/>
+              <w:right w:type="dxa" w:w="120"/>
+            </w:tcMar>
+            <w:vAlign w:val="top"/>
+          </w:tcPr>
+          <w:p>
+            <w:r>
+              <w:rPr>
+                <w:rFonts w:ascii="Arial" w:cs="Arial" w:eastAsia="Arial" w:hAnsi="Arial"/>
+                <w:b w:val="false"/>
+                <w:bCs w:val="false"/>
+                <w:sz w:val="18"/>
+                <w:szCs w:val="18"/>
+              </w:rPr>
+              <w:t xml:space="preserve">Personal workspace for finding notes created by the current user across all entities. Available to all roles.</w:t>
+            </w:r>
+          </w:p>
+        </w:tc>
+      </w:tr>
+    </w:tbl>
+    <w:p>
+      <w:r>
+        <w:rPr>
+          <w:rFonts w:ascii="Arial" w:cs="Arial" w:eastAsia="Arial" w:hAnsi="Arial"/>
+          <w:sz w:val="20"/>
+          <w:szCs w:val="20"/>
+        </w:rPr>
+        <w:t xml:space="preserve"/>
+      </w:r>
+    </w:p>
+    <w:p>
+      <w:pPr>
+        <w:pStyle w:val="Heading2"/>
+      </w:pPr>
+      <w:r>
+        <w:rPr>
+          <w:rFonts w:ascii="Arial" w:cs="Arial" w:eastAsia="Arial" w:hAnsi="Arial"/>
+          <w:b/>
+          <w:bCs/>
+          <w:sz w:val="28"/>
+          <w:szCs w:val="28"/>
+        </w:rPr>
+        <w:t xml:space="preserve">4.2 Company</w:t>
+      </w:r>
+    </w:p>
+    <w:tbl>
+      <w:tblPr>
+        <w:tblW w:type="dxa" w:w="9360"/>
+        <w:tblBorders>
+          <w:top w:val="single" w:color="auto" w:sz="4"/>
+          <w:left w:val="single" w:color="auto" w:sz="4"/>
+          <w:bottom w:val="single" w:color="auto" w:sz="4"/>
+          <w:right w:val="single" w:color="auto" w:sz="4"/>
+          <w:insideH w:val="single" w:color="auto" w:sz="4"/>
+          <w:insideV w:val="single" w:color="auto" w:sz="4"/>
+        </w:tblBorders>
+      </w:tblPr>
+      <w:tblGrid>
+        <w:gridCol w:w="1500"/>
+        <w:gridCol w:w="2500"/>
+        <w:gridCol w:w="2000"/>
+        <w:gridCol w:w="1000"/>
+        <w:gridCol w:w="2360"/>
+      </w:tblGrid>
+      <w:tr>
+        <w:trPr>
+          <w:tblHeader/>
+        </w:trPr>
+        <w:tc>
+          <w:tcPr>
+            <w:tcW w:type="dxa" w:w="1500"/>
+            <w:tcBorders>
+              <w:top w:val="single" w:color="CCCCCC" w:sz="1"/>
+              <w:left w:val="single" w:color="CCCCCC" w:sz="1"/>
+              <w:bottom w:val="single" w:color="CCCCCC" w:sz="1"/>
+              <w:right w:val="single" w:color="CCCCCC" w:sz="1"/>
+            </w:tcBorders>
+            <w:shd w:fill="D5E8F0" w:val="clear"/>
+            <w:tcMar>
+              <w:top w:type="dxa" w:w="80"/>
+              <w:left w:type="dxa" w:w="120"/>
+              <w:bottom w:type="dxa" w:w="80"/>
+              <w:right w:type="dxa" w:w="120"/>
+            </w:tcMar>
+            <w:vAlign w:val="top"/>
+          </w:tcPr>
+          <w:p>
+            <w:r>
+              <w:rPr>
+                <w:rFonts w:ascii="Arial" w:cs="Arial" w:eastAsia="Arial" w:hAnsi="Arial"/>
+                <w:b/>
+                <w:bCs/>
+                <w:sz w:val="18"/>
+                <w:szCs w:val="18"/>
+              </w:rPr>
+              <w:t xml:space="preserve">View Name</w:t>
+            </w:r>
+          </w:p>
+        </w:tc>
+        <w:tc>
+          <w:tcPr>
+            <w:tcW w:type="dxa" w:w="2500"/>
+            <w:tcBorders>
+              <w:top w:val="single" w:color="CCCCCC" w:sz="1"/>
+              <w:left w:val="single" w:color="CCCCCC" w:sz="1"/>
+              <w:bottom w:val="single" w:color="CCCCCC" w:sz="1"/>
+              <w:right w:val="single" w:color="CCCCCC" w:sz="1"/>
+            </w:tcBorders>
+            <w:shd w:fill="D5E8F0" w:val="clear"/>
+            <w:tcMar>
+              <w:top w:type="dxa" w:w="80"/>
+              <w:left w:type="dxa" w:w="120"/>
+              <w:bottom w:type="dxa" w:w="80"/>
+              <w:right w:type="dxa" w:w="120"/>
+            </w:tcMar>
+            <w:vAlign w:val="top"/>
+          </w:tcPr>
+          <w:p>
+            <w:r>
+              <w:rPr>
+                <w:rFonts w:ascii="Arial" w:cs="Arial" w:eastAsia="Arial" w:hAnsi="Arial"/>
+                <w:b/>
+                <w:bCs/>
+                <w:sz w:val="18"/>
+                <w:szCs w:val="18"/>
+              </w:rPr>
+              <w:t xml:space="preserve">Columns Displayed</w:t>
+            </w:r>
+          </w:p>
+        </w:tc>
+        <w:tc>
+          <w:tcPr>
+            <w:tcW w:type="dxa" w:w="2000"/>
+            <w:tcBorders>
+              <w:top w:val="single" w:color="CCCCCC" w:sz="1"/>
+              <w:left w:val="single" w:color="CCCCCC" w:sz="1"/>
+              <w:bottom w:val="single" w:color="CCCCCC" w:sz="1"/>
+              <w:right w:val="single" w:color="CCCCCC" w:sz="1"/>
+            </w:tcBorders>
+            <w:shd w:fill="D5E8F0" w:val="clear"/>
+            <w:tcMar>
+              <w:top w:type="dxa" w:w="80"/>
+              <w:left w:type="dxa" w:w="120"/>
+              <w:bottom w:type="dxa" w:w="80"/>
+              <w:right w:type="dxa" w:w="120"/>
+            </w:tcMar>
+            <w:vAlign w:val="top"/>
+          </w:tcPr>
+          <w:p>
+            <w:r>
+              <w:rPr>
+                <w:rFonts w:ascii="Arial" w:cs="Arial" w:eastAsia="Arial" w:hAnsi="Arial"/>
+                <w:b/>
+                <w:bCs/>
+                <w:sz w:val="18"/>
+                <w:szCs w:val="18"/>
+              </w:rPr>
+              <w:t xml:space="preserve">Filter Criteria</w:t>
+            </w:r>
+          </w:p>
+        </w:tc>
+        <w:tc>
+          <w:tcPr>
+            <w:tcW w:type="dxa" w:w="1000"/>
+            <w:tcBorders>
+              <w:top w:val="single" w:color="CCCCCC" w:sz="1"/>
+              <w:left w:val="single" w:color="CCCCCC" w:sz="1"/>
+              <w:bottom w:val="single" w:color="CCCCCC" w:sz="1"/>
+              <w:right w:val="single" w:color="CCCCCC" w:sz="1"/>
+            </w:tcBorders>
+            <w:shd w:fill="D5E8F0" w:val="clear"/>
+            <w:tcMar>
+              <w:top w:type="dxa" w:w="80"/>
+              <w:left w:type="dxa" w:w="120"/>
+              <w:bottom w:type="dxa" w:w="80"/>
+              <w:right w:type="dxa" w:w="120"/>
+            </w:tcMar>
+            <w:vAlign w:val="top"/>
+          </w:tcPr>
+          <w:p>
+            <w:r>
+              <w:rPr>
+                <w:rFonts w:ascii="Arial" w:cs="Arial" w:eastAsia="Arial" w:hAnsi="Arial"/>
+                <w:b/>
+                <w:bCs/>
+                <w:sz w:val="18"/>
+                <w:szCs w:val="18"/>
+              </w:rPr>
+              <w:t xml:space="preserve">Default Sort</w:t>
+            </w:r>
+          </w:p>
+        </w:tc>
+        <w:tc>
+          <w:tcPr>
+            <w:tcW w:type="dxa" w:w="2360"/>
+            <w:tcBorders>
+              <w:top w:val="single" w:color="CCCCCC" w:sz="1"/>
+              <w:left w:val="single" w:color="CCCCCC" w:sz="1"/>
+              <w:bottom w:val="single" w:color="CCCCCC" w:sz="1"/>
+              <w:right w:val="single" w:color="CCCCCC" w:sz="1"/>
+            </w:tcBorders>
+            <w:shd w:fill="D5E8F0" w:val="clear"/>
+            <w:tcMar>
+              <w:top w:type="dxa" w:w="80"/>
+              <w:left w:type="dxa" w:w="120"/>
+              <w:bottom w:type="dxa" w:w="80"/>
+              <w:right w:type="dxa" w:w="120"/>
+            </w:tcMar>
+            <w:vAlign w:val="top"/>
+          </w:tcPr>
+          <w:p>
+            <w:r>
+              <w:rPr>
+                <w:rFonts w:ascii="Arial" w:cs="Arial" w:eastAsia="Arial" w:hAnsi="Arial"/>
+                <w:b/>
+                <w:bCs/>
+                <w:sz w:val="18"/>
+                <w:szCs w:val="18"/>
+              </w:rPr>
+              <w:t xml:space="preserve">Description / Use</w:t>
+            </w:r>
+          </w:p>
+        </w:tc>
+      </w:tr>
+      <w:tr>
+        <w:tc>
+          <w:tcPr>
+            <w:tcW w:type="dxa" w:w="1500"/>
+            <w:tcBorders>
+              <w:top w:val="single" w:color="CCCCCC" w:sz="1"/>
+              <w:left w:val="single" w:color="CCCCCC" w:sz="1"/>
+              <w:bottom w:val="single" w:color="CCCCCC" w:sz="1"/>
+              <w:right w:val="single" w:color="CCCCCC" w:sz="1"/>
+            </w:tcBorders>
+            <w:shd w:fill="F2F2F2" w:val="clear"/>
+            <w:tcMar>
+              <w:top w:type="dxa" w:w="80"/>
+              <w:left w:type="dxa" w:w="120"/>
+              <w:bottom w:type="dxa" w:w="80"/>
+              <w:right w:type="dxa" w:w="120"/>
+            </w:tcMar>
+            <w:vAlign w:val="top"/>
+          </w:tcPr>
+          <w:p>
+            <w:r>
+              <w:rPr>
+                <w:rFonts w:ascii="Arial" w:cs="Arial" w:eastAsia="Arial" w:hAnsi="Arial"/>
+                <w:b w:val="false"/>
+                <w:bCs w:val="false"/>
+                <w:sz w:val="18"/>
+                <w:szCs w:val="18"/>
+              </w:rPr>
+              <w:t xml:space="preserve">All Companies</w:t>
+            </w:r>
+          </w:p>
+        </w:tc>
+        <w:tc>
+          <w:tcPr>
+            <w:tcW w:type="dxa" w:w="2500"/>
+            <w:tcBorders>
+              <w:top w:val="single" w:color="CCCCCC" w:sz="1"/>
+              <w:left w:val="single" w:color="CCCCCC" w:sz="1"/>
+              <w:bottom w:val="single" w:color="CCCCCC" w:sz="1"/>
+              <w:right w:val="single" w:color="CCCCCC" w:sz="1"/>
+            </w:tcBorders>
+            <w:shd w:fill="F2F2F2" w:val="clear"/>
+            <w:tcMar>
+              <w:top w:type="dxa" w:w="80"/>
+              <w:left w:type="dxa" w:w="120"/>
+              <w:bottom w:type="dxa" w:w="80"/>
+              <w:right w:type="dxa" w:w="120"/>
+            </w:tcMar>
+            <w:vAlign w:val="top"/>
+          </w:tcPr>
+          <w:p>
+            <w:r>
+              <w:rPr>
+                <w:rFonts w:ascii="Arial" w:cs="Arial" w:eastAsia="Arial" w:hAnsi="Arial"/>
+                <w:b w:val="false"/>
+                <w:bCs w:val="false"/>
+                <w:sz w:val="18"/>
+                <w:szCs w:val="18"/>
+              </w:rPr>
+              <w:t xml:space="preserve">Company Name, Company Role, Organization Type, Business Stage, City</w:t>
+            </w:r>
+          </w:p>
+        </w:tc>
+        <w:tc>
+          <w:tcPr>
+            <w:tcW w:type="dxa" w:w="2000"/>
+            <w:tcBorders>
+              <w:top w:val="single" w:color="CCCCCC" w:sz="1"/>
+              <w:left w:val="single" w:color="CCCCCC" w:sz="1"/>
+              <w:bottom w:val="single" w:color="CCCCCC" w:sz="1"/>
+              <w:right w:val="single" w:color="CCCCCC" w:sz="1"/>
+            </w:tcBorders>
+            <w:shd w:fill="F2F2F2" w:val="clear"/>
+            <w:tcMar>
+              <w:top w:type="dxa" w:w="80"/>
+              <w:left w:type="dxa" w:w="120"/>
+              <w:bottom w:type="dxa" w:w="80"/>
+              <w:right w:type="dxa" w:w="120"/>
+            </w:tcMar>
+            <w:vAlign w:val="top"/>
+          </w:tcPr>
+          <w:p>
+            <w:r>
+              <w:rPr>
+                <w:rFonts w:ascii="Arial" w:cs="Arial" w:eastAsia="Arial" w:hAnsi="Arial"/>
+                <w:b w:val="false"/>
+                <w:bCs w:val="false"/>
+                <w:sz w:val="18"/>
+                <w:szCs w:val="18"/>
+              </w:rPr>
+              <w:t xml:space="preserve">None</w:t>
+            </w:r>
+          </w:p>
+        </w:tc>
+        <w:tc>
+          <w:tcPr>
+            <w:tcW w:type="dxa" w:w="1000"/>
+            <w:tcBorders>
+              <w:top w:val="single" w:color="CCCCCC" w:sz="1"/>
+              <w:left w:val="single" w:color="CCCCCC" w:sz="1"/>
+              <w:bottom w:val="single" w:color="CCCCCC" w:sz="1"/>
+              <w:right w:val="single" w:color="CCCCCC" w:sz="1"/>
+            </w:tcBorders>
+            <w:shd w:fill="F2F2F2" w:val="clear"/>
+            <w:tcMar>
+              <w:top w:type="dxa" w:w="80"/>
+              <w:left w:type="dxa" w:w="120"/>
+              <w:bottom w:type="dxa" w:w="80"/>
+              <w:right w:type="dxa" w:w="120"/>
+            </w:tcMar>
+            <w:vAlign w:val="top"/>
+          </w:tcPr>
+          <w:p>
+            <w:r>
+              <w:rPr>
+                <w:rFonts w:ascii="Arial" w:cs="Arial" w:eastAsia="Arial" w:hAnsi="Arial"/>
+                <w:b w:val="false"/>
+                <w:bCs w:val="false"/>
+                <w:sz w:val="18"/>
+                <w:szCs w:val="18"/>
+              </w:rPr>
+              <w:t xml:space="preserve">Company Name ASC</w:t>
+            </w:r>
+          </w:p>
+        </w:tc>
+        <w:tc>
+          <w:tcPr>
+            <w:tcW w:type="dxa" w:w="2360"/>
+            <w:tcBorders>
+              <w:top w:val="single" w:color="CCCCCC" w:sz="1"/>
+              <w:left w:val="single" w:color="CCCCCC" w:sz="1"/>
+              <w:bottom w:val="single" w:color="CCCCCC" w:sz="1"/>
+              <w:right w:val="single" w:color="CCCCCC" w:sz="1"/>
+            </w:tcBorders>
+            <w:shd w:fill="F2F2F2" w:val="clear"/>
+            <w:tcMar>
+              <w:top w:type="dxa" w:w="80"/>
+              <w:left w:type="dxa" w:w="120"/>
+              <w:bottom w:type="dxa" w:w="80"/>
+              <w:right w:type="dxa" w:w="120"/>
+            </w:tcMar>
+            <w:vAlign w:val="top"/>
+          </w:tcPr>
+          <w:p>
+            <w:r>
+              <w:rPr>
+                <w:rFonts w:ascii="Arial" w:cs="Arial" w:eastAsia="Arial" w:hAnsi="Arial"/>
+                <w:b w:val="false"/>
+                <w:bCs w:val="false"/>
+                <w:sz w:val="18"/>
+                <w:szCs w:val="18"/>
+              </w:rPr>
+              <w:t xml:space="preserve">Full company list for admin use. Includes CBM’s own Mentoring Company record and all client companies.</w:t>
+            </w:r>
+          </w:p>
+        </w:tc>
+      </w:tr>
+      <w:tr>
+        <w:tc>
+          <w:tcPr>
+            <w:tcW w:type="dxa" w:w="1500"/>
+            <w:tcBorders>
+              <w:top w:val="single" w:color="CCCCCC" w:sz="1"/>
+              <w:left w:val="single" w:color="CCCCCC" w:sz="1"/>
+              <w:bottom w:val="single" w:color="CCCCCC" w:sz="1"/>
+              <w:right w:val="single" w:color="CCCCCC" w:sz="1"/>
+            </w:tcBorders>
+            <w:shd w:fill="FFFFFF" w:val="clear"/>
+            <w:tcMar>
+              <w:top w:type="dxa" w:w="80"/>
+              <w:left w:type="dxa" w:w="120"/>
+              <w:bottom w:type="dxa" w:w="80"/>
+              <w:right w:type="dxa" w:w="120"/>
+            </w:tcMar>
+            <w:vAlign w:val="top"/>
+          </w:tcPr>
+          <w:p>
+            <w:r>
+              <w:rPr>
+                <w:rFonts w:ascii="Arial" w:cs="Arial" w:eastAsia="Arial" w:hAnsi="Arial"/>
+                <w:b w:val="false"/>
+                <w:bCs w:val="false"/>
+                <w:sz w:val="18"/>
+                <w:szCs w:val="18"/>
+              </w:rPr>
+              <w:t xml:space="preserve">Companies with Active Engagements</w:t>
+            </w:r>
+          </w:p>
+        </w:tc>
+        <w:tc>
+          <w:tcPr>
+            <w:tcW w:type="dxa" w:w="2500"/>
+            <w:tcBorders>
+              <w:top w:val="single" w:color="CCCCCC" w:sz="1"/>
+              <w:left w:val="single" w:color="CCCCCC" w:sz="1"/>
+              <w:bottom w:val="single" w:color="CCCCCC" w:sz="1"/>
+              <w:right w:val="single" w:color="CCCCCC" w:sz="1"/>
+            </w:tcBorders>
+            <w:shd w:fill="FFFFFF" w:val="clear"/>
+            <w:tcMar>
+              <w:top w:type="dxa" w:w="80"/>
+              <w:left w:type="dxa" w:w="120"/>
+              <w:bottom w:type="dxa" w:w="80"/>
+              <w:right w:type="dxa" w:w="120"/>
+            </w:tcMar>
+            <w:vAlign w:val="top"/>
+          </w:tcPr>
+          <w:p>
+            <w:r>
+              <w:rPr>
+                <w:rFonts w:ascii="Arial" w:cs="Arial" w:eastAsia="Arial" w:hAnsi="Arial"/>
+                <w:b w:val="false"/>
+                <w:bCs w:val="false"/>
+                <w:sz w:val="18"/>
+                <w:szCs w:val="18"/>
+              </w:rPr>
+              <w:t xml:space="preserve">Company Name, Business Stage, Assigned Mentor, Last Session Date, Meeting Cadence</w:t>
+            </w:r>
+          </w:p>
+        </w:tc>
+        <w:tc>
+          <w:tcPr>
+            <w:tcW w:type="dxa" w:w="2000"/>
+            <w:tcBorders>
+              <w:top w:val="single" w:color="CCCCCC" w:sz="1"/>
+              <w:left w:val="single" w:color="CCCCCC" w:sz="1"/>
+              <w:bottom w:val="single" w:color="CCCCCC" w:sz="1"/>
+              <w:right w:val="single" w:color="CCCCCC" w:sz="1"/>
+            </w:tcBorders>
+            <w:shd w:fill="FFFFFF" w:val="clear"/>
+            <w:tcMar>
+              <w:top w:type="dxa" w:w="80"/>
+              <w:left w:type="dxa" w:w="120"/>
+              <w:bottom w:type="dxa" w:w="80"/>
+              <w:right w:type="dxa" w:w="120"/>
+            </w:tcMar>
+            <w:vAlign w:val="top"/>
+          </w:tcPr>
+          <w:p>
+            <w:r>
+              <w:rPr>
+                <w:rFonts w:ascii="Arial" w:cs="Arial" w:eastAsia="Arial" w:hAnsi="Arial"/>
+                <w:b w:val="false"/>
+                <w:bCs w:val="false"/>
+                <w:sz w:val="18"/>
+                <w:szCs w:val="18"/>
+              </w:rPr>
+              <w:t xml:space="preserve">Linked Engagement Status = Active or Assigned or Pending Acceptance</w:t>
+            </w:r>
+          </w:p>
+        </w:tc>
+        <w:tc>
+          <w:tcPr>
+            <w:tcW w:type="dxa" w:w="1000"/>
+            <w:tcBorders>
+              <w:top w:val="single" w:color="CCCCCC" w:sz="1"/>
+              <w:left w:val="single" w:color="CCCCCC" w:sz="1"/>
+              <w:bottom w:val="single" w:color="CCCCCC" w:sz="1"/>
+              <w:right w:val="single" w:color="CCCCCC" w:sz="1"/>
+            </w:tcBorders>
+            <w:shd w:fill="FFFFFF" w:val="clear"/>
+            <w:tcMar>
+              <w:top w:type="dxa" w:w="80"/>
+              <w:left w:type="dxa" w:w="120"/>
+              <w:bottom w:type="dxa" w:w="80"/>
+              <w:right w:type="dxa" w:w="120"/>
+            </w:tcMar>
+            <w:vAlign w:val="top"/>
+          </w:tcPr>
+          <w:p>
+            <w:r>
+              <w:rPr>
+                <w:rFonts w:ascii="Arial" w:cs="Arial" w:eastAsia="Arial" w:hAnsi="Arial"/>
+                <w:b w:val="false"/>
+                <w:bCs w:val="false"/>
+                <w:sz w:val="18"/>
+                <w:szCs w:val="18"/>
+              </w:rPr>
+              <w:t xml:space="preserve">Company Name ASC</w:t>
+            </w:r>
+          </w:p>
+        </w:tc>
+        <w:tc>
+          <w:tcPr>
+            <w:tcW w:type="dxa" w:w="2360"/>
+            <w:tcBorders>
+              <w:top w:val="single" w:color="CCCCCC" w:sz="1"/>
+              <w:left w:val="single" w:color="CCCCCC" w:sz="1"/>
+              <w:bottom w:val="single" w:color="CCCCCC" w:sz="1"/>
+              <w:right w:val="single" w:color="CCCCCC" w:sz="1"/>
+            </w:tcBorders>
+            <w:shd w:fill="FFFFFF" w:val="clear"/>
+            <w:tcMar>
+              <w:top w:type="dxa" w:w="80"/>
+              <w:left w:type="dxa" w:w="120"/>
+              <w:bottom w:type="dxa" w:w="80"/>
+              <w:right w:type="dxa" w:w="120"/>
+            </w:tcMar>
+            <w:vAlign w:val="top"/>
+          </w:tcPr>
+          <w:p>
+            <w:r>
+              <w:rPr>
+                <w:rFonts w:ascii="Arial" w:cs="Arial" w:eastAsia="Arial" w:hAnsi="Arial"/>
+                <w:b w:val="false"/>
+                <w:bCs w:val="false"/>
+                <w:sz w:val="18"/>
+                <w:szCs w:val="18"/>
+              </w:rPr>
+              <w:t xml:space="preserve">All companies currently in an active mentoring relationship. Used for admin oversight and reporting.</w:t>
+            </w:r>
+          </w:p>
+        </w:tc>
+      </w:tr>
+      <w:tr>
+        <w:tc>
+          <w:tcPr>
+            <w:tcW w:type="dxa" w:w="1500"/>
+            <w:tcBorders>
+              <w:top w:val="single" w:color="CCCCCC" w:sz="1"/>
+              <w:left w:val="single" w:color="CCCCCC" w:sz="1"/>
+              <w:bottom w:val="single" w:color="CCCCCC" w:sz="1"/>
+              <w:right w:val="single" w:color="CCCCCC" w:sz="1"/>
+            </w:tcBorders>
+            <w:shd w:fill="F2F2F2" w:val="clear"/>
+            <w:tcMar>
+              <w:top w:type="dxa" w:w="80"/>
+              <w:left w:type="dxa" w:w="120"/>
+              <w:bottom w:type="dxa" w:w="80"/>
+              <w:right w:type="dxa" w:w="120"/>
+            </w:tcMar>
+            <w:vAlign w:val="top"/>
+          </w:tcPr>
+          <w:p>
+            <w:r>
+              <w:rPr>
+                <w:rFonts w:ascii="Arial" w:cs="Arial" w:eastAsia="Arial" w:hAnsi="Arial"/>
+                <w:b w:val="false"/>
+                <w:bCs w:val="false"/>
+                <w:sz w:val="18"/>
+                <w:szCs w:val="18"/>
+              </w:rPr>
+              <w:t xml:space="preserve">Companies with No Active Engagement</w:t>
+            </w:r>
+          </w:p>
+        </w:tc>
+        <w:tc>
+          <w:tcPr>
+            <w:tcW w:type="dxa" w:w="2500"/>
+            <w:tcBorders>
+              <w:top w:val="single" w:color="CCCCCC" w:sz="1"/>
+              <w:left w:val="single" w:color="CCCCCC" w:sz="1"/>
+              <w:bottom w:val="single" w:color="CCCCCC" w:sz="1"/>
+              <w:right w:val="single" w:color="CCCCCC" w:sz="1"/>
+            </w:tcBorders>
+            <w:shd w:fill="F2F2F2" w:val="clear"/>
+            <w:tcMar>
+              <w:top w:type="dxa" w:w="80"/>
+              <w:left w:type="dxa" w:w="120"/>
+              <w:bottom w:type="dxa" w:w="80"/>
+              <w:right w:type="dxa" w:w="120"/>
+            </w:tcMar>
+            <w:vAlign w:val="top"/>
+          </w:tcPr>
+          <w:p>
+            <w:r>
+              <w:rPr>
+                <w:rFonts w:ascii="Arial" w:cs="Arial" w:eastAsia="Arial" w:hAnsi="Arial"/>
+                <w:b w:val="false"/>
+                <w:bCs w:val="false"/>
+                <w:sz w:val="18"/>
+                <w:szCs w:val="18"/>
+              </w:rPr>
+              <w:t xml:space="preserve">Company Name, Organization Type, Business Stage, City</w:t>
+            </w:r>
+          </w:p>
+        </w:tc>
+        <w:tc>
+          <w:tcPr>
+            <w:tcW w:type="dxa" w:w="2000"/>
+            <w:tcBorders>
+              <w:top w:val="single" w:color="CCCCCC" w:sz="1"/>
+              <w:left w:val="single" w:color="CCCCCC" w:sz="1"/>
+              <w:bottom w:val="single" w:color="CCCCCC" w:sz="1"/>
+              <w:right w:val="single" w:color="CCCCCC" w:sz="1"/>
+            </w:tcBorders>
+            <w:shd w:fill="F2F2F2" w:val="clear"/>
+            <w:tcMar>
+              <w:top w:type="dxa" w:w="80"/>
+              <w:left w:type="dxa" w:w="120"/>
+              <w:bottom w:type="dxa" w:w="80"/>
+              <w:right w:type="dxa" w:w="120"/>
+            </w:tcMar>
+            <w:vAlign w:val="top"/>
+          </w:tcPr>
+          <w:p>
+            <w:r>
+              <w:rPr>
+                <w:rFonts w:ascii="Arial" w:cs="Arial" w:eastAsia="Arial" w:hAnsi="Arial"/>
+                <w:b w:val="false"/>
+                <w:bCs w:val="false"/>
+                <w:sz w:val="18"/>
+                <w:szCs w:val="18"/>
+              </w:rPr>
+              <w:t xml:space="preserve">No linked Engagement with Status = Submitted, Pending Acceptance, Assigned, Active, or On-Hold</w:t>
+            </w:r>
+          </w:p>
+        </w:tc>
+        <w:tc>
+          <w:tcPr>
+            <w:tcW w:type="dxa" w:w="1000"/>
+            <w:tcBorders>
+              <w:top w:val="single" w:color="CCCCCC" w:sz="1"/>
+              <w:left w:val="single" w:color="CCCCCC" w:sz="1"/>
+              <w:bottom w:val="single" w:color="CCCCCC" w:sz="1"/>
+              <w:right w:val="single" w:color="CCCCCC" w:sz="1"/>
+            </w:tcBorders>
+            <w:shd w:fill="F2F2F2" w:val="clear"/>
+            <w:tcMar>
+              <w:top w:type="dxa" w:w="80"/>
+              <w:left w:type="dxa" w:w="120"/>
+              <w:bottom w:type="dxa" w:w="80"/>
+              <w:right w:type="dxa" w:w="120"/>
+            </w:tcMar>
+            <w:vAlign w:val="top"/>
+          </w:tcPr>
+          <w:p>
+            <w:r>
+              <w:rPr>
+                <w:rFonts w:ascii="Arial" w:cs="Arial" w:eastAsia="Arial" w:hAnsi="Arial"/>
+                <w:b w:val="false"/>
+                <w:bCs w:val="false"/>
+                <w:sz w:val="18"/>
+                <w:szCs w:val="18"/>
+              </w:rPr>
+              <w:t xml:space="preserve">Company Name ASC</w:t>
+            </w:r>
+          </w:p>
+        </w:tc>
+        <w:tc>
+          <w:tcPr>
+            <w:tcW w:type="dxa" w:w="2360"/>
+            <w:tcBorders>
+              <w:top w:val="single" w:color="CCCCCC" w:sz="1"/>
+              <w:left w:val="single" w:color="CCCCCC" w:sz="1"/>
+              <w:bottom w:val="single" w:color="CCCCCC" w:sz="1"/>
+              <w:right w:val="single" w:color="CCCCCC" w:sz="1"/>
+            </w:tcBorders>
+            <w:shd w:fill="F2F2F2" w:val="clear"/>
+            <w:tcMar>
+              <w:top w:type="dxa" w:w="80"/>
+              <w:left w:type="dxa" w:w="120"/>
+              <w:bottom w:type="dxa" w:w="80"/>
+              <w:right w:type="dxa" w:w="120"/>
+            </w:tcMar>
+            <w:vAlign w:val="top"/>
+          </w:tcPr>
+          <w:p>
+            <w:r>
+              <w:rPr>
+                <w:rFonts w:ascii="Arial" w:cs="Arial" w:eastAsia="Arial" w:hAnsi="Arial"/>
+                <w:b w:val="false"/>
+                <w:bCs w:val="false"/>
+                <w:sz w:val="18"/>
+                <w:szCs w:val="18"/>
+              </w:rPr>
+              <w:t xml:space="preserve">Companies not currently engaged in mentoring. Useful for identifying former clients eligible for re-engagement.</w:t>
+            </w:r>
+          </w:p>
+        </w:tc>
+      </w:tr>
+    </w:tbl>
+    <w:p>
+      <w:r>
+        <w:rPr>
+          <w:rFonts w:ascii="Arial" w:cs="Arial" w:eastAsia="Arial" w:hAnsi="Arial"/>
+          <w:sz w:val="20"/>
+          <w:szCs w:val="20"/>
+        </w:rPr>
+        <w:t xml:space="preserve"/>
+      </w:r>
+    </w:p>
+    <w:p>
+      <w:pPr>
+        <w:pStyle w:val="Heading2"/>
+      </w:pPr>
+      <w:r>
+        <w:rPr>
+          <w:rFonts w:ascii="Arial" w:cs="Arial" w:eastAsia="Arial" w:hAnsi="Arial"/>
+          <w:b/>
+          <w:bCs/>
+          <w:sz w:val="28"/>
+          <w:szCs w:val="28"/>
+        </w:rPr>
+        <w:t xml:space="preserve">4.3 Contact — Mentor Views</w:t>
+      </w:r>
+    </w:p>
+    <w:p>
+      <w:pPr>
+        <w:spacing w:after="120"/>
+      </w:pPr>
+      <w:r>
+        <w:rPr>
+          <w:rFonts w:ascii="Arial" w:cs="Arial" w:eastAsia="Arial" w:hAnsi="Arial"/>
+          <w:sz w:val="20"/>
+          <w:szCs w:val="20"/>
+        </w:rPr>
+        <w:t xml:space="preserve">All views in this section filter on Contact Type = Mentor. They are Admin-only unless otherwise noted in the Description column.</w:t>
+      </w:r>
+    </w:p>
+    <w:tbl>
+      <w:tblPr>
+        <w:tblW w:type="dxa" w:w="9360"/>
+        <w:tblBorders>
+          <w:top w:val="single" w:color="auto" w:sz="4"/>
+          <w:left w:val="single" w:color="auto" w:sz="4"/>
+          <w:bottom w:val="single" w:color="auto" w:sz="4"/>
+          <w:right w:val="single" w:color="auto" w:sz="4"/>
+          <w:insideH w:val="single" w:color="auto" w:sz="4"/>
+          <w:insideV w:val="single" w:color="auto" w:sz="4"/>
+        </w:tblBorders>
+      </w:tblPr>
+      <w:tblGrid>
+        <w:gridCol w:w="1500"/>
+        <w:gridCol w:w="2500"/>
+        <w:gridCol w:w="2000"/>
+        <w:gridCol w:w="1000"/>
+        <w:gridCol w:w="2360"/>
+      </w:tblGrid>
+      <w:tr>
+        <w:trPr>
+          <w:tblHeader/>
+        </w:trPr>
+        <w:tc>
+          <w:tcPr>
+            <w:tcW w:type="dxa" w:w="1500"/>
+            <w:tcBorders>
+              <w:top w:val="single" w:color="CCCCCC" w:sz="1"/>
+              <w:left w:val="single" w:color="CCCCCC" w:sz="1"/>
+              <w:bottom w:val="single" w:color="CCCCCC" w:sz="1"/>
+              <w:right w:val="single" w:color="CCCCCC" w:sz="1"/>
+            </w:tcBorders>
+            <w:shd w:fill="D5E8F0" w:val="clear"/>
+            <w:tcMar>
+              <w:top w:type="dxa" w:w="80"/>
+              <w:left w:type="dxa" w:w="120"/>
+              <w:bottom w:type="dxa" w:w="80"/>
+              <w:right w:type="dxa" w:w="120"/>
+            </w:tcMar>
+            <w:vAlign w:val="top"/>
+          </w:tcPr>
+          <w:p>
+            <w:r>
+              <w:rPr>
+                <w:rFonts w:ascii="Arial" w:cs="Arial" w:eastAsia="Arial" w:hAnsi="Arial"/>
+                <w:b/>
+                <w:bCs/>
+                <w:sz w:val="18"/>
+                <w:szCs w:val="18"/>
+              </w:rPr>
+              <w:t xml:space="preserve">View Name</w:t>
+            </w:r>
+          </w:p>
+        </w:tc>
+        <w:tc>
+          <w:tcPr>
+            <w:tcW w:type="dxa" w:w="2500"/>
+            <w:tcBorders>
+              <w:top w:val="single" w:color="CCCCCC" w:sz="1"/>
+              <w:left w:val="single" w:color="CCCCCC" w:sz="1"/>
+              <w:bottom w:val="single" w:color="CCCCCC" w:sz="1"/>
+              <w:right w:val="single" w:color="CCCCCC" w:sz="1"/>
+            </w:tcBorders>
+            <w:shd w:fill="D5E8F0" w:val="clear"/>
+            <w:tcMar>
+              <w:top w:type="dxa" w:w="80"/>
+              <w:left w:type="dxa" w:w="120"/>
+              <w:bottom w:type="dxa" w:w="80"/>
+              <w:right w:type="dxa" w:w="120"/>
+            </w:tcMar>
+            <w:vAlign w:val="top"/>
+          </w:tcPr>
+          <w:p>
+            <w:r>
+              <w:rPr>
+                <w:rFonts w:ascii="Arial" w:cs="Arial" w:eastAsia="Arial" w:hAnsi="Arial"/>
+                <w:b/>
+                <w:bCs/>
+                <w:sz w:val="18"/>
+                <w:szCs w:val="18"/>
+              </w:rPr>
+              <w:t xml:space="preserve">Columns Displayed</w:t>
+            </w:r>
+          </w:p>
+        </w:tc>
+        <w:tc>
+          <w:tcPr>
+            <w:tcW w:type="dxa" w:w="2000"/>
+            <w:tcBorders>
+              <w:top w:val="single" w:color="CCCCCC" w:sz="1"/>
+              <w:left w:val="single" w:color="CCCCCC" w:sz="1"/>
+              <w:bottom w:val="single" w:color="CCCCCC" w:sz="1"/>
+              <w:right w:val="single" w:color="CCCCCC" w:sz="1"/>
+            </w:tcBorders>
+            <w:shd w:fill="D5E8F0" w:val="clear"/>
+            <w:tcMar>
+              <w:top w:type="dxa" w:w="80"/>
+              <w:left w:type="dxa" w:w="120"/>
+              <w:bottom w:type="dxa" w:w="80"/>
+              <w:right w:type="dxa" w:w="120"/>
+            </w:tcMar>
+            <w:vAlign w:val="top"/>
+          </w:tcPr>
+          <w:p>
+            <w:r>
+              <w:rPr>
+                <w:rFonts w:ascii="Arial" w:cs="Arial" w:eastAsia="Arial" w:hAnsi="Arial"/>
+                <w:b/>
+                <w:bCs/>
+                <w:sz w:val="18"/>
+                <w:szCs w:val="18"/>
+              </w:rPr>
+              <w:t xml:space="preserve">Filter Criteria</w:t>
+            </w:r>
+          </w:p>
+        </w:tc>
+        <w:tc>
+          <w:tcPr>
+            <w:tcW w:type="dxa" w:w="1000"/>
+            <w:tcBorders>
+              <w:top w:val="single" w:color="CCCCCC" w:sz="1"/>
+              <w:left w:val="single" w:color="CCCCCC" w:sz="1"/>
+              <w:bottom w:val="single" w:color="CCCCCC" w:sz="1"/>
+              <w:right w:val="single" w:color="CCCCCC" w:sz="1"/>
+            </w:tcBorders>
+            <w:shd w:fill="D5E8F0" w:val="clear"/>
+            <w:tcMar>
+              <w:top w:type="dxa" w:w="80"/>
+              <w:left w:type="dxa" w:w="120"/>
+              <w:bottom w:type="dxa" w:w="80"/>
+              <w:right w:type="dxa" w:w="120"/>
+            </w:tcMar>
+            <w:vAlign w:val="top"/>
+          </w:tcPr>
+          <w:p>
+            <w:r>
+              <w:rPr>
+                <w:rFonts w:ascii="Arial" w:cs="Arial" w:eastAsia="Arial" w:hAnsi="Arial"/>
+                <w:b/>
+                <w:bCs/>
+                <w:sz w:val="18"/>
+                <w:szCs w:val="18"/>
+              </w:rPr>
+              <w:t xml:space="preserve">Default Sort</w:t>
+            </w:r>
+          </w:p>
+        </w:tc>
+        <w:tc>
+          <w:tcPr>
+            <w:tcW w:type="dxa" w:w="2360"/>
+            <w:tcBorders>
+              <w:top w:val="single" w:color="CCCCCC" w:sz="1"/>
+              <w:left w:val="single" w:color="CCCCCC" w:sz="1"/>
+              <w:bottom w:val="single" w:color="CCCCCC" w:sz="1"/>
+              <w:right w:val="single" w:color="CCCCCC" w:sz="1"/>
+            </w:tcBorders>
+            <w:shd w:fill="D5E8F0" w:val="clear"/>
+            <w:tcMar>
+              <w:top w:type="dxa" w:w="80"/>
+              <w:left w:type="dxa" w:w="120"/>
+              <w:bottom w:type="dxa" w:w="80"/>
+              <w:right w:type="dxa" w:w="120"/>
+            </w:tcMar>
+            <w:vAlign w:val="top"/>
+          </w:tcPr>
+          <w:p>
+            <w:r>
+              <w:rPr>
+                <w:rFonts w:ascii="Arial" w:cs="Arial" w:eastAsia="Arial" w:hAnsi="Arial"/>
+                <w:b/>
+                <w:bCs/>
+                <w:sz w:val="18"/>
+                <w:szCs w:val="18"/>
+              </w:rPr>
+              <w:t xml:space="preserve">Description / Use</w:t>
+            </w:r>
+          </w:p>
+        </w:tc>
+      </w:tr>
+      <w:tr>
+        <w:tc>
+          <w:tcPr>
+            <w:tcW w:type="dxa" w:w="1500"/>
+            <w:tcBorders>
+              <w:top w:val="single" w:color="CCCCCC" w:sz="1"/>
+              <w:left w:val="single" w:color="CCCCCC" w:sz="1"/>
+              <w:bottom w:val="single" w:color="CCCCCC" w:sz="1"/>
+              <w:right w:val="single" w:color="CCCCCC" w:sz="1"/>
+            </w:tcBorders>
+            <w:shd w:fill="F2F2F2" w:val="clear"/>
+            <w:tcMar>
+              <w:top w:type="dxa" w:w="80"/>
+              <w:left w:type="dxa" w:w="120"/>
+              <w:bottom w:type="dxa" w:w="80"/>
+              <w:right w:type="dxa" w:w="120"/>
+            </w:tcMar>
+            <w:vAlign w:val="top"/>
+          </w:tcPr>
+          <w:p>
+            <w:r>
+              <w:rPr>
+                <w:rFonts w:ascii="Arial" w:cs="Arial" w:eastAsia="Arial" w:hAnsi="Arial"/>
+                <w:b w:val="false"/>
+                <w:bCs w:val="false"/>
+                <w:sz w:val="18"/>
+                <w:szCs w:val="18"/>
+              </w:rPr>
+              <w:t xml:space="preserve">Submitted Applications</w:t>
+            </w:r>
+          </w:p>
+        </w:tc>
+        <w:tc>
+          <w:tcPr>
+            <w:tcW w:type="dxa" w:w="2500"/>
+            <w:tcBorders>
+              <w:top w:val="single" w:color="CCCCCC" w:sz="1"/>
+              <w:left w:val="single" w:color="CCCCCC" w:sz="1"/>
+              <w:bottom w:val="single" w:color="CCCCCC" w:sz="1"/>
+              <w:right w:val="single" w:color="CCCCCC" w:sz="1"/>
+            </w:tcBorders>
+            <w:shd w:fill="F2F2F2" w:val="clear"/>
+            <w:tcMar>
+              <w:top w:type="dxa" w:w="80"/>
+              <w:left w:type="dxa" w:w="120"/>
+              <w:bottom w:type="dxa" w:w="80"/>
+              <w:right w:type="dxa" w:w="120"/>
+            </w:tcMar>
+            <w:vAlign w:val="top"/>
+          </w:tcPr>
+          <w:p>
+            <w:r>
+              <w:rPr>
+                <w:rFonts w:ascii="Arial" w:cs="Arial" w:eastAsia="Arial" w:hAnsi="Arial"/>
+                <w:b w:val="false"/>
+                <w:bCs w:val="false"/>
+                <w:sz w:val="18"/>
+                <w:szCs w:val="18"/>
+              </w:rPr>
+              <w:t xml:space="preserve">Name, Personal Email, Created Date, Mentoring Focus Areas, NAICS Sectors</w:t>
+            </w:r>
+          </w:p>
+        </w:tc>
+        <w:tc>
+          <w:tcPr>
+            <w:tcW w:type="dxa" w:w="2000"/>
+            <w:tcBorders>
+              <w:top w:val="single" w:color="CCCCCC" w:sz="1"/>
+              <w:left w:val="single" w:color="CCCCCC" w:sz="1"/>
+              <w:bottom w:val="single" w:color="CCCCCC" w:sz="1"/>
+              <w:right w:val="single" w:color="CCCCCC" w:sz="1"/>
+            </w:tcBorders>
+            <w:shd w:fill="F2F2F2" w:val="clear"/>
+            <w:tcMar>
+              <w:top w:type="dxa" w:w="80"/>
+              <w:left w:type="dxa" w:w="120"/>
+              <w:bottom w:type="dxa" w:w="80"/>
+              <w:right w:type="dxa" w:w="120"/>
+            </w:tcMar>
+            <w:vAlign w:val="top"/>
+          </w:tcPr>
+          <w:p>
+            <w:r>
+              <w:rPr>
+                <w:rFonts w:ascii="Arial" w:cs="Arial" w:eastAsia="Arial" w:hAnsi="Arial"/>
+                <w:b w:val="false"/>
+                <w:bCs w:val="false"/>
+                <w:sz w:val="18"/>
+                <w:szCs w:val="18"/>
+              </w:rPr>
+              <w:t xml:space="preserve">Contact Type = Mentor; Mentor Status = Submitted</w:t>
+            </w:r>
+          </w:p>
+        </w:tc>
+        <w:tc>
+          <w:tcPr>
+            <w:tcW w:type="dxa" w:w="1000"/>
+            <w:tcBorders>
+              <w:top w:val="single" w:color="CCCCCC" w:sz="1"/>
+              <w:left w:val="single" w:color="CCCCCC" w:sz="1"/>
+              <w:bottom w:val="single" w:color="CCCCCC" w:sz="1"/>
+              <w:right w:val="single" w:color="CCCCCC" w:sz="1"/>
+            </w:tcBorders>
+            <w:shd w:fill="F2F2F2" w:val="clear"/>
+            <w:tcMar>
+              <w:top w:type="dxa" w:w="80"/>
+              <w:left w:type="dxa" w:w="120"/>
+              <w:bottom w:type="dxa" w:w="80"/>
+              <w:right w:type="dxa" w:w="120"/>
+            </w:tcMar>
+            <w:vAlign w:val="top"/>
+          </w:tcPr>
+          <w:p>
+            <w:r>
+              <w:rPr>
+                <w:rFonts w:ascii="Arial" w:cs="Arial" w:eastAsia="Arial" w:hAnsi="Arial"/>
+                <w:b w:val="false"/>
+                <w:bCs w:val="false"/>
+                <w:sz w:val="18"/>
+                <w:szCs w:val="18"/>
+              </w:rPr>
+              <w:t xml:space="preserve">Created Date DESC</w:t>
+            </w:r>
+          </w:p>
+        </w:tc>
+        <w:tc>
+          <w:tcPr>
+            <w:tcW w:type="dxa" w:w="2360"/>
+            <w:tcBorders>
+              <w:top w:val="single" w:color="CCCCCC" w:sz="1"/>
+              <w:left w:val="single" w:color="CCCCCC" w:sz="1"/>
+              <w:bottom w:val="single" w:color="CCCCCC" w:sz="1"/>
+              <w:right w:val="single" w:color="CCCCCC" w:sz="1"/>
+            </w:tcBorders>
+            <w:shd w:fill="F2F2F2" w:val="clear"/>
+            <w:tcMar>
+              <w:top w:type="dxa" w:w="80"/>
+              <w:left w:type="dxa" w:w="120"/>
+              <w:bottom w:type="dxa" w:w="80"/>
+              <w:right w:type="dxa" w:w="120"/>
+            </w:tcMar>
+            <w:vAlign w:val="top"/>
+          </w:tcPr>
+          <w:p>
+            <w:r>
+              <w:rPr>
+                <w:rFonts w:ascii="Arial" w:cs="Arial" w:eastAsia="Arial" w:hAnsi="Arial"/>
+                <w:b w:val="false"/>
+                <w:bCs w:val="false"/>
+                <w:sz w:val="18"/>
+                <w:szCs w:val="18"/>
+              </w:rPr>
+              <w:t xml:space="preserve">New mentor applications awaiting admin review and approval or decline. Primary admin intake queue for mentor recruitment.</w:t>
+            </w:r>
+          </w:p>
+        </w:tc>
+      </w:tr>
+      <w:tr>
+        <w:tc>
+          <w:tcPr>
+            <w:tcW w:type="dxa" w:w="1500"/>
+            <w:tcBorders>
+              <w:top w:val="single" w:color="CCCCCC" w:sz="1"/>
+              <w:left w:val="single" w:color="CCCCCC" w:sz="1"/>
+              <w:bottom w:val="single" w:color="CCCCCC" w:sz="1"/>
+              <w:right w:val="single" w:color="CCCCCC" w:sz="1"/>
+            </w:tcBorders>
+            <w:shd w:fill="FFFFFF" w:val="clear"/>
+            <w:tcMar>
+              <w:top w:type="dxa" w:w="80"/>
+              <w:left w:type="dxa" w:w="120"/>
+              <w:bottom w:type="dxa" w:w="80"/>
+              <w:right w:type="dxa" w:w="120"/>
+            </w:tcMar>
+            <w:vAlign w:val="top"/>
+          </w:tcPr>
+          <w:p>
+            <w:r>
+              <w:rPr>
+                <w:rFonts w:ascii="Arial" w:cs="Arial" w:eastAsia="Arial" w:hAnsi="Arial"/>
+                <w:b w:val="false"/>
+                <w:bCs w:val="false"/>
+                <w:sz w:val="18"/>
+                <w:szCs w:val="18"/>
+              </w:rPr>
+              <w:t xml:space="preserve">Provisional Mentors</w:t>
+            </w:r>
+          </w:p>
+        </w:tc>
+        <w:tc>
+          <w:tcPr>
+            <w:tcW w:type="dxa" w:w="2500"/>
+            <w:tcBorders>
+              <w:top w:val="single" w:color="CCCCCC" w:sz="1"/>
+              <w:left w:val="single" w:color="CCCCCC" w:sz="1"/>
+              <w:bottom w:val="single" w:color="CCCCCC" w:sz="1"/>
+              <w:right w:val="single" w:color="CCCCCC" w:sz="1"/>
+            </w:tcBorders>
+            <w:shd w:fill="FFFFFF" w:val="clear"/>
+            <w:tcMar>
+              <w:top w:type="dxa" w:w="80"/>
+              <w:left w:type="dxa" w:w="120"/>
+              <w:bottom w:type="dxa" w:w="80"/>
+              <w:right w:type="dxa" w:w="120"/>
+            </w:tcMar>
+            <w:vAlign w:val="top"/>
+          </w:tcPr>
+          <w:p>
+            <w:r>
+              <w:rPr>
+                <w:rFonts w:ascii="Arial" w:cs="Arial" w:eastAsia="Arial" w:hAnsi="Arial"/>
+                <w:b w:val="false"/>
+                <w:bCs w:val="false"/>
+                <w:sz w:val="18"/>
+                <w:szCs w:val="18"/>
+              </w:rPr>
+              <w:t xml:space="preserve">Name, Ethics Agreement Accepted, Moodle Training Completed, Background Check Completed, CBM Gmail Address</w:t>
+            </w:r>
+          </w:p>
+        </w:tc>
+        <w:tc>
+          <w:tcPr>
+            <w:tcW w:type="dxa" w:w="2000"/>
+            <w:tcBorders>
+              <w:top w:val="single" w:color="CCCCCC" w:sz="1"/>
+              <w:left w:val="single" w:color="CCCCCC" w:sz="1"/>
+              <w:bottom w:val="single" w:color="CCCCCC" w:sz="1"/>
+              <w:right w:val="single" w:color="CCCCCC" w:sz="1"/>
+            </w:tcBorders>
+            <w:shd w:fill="FFFFFF" w:val="clear"/>
+            <w:tcMar>
+              <w:top w:type="dxa" w:w="80"/>
+              <w:left w:type="dxa" w:w="120"/>
+              <w:bottom w:type="dxa" w:w="80"/>
+              <w:right w:type="dxa" w:w="120"/>
+            </w:tcMar>
+            <w:vAlign w:val="top"/>
+          </w:tcPr>
+          <w:p>
+            <w:r>
+              <w:rPr>
+                <w:rFonts w:ascii="Arial" w:cs="Arial" w:eastAsia="Arial" w:hAnsi="Arial"/>
+                <w:b w:val="false"/>
+                <w:bCs w:val="false"/>
+                <w:sz w:val="18"/>
+                <w:szCs w:val="18"/>
+              </w:rPr>
+              <w:t xml:space="preserve">Contact Type = Mentor; Mentor Status = Provisional</w:t>
+            </w:r>
+          </w:p>
+        </w:tc>
+        <w:tc>
+          <w:tcPr>
+            <w:tcW w:type="dxa" w:w="1000"/>
+            <w:tcBorders>
+              <w:top w:val="single" w:color="CCCCCC" w:sz="1"/>
+              <w:left w:val="single" w:color="CCCCCC" w:sz="1"/>
+              <w:bottom w:val="single" w:color="CCCCCC" w:sz="1"/>
+              <w:right w:val="single" w:color="CCCCCC" w:sz="1"/>
+            </w:tcBorders>
+            <w:shd w:fill="FFFFFF" w:val="clear"/>
+            <w:tcMar>
+              <w:top w:type="dxa" w:w="80"/>
+              <w:left w:type="dxa" w:w="120"/>
+              <w:bottom w:type="dxa" w:w="80"/>
+              <w:right w:type="dxa" w:w="120"/>
+            </w:tcMar>
+            <w:vAlign w:val="top"/>
+          </w:tcPr>
+          <w:p>
+            <w:r>
+              <w:rPr>
+                <w:rFonts w:ascii="Arial" w:cs="Arial" w:eastAsia="Arial" w:hAnsi="Arial"/>
+                <w:b w:val="false"/>
+                <w:bCs w:val="false"/>
+                <w:sz w:val="18"/>
+                <w:szCs w:val="18"/>
+              </w:rPr>
+              <w:t xml:space="preserve">Last Name ASC</w:t>
+            </w:r>
+          </w:p>
+        </w:tc>
+        <w:tc>
+          <w:tcPr>
+            <w:tcW w:type="dxa" w:w="2360"/>
+            <w:tcBorders>
+              <w:top w:val="single" w:color="CCCCCC" w:sz="1"/>
+              <w:left w:val="single" w:color="CCCCCC" w:sz="1"/>
+              <w:bottom w:val="single" w:color="CCCCCC" w:sz="1"/>
+              <w:right w:val="single" w:color="CCCCCC" w:sz="1"/>
+            </w:tcBorders>
+            <w:shd w:fill="FFFFFF" w:val="clear"/>
+            <w:tcMar>
+              <w:top w:type="dxa" w:w="80"/>
+              <w:left w:type="dxa" w:w="120"/>
+              <w:bottom w:type="dxa" w:w="80"/>
+              <w:right w:type="dxa" w:w="120"/>
+            </w:tcMar>
+            <w:vAlign w:val="top"/>
+          </w:tcPr>
+          <w:p>
+            <w:r>
+              <w:rPr>
+                <w:rFonts w:ascii="Arial" w:cs="Arial" w:eastAsia="Arial" w:hAnsi="Arial"/>
+                <w:b w:val="false"/>
+                <w:bCs w:val="false"/>
+                <w:sz w:val="18"/>
+                <w:szCs w:val="18"/>
+              </w:rPr>
+              <w:t xml:space="preserve">Mentors in onboarding. Admin uses this view to track completion of the 7-step activation checklist for each provisional mentor.</w:t>
+            </w:r>
+          </w:p>
+        </w:tc>
+      </w:tr>
+      <w:tr>
+        <w:tc>
+          <w:tcPr>
+            <w:tcW w:type="dxa" w:w="1500"/>
+            <w:tcBorders>
+              <w:top w:val="single" w:color="CCCCCC" w:sz="1"/>
+              <w:left w:val="single" w:color="CCCCCC" w:sz="1"/>
+              <w:bottom w:val="single" w:color="CCCCCC" w:sz="1"/>
+              <w:right w:val="single" w:color="CCCCCC" w:sz="1"/>
+            </w:tcBorders>
+            <w:shd w:fill="F2F2F2" w:val="clear"/>
+            <w:tcMar>
+              <w:top w:type="dxa" w:w="80"/>
+              <w:left w:type="dxa" w:w="120"/>
+              <w:bottom w:type="dxa" w:w="80"/>
+              <w:right w:type="dxa" w:w="120"/>
+            </w:tcMar>
+            <w:vAlign w:val="top"/>
+          </w:tcPr>
+          <w:p>
+            <w:r>
+              <w:rPr>
+                <w:rFonts w:ascii="Arial" w:cs="Arial" w:eastAsia="Arial" w:hAnsi="Arial"/>
+                <w:b w:val="false"/>
+                <w:bCs w:val="false"/>
+                <w:sz w:val="18"/>
+                <w:szCs w:val="18"/>
+              </w:rPr>
+              <w:t xml:space="preserve">Active Mentors</w:t>
+            </w:r>
+          </w:p>
+        </w:tc>
+        <w:tc>
+          <w:tcPr>
+            <w:tcW w:type="dxa" w:w="2500"/>
+            <w:tcBorders>
+              <w:top w:val="single" w:color="CCCCCC" w:sz="1"/>
+              <w:left w:val="single" w:color="CCCCCC" w:sz="1"/>
+              <w:bottom w:val="single" w:color="CCCCCC" w:sz="1"/>
+              <w:right w:val="single" w:color="CCCCCC" w:sz="1"/>
+            </w:tcBorders>
+            <w:shd w:fill="F2F2F2" w:val="clear"/>
+            <w:tcMar>
+              <w:top w:type="dxa" w:w="80"/>
+              <w:left w:type="dxa" w:w="120"/>
+              <w:bottom w:type="dxa" w:w="80"/>
+              <w:right w:type="dxa" w:w="120"/>
+            </w:tcMar>
+            <w:vAlign w:val="top"/>
+          </w:tcPr>
+          <w:p>
+            <w:r>
+              <w:rPr>
+                <w:rFonts w:ascii="Arial" w:cs="Arial" w:eastAsia="Arial" w:hAnsi="Arial"/>
+                <w:b w:val="false"/>
+                <w:bCs w:val="false"/>
+                <w:sz w:val="18"/>
+                <w:szCs w:val="18"/>
+              </w:rPr>
+              <w:t xml:space="preserve">Name, CBM Gmail Address, Mentoring Focus Areas, Accepting New Clients, Available Capacity, Current Active Clients</w:t>
+            </w:r>
+          </w:p>
+        </w:tc>
+        <w:tc>
+          <w:tcPr>
+            <w:tcW w:type="dxa" w:w="2000"/>
+            <w:tcBorders>
+              <w:top w:val="single" w:color="CCCCCC" w:sz="1"/>
+              <w:left w:val="single" w:color="CCCCCC" w:sz="1"/>
+              <w:bottom w:val="single" w:color="CCCCCC" w:sz="1"/>
+              <w:right w:val="single" w:color="CCCCCC" w:sz="1"/>
+            </w:tcBorders>
+            <w:shd w:fill="F2F2F2" w:val="clear"/>
+            <w:tcMar>
+              <w:top w:type="dxa" w:w="80"/>
+              <w:left w:type="dxa" w:w="120"/>
+              <w:bottom w:type="dxa" w:w="80"/>
+              <w:right w:type="dxa" w:w="120"/>
+            </w:tcMar>
+            <w:vAlign w:val="top"/>
+          </w:tcPr>
+          <w:p>
+            <w:r>
+              <w:rPr>
+                <w:rFonts w:ascii="Arial" w:cs="Arial" w:eastAsia="Arial" w:hAnsi="Arial"/>
+                <w:b w:val="false"/>
+                <w:bCs w:val="false"/>
+                <w:sz w:val="18"/>
+                <w:szCs w:val="18"/>
+              </w:rPr>
+              <w:t xml:space="preserve">Contact Type = Mentor; Mentor Status = Active</w:t>
+            </w:r>
+          </w:p>
+        </w:tc>
+        <w:tc>
+          <w:tcPr>
+            <w:tcW w:type="dxa" w:w="1000"/>
+            <w:tcBorders>
+              <w:top w:val="single" w:color="CCCCCC" w:sz="1"/>
+              <w:left w:val="single" w:color="CCCCCC" w:sz="1"/>
+              <w:bottom w:val="single" w:color="CCCCCC" w:sz="1"/>
+              <w:right w:val="single" w:color="CCCCCC" w:sz="1"/>
+            </w:tcBorders>
+            <w:shd w:fill="F2F2F2" w:val="clear"/>
+            <w:tcMar>
+              <w:top w:type="dxa" w:w="80"/>
+              <w:left w:type="dxa" w:w="120"/>
+              <w:bottom w:type="dxa" w:w="80"/>
+              <w:right w:type="dxa" w:w="120"/>
+            </w:tcMar>
+            <w:vAlign w:val="top"/>
+          </w:tcPr>
+          <w:p>
+            <w:r>
+              <w:rPr>
+                <w:rFonts w:ascii="Arial" w:cs="Arial" w:eastAsia="Arial" w:hAnsi="Arial"/>
+                <w:b w:val="false"/>
+                <w:bCs w:val="false"/>
+                <w:sz w:val="18"/>
+                <w:szCs w:val="18"/>
+              </w:rPr>
+              <w:t xml:space="preserve">Last Name ASC</w:t>
+            </w:r>
+          </w:p>
+        </w:tc>
+        <w:tc>
+          <w:tcPr>
+            <w:tcW w:type="dxa" w:w="2360"/>
+            <w:tcBorders>
+              <w:top w:val="single" w:color="CCCCCC" w:sz="1"/>
+              <w:left w:val="single" w:color="CCCCCC" w:sz="1"/>
+              <w:bottom w:val="single" w:color="CCCCCC" w:sz="1"/>
+              <w:right w:val="single" w:color="CCCCCC" w:sz="1"/>
+            </w:tcBorders>
+            <w:shd w:fill="F2F2F2" w:val="clear"/>
+            <w:tcMar>
+              <w:top w:type="dxa" w:w="80"/>
+              <w:left w:type="dxa" w:w="120"/>
+              <w:bottom w:type="dxa" w:w="80"/>
+              <w:right w:type="dxa" w:w="120"/>
+            </w:tcMar>
+            <w:vAlign w:val="top"/>
+          </w:tcPr>
+          <w:p>
+            <w:r>
+              <w:rPr>
+                <w:rFonts w:ascii="Arial" w:cs="Arial" w:eastAsia="Arial" w:hAnsi="Arial"/>
+                <w:b w:val="false"/>
+                <w:bCs w:val="false"/>
+                <w:sz w:val="18"/>
+                <w:szCs w:val="18"/>
+              </w:rPr>
+              <w:t xml:space="preserve">Full active mentor roster. Used for admin oversight, reporting, and as a starting point before filtering for assignment.</w:t>
+            </w:r>
+          </w:p>
+        </w:tc>
+      </w:tr>
+      <w:tr>
+        <w:tc>
+          <w:tcPr>
+            <w:tcW w:type="dxa" w:w="1500"/>
+            <w:tcBorders>
+              <w:top w:val="single" w:color="CCCCCC" w:sz="1"/>
+              <w:left w:val="single" w:color="CCCCCC" w:sz="1"/>
+              <w:bottom w:val="single" w:color="CCCCCC" w:sz="1"/>
+              <w:right w:val="single" w:color="CCCCCC" w:sz="1"/>
+            </w:tcBorders>
+            <w:shd w:fill="FFFFFF" w:val="clear"/>
+            <w:tcMar>
+              <w:top w:type="dxa" w:w="80"/>
+              <w:left w:type="dxa" w:w="120"/>
+              <w:bottom w:type="dxa" w:w="80"/>
+              <w:right w:type="dxa" w:w="120"/>
+            </w:tcMar>
+            <w:vAlign w:val="top"/>
+          </w:tcPr>
+          <w:p>
+            <w:r>
+              <w:rPr>
+                <w:rFonts w:ascii="Arial" w:cs="Arial" w:eastAsia="Arial" w:hAnsi="Arial"/>
+                <w:b w:val="false"/>
+                <w:bCs w:val="false"/>
+                <w:sz w:val="18"/>
+                <w:szCs w:val="18"/>
+              </w:rPr>
+              <w:t xml:space="preserve">Mentors Accepting Clients</w:t>
+            </w:r>
+          </w:p>
+        </w:tc>
+        <w:tc>
+          <w:tcPr>
+            <w:tcW w:type="dxa" w:w="2500"/>
+            <w:tcBorders>
+              <w:top w:val="single" w:color="CCCCCC" w:sz="1"/>
+              <w:left w:val="single" w:color="CCCCCC" w:sz="1"/>
+              <w:bottom w:val="single" w:color="CCCCCC" w:sz="1"/>
+              <w:right w:val="single" w:color="CCCCCC" w:sz="1"/>
+            </w:tcBorders>
+            <w:shd w:fill="FFFFFF" w:val="clear"/>
+            <w:tcMar>
+              <w:top w:type="dxa" w:w="80"/>
+              <w:left w:type="dxa" w:w="120"/>
+              <w:bottom w:type="dxa" w:w="80"/>
+              <w:right w:type="dxa" w:w="120"/>
+            </w:tcMar>
+            <w:vAlign w:val="top"/>
+          </w:tcPr>
+          <w:p>
+            <w:r>
+              <w:rPr>
+                <w:rFonts w:ascii="Arial" w:cs="Arial" w:eastAsia="Arial" w:hAnsi="Arial"/>
+                <w:b w:val="false"/>
+                <w:bCs w:val="false"/>
+                <w:sz w:val="18"/>
+                <w:szCs w:val="18"/>
+              </w:rPr>
+              <w:t xml:space="preserve">Name, Mentoring Focus Areas, NAICS Sectors, Skills &amp; Expertise Tags, Fluent Languages, Available Capacity</w:t>
+            </w:r>
+          </w:p>
+        </w:tc>
+        <w:tc>
+          <w:tcPr>
+            <w:tcW w:type="dxa" w:w="2000"/>
+            <w:tcBorders>
+              <w:top w:val="single" w:color="CCCCCC" w:sz="1"/>
+              <w:left w:val="single" w:color="CCCCCC" w:sz="1"/>
+              <w:bottom w:val="single" w:color="CCCCCC" w:sz="1"/>
+              <w:right w:val="single" w:color="CCCCCC" w:sz="1"/>
+            </w:tcBorders>
+            <w:shd w:fill="FFFFFF" w:val="clear"/>
+            <w:tcMar>
+              <w:top w:type="dxa" w:w="80"/>
+              <w:left w:type="dxa" w:w="120"/>
+              <w:bottom w:type="dxa" w:w="80"/>
+              <w:right w:type="dxa" w:w="120"/>
+            </w:tcMar>
+            <w:vAlign w:val="top"/>
+          </w:tcPr>
+          <w:p>
+            <w:r>
+              <w:rPr>
+                <w:rFonts w:ascii="Arial" w:cs="Arial" w:eastAsia="Arial" w:hAnsi="Arial"/>
+                <w:b w:val="false"/>
+                <w:bCs w:val="false"/>
+                <w:sz w:val="18"/>
+                <w:szCs w:val="18"/>
+              </w:rPr>
+              <w:t xml:space="preserve">Contact Type = Mentor; Mentor Status = Active; Accepting New Clients = Yes; Available Capacity &gt; 0</w:t>
+            </w:r>
+          </w:p>
+        </w:tc>
+        <w:tc>
+          <w:tcPr>
+            <w:tcW w:type="dxa" w:w="1000"/>
+            <w:tcBorders>
+              <w:top w:val="single" w:color="CCCCCC" w:sz="1"/>
+              <w:left w:val="single" w:color="CCCCCC" w:sz="1"/>
+              <w:bottom w:val="single" w:color="CCCCCC" w:sz="1"/>
+              <w:right w:val="single" w:color="CCCCCC" w:sz="1"/>
+            </w:tcBorders>
+            <w:shd w:fill="FFFFFF" w:val="clear"/>
+            <w:tcMar>
+              <w:top w:type="dxa" w:w="80"/>
+              <w:left w:type="dxa" w:w="120"/>
+              <w:bottom w:type="dxa" w:w="80"/>
+              <w:right w:type="dxa" w:w="120"/>
+            </w:tcMar>
+            <w:vAlign w:val="top"/>
+          </w:tcPr>
+          <w:p>
+            <w:r>
+              <w:rPr>
+                <w:rFonts w:ascii="Arial" w:cs="Arial" w:eastAsia="Arial" w:hAnsi="Arial"/>
+                <w:b w:val="false"/>
+                <w:bCs w:val="false"/>
+                <w:sz w:val="18"/>
+                <w:szCs w:val="18"/>
+              </w:rPr>
+              <w:t xml:space="preserve">Available Capacity DESC</w:t>
+            </w:r>
+          </w:p>
+        </w:tc>
+        <w:tc>
+          <w:tcPr>
+            <w:tcW w:type="dxa" w:w="2360"/>
+            <w:tcBorders>
+              <w:top w:val="single" w:color="CCCCCC" w:sz="1"/>
+              <w:left w:val="single" w:color="CCCCCC" w:sz="1"/>
+              <w:bottom w:val="single" w:color="CCCCCC" w:sz="1"/>
+              <w:right w:val="single" w:color="CCCCCC" w:sz="1"/>
+            </w:tcBorders>
+            <w:shd w:fill="FFFFFF" w:val="clear"/>
+            <w:tcMar>
+              <w:top w:type="dxa" w:w="80"/>
+              <w:left w:type="dxa" w:w="120"/>
+              <w:bottom w:type="dxa" w:w="80"/>
+              <w:right w:type="dxa" w:w="120"/>
+            </w:tcMar>
+            <w:vAlign w:val="top"/>
+          </w:tcPr>
+          <w:p>
+            <w:r>
+              <w:rPr>
+                <w:rFonts w:ascii="Arial" w:cs="Arial" w:eastAsia="Arial" w:hAnsi="Arial"/>
+                <w:b w:val="false"/>
+                <w:bCs w:val="false"/>
+                <w:sz w:val="18"/>
+                <w:szCs w:val="18"/>
+              </w:rPr>
+              <w:t xml:space="preserve">Primary view for admin when searching for a mentor to assign to a new engagement. Surfaces mentors with the most remaining capacity first.</w:t>
+            </w:r>
+          </w:p>
+        </w:tc>
+      </w:tr>
+      <w:tr>
+        <w:tc>
+          <w:tcPr>
+            <w:tcW w:type="dxa" w:w="1500"/>
+            <w:tcBorders>
+              <w:top w:val="single" w:color="CCCCCC" w:sz="1"/>
+              <w:left w:val="single" w:color="CCCCCC" w:sz="1"/>
+              <w:bottom w:val="single" w:color="CCCCCC" w:sz="1"/>
+              <w:right w:val="single" w:color="CCCCCC" w:sz="1"/>
+            </w:tcBorders>
+            <w:shd w:fill="F2F2F2" w:val="clear"/>
+            <w:tcMar>
+              <w:top w:type="dxa" w:w="80"/>
+              <w:left w:type="dxa" w:w="120"/>
+              <w:bottom w:type="dxa" w:w="80"/>
+              <w:right w:type="dxa" w:w="120"/>
+            </w:tcMar>
+            <w:vAlign w:val="top"/>
+          </w:tcPr>
+          <w:p>
+            <w:r>
+              <w:rPr>
+                <w:rFonts w:ascii="Arial" w:cs="Arial" w:eastAsia="Arial" w:hAnsi="Arial"/>
+                <w:b w:val="false"/>
+                <w:bCs w:val="false"/>
+                <w:sz w:val="18"/>
+                <w:szCs w:val="18"/>
+              </w:rPr>
+              <w:t xml:space="preserve">Mentors at Capacity</w:t>
+            </w:r>
+          </w:p>
+        </w:tc>
+        <w:tc>
+          <w:tcPr>
+            <w:tcW w:type="dxa" w:w="2500"/>
+            <w:tcBorders>
+              <w:top w:val="single" w:color="CCCCCC" w:sz="1"/>
+              <w:left w:val="single" w:color="CCCCCC" w:sz="1"/>
+              <w:bottom w:val="single" w:color="CCCCCC" w:sz="1"/>
+              <w:right w:val="single" w:color="CCCCCC" w:sz="1"/>
+            </w:tcBorders>
+            <w:shd w:fill="F2F2F2" w:val="clear"/>
+            <w:tcMar>
+              <w:top w:type="dxa" w:w="80"/>
+              <w:left w:type="dxa" w:w="120"/>
+              <w:bottom w:type="dxa" w:w="80"/>
+              <w:right w:type="dxa" w:w="120"/>
+            </w:tcMar>
+            <w:vAlign w:val="top"/>
+          </w:tcPr>
+          <w:p>
+            <w:r>
+              <w:rPr>
+                <w:rFonts w:ascii="Arial" w:cs="Arial" w:eastAsia="Arial" w:hAnsi="Arial"/>
+                <w:b w:val="false"/>
+                <w:bCs w:val="false"/>
+                <w:sz w:val="18"/>
+                <w:szCs w:val="18"/>
+              </w:rPr>
+              <w:t xml:space="preserve">Name, Mentoring Focus Areas, Maximum Client Capacity, Current Active Clients</w:t>
+            </w:r>
+          </w:p>
+        </w:tc>
+        <w:tc>
+          <w:tcPr>
+            <w:tcW w:type="dxa" w:w="2000"/>
+            <w:tcBorders>
+              <w:top w:val="single" w:color="CCCCCC" w:sz="1"/>
+              <w:left w:val="single" w:color="CCCCCC" w:sz="1"/>
+              <w:bottom w:val="single" w:color="CCCCCC" w:sz="1"/>
+              <w:right w:val="single" w:color="CCCCCC" w:sz="1"/>
+            </w:tcBorders>
+            <w:shd w:fill="F2F2F2" w:val="clear"/>
+            <w:tcMar>
+              <w:top w:type="dxa" w:w="80"/>
+              <w:left w:type="dxa" w:w="120"/>
+              <w:bottom w:type="dxa" w:w="80"/>
+              <w:right w:type="dxa" w:w="120"/>
+            </w:tcMar>
+            <w:vAlign w:val="top"/>
+          </w:tcPr>
+          <w:p>
+            <w:r>
+              <w:rPr>
+                <w:rFonts w:ascii="Arial" w:cs="Arial" w:eastAsia="Arial" w:hAnsi="Arial"/>
+                <w:b w:val="false"/>
+                <w:bCs w:val="false"/>
+                <w:sz w:val="18"/>
+                <w:szCs w:val="18"/>
+              </w:rPr>
+              <w:t xml:space="preserve">Contact Type = Mentor; Mentor Status = Active; Available Capacity = 0</w:t>
+            </w:r>
+          </w:p>
+        </w:tc>
+        <w:tc>
+          <w:tcPr>
+            <w:tcW w:type="dxa" w:w="1000"/>
+            <w:tcBorders>
+              <w:top w:val="single" w:color="CCCCCC" w:sz="1"/>
+              <w:left w:val="single" w:color="CCCCCC" w:sz="1"/>
+              <w:bottom w:val="single" w:color="CCCCCC" w:sz="1"/>
+              <w:right w:val="single" w:color="CCCCCC" w:sz="1"/>
+            </w:tcBorders>
+            <w:shd w:fill="F2F2F2" w:val="clear"/>
+            <w:tcMar>
+              <w:top w:type="dxa" w:w="80"/>
+              <w:left w:type="dxa" w:w="120"/>
+              <w:bottom w:type="dxa" w:w="80"/>
+              <w:right w:type="dxa" w:w="120"/>
+            </w:tcMar>
+            <w:vAlign w:val="top"/>
+          </w:tcPr>
+          <w:p>
+            <w:r>
+              <w:rPr>
+                <w:rFonts w:ascii="Arial" w:cs="Arial" w:eastAsia="Arial" w:hAnsi="Arial"/>
+                <w:b w:val="false"/>
+                <w:bCs w:val="false"/>
+                <w:sz w:val="18"/>
+                <w:szCs w:val="18"/>
+              </w:rPr>
+              <w:t xml:space="preserve">Last Name ASC</w:t>
+            </w:r>
+          </w:p>
+        </w:tc>
+        <w:tc>
+          <w:tcPr>
+            <w:tcW w:type="dxa" w:w="2360"/>
+            <w:tcBorders>
+              <w:top w:val="single" w:color="CCCCCC" w:sz="1"/>
+              <w:left w:val="single" w:color="CCCCCC" w:sz="1"/>
+              <w:bottom w:val="single" w:color="CCCCCC" w:sz="1"/>
+              <w:right w:val="single" w:color="CCCCCC" w:sz="1"/>
+            </w:tcBorders>
+            <w:shd w:fill="F2F2F2" w:val="clear"/>
+            <w:tcMar>
+              <w:top w:type="dxa" w:w="80"/>
+              <w:left w:type="dxa" w:w="120"/>
+              <w:bottom w:type="dxa" w:w="80"/>
+              <w:right w:type="dxa" w:w="120"/>
+            </w:tcMar>
+            <w:vAlign w:val="top"/>
+          </w:tcPr>
+          <w:p>
+            <w:r>
+              <w:rPr>
+                <w:rFonts w:ascii="Arial" w:cs="Arial" w:eastAsia="Arial" w:hAnsi="Arial"/>
+                <w:b w:val="false"/>
+                <w:bCs w:val="false"/>
+                <w:sz w:val="18"/>
+                <w:szCs w:val="18"/>
+              </w:rPr>
+              <w:t xml:space="preserve">Active mentors who cannot accept new assignments. Useful for capacity planning and identifying when to recruit additional mentors.</w:t>
+            </w:r>
+          </w:p>
+        </w:tc>
+      </w:tr>
+      <w:tr>
+        <w:tc>
+          <w:tcPr>
+            <w:tcW w:type="dxa" w:w="1500"/>
+            <w:tcBorders>
+              <w:top w:val="single" w:color="CCCCCC" w:sz="1"/>
+              <w:left w:val="single" w:color="CCCCCC" w:sz="1"/>
+              <w:bottom w:val="single" w:color="CCCCCC" w:sz="1"/>
+              <w:right w:val="single" w:color="CCCCCC" w:sz="1"/>
+            </w:tcBorders>
+            <w:shd w:fill="FFFFFF" w:val="clear"/>
+            <w:tcMar>
+              <w:top w:type="dxa" w:w="80"/>
+              <w:left w:type="dxa" w:w="120"/>
+              <w:bottom w:type="dxa" w:w="80"/>
+              <w:right w:type="dxa" w:w="120"/>
+            </w:tcMar>
+            <w:vAlign w:val="top"/>
+          </w:tcPr>
+          <w:p>
+            <w:r>
+              <w:rPr>
+                <w:rFonts w:ascii="Arial" w:cs="Arial" w:eastAsia="Arial" w:hAnsi="Arial"/>
+                <w:b w:val="false"/>
+                <w:bCs w:val="false"/>
+                <w:sz w:val="18"/>
+                <w:szCs w:val="18"/>
+              </w:rPr>
+              <w:t xml:space="preserve">Inactive Mentors</w:t>
+            </w:r>
+          </w:p>
+        </w:tc>
+        <w:tc>
+          <w:tcPr>
+            <w:tcW w:type="dxa" w:w="2500"/>
+            <w:tcBorders>
+              <w:top w:val="single" w:color="CCCCCC" w:sz="1"/>
+              <w:left w:val="single" w:color="CCCCCC" w:sz="1"/>
+              <w:bottom w:val="single" w:color="CCCCCC" w:sz="1"/>
+              <w:right w:val="single" w:color="CCCCCC" w:sz="1"/>
+            </w:tcBorders>
+            <w:shd w:fill="FFFFFF" w:val="clear"/>
+            <w:tcMar>
+              <w:top w:type="dxa" w:w="80"/>
+              <w:left w:type="dxa" w:w="120"/>
+              <w:bottom w:type="dxa" w:w="80"/>
+              <w:right w:type="dxa" w:w="120"/>
+            </w:tcMar>
+            <w:vAlign w:val="top"/>
+          </w:tcPr>
+          <w:p>
+            <w:r>
+              <w:rPr>
+                <w:rFonts w:ascii="Arial" w:cs="Arial" w:eastAsia="Arial" w:hAnsi="Arial"/>
+                <w:b w:val="false"/>
+                <w:bCs w:val="false"/>
+                <w:sz w:val="18"/>
+                <w:szCs w:val="18"/>
+              </w:rPr>
+              <w:t xml:space="preserve">Name, CBM Gmail Address, Dues Status, Current Active Clients</w:t>
+            </w:r>
+          </w:p>
+        </w:tc>
+        <w:tc>
+          <w:tcPr>
+            <w:tcW w:type="dxa" w:w="2000"/>
+            <w:tcBorders>
+              <w:top w:val="single" w:color="CCCCCC" w:sz="1"/>
+              <w:left w:val="single" w:color="CCCCCC" w:sz="1"/>
+              <w:bottom w:val="single" w:color="CCCCCC" w:sz="1"/>
+              <w:right w:val="single" w:color="CCCCCC" w:sz="1"/>
+            </w:tcBorders>
+            <w:shd w:fill="FFFFFF" w:val="clear"/>
+            <w:tcMar>
+              <w:top w:type="dxa" w:w="80"/>
+              <w:left w:type="dxa" w:w="120"/>
+              <w:bottom w:type="dxa" w:w="80"/>
+              <w:right w:type="dxa" w:w="120"/>
+            </w:tcMar>
+            <w:vAlign w:val="top"/>
+          </w:tcPr>
+          <w:p>
+            <w:r>
+              <w:rPr>
+                <w:rFonts w:ascii="Arial" w:cs="Arial" w:eastAsia="Arial" w:hAnsi="Arial"/>
+                <w:b w:val="false"/>
+                <w:bCs w:val="false"/>
+                <w:sz w:val="18"/>
+                <w:szCs w:val="18"/>
+              </w:rPr>
+              <w:t xml:space="preserve">Contact Type = Mentor; Mentor Status = Inactive</w:t>
+            </w:r>
+          </w:p>
+        </w:tc>
+        <w:tc>
+          <w:tcPr>
+            <w:tcW w:type="dxa" w:w="1000"/>
+            <w:tcBorders>
+              <w:top w:val="single" w:color="CCCCCC" w:sz="1"/>
+              <w:left w:val="single" w:color="CCCCCC" w:sz="1"/>
+              <w:bottom w:val="single" w:color="CCCCCC" w:sz="1"/>
+              <w:right w:val="single" w:color="CCCCCC" w:sz="1"/>
+            </w:tcBorders>
+            <w:shd w:fill="FFFFFF" w:val="clear"/>
+            <w:tcMar>
+              <w:top w:type="dxa" w:w="80"/>
+              <w:left w:type="dxa" w:w="120"/>
+              <w:bottom w:type="dxa" w:w="80"/>
+              <w:right w:type="dxa" w:w="120"/>
+            </w:tcMar>
+            <w:vAlign w:val="top"/>
+          </w:tcPr>
+          <w:p>
+            <w:r>
+              <w:rPr>
+                <w:rFonts w:ascii="Arial" w:cs="Arial" w:eastAsia="Arial" w:hAnsi="Arial"/>
+                <w:b w:val="false"/>
+                <w:bCs w:val="false"/>
+                <w:sz w:val="18"/>
+                <w:szCs w:val="18"/>
+              </w:rPr>
+              <w:t xml:space="preserve">Last Name ASC</w:t>
+            </w:r>
+          </w:p>
+        </w:tc>
+        <w:tc>
+          <w:tcPr>
+            <w:tcW w:type="dxa" w:w="2360"/>
+            <w:tcBorders>
+              <w:top w:val="single" w:color="CCCCCC" w:sz="1"/>
+              <w:left w:val="single" w:color="CCCCCC" w:sz="1"/>
+              <w:bottom w:val="single" w:color="CCCCCC" w:sz="1"/>
+              <w:right w:val="single" w:color="CCCCCC" w:sz="1"/>
+            </w:tcBorders>
+            <w:shd w:fill="FFFFFF" w:val="clear"/>
+            <w:tcMar>
+              <w:top w:type="dxa" w:w="80"/>
+              <w:left w:type="dxa" w:w="120"/>
+              <w:bottom w:type="dxa" w:w="80"/>
+              <w:right w:type="dxa" w:w="120"/>
+            </w:tcMar>
+            <w:vAlign w:val="top"/>
+          </w:tcPr>
+          <w:p>
+            <w:r>
+              <w:rPr>
+                <w:rFonts w:ascii="Arial" w:cs="Arial" w:eastAsia="Arial" w:hAnsi="Arial"/>
+                <w:b w:val="false"/>
+                <w:bCs w:val="false"/>
+                <w:sz w:val="18"/>
+                <w:szCs w:val="18"/>
+              </w:rPr>
+              <w:t xml:space="preserve">Mentors flagged as inactive. Admin reviews for potential re-engagement or offboarding.</w:t>
+            </w:r>
+          </w:p>
+        </w:tc>
+      </w:tr>
+      <w:tr>
+        <w:tc>
+          <w:tcPr>
+            <w:tcW w:type="dxa" w:w="1500"/>
+            <w:tcBorders>
+              <w:top w:val="single" w:color="CCCCCC" w:sz="1"/>
+              <w:left w:val="single" w:color="CCCCCC" w:sz="1"/>
+              <w:bottom w:val="single" w:color="CCCCCC" w:sz="1"/>
+              <w:right w:val="single" w:color="CCCCCC" w:sz="1"/>
+            </w:tcBorders>
+            <w:shd w:fill="F2F2F2" w:val="clear"/>
+            <w:tcMar>
+              <w:top w:type="dxa" w:w="80"/>
+              <w:left w:type="dxa" w:w="120"/>
+              <w:bottom w:type="dxa" w:w="80"/>
+              <w:right w:type="dxa" w:w="120"/>
+            </w:tcMar>
+            <w:vAlign w:val="top"/>
+          </w:tcPr>
+          <w:p>
+            <w:r>
+              <w:rPr>
+                <w:rFonts w:ascii="Arial" w:cs="Arial" w:eastAsia="Arial" w:hAnsi="Arial"/>
+                <w:b w:val="false"/>
+                <w:bCs w:val="false"/>
+                <w:sz w:val="18"/>
+                <w:szCs w:val="18"/>
+              </w:rPr>
+              <w:t xml:space="preserve">Declined Applications</w:t>
+            </w:r>
+          </w:p>
+        </w:tc>
+        <w:tc>
+          <w:tcPr>
+            <w:tcW w:type="dxa" w:w="2500"/>
+            <w:tcBorders>
+              <w:top w:val="single" w:color="CCCCCC" w:sz="1"/>
+              <w:left w:val="single" w:color="CCCCCC" w:sz="1"/>
+              <w:bottom w:val="single" w:color="CCCCCC" w:sz="1"/>
+              <w:right w:val="single" w:color="CCCCCC" w:sz="1"/>
+            </w:tcBorders>
+            <w:shd w:fill="F2F2F2" w:val="clear"/>
+            <w:tcMar>
+              <w:top w:type="dxa" w:w="80"/>
+              <w:left w:type="dxa" w:w="120"/>
+              <w:bottom w:type="dxa" w:w="80"/>
+              <w:right w:type="dxa" w:w="120"/>
+            </w:tcMar>
+            <w:vAlign w:val="top"/>
+          </w:tcPr>
+          <w:p>
+            <w:r>
+              <w:rPr>
+                <w:rFonts w:ascii="Arial" w:cs="Arial" w:eastAsia="Arial" w:hAnsi="Arial"/>
+                <w:b w:val="false"/>
+                <w:bCs w:val="false"/>
+                <w:sz w:val="18"/>
+                <w:szCs w:val="18"/>
+              </w:rPr>
+              <w:t xml:space="preserve">Name, Personal Email, Created Date</w:t>
+            </w:r>
+          </w:p>
+        </w:tc>
+        <w:tc>
+          <w:tcPr>
+            <w:tcW w:type="dxa" w:w="2000"/>
+            <w:tcBorders>
+              <w:top w:val="single" w:color="CCCCCC" w:sz="1"/>
+              <w:left w:val="single" w:color="CCCCCC" w:sz="1"/>
+              <w:bottom w:val="single" w:color="CCCCCC" w:sz="1"/>
+              <w:right w:val="single" w:color="CCCCCC" w:sz="1"/>
+            </w:tcBorders>
+            <w:shd w:fill="F2F2F2" w:val="clear"/>
+            <w:tcMar>
+              <w:top w:type="dxa" w:w="80"/>
+              <w:left w:type="dxa" w:w="120"/>
+              <w:bottom w:type="dxa" w:w="80"/>
+              <w:right w:type="dxa" w:w="120"/>
+            </w:tcMar>
+            <w:vAlign w:val="top"/>
+          </w:tcPr>
+          <w:p>
+            <w:r>
+              <w:rPr>
+                <w:rFonts w:ascii="Arial" w:cs="Arial" w:eastAsia="Arial" w:hAnsi="Arial"/>
+                <w:b w:val="false"/>
+                <w:bCs w:val="false"/>
+                <w:sz w:val="18"/>
+                <w:szCs w:val="18"/>
+              </w:rPr>
+              <w:t xml:space="preserve">Contact Type = Mentor; Mentor Status = Declined</w:t>
+            </w:r>
+          </w:p>
+        </w:tc>
+        <w:tc>
+          <w:tcPr>
+            <w:tcW w:type="dxa" w:w="1000"/>
+            <w:tcBorders>
+              <w:top w:val="single" w:color="CCCCCC" w:sz="1"/>
+              <w:left w:val="single" w:color="CCCCCC" w:sz="1"/>
+              <w:bottom w:val="single" w:color="CCCCCC" w:sz="1"/>
+              <w:right w:val="single" w:color="CCCCCC" w:sz="1"/>
+            </w:tcBorders>
+            <w:shd w:fill="F2F2F2" w:val="clear"/>
+            <w:tcMar>
+              <w:top w:type="dxa" w:w="80"/>
+              <w:left w:type="dxa" w:w="120"/>
+              <w:bottom w:type="dxa" w:w="80"/>
+              <w:right w:type="dxa" w:w="120"/>
+            </w:tcMar>
+            <w:vAlign w:val="top"/>
+          </w:tcPr>
+          <w:p>
+            <w:r>
+              <w:rPr>
+                <w:rFonts w:ascii="Arial" w:cs="Arial" w:eastAsia="Arial" w:hAnsi="Arial"/>
+                <w:b w:val="false"/>
+                <w:bCs w:val="false"/>
+                <w:sz w:val="18"/>
+                <w:szCs w:val="18"/>
+              </w:rPr>
+              <w:t xml:space="preserve">Created Date DESC</w:t>
+            </w:r>
+          </w:p>
+        </w:tc>
+        <w:tc>
+          <w:tcPr>
+            <w:tcW w:type="dxa" w:w="2360"/>
+            <w:tcBorders>
+              <w:top w:val="single" w:color="CCCCCC" w:sz="1"/>
+              <w:left w:val="single" w:color="CCCCCC" w:sz="1"/>
+              <w:bottom w:val="single" w:color="CCCCCC" w:sz="1"/>
+              <w:right w:val="single" w:color="CCCCCC" w:sz="1"/>
+            </w:tcBorders>
+            <w:shd w:fill="F2F2F2" w:val="clear"/>
+            <w:tcMar>
+              <w:top w:type="dxa" w:w="80"/>
+              <w:left w:type="dxa" w:w="120"/>
+              <w:bottom w:type="dxa" w:w="80"/>
+              <w:right w:type="dxa" w:w="120"/>
+            </w:tcMar>
+            <w:vAlign w:val="top"/>
+          </w:tcPr>
+          <w:p>
+            <w:r>
+              <w:rPr>
+                <w:rFonts w:ascii="Arial" w:cs="Arial" w:eastAsia="Arial" w:hAnsi="Arial"/>
+                <w:b w:val="false"/>
+                <w:bCs w:val="false"/>
+                <w:sz w:val="18"/>
+                <w:szCs w:val="18"/>
+              </w:rPr>
+              <w:t xml:space="preserve">Declined applicants retained permanently for historical reference. Not an active working view.</w:t>
+            </w:r>
+          </w:p>
+        </w:tc>
+      </w:tr>
+      <w:tr>
+        <w:tc>
+          <w:tcPr>
+            <w:tcW w:type="dxa" w:w="1500"/>
+            <w:tcBorders>
+              <w:top w:val="single" w:color="CCCCCC" w:sz="1"/>
+              <w:left w:val="single" w:color="CCCCCC" w:sz="1"/>
+              <w:bottom w:val="single" w:color="CCCCCC" w:sz="1"/>
+              <w:right w:val="single" w:color="CCCCCC" w:sz="1"/>
+            </w:tcBorders>
+            <w:shd w:fill="FFFFFF" w:val="clear"/>
+            <w:tcMar>
+              <w:top w:type="dxa" w:w="80"/>
+              <w:left w:type="dxa" w:w="120"/>
+              <w:bottom w:type="dxa" w:w="80"/>
+              <w:right w:type="dxa" w:w="120"/>
+            </w:tcMar>
+            <w:vAlign w:val="top"/>
+          </w:tcPr>
+          <w:p>
+            <w:r>
+              <w:rPr>
+                <w:rFonts w:ascii="Arial" w:cs="Arial" w:eastAsia="Arial" w:hAnsi="Arial"/>
+                <w:b w:val="false"/>
+                <w:bCs w:val="false"/>
+                <w:sz w:val="18"/>
+                <w:szCs w:val="18"/>
+              </w:rPr>
+              <w:t xml:space="preserve">Departed Mentors</w:t>
+            </w:r>
+          </w:p>
+        </w:tc>
+        <w:tc>
+          <w:tcPr>
+            <w:tcW w:type="dxa" w:w="2500"/>
+            <w:tcBorders>
+              <w:top w:val="single" w:color="CCCCCC" w:sz="1"/>
+              <w:left w:val="single" w:color="CCCCCC" w:sz="1"/>
+              <w:bottom w:val="single" w:color="CCCCCC" w:sz="1"/>
+              <w:right w:val="single" w:color="CCCCCC" w:sz="1"/>
+            </w:tcBorders>
+            <w:shd w:fill="FFFFFF" w:val="clear"/>
+            <w:tcMar>
+              <w:top w:type="dxa" w:w="80"/>
+              <w:left w:type="dxa" w:w="120"/>
+              <w:bottom w:type="dxa" w:w="80"/>
+              <w:right w:type="dxa" w:w="120"/>
+            </w:tcMar>
+            <w:vAlign w:val="top"/>
+          </w:tcPr>
+          <w:p>
+            <w:r>
+              <w:rPr>
+                <w:rFonts w:ascii="Arial" w:cs="Arial" w:eastAsia="Arial" w:hAnsi="Arial"/>
+                <w:b w:val="false"/>
+                <w:bCs w:val="false"/>
+                <w:sz w:val="18"/>
+                <w:szCs w:val="18"/>
+              </w:rPr>
+              <w:t xml:space="preserve">Name, Departure Date, Departure Reason</w:t>
+            </w:r>
+          </w:p>
+        </w:tc>
+        <w:tc>
+          <w:tcPr>
+            <w:tcW w:type="dxa" w:w="2000"/>
+            <w:tcBorders>
+              <w:top w:val="single" w:color="CCCCCC" w:sz="1"/>
+              <w:left w:val="single" w:color="CCCCCC" w:sz="1"/>
+              <w:bottom w:val="single" w:color="CCCCCC" w:sz="1"/>
+              <w:right w:val="single" w:color="CCCCCC" w:sz="1"/>
+            </w:tcBorders>
+            <w:shd w:fill="FFFFFF" w:val="clear"/>
+            <w:tcMar>
+              <w:top w:type="dxa" w:w="80"/>
+              <w:left w:type="dxa" w:w="120"/>
+              <w:bottom w:type="dxa" w:w="80"/>
+              <w:right w:type="dxa" w:w="120"/>
+            </w:tcMar>
+            <w:vAlign w:val="top"/>
+          </w:tcPr>
+          <w:p>
+            <w:r>
+              <w:rPr>
+                <w:rFonts w:ascii="Arial" w:cs="Arial" w:eastAsia="Arial" w:hAnsi="Arial"/>
+                <w:b w:val="false"/>
+                <w:bCs w:val="false"/>
+                <w:sz w:val="18"/>
+                <w:szCs w:val="18"/>
+              </w:rPr>
+              <w:t xml:space="preserve">Contact Type = Mentor; Mentor Status = Departed</w:t>
+            </w:r>
+          </w:p>
+        </w:tc>
+        <w:tc>
+          <w:tcPr>
+            <w:tcW w:type="dxa" w:w="1000"/>
+            <w:tcBorders>
+              <w:top w:val="single" w:color="CCCCCC" w:sz="1"/>
+              <w:left w:val="single" w:color="CCCCCC" w:sz="1"/>
+              <w:bottom w:val="single" w:color="CCCCCC" w:sz="1"/>
+              <w:right w:val="single" w:color="CCCCCC" w:sz="1"/>
+            </w:tcBorders>
+            <w:shd w:fill="FFFFFF" w:val="clear"/>
+            <w:tcMar>
+              <w:top w:type="dxa" w:w="80"/>
+              <w:left w:type="dxa" w:w="120"/>
+              <w:bottom w:type="dxa" w:w="80"/>
+              <w:right w:type="dxa" w:w="120"/>
+            </w:tcMar>
+            <w:vAlign w:val="top"/>
+          </w:tcPr>
+          <w:p>
+            <w:r>
+              <w:rPr>
+                <w:rFonts w:ascii="Arial" w:cs="Arial" w:eastAsia="Arial" w:hAnsi="Arial"/>
+                <w:b w:val="false"/>
+                <w:bCs w:val="false"/>
+                <w:sz w:val="18"/>
+                <w:szCs w:val="18"/>
+              </w:rPr>
+              <w:t xml:space="preserve">Departure Date DESC</w:t>
+            </w:r>
+          </w:p>
+        </w:tc>
+        <w:tc>
+          <w:tcPr>
+            <w:tcW w:type="dxa" w:w="2360"/>
+            <w:tcBorders>
+              <w:top w:val="single" w:color="CCCCCC" w:sz="1"/>
+              <w:left w:val="single" w:color="CCCCCC" w:sz="1"/>
+              <w:bottom w:val="single" w:color="CCCCCC" w:sz="1"/>
+              <w:right w:val="single" w:color="CCCCCC" w:sz="1"/>
+            </w:tcBorders>
+            <w:shd w:fill="FFFFFF" w:val="clear"/>
+            <w:tcMar>
+              <w:top w:type="dxa" w:w="80"/>
+              <w:left w:type="dxa" w:w="120"/>
+              <w:bottom w:type="dxa" w:w="80"/>
+              <w:right w:type="dxa" w:w="120"/>
+            </w:tcMar>
+            <w:vAlign w:val="top"/>
+          </w:tcPr>
+          <w:p>
+            <w:r>
+              <w:rPr>
+                <w:rFonts w:ascii="Arial" w:cs="Arial" w:eastAsia="Arial" w:hAnsi="Arial"/>
+                <w:b w:val="false"/>
+                <w:bCs w:val="false"/>
+                <w:sz w:val="18"/>
+                <w:szCs w:val="18"/>
+              </w:rPr>
+              <w:t xml:space="preserve">Historical record of mentors who have left CBM. Retained permanently. Not an active working view.</w:t>
+            </w:r>
+          </w:p>
+        </w:tc>
+      </w:tr>
+      <w:tr>
+        <w:tc>
+          <w:tcPr>
+            <w:tcW w:type="dxa" w:w="1500"/>
+            <w:tcBorders>
+              <w:top w:val="single" w:color="CCCCCC" w:sz="1"/>
+              <w:left w:val="single" w:color="CCCCCC" w:sz="1"/>
+              <w:bottom w:val="single" w:color="CCCCCC" w:sz="1"/>
+              <w:right w:val="single" w:color="CCCCCC" w:sz="1"/>
+            </w:tcBorders>
+            <w:shd w:fill="F2F2F2" w:val="clear"/>
+            <w:tcMar>
+              <w:top w:type="dxa" w:w="80"/>
+              <w:left w:type="dxa" w:w="120"/>
+              <w:bottom w:type="dxa" w:w="80"/>
+              <w:right w:type="dxa" w:w="120"/>
+            </w:tcMar>
+            <w:vAlign w:val="top"/>
+          </w:tcPr>
+          <w:p>
+            <w:r>
+              <w:rPr>
+                <w:rFonts w:ascii="Arial" w:cs="Arial" w:eastAsia="Arial" w:hAnsi="Arial"/>
+                <w:b w:val="false"/>
+                <w:bCs w:val="false"/>
+                <w:sz w:val="18"/>
+                <w:szCs w:val="18"/>
+              </w:rPr>
+              <w:t xml:space="preserve">Mentors with Unpaid Dues</w:t>
+            </w:r>
+          </w:p>
+        </w:tc>
+        <w:tc>
+          <w:tcPr>
+            <w:tcW w:type="dxa" w:w="2500"/>
+            <w:tcBorders>
+              <w:top w:val="single" w:color="CCCCCC" w:sz="1"/>
+              <w:left w:val="single" w:color="CCCCCC" w:sz="1"/>
+              <w:bottom w:val="single" w:color="CCCCCC" w:sz="1"/>
+              <w:right w:val="single" w:color="CCCCCC" w:sz="1"/>
+            </w:tcBorders>
+            <w:shd w:fill="F2F2F2" w:val="clear"/>
+            <w:tcMar>
+              <w:top w:type="dxa" w:w="80"/>
+              <w:left w:type="dxa" w:w="120"/>
+              <w:bottom w:type="dxa" w:w="80"/>
+              <w:right w:type="dxa" w:w="120"/>
+            </w:tcMar>
+            <w:vAlign w:val="top"/>
+          </w:tcPr>
+          <w:p>
+            <w:r>
+              <w:rPr>
+                <w:rFonts w:ascii="Arial" w:cs="Arial" w:eastAsia="Arial" w:hAnsi="Arial"/>
+                <w:b w:val="false"/>
+                <w:bCs w:val="false"/>
+                <w:sz w:val="18"/>
+                <w:szCs w:val="18"/>
+              </w:rPr>
+              <w:t xml:space="preserve">Name, CBM Gmail Address, Dues Status, Dues Payment Date</w:t>
+            </w:r>
+          </w:p>
+        </w:tc>
+        <w:tc>
+          <w:tcPr>
+            <w:tcW w:type="dxa" w:w="2000"/>
+            <w:tcBorders>
+              <w:top w:val="single" w:color="CCCCCC" w:sz="1"/>
+              <w:left w:val="single" w:color="CCCCCC" w:sz="1"/>
+              <w:bottom w:val="single" w:color="CCCCCC" w:sz="1"/>
+              <w:right w:val="single" w:color="CCCCCC" w:sz="1"/>
+            </w:tcBorders>
+            <w:shd w:fill="F2F2F2" w:val="clear"/>
+            <w:tcMar>
+              <w:top w:type="dxa" w:w="80"/>
+              <w:left w:type="dxa" w:w="120"/>
+              <w:bottom w:type="dxa" w:w="80"/>
+              <w:right w:type="dxa" w:w="120"/>
+            </w:tcMar>
+            <w:vAlign w:val="top"/>
+          </w:tcPr>
+          <w:p>
+            <w:r>
+              <w:rPr>
+                <w:rFonts w:ascii="Arial" w:cs="Arial" w:eastAsia="Arial" w:hAnsi="Arial"/>
+                <w:b w:val="false"/>
+                <w:bCs w:val="false"/>
+                <w:sz w:val="18"/>
+                <w:szCs w:val="18"/>
+              </w:rPr>
+              <w:t xml:space="preserve">Contact Type = Mentor; Mentor Status = Active; Dues Status = Unpaid</w:t>
+            </w:r>
+          </w:p>
+        </w:tc>
+        <w:tc>
+          <w:tcPr>
+            <w:tcW w:type="dxa" w:w="1000"/>
+            <w:tcBorders>
+              <w:top w:val="single" w:color="CCCCCC" w:sz="1"/>
+              <w:left w:val="single" w:color="CCCCCC" w:sz="1"/>
+              <w:bottom w:val="single" w:color="CCCCCC" w:sz="1"/>
+              <w:right w:val="single" w:color="CCCCCC" w:sz="1"/>
+            </w:tcBorders>
+            <w:shd w:fill="F2F2F2" w:val="clear"/>
+            <w:tcMar>
+              <w:top w:type="dxa" w:w="80"/>
+              <w:left w:type="dxa" w:w="120"/>
+              <w:bottom w:type="dxa" w:w="80"/>
+              <w:right w:type="dxa" w:w="120"/>
+            </w:tcMar>
+            <w:vAlign w:val="top"/>
+          </w:tcPr>
+          <w:p>
+            <w:r>
+              <w:rPr>
+                <w:rFonts w:ascii="Arial" w:cs="Arial" w:eastAsia="Arial" w:hAnsi="Arial"/>
+                <w:b w:val="false"/>
+                <w:bCs w:val="false"/>
+                <w:sz w:val="18"/>
+                <w:szCs w:val="18"/>
+              </w:rPr>
+              <w:t xml:space="preserve">Last Name ASC</w:t>
+            </w:r>
+          </w:p>
+        </w:tc>
+        <w:tc>
+          <w:tcPr>
+            <w:tcW w:type="dxa" w:w="2360"/>
+            <w:tcBorders>
+              <w:top w:val="single" w:color="CCCCCC" w:sz="1"/>
+              <w:left w:val="single" w:color="CCCCCC" w:sz="1"/>
+              <w:bottom w:val="single" w:color="CCCCCC" w:sz="1"/>
+              <w:right w:val="single" w:color="CCCCCC" w:sz="1"/>
+            </w:tcBorders>
+            <w:shd w:fill="F2F2F2" w:val="clear"/>
+            <w:tcMar>
+              <w:top w:type="dxa" w:w="80"/>
+              <w:left w:type="dxa" w:w="120"/>
+              <w:bottom w:type="dxa" w:w="80"/>
+              <w:right w:type="dxa" w:w="120"/>
+            </w:tcMar>
+            <w:vAlign w:val="top"/>
+          </w:tcPr>
+          <w:p>
+            <w:r>
+              <w:rPr>
+                <w:rFonts w:ascii="Arial" w:cs="Arial" w:eastAsia="Arial" w:hAnsi="Arial"/>
+                <w:b w:val="false"/>
+                <w:bCs w:val="false"/>
+                <w:sz w:val="18"/>
+                <w:szCs w:val="18"/>
+              </w:rPr>
+              <w:t xml:space="preserve">Admin dues collection queue. Used during the annual billing cycle to track which active mentors have not yet paid.</w:t>
+            </w:r>
+          </w:p>
+        </w:tc>
+      </w:tr>
+    </w:tbl>
+    <w:p>
+      <w:r>
+        <w:rPr>
+          <w:rFonts w:ascii="Arial" w:cs="Arial" w:eastAsia="Arial" w:hAnsi="Arial"/>
+          <w:sz w:val="20"/>
+          <w:szCs w:val="20"/>
+        </w:rPr>
+        <w:t xml:space="preserve"/>
+      </w:r>
+    </w:p>
+    <w:p>
+      <w:pPr>
+        <w:pStyle w:val="Heading2"/>
+      </w:pPr>
+      <w:r>
+        <w:rPr>
+          <w:rFonts w:ascii="Arial" w:cs="Arial" w:eastAsia="Arial" w:hAnsi="Arial"/>
+          <w:b/>
+          <w:bCs/>
+          <w:sz w:val="28"/>
+          <w:szCs w:val="28"/>
+        </w:rPr>
+        <w:t xml:space="preserve">4.4 Contact — Client Views</w:t>
+      </w:r>
+    </w:p>
+    <w:p>
+      <w:pPr>
+        <w:spacing w:after="120"/>
+      </w:pPr>
+      <w:r>
+        <w:rPr>
+          <w:rFonts w:ascii="Arial" w:cs="Arial" w:eastAsia="Arial" w:hAnsi="Arial"/>
+          <w:sz w:val="20"/>
+          <w:szCs w:val="20"/>
+        </w:rPr>
+        <w:t xml:space="preserve">All views in this section filter on Contact Type = Client.</w:t>
+      </w:r>
+    </w:p>
+    <w:tbl>
+      <w:tblPr>
+        <w:tblW w:type="dxa" w:w="9360"/>
+        <w:tblBorders>
+          <w:top w:val="single" w:color="auto" w:sz="4"/>
+          <w:left w:val="single" w:color="auto" w:sz="4"/>
+          <w:bottom w:val="single" w:color="auto" w:sz="4"/>
+          <w:right w:val="single" w:color="auto" w:sz="4"/>
+          <w:insideH w:val="single" w:color="auto" w:sz="4"/>
+          <w:insideV w:val="single" w:color="auto" w:sz="4"/>
+        </w:tblBorders>
+      </w:tblPr>
+      <w:tblGrid>
+        <w:gridCol w:w="1500"/>
+        <w:gridCol w:w="2500"/>
+        <w:gridCol w:w="2000"/>
+        <w:gridCol w:w="1000"/>
+        <w:gridCol w:w="2360"/>
+      </w:tblGrid>
+      <w:tr>
+        <w:trPr>
+          <w:tblHeader/>
+        </w:trPr>
+        <w:tc>
+          <w:tcPr>
+            <w:tcW w:type="dxa" w:w="1500"/>
+            <w:tcBorders>
+              <w:top w:val="single" w:color="CCCCCC" w:sz="1"/>
+              <w:left w:val="single" w:color="CCCCCC" w:sz="1"/>
+              <w:bottom w:val="single" w:color="CCCCCC" w:sz="1"/>
+              <w:right w:val="single" w:color="CCCCCC" w:sz="1"/>
+            </w:tcBorders>
+            <w:shd w:fill="D5E8F0" w:val="clear"/>
+            <w:tcMar>
+              <w:top w:type="dxa" w:w="80"/>
+              <w:left w:type="dxa" w:w="120"/>
+              <w:bottom w:type="dxa" w:w="80"/>
+              <w:right w:type="dxa" w:w="120"/>
+            </w:tcMar>
+            <w:vAlign w:val="top"/>
+          </w:tcPr>
+          <w:p>
+            <w:r>
+              <w:rPr>
+                <w:rFonts w:ascii="Arial" w:cs="Arial" w:eastAsia="Arial" w:hAnsi="Arial"/>
+                <w:b/>
+                <w:bCs/>
+                <w:sz w:val="18"/>
+                <w:szCs w:val="18"/>
+              </w:rPr>
+              <w:t xml:space="preserve">View Name</w:t>
+            </w:r>
+          </w:p>
+        </w:tc>
+        <w:tc>
+          <w:tcPr>
+            <w:tcW w:type="dxa" w:w="2500"/>
+            <w:tcBorders>
+              <w:top w:val="single" w:color="CCCCCC" w:sz="1"/>
+              <w:left w:val="single" w:color="CCCCCC" w:sz="1"/>
+              <w:bottom w:val="single" w:color="CCCCCC" w:sz="1"/>
+              <w:right w:val="single" w:color="CCCCCC" w:sz="1"/>
+            </w:tcBorders>
+            <w:shd w:fill="D5E8F0" w:val="clear"/>
+            <w:tcMar>
+              <w:top w:type="dxa" w:w="80"/>
+              <w:left w:type="dxa" w:w="120"/>
+              <w:bottom w:type="dxa" w:w="80"/>
+              <w:right w:type="dxa" w:w="120"/>
+            </w:tcMar>
+            <w:vAlign w:val="top"/>
+          </w:tcPr>
+          <w:p>
+            <w:r>
+              <w:rPr>
+                <w:rFonts w:ascii="Arial" w:cs="Arial" w:eastAsia="Arial" w:hAnsi="Arial"/>
+                <w:b/>
+                <w:bCs/>
+                <w:sz w:val="18"/>
+                <w:szCs w:val="18"/>
+              </w:rPr>
+              <w:t xml:space="preserve">Columns Displayed</w:t>
+            </w:r>
+          </w:p>
+        </w:tc>
+        <w:tc>
+          <w:tcPr>
+            <w:tcW w:type="dxa" w:w="2000"/>
+            <w:tcBorders>
+              <w:top w:val="single" w:color="CCCCCC" w:sz="1"/>
+              <w:left w:val="single" w:color="CCCCCC" w:sz="1"/>
+              <w:bottom w:val="single" w:color="CCCCCC" w:sz="1"/>
+              <w:right w:val="single" w:color="CCCCCC" w:sz="1"/>
+            </w:tcBorders>
+            <w:shd w:fill="D5E8F0" w:val="clear"/>
+            <w:tcMar>
+              <w:top w:type="dxa" w:w="80"/>
+              <w:left w:type="dxa" w:w="120"/>
+              <w:bottom w:type="dxa" w:w="80"/>
+              <w:right w:type="dxa" w:w="120"/>
+            </w:tcMar>
+            <w:vAlign w:val="top"/>
+          </w:tcPr>
+          <w:p>
+            <w:r>
+              <w:rPr>
+                <w:rFonts w:ascii="Arial" w:cs="Arial" w:eastAsia="Arial" w:hAnsi="Arial"/>
+                <w:b/>
+                <w:bCs/>
+                <w:sz w:val="18"/>
+                <w:szCs w:val="18"/>
+              </w:rPr>
+              <w:t xml:space="preserve">Filter Criteria</w:t>
+            </w:r>
+          </w:p>
+        </w:tc>
+        <w:tc>
+          <w:tcPr>
+            <w:tcW w:type="dxa" w:w="1000"/>
+            <w:tcBorders>
+              <w:top w:val="single" w:color="CCCCCC" w:sz="1"/>
+              <w:left w:val="single" w:color="CCCCCC" w:sz="1"/>
+              <w:bottom w:val="single" w:color="CCCCCC" w:sz="1"/>
+              <w:right w:val="single" w:color="CCCCCC" w:sz="1"/>
+            </w:tcBorders>
+            <w:shd w:fill="D5E8F0" w:val="clear"/>
+            <w:tcMar>
+              <w:top w:type="dxa" w:w="80"/>
+              <w:left w:type="dxa" w:w="120"/>
+              <w:bottom w:type="dxa" w:w="80"/>
+              <w:right w:type="dxa" w:w="120"/>
+            </w:tcMar>
+            <w:vAlign w:val="top"/>
+          </w:tcPr>
+          <w:p>
+            <w:r>
+              <w:rPr>
+                <w:rFonts w:ascii="Arial" w:cs="Arial" w:eastAsia="Arial" w:hAnsi="Arial"/>
+                <w:b/>
+                <w:bCs/>
+                <w:sz w:val="18"/>
+                <w:szCs w:val="18"/>
+              </w:rPr>
+              <w:t xml:space="preserve">Default Sort</w:t>
+            </w:r>
+          </w:p>
+        </w:tc>
+        <w:tc>
+          <w:tcPr>
+            <w:tcW w:type="dxa" w:w="2360"/>
+            <w:tcBorders>
+              <w:top w:val="single" w:color="CCCCCC" w:sz="1"/>
+              <w:left w:val="single" w:color="CCCCCC" w:sz="1"/>
+              <w:bottom w:val="single" w:color="CCCCCC" w:sz="1"/>
+              <w:right w:val="single" w:color="CCCCCC" w:sz="1"/>
+            </w:tcBorders>
+            <w:shd w:fill="D5E8F0" w:val="clear"/>
+            <w:tcMar>
+              <w:top w:type="dxa" w:w="80"/>
+              <w:left w:type="dxa" w:w="120"/>
+              <w:bottom w:type="dxa" w:w="80"/>
+              <w:right w:type="dxa" w:w="120"/>
+            </w:tcMar>
+            <w:vAlign w:val="top"/>
+          </w:tcPr>
+          <w:p>
+            <w:r>
+              <w:rPr>
+                <w:rFonts w:ascii="Arial" w:cs="Arial" w:eastAsia="Arial" w:hAnsi="Arial"/>
+                <w:b/>
+                <w:bCs/>
+                <w:sz w:val="18"/>
+                <w:szCs w:val="18"/>
+              </w:rPr>
+              <w:t xml:space="preserve">Description / Use</w:t>
+            </w:r>
+          </w:p>
+        </w:tc>
+      </w:tr>
+      <w:tr>
+        <w:tc>
+          <w:tcPr>
+            <w:tcW w:type="dxa" w:w="1500"/>
+            <w:tcBorders>
+              <w:top w:val="single" w:color="CCCCCC" w:sz="1"/>
+              <w:left w:val="single" w:color="CCCCCC" w:sz="1"/>
+              <w:bottom w:val="single" w:color="CCCCCC" w:sz="1"/>
+              <w:right w:val="single" w:color="CCCCCC" w:sz="1"/>
+            </w:tcBorders>
+            <w:shd w:fill="F2F2F2" w:val="clear"/>
+            <w:tcMar>
+              <w:top w:type="dxa" w:w="80"/>
+              <w:left w:type="dxa" w:w="120"/>
+              <w:bottom w:type="dxa" w:w="80"/>
+              <w:right w:type="dxa" w:w="120"/>
+            </w:tcMar>
+            <w:vAlign w:val="top"/>
+          </w:tcPr>
+          <w:p>
+            <w:r>
+              <w:rPr>
+                <w:rFonts w:ascii="Arial" w:cs="Arial" w:eastAsia="Arial" w:hAnsi="Arial"/>
+                <w:b w:val="false"/>
+                <w:bCs w:val="false"/>
+                <w:sz w:val="18"/>
+                <w:szCs w:val="18"/>
+              </w:rPr>
+              <w:t xml:space="preserve">All Clients</w:t>
+            </w:r>
+          </w:p>
+        </w:tc>
+        <w:tc>
+          <w:tcPr>
+            <w:tcW w:type="dxa" w:w="2500"/>
+            <w:tcBorders>
+              <w:top w:val="single" w:color="CCCCCC" w:sz="1"/>
+              <w:left w:val="single" w:color="CCCCCC" w:sz="1"/>
+              <w:bottom w:val="single" w:color="CCCCCC" w:sz="1"/>
+              <w:right w:val="single" w:color="CCCCCC" w:sz="1"/>
+            </w:tcBorders>
+            <w:shd w:fill="F2F2F2" w:val="clear"/>
+            <w:tcMar>
+              <w:top w:type="dxa" w:w="80"/>
+              <w:left w:type="dxa" w:w="120"/>
+              <w:bottom w:type="dxa" w:w="80"/>
+              <w:right w:type="dxa" w:w="120"/>
+            </w:tcMar>
+            <w:vAlign w:val="top"/>
+          </w:tcPr>
+          <w:p>
+            <w:r>
+              <w:rPr>
+                <w:rFonts w:ascii="Arial" w:cs="Arial" w:eastAsia="Arial" w:hAnsi="Arial"/>
+                <w:b w:val="false"/>
+                <w:bCs w:val="false"/>
+                <w:sz w:val="18"/>
+                <w:szCs w:val="18"/>
+              </w:rPr>
+              <w:t xml:space="preserve">Name, Company, Email, Phone, Primary Contact</w:t>
+            </w:r>
+          </w:p>
+        </w:tc>
+        <w:tc>
+          <w:tcPr>
+            <w:tcW w:type="dxa" w:w="2000"/>
+            <w:tcBorders>
+              <w:top w:val="single" w:color="CCCCCC" w:sz="1"/>
+              <w:left w:val="single" w:color="CCCCCC" w:sz="1"/>
+              <w:bottom w:val="single" w:color="CCCCCC" w:sz="1"/>
+              <w:right w:val="single" w:color="CCCCCC" w:sz="1"/>
+            </w:tcBorders>
+            <w:shd w:fill="F2F2F2" w:val="clear"/>
+            <w:tcMar>
+              <w:top w:type="dxa" w:w="80"/>
+              <w:left w:type="dxa" w:w="120"/>
+              <w:bottom w:type="dxa" w:w="80"/>
+              <w:right w:type="dxa" w:w="120"/>
+            </w:tcMar>
+            <w:vAlign w:val="top"/>
+          </w:tcPr>
+          <w:p>
+            <w:r>
+              <w:rPr>
+                <w:rFonts w:ascii="Arial" w:cs="Arial" w:eastAsia="Arial" w:hAnsi="Arial"/>
+                <w:b w:val="false"/>
+                <w:bCs w:val="false"/>
+                <w:sz w:val="18"/>
+                <w:szCs w:val="18"/>
+              </w:rPr>
+              <w:t xml:space="preserve">Contact Type = Client</w:t>
+            </w:r>
+          </w:p>
+        </w:tc>
+        <w:tc>
+          <w:tcPr>
+            <w:tcW w:type="dxa" w:w="1000"/>
+            <w:tcBorders>
+              <w:top w:val="single" w:color="CCCCCC" w:sz="1"/>
+              <w:left w:val="single" w:color="CCCCCC" w:sz="1"/>
+              <w:bottom w:val="single" w:color="CCCCCC" w:sz="1"/>
+              <w:right w:val="single" w:color="CCCCCC" w:sz="1"/>
+            </w:tcBorders>
+            <w:shd w:fill="F2F2F2" w:val="clear"/>
+            <w:tcMar>
+              <w:top w:type="dxa" w:w="80"/>
+              <w:left w:type="dxa" w:w="120"/>
+              <w:bottom w:type="dxa" w:w="80"/>
+              <w:right w:type="dxa" w:w="120"/>
+            </w:tcMar>
+            <w:vAlign w:val="top"/>
+          </w:tcPr>
+          <w:p>
+            <w:r>
+              <w:rPr>
+                <w:rFonts w:ascii="Arial" w:cs="Arial" w:eastAsia="Arial" w:hAnsi="Arial"/>
+                <w:b w:val="false"/>
+                <w:bCs w:val="false"/>
+                <w:sz w:val="18"/>
+                <w:szCs w:val="18"/>
+              </w:rPr>
+              <w:t xml:space="preserve">Last Name ASC</w:t>
+            </w:r>
+          </w:p>
+        </w:tc>
+        <w:tc>
+          <w:tcPr>
+            <w:tcW w:type="dxa" w:w="2360"/>
+            <w:tcBorders>
+              <w:top w:val="single" w:color="CCCCCC" w:sz="1"/>
+              <w:left w:val="single" w:color="CCCCCC" w:sz="1"/>
+              <w:bottom w:val="single" w:color="CCCCCC" w:sz="1"/>
+              <w:right w:val="single" w:color="CCCCCC" w:sz="1"/>
+            </w:tcBorders>
+            <w:shd w:fill="F2F2F2" w:val="clear"/>
+            <w:tcMar>
+              <w:top w:type="dxa" w:w="80"/>
+              <w:left w:type="dxa" w:w="120"/>
+              <w:bottom w:type="dxa" w:w="80"/>
+              <w:right w:type="dxa" w:w="120"/>
+            </w:tcMar>
+            <w:vAlign w:val="top"/>
+          </w:tcPr>
+          <w:p>
+            <w:r>
+              <w:rPr>
+                <w:rFonts w:ascii="Arial" w:cs="Arial" w:eastAsia="Arial" w:hAnsi="Arial"/>
+                <w:b w:val="false"/>
+                <w:bCs w:val="false"/>
+                <w:sz w:val="18"/>
+                <w:szCs w:val="18"/>
+              </w:rPr>
+              <w:t xml:space="preserve">Full client contact list for admin use. Includes all client contacts regardless of engagement status.</w:t>
+            </w:r>
+          </w:p>
+        </w:tc>
+      </w:tr>
+      <w:tr>
+        <w:tc>
+          <w:tcPr>
+            <w:tcW w:type="dxa" w:w="1500"/>
+            <w:tcBorders>
+              <w:top w:val="single" w:color="CCCCCC" w:sz="1"/>
+              <w:left w:val="single" w:color="CCCCCC" w:sz="1"/>
+              <w:bottom w:val="single" w:color="CCCCCC" w:sz="1"/>
+              <w:right w:val="single" w:color="CCCCCC" w:sz="1"/>
+            </w:tcBorders>
+            <w:shd w:fill="FFFFFF" w:val="clear"/>
+            <w:tcMar>
+              <w:top w:type="dxa" w:w="80"/>
+              <w:left w:type="dxa" w:w="120"/>
+              <w:bottom w:type="dxa" w:w="80"/>
+              <w:right w:type="dxa" w:w="120"/>
+            </w:tcMar>
+            <w:vAlign w:val="top"/>
+          </w:tcPr>
+          <w:p>
+            <w:r>
+              <w:rPr>
+                <w:rFonts w:ascii="Arial" w:cs="Arial" w:eastAsia="Arial" w:hAnsi="Arial"/>
+                <w:b w:val="false"/>
+                <w:bCs w:val="false"/>
+                <w:sz w:val="18"/>
+                <w:szCs w:val="18"/>
+              </w:rPr>
+              <w:t xml:space="preserve">My Clients</w:t>
+            </w:r>
+          </w:p>
+        </w:tc>
+        <w:tc>
+          <w:tcPr>
+            <w:tcW w:type="dxa" w:w="2500"/>
+            <w:tcBorders>
+              <w:top w:val="single" w:color="CCCCCC" w:sz="1"/>
+              <w:left w:val="single" w:color="CCCCCC" w:sz="1"/>
+              <w:bottom w:val="single" w:color="CCCCCC" w:sz="1"/>
+              <w:right w:val="single" w:color="CCCCCC" w:sz="1"/>
+            </w:tcBorders>
+            <w:shd w:fill="FFFFFF" w:val="clear"/>
+            <w:tcMar>
+              <w:top w:type="dxa" w:w="80"/>
+              <w:left w:type="dxa" w:w="120"/>
+              <w:bottom w:type="dxa" w:w="80"/>
+              <w:right w:type="dxa" w:w="120"/>
+            </w:tcMar>
+            <w:vAlign w:val="top"/>
+          </w:tcPr>
+          <w:p>
+            <w:r>
+              <w:rPr>
+                <w:rFonts w:ascii="Arial" w:cs="Arial" w:eastAsia="Arial" w:hAnsi="Arial"/>
+                <w:b w:val="false"/>
+                <w:bCs w:val="false"/>
+                <w:sz w:val="18"/>
+                <w:szCs w:val="18"/>
+              </w:rPr>
+              <w:t xml:space="preserve">Name, Company, Email, Phone</w:t>
+            </w:r>
+          </w:p>
+        </w:tc>
+        <w:tc>
+          <w:tcPr>
+            <w:tcW w:type="dxa" w:w="2000"/>
+            <w:tcBorders>
+              <w:top w:val="single" w:color="CCCCCC" w:sz="1"/>
+              <w:left w:val="single" w:color="CCCCCC" w:sz="1"/>
+              <w:bottom w:val="single" w:color="CCCCCC" w:sz="1"/>
+              <w:right w:val="single" w:color="CCCCCC" w:sz="1"/>
+            </w:tcBorders>
+            <w:shd w:fill="FFFFFF" w:val="clear"/>
+            <w:tcMar>
+              <w:top w:type="dxa" w:w="80"/>
+              <w:left w:type="dxa" w:w="120"/>
+              <w:bottom w:type="dxa" w:w="80"/>
+              <w:right w:type="dxa" w:w="120"/>
+            </w:tcMar>
+            <w:vAlign w:val="top"/>
+          </w:tcPr>
+          <w:p>
+            <w:r>
+              <w:rPr>
+                <w:rFonts w:ascii="Arial" w:cs="Arial" w:eastAsia="Arial" w:hAnsi="Arial"/>
+                <w:b w:val="false"/>
+                <w:bCs w:val="false"/>
+                <w:sz w:val="18"/>
+                <w:szCs w:val="18"/>
+              </w:rPr>
+              <w:t xml:space="preserve">Contact Type = Client; linked Engagement Assigned Mentor = current user; Engagement Status = Active or Assigned</w:t>
+            </w:r>
+          </w:p>
+        </w:tc>
+        <w:tc>
+          <w:tcPr>
+            <w:tcW w:type="dxa" w:w="1000"/>
+            <w:tcBorders>
+              <w:top w:val="single" w:color="CCCCCC" w:sz="1"/>
+              <w:left w:val="single" w:color="CCCCCC" w:sz="1"/>
+              <w:bottom w:val="single" w:color="CCCCCC" w:sz="1"/>
+              <w:right w:val="single" w:color="CCCCCC" w:sz="1"/>
+            </w:tcBorders>
+            <w:shd w:fill="FFFFFF" w:val="clear"/>
+            <w:tcMar>
+              <w:top w:type="dxa" w:w="80"/>
+              <w:left w:type="dxa" w:w="120"/>
+              <w:bottom w:type="dxa" w:w="80"/>
+              <w:right w:type="dxa" w:w="120"/>
+            </w:tcMar>
+            <w:vAlign w:val="top"/>
+          </w:tcPr>
+          <w:p>
+            <w:r>
+              <w:rPr>
+                <w:rFonts w:ascii="Arial" w:cs="Arial" w:eastAsia="Arial" w:hAnsi="Arial"/>
+                <w:b w:val="false"/>
+                <w:bCs w:val="false"/>
+                <w:sz w:val="18"/>
+                <w:szCs w:val="18"/>
+              </w:rPr>
+              <w:t xml:space="preserve">Last Name ASC</w:t>
+            </w:r>
+          </w:p>
+        </w:tc>
+        <w:tc>
+          <w:tcPr>
+            <w:tcW w:type="dxa" w:w="2360"/>
+            <w:tcBorders>
+              <w:top w:val="single" w:color="CCCCCC" w:sz="1"/>
+              <w:left w:val="single" w:color="CCCCCC" w:sz="1"/>
+              <w:bottom w:val="single" w:color="CCCCCC" w:sz="1"/>
+              <w:right w:val="single" w:color="CCCCCC" w:sz="1"/>
+            </w:tcBorders>
+            <w:shd w:fill="FFFFFF" w:val="clear"/>
+            <w:tcMar>
+              <w:top w:type="dxa" w:w="80"/>
+              <w:left w:type="dxa" w:w="120"/>
+              <w:bottom w:type="dxa" w:w="80"/>
+              <w:right w:type="dxa" w:w="120"/>
+            </w:tcMar>
+            <w:vAlign w:val="top"/>
+          </w:tcPr>
+          <w:p>
+            <w:r>
+              <w:rPr>
+                <w:rFonts w:ascii="Arial" w:cs="Arial" w:eastAsia="Arial" w:hAnsi="Arial"/>
+                <w:b w:val="false"/>
+                <w:bCs w:val="false"/>
+                <w:sz w:val="18"/>
+                <w:szCs w:val="18"/>
+              </w:rPr>
+              <w:t xml:space="preserve">A mentor’s own active client contacts. Available to Mentor role. Provides quick access to contact details for ongoing engagements.</w:t>
+            </w:r>
+          </w:p>
+        </w:tc>
+      </w:tr>
+    </w:tbl>
+    <w:p>
+      <w:r>
+        <w:rPr>
+          <w:rFonts w:ascii="Arial" w:cs="Arial" w:eastAsia="Arial" w:hAnsi="Arial"/>
+          <w:sz w:val="20"/>
+          <w:szCs w:val="20"/>
+        </w:rPr>
+        <w:t xml:space="preserve"/>
+      </w:r>
+    </w:p>
+    <w:p>
+      <w:pPr>
+        <w:pStyle w:val="Heading2"/>
+      </w:pPr>
+      <w:r>
+        <w:rPr>
+          <w:rFonts w:ascii="Arial" w:cs="Arial" w:eastAsia="Arial" w:hAnsi="Arial"/>
+          <w:b/>
+          <w:bCs/>
+          <w:sz w:val="28"/>
+          <w:szCs w:val="28"/>
+        </w:rPr>
+        <w:t xml:space="preserve">4.5 Engagement</w:t>
+      </w:r>
+    </w:p>
+    <w:p>
+      <w:pPr>
+        <w:spacing w:after="120"/>
+      </w:pPr>
+      <w:r>
+        <w:rPr>
+          <w:rFonts w:ascii="Arial" w:cs="Arial" w:eastAsia="Arial" w:hAnsi="Arial"/>
+          <w:sz w:val="20"/>
+          <w:szCs w:val="20"/>
+        </w:rPr>
+        <w:t xml:space="preserve">Engagement views are the primary working queue for admins managing the client lifecycle. The “My Active Engagements” view is also available to mentor roles.</w:t>
+      </w:r>
+    </w:p>
+    <w:tbl>
+      <w:tblPr>
+        <w:tblW w:type="dxa" w:w="9360"/>
+        <w:tblBorders>
+          <w:top w:val="single" w:color="auto" w:sz="4"/>
+          <w:left w:val="single" w:color="auto" w:sz="4"/>
+          <w:bottom w:val="single" w:color="auto" w:sz="4"/>
+          <w:right w:val="single" w:color="auto" w:sz="4"/>
+          <w:insideH w:val="single" w:color="auto" w:sz="4"/>
+          <w:insideV w:val="single" w:color="auto" w:sz="4"/>
+        </w:tblBorders>
+      </w:tblPr>
+      <w:tblGrid>
+        <w:gridCol w:w="1500"/>
+        <w:gridCol w:w="2500"/>
+        <w:gridCol w:w="2000"/>
+        <w:gridCol w:w="1000"/>
+        <w:gridCol w:w="2360"/>
+      </w:tblGrid>
+      <w:tr>
+        <w:trPr>
+          <w:tblHeader/>
+        </w:trPr>
+        <w:tc>
+          <w:tcPr>
+            <w:tcW w:type="dxa" w:w="1500"/>
+            <w:tcBorders>
+              <w:top w:val="single" w:color="CCCCCC" w:sz="1"/>
+              <w:left w:val="single" w:color="CCCCCC" w:sz="1"/>
+              <w:bottom w:val="single" w:color="CCCCCC" w:sz="1"/>
+              <w:right w:val="single" w:color="CCCCCC" w:sz="1"/>
+            </w:tcBorders>
+            <w:shd w:fill="D5E8F0" w:val="clear"/>
+            <w:tcMar>
+              <w:top w:type="dxa" w:w="80"/>
+              <w:left w:type="dxa" w:w="120"/>
+              <w:bottom w:type="dxa" w:w="80"/>
+              <w:right w:type="dxa" w:w="120"/>
+            </w:tcMar>
+            <w:vAlign w:val="top"/>
+          </w:tcPr>
+          <w:p>
+            <w:r>
+              <w:rPr>
+                <w:rFonts w:ascii="Arial" w:cs="Arial" w:eastAsia="Arial" w:hAnsi="Arial"/>
+                <w:b/>
+                <w:bCs/>
+                <w:sz w:val="18"/>
+                <w:szCs w:val="18"/>
+              </w:rPr>
+              <w:t xml:space="preserve">View Name</w:t>
+            </w:r>
+          </w:p>
+        </w:tc>
+        <w:tc>
+          <w:tcPr>
+            <w:tcW w:type="dxa" w:w="2500"/>
+            <w:tcBorders>
+              <w:top w:val="single" w:color="CCCCCC" w:sz="1"/>
+              <w:left w:val="single" w:color="CCCCCC" w:sz="1"/>
+              <w:bottom w:val="single" w:color="CCCCCC" w:sz="1"/>
+              <w:right w:val="single" w:color="CCCCCC" w:sz="1"/>
+            </w:tcBorders>
+            <w:shd w:fill="D5E8F0" w:val="clear"/>
+            <w:tcMar>
+              <w:top w:type="dxa" w:w="80"/>
+              <w:left w:type="dxa" w:w="120"/>
+              <w:bottom w:type="dxa" w:w="80"/>
+              <w:right w:type="dxa" w:w="120"/>
+            </w:tcMar>
+            <w:vAlign w:val="top"/>
+          </w:tcPr>
+          <w:p>
+            <w:r>
+              <w:rPr>
+                <w:rFonts w:ascii="Arial" w:cs="Arial" w:eastAsia="Arial" w:hAnsi="Arial"/>
+                <w:b/>
+                <w:bCs/>
+                <w:sz w:val="18"/>
+                <w:szCs w:val="18"/>
+              </w:rPr>
+              <w:t xml:space="preserve">Columns Displayed</w:t>
+            </w:r>
+          </w:p>
+        </w:tc>
+        <w:tc>
+          <w:tcPr>
+            <w:tcW w:type="dxa" w:w="2000"/>
+            <w:tcBorders>
+              <w:top w:val="single" w:color="CCCCCC" w:sz="1"/>
+              <w:left w:val="single" w:color="CCCCCC" w:sz="1"/>
+              <w:bottom w:val="single" w:color="CCCCCC" w:sz="1"/>
+              <w:right w:val="single" w:color="CCCCCC" w:sz="1"/>
+            </w:tcBorders>
+            <w:shd w:fill="D5E8F0" w:val="clear"/>
+            <w:tcMar>
+              <w:top w:type="dxa" w:w="80"/>
+              <w:left w:type="dxa" w:w="120"/>
+              <w:bottom w:type="dxa" w:w="80"/>
+              <w:right w:type="dxa" w:w="120"/>
+            </w:tcMar>
+            <w:vAlign w:val="top"/>
+          </w:tcPr>
+          <w:p>
+            <w:r>
+              <w:rPr>
+                <w:rFonts w:ascii="Arial" w:cs="Arial" w:eastAsia="Arial" w:hAnsi="Arial"/>
+                <w:b/>
+                <w:bCs/>
+                <w:sz w:val="18"/>
+                <w:szCs w:val="18"/>
+              </w:rPr>
+              <w:t xml:space="preserve">Filter Criteria</w:t>
+            </w:r>
+          </w:p>
+        </w:tc>
+        <w:tc>
+          <w:tcPr>
+            <w:tcW w:type="dxa" w:w="1000"/>
+            <w:tcBorders>
+              <w:top w:val="single" w:color="CCCCCC" w:sz="1"/>
+              <w:left w:val="single" w:color="CCCCCC" w:sz="1"/>
+              <w:bottom w:val="single" w:color="CCCCCC" w:sz="1"/>
+              <w:right w:val="single" w:color="CCCCCC" w:sz="1"/>
+            </w:tcBorders>
+            <w:shd w:fill="D5E8F0" w:val="clear"/>
+            <w:tcMar>
+              <w:top w:type="dxa" w:w="80"/>
+              <w:left w:type="dxa" w:w="120"/>
+              <w:bottom w:type="dxa" w:w="80"/>
+              <w:right w:type="dxa" w:w="120"/>
+            </w:tcMar>
+            <w:vAlign w:val="top"/>
+          </w:tcPr>
+          <w:p>
+            <w:r>
+              <w:rPr>
+                <w:rFonts w:ascii="Arial" w:cs="Arial" w:eastAsia="Arial" w:hAnsi="Arial"/>
+                <w:b/>
+                <w:bCs/>
+                <w:sz w:val="18"/>
+                <w:szCs w:val="18"/>
+              </w:rPr>
+              <w:t xml:space="preserve">Default Sort</w:t>
+            </w:r>
+          </w:p>
+        </w:tc>
+        <w:tc>
+          <w:tcPr>
+            <w:tcW w:type="dxa" w:w="2360"/>
+            <w:tcBorders>
+              <w:top w:val="single" w:color="CCCCCC" w:sz="1"/>
+              <w:left w:val="single" w:color="CCCCCC" w:sz="1"/>
+              <w:bottom w:val="single" w:color="CCCCCC" w:sz="1"/>
+              <w:right w:val="single" w:color="CCCCCC" w:sz="1"/>
+            </w:tcBorders>
+            <w:shd w:fill="D5E8F0" w:val="clear"/>
+            <w:tcMar>
+              <w:top w:type="dxa" w:w="80"/>
+              <w:left w:type="dxa" w:w="120"/>
+              <w:bottom w:type="dxa" w:w="80"/>
+              <w:right w:type="dxa" w:w="120"/>
+            </w:tcMar>
+            <w:vAlign w:val="top"/>
+          </w:tcPr>
+          <w:p>
+            <w:r>
+              <w:rPr>
+                <w:rFonts w:ascii="Arial" w:cs="Arial" w:eastAsia="Arial" w:hAnsi="Arial"/>
+                <w:b/>
+                <w:bCs/>
+                <w:sz w:val="18"/>
+                <w:szCs w:val="18"/>
+              </w:rPr>
+              <w:t xml:space="preserve">Description / Use</w:t>
+            </w:r>
+          </w:p>
+        </w:tc>
+      </w:tr>
+      <w:tr>
+        <w:tc>
+          <w:tcPr>
+            <w:tcW w:type="dxa" w:w="1500"/>
+            <w:tcBorders>
+              <w:top w:val="single" w:color="CCCCCC" w:sz="1"/>
+              <w:left w:val="single" w:color="CCCCCC" w:sz="1"/>
+              <w:bottom w:val="single" w:color="CCCCCC" w:sz="1"/>
+              <w:right w:val="single" w:color="CCCCCC" w:sz="1"/>
+            </w:tcBorders>
+            <w:shd w:fill="F2F2F2" w:val="clear"/>
+            <w:tcMar>
+              <w:top w:type="dxa" w:w="80"/>
+              <w:left w:type="dxa" w:w="120"/>
+              <w:bottom w:type="dxa" w:w="80"/>
+              <w:right w:type="dxa" w:w="120"/>
+            </w:tcMar>
+            <w:vAlign w:val="top"/>
+          </w:tcPr>
+          <w:p>
+            <w:r>
+              <w:rPr>
+                <w:rFonts w:ascii="Arial" w:cs="Arial" w:eastAsia="Arial" w:hAnsi="Arial"/>
+                <w:b w:val="false"/>
+                <w:bCs w:val="false"/>
+                <w:sz w:val="18"/>
+                <w:szCs w:val="18"/>
+              </w:rPr>
+              <w:t xml:space="preserve">New Client Submissions</w:t>
+            </w:r>
+          </w:p>
+        </w:tc>
+        <w:tc>
+          <w:tcPr>
+            <w:tcW w:type="dxa" w:w="2500"/>
+            <w:tcBorders>
+              <w:top w:val="single" w:color="CCCCCC" w:sz="1"/>
+              <w:left w:val="single" w:color="CCCCCC" w:sz="1"/>
+              <w:bottom w:val="single" w:color="CCCCCC" w:sz="1"/>
+              <w:right w:val="single" w:color="CCCCCC" w:sz="1"/>
+            </w:tcBorders>
+            <w:shd w:fill="F2F2F2" w:val="clear"/>
+            <w:tcMar>
+              <w:top w:type="dxa" w:w="80"/>
+              <w:left w:type="dxa" w:w="120"/>
+              <w:bottom w:type="dxa" w:w="80"/>
+              <w:right w:type="dxa" w:w="120"/>
+            </w:tcMar>
+            <w:vAlign w:val="top"/>
+          </w:tcPr>
+          <w:p>
+            <w:r>
+              <w:rPr>
+                <w:rFonts w:ascii="Arial" w:cs="Arial" w:eastAsia="Arial" w:hAnsi="Arial"/>
+                <w:b w:val="false"/>
+                <w:bCs w:val="false"/>
+                <w:sz w:val="18"/>
+                <w:szCs w:val="18"/>
+              </w:rPr>
+              <w:t xml:space="preserve">Company, Primary Contact, Business Stage, NAICS Sector, Mentoring Focus Areas, Created Date</w:t>
+            </w:r>
+          </w:p>
+        </w:tc>
+        <w:tc>
+          <w:tcPr>
+            <w:tcW w:type="dxa" w:w="2000"/>
+            <w:tcBorders>
+              <w:top w:val="single" w:color="CCCCCC" w:sz="1"/>
+              <w:left w:val="single" w:color="CCCCCC" w:sz="1"/>
+              <w:bottom w:val="single" w:color="CCCCCC" w:sz="1"/>
+              <w:right w:val="single" w:color="CCCCCC" w:sz="1"/>
+            </w:tcBorders>
+            <w:shd w:fill="F2F2F2" w:val="clear"/>
+            <w:tcMar>
+              <w:top w:type="dxa" w:w="80"/>
+              <w:left w:type="dxa" w:w="120"/>
+              <w:bottom w:type="dxa" w:w="80"/>
+              <w:right w:type="dxa" w:w="120"/>
+            </w:tcMar>
+            <w:vAlign w:val="top"/>
+          </w:tcPr>
+          <w:p>
+            <w:r>
+              <w:rPr>
+                <w:rFonts w:ascii="Arial" w:cs="Arial" w:eastAsia="Arial" w:hAnsi="Arial"/>
+                <w:b w:val="false"/>
+                <w:bCs w:val="false"/>
+                <w:sz w:val="18"/>
+                <w:szCs w:val="18"/>
+              </w:rPr>
+              <w:t xml:space="preserve">Status = Submitted</w:t>
+            </w:r>
+          </w:p>
+        </w:tc>
+        <w:tc>
+          <w:tcPr>
+            <w:tcW w:type="dxa" w:w="1000"/>
+            <w:tcBorders>
+              <w:top w:val="single" w:color="CCCCCC" w:sz="1"/>
+              <w:left w:val="single" w:color="CCCCCC" w:sz="1"/>
+              <w:bottom w:val="single" w:color="CCCCCC" w:sz="1"/>
+              <w:right w:val="single" w:color="CCCCCC" w:sz="1"/>
+            </w:tcBorders>
+            <w:shd w:fill="F2F2F2" w:val="clear"/>
+            <w:tcMar>
+              <w:top w:type="dxa" w:w="80"/>
+              <w:left w:type="dxa" w:w="120"/>
+              <w:bottom w:type="dxa" w:w="80"/>
+              <w:right w:type="dxa" w:w="120"/>
+            </w:tcMar>
+            <w:vAlign w:val="top"/>
+          </w:tcPr>
+          <w:p>
+            <w:r>
+              <w:rPr>
+                <w:rFonts w:ascii="Arial" w:cs="Arial" w:eastAsia="Arial" w:hAnsi="Arial"/>
+                <w:b w:val="false"/>
+                <w:bCs w:val="false"/>
+                <w:sz w:val="18"/>
+                <w:szCs w:val="18"/>
+              </w:rPr>
+              <w:t xml:space="preserve">Created Date DESC</w:t>
+            </w:r>
+          </w:p>
+        </w:tc>
+        <w:tc>
+          <w:tcPr>
+            <w:tcW w:type="dxa" w:w="2360"/>
+            <w:tcBorders>
+              <w:top w:val="single" w:color="CCCCCC" w:sz="1"/>
+              <w:left w:val="single" w:color="CCCCCC" w:sz="1"/>
+              <w:bottom w:val="single" w:color="CCCCCC" w:sz="1"/>
+              <w:right w:val="single" w:color="CCCCCC" w:sz="1"/>
+            </w:tcBorders>
+            <w:shd w:fill="F2F2F2" w:val="clear"/>
+            <w:tcMar>
+              <w:top w:type="dxa" w:w="80"/>
+              <w:left w:type="dxa" w:w="120"/>
+              <w:bottom w:type="dxa" w:w="80"/>
+              <w:right w:type="dxa" w:w="120"/>
+            </w:tcMar>
+            <w:vAlign w:val="top"/>
+          </w:tcPr>
+          <w:p>
+            <w:r>
+              <w:rPr>
+                <w:rFonts w:ascii="Arial" w:cs="Arial" w:eastAsia="Arial" w:hAnsi="Arial"/>
+                <w:b w:val="false"/>
+                <w:bCs w:val="false"/>
+                <w:sz w:val="18"/>
+                <w:szCs w:val="18"/>
+              </w:rPr>
+              <w:t xml:space="preserve">Primary admin intake queue for reviewing incoming mentoring requests. Admin reviews each submission and proceeds to mentor nomination or declines.</w:t>
+            </w:r>
+          </w:p>
+        </w:tc>
+      </w:tr>
+      <w:tr>
+        <w:tc>
+          <w:tcPr>
+            <w:tcW w:type="dxa" w:w="1500"/>
+            <w:tcBorders>
+              <w:top w:val="single" w:color="CCCCCC" w:sz="1"/>
+              <w:left w:val="single" w:color="CCCCCC" w:sz="1"/>
+              <w:bottom w:val="single" w:color="CCCCCC" w:sz="1"/>
+              <w:right w:val="single" w:color="CCCCCC" w:sz="1"/>
+            </w:tcBorders>
+            <w:shd w:fill="FFFFFF" w:val="clear"/>
+            <w:tcMar>
+              <w:top w:type="dxa" w:w="80"/>
+              <w:left w:type="dxa" w:w="120"/>
+              <w:bottom w:type="dxa" w:w="80"/>
+              <w:right w:type="dxa" w:w="120"/>
+            </w:tcMar>
+            <w:vAlign w:val="top"/>
+          </w:tcPr>
+          <w:p>
+            <w:r>
+              <w:rPr>
+                <w:rFonts w:ascii="Arial" w:cs="Arial" w:eastAsia="Arial" w:hAnsi="Arial"/>
+                <w:b w:val="false"/>
+                <w:bCs w:val="false"/>
+                <w:sz w:val="18"/>
+                <w:szCs w:val="18"/>
+              </w:rPr>
+              <w:t xml:space="preserve">Pending Acceptance</w:t>
+            </w:r>
+          </w:p>
+        </w:tc>
+        <w:tc>
+          <w:tcPr>
+            <w:tcW w:type="dxa" w:w="2500"/>
+            <w:tcBorders>
+              <w:top w:val="single" w:color="CCCCCC" w:sz="1"/>
+              <w:left w:val="single" w:color="CCCCCC" w:sz="1"/>
+              <w:bottom w:val="single" w:color="CCCCCC" w:sz="1"/>
+              <w:right w:val="single" w:color="CCCCCC" w:sz="1"/>
+            </w:tcBorders>
+            <w:shd w:fill="FFFFFF" w:val="clear"/>
+            <w:tcMar>
+              <w:top w:type="dxa" w:w="80"/>
+              <w:left w:type="dxa" w:w="120"/>
+              <w:bottom w:type="dxa" w:w="80"/>
+              <w:right w:type="dxa" w:w="120"/>
+            </w:tcMar>
+            <w:vAlign w:val="top"/>
+          </w:tcPr>
+          <w:p>
+            <w:r>
+              <w:rPr>
+                <w:rFonts w:ascii="Arial" w:cs="Arial" w:eastAsia="Arial" w:hAnsi="Arial"/>
+                <w:b w:val="false"/>
+                <w:bCs w:val="false"/>
+                <w:sz w:val="18"/>
+                <w:szCs w:val="18"/>
+              </w:rPr>
+              <w:t xml:space="preserve">Company, Assigned Mentor, Status, Meeting Cadence, Last Updated</w:t>
+            </w:r>
+          </w:p>
+        </w:tc>
+        <w:tc>
+          <w:tcPr>
+            <w:tcW w:type="dxa" w:w="2000"/>
+            <w:tcBorders>
+              <w:top w:val="single" w:color="CCCCCC" w:sz="1"/>
+              <w:left w:val="single" w:color="CCCCCC" w:sz="1"/>
+              <w:bottom w:val="single" w:color="CCCCCC" w:sz="1"/>
+              <w:right w:val="single" w:color="CCCCCC" w:sz="1"/>
+            </w:tcBorders>
+            <w:shd w:fill="FFFFFF" w:val="clear"/>
+            <w:tcMar>
+              <w:top w:type="dxa" w:w="80"/>
+              <w:left w:type="dxa" w:w="120"/>
+              <w:bottom w:type="dxa" w:w="80"/>
+              <w:right w:type="dxa" w:w="120"/>
+            </w:tcMar>
+            <w:vAlign w:val="top"/>
+          </w:tcPr>
+          <w:p>
+            <w:r>
+              <w:rPr>
+                <w:rFonts w:ascii="Arial" w:cs="Arial" w:eastAsia="Arial" w:hAnsi="Arial"/>
+                <w:b w:val="false"/>
+                <w:bCs w:val="false"/>
+                <w:sz w:val="18"/>
+                <w:szCs w:val="18"/>
+              </w:rPr>
+              <w:t xml:space="preserve">Status = Pending Acceptance</w:t>
+            </w:r>
+          </w:p>
+        </w:tc>
+        <w:tc>
+          <w:tcPr>
+            <w:tcW w:type="dxa" w:w="1000"/>
+            <w:tcBorders>
+              <w:top w:val="single" w:color="CCCCCC" w:sz="1"/>
+              <w:left w:val="single" w:color="CCCCCC" w:sz="1"/>
+              <w:bottom w:val="single" w:color="CCCCCC" w:sz="1"/>
+              <w:right w:val="single" w:color="CCCCCC" w:sz="1"/>
+            </w:tcBorders>
+            <w:shd w:fill="FFFFFF" w:val="clear"/>
+            <w:tcMar>
+              <w:top w:type="dxa" w:w="80"/>
+              <w:left w:type="dxa" w:w="120"/>
+              <w:bottom w:type="dxa" w:w="80"/>
+              <w:right w:type="dxa" w:w="120"/>
+            </w:tcMar>
+            <w:vAlign w:val="top"/>
+          </w:tcPr>
+          <w:p>
+            <w:r>
+              <w:rPr>
+                <w:rFonts w:ascii="Arial" w:cs="Arial" w:eastAsia="Arial" w:hAnsi="Arial"/>
+                <w:b w:val="false"/>
+                <w:bCs w:val="false"/>
+                <w:sz w:val="18"/>
+                <w:szCs w:val="18"/>
+              </w:rPr>
+              <w:t xml:space="preserve">Last Updated ASC</w:t>
+            </w:r>
+          </w:p>
+        </w:tc>
+        <w:tc>
+          <w:tcPr>
+            <w:tcW w:type="dxa" w:w="2360"/>
+            <w:tcBorders>
+              <w:top w:val="single" w:color="CCCCCC" w:sz="1"/>
+              <w:left w:val="single" w:color="CCCCCC" w:sz="1"/>
+              <w:bottom w:val="single" w:color="CCCCCC" w:sz="1"/>
+              <w:right w:val="single" w:color="CCCCCC" w:sz="1"/>
+            </w:tcBorders>
+            <w:shd w:fill="FFFFFF" w:val="clear"/>
+            <w:tcMar>
+              <w:top w:type="dxa" w:w="80"/>
+              <w:left w:type="dxa" w:w="120"/>
+              <w:bottom w:type="dxa" w:w="80"/>
+              <w:right w:type="dxa" w:w="120"/>
+            </w:tcMar>
+            <w:vAlign w:val="top"/>
+          </w:tcPr>
+          <w:p>
+            <w:r>
+              <w:rPr>
+                <w:rFonts w:ascii="Arial" w:cs="Arial" w:eastAsia="Arial" w:hAnsi="Arial"/>
+                <w:b w:val="false"/>
+                <w:bCs w:val="false"/>
+                <w:sz w:val="18"/>
+                <w:szCs w:val="18"/>
+              </w:rPr>
+              <w:t xml:space="preserve">Engagements awaiting mentor acceptance or refusal. ASC sort surfaces oldest nominations first, making it easy to spot stale assignments that may have exceeded the 48-hour acceptance window.</w:t>
+            </w:r>
+          </w:p>
+        </w:tc>
+      </w:tr>
+      <w:tr>
+        <w:tc>
+          <w:tcPr>
+            <w:tcW w:type="dxa" w:w="1500"/>
+            <w:tcBorders>
+              <w:top w:val="single" w:color="CCCCCC" w:sz="1"/>
+              <w:left w:val="single" w:color="CCCCCC" w:sz="1"/>
+              <w:bottom w:val="single" w:color="CCCCCC" w:sz="1"/>
+              <w:right w:val="single" w:color="CCCCCC" w:sz="1"/>
+            </w:tcBorders>
+            <w:shd w:fill="F2F2F2" w:val="clear"/>
+            <w:tcMar>
+              <w:top w:type="dxa" w:w="80"/>
+              <w:left w:type="dxa" w:w="120"/>
+              <w:bottom w:type="dxa" w:w="80"/>
+              <w:right w:type="dxa" w:w="120"/>
+            </w:tcMar>
+            <w:vAlign w:val="top"/>
+          </w:tcPr>
+          <w:p>
+            <w:r>
+              <w:rPr>
+                <w:rFonts w:ascii="Arial" w:cs="Arial" w:eastAsia="Arial" w:hAnsi="Arial"/>
+                <w:b w:val="false"/>
+                <w:bCs w:val="false"/>
+                <w:sz w:val="18"/>
+                <w:szCs w:val="18"/>
+              </w:rPr>
+              <w:t xml:space="preserve">Mentor Declined</w:t>
+            </w:r>
+          </w:p>
+        </w:tc>
+        <w:tc>
+          <w:tcPr>
+            <w:tcW w:type="dxa" w:w="2500"/>
+            <w:tcBorders>
+              <w:top w:val="single" w:color="CCCCCC" w:sz="1"/>
+              <w:left w:val="single" w:color="CCCCCC" w:sz="1"/>
+              <w:bottom w:val="single" w:color="CCCCCC" w:sz="1"/>
+              <w:right w:val="single" w:color="CCCCCC" w:sz="1"/>
+            </w:tcBorders>
+            <w:shd w:fill="F2F2F2" w:val="clear"/>
+            <w:tcMar>
+              <w:top w:type="dxa" w:w="80"/>
+              <w:left w:type="dxa" w:w="120"/>
+              <w:bottom w:type="dxa" w:w="80"/>
+              <w:right w:type="dxa" w:w="120"/>
+            </w:tcMar>
+            <w:vAlign w:val="top"/>
+          </w:tcPr>
+          <w:p>
+            <w:r>
+              <w:rPr>
+                <w:rFonts w:ascii="Arial" w:cs="Arial" w:eastAsia="Arial" w:hAnsi="Arial"/>
+                <w:b w:val="false"/>
+                <w:bCs w:val="false"/>
+                <w:sz w:val="18"/>
+                <w:szCs w:val="18"/>
+              </w:rPr>
+              <w:t xml:space="preserve">Company, Assigned Mentor, Last Updated</w:t>
+            </w:r>
+          </w:p>
+        </w:tc>
+        <w:tc>
+          <w:tcPr>
+            <w:tcW w:type="dxa" w:w="2000"/>
+            <w:tcBorders>
+              <w:top w:val="single" w:color="CCCCCC" w:sz="1"/>
+              <w:left w:val="single" w:color="CCCCCC" w:sz="1"/>
+              <w:bottom w:val="single" w:color="CCCCCC" w:sz="1"/>
+              <w:right w:val="single" w:color="CCCCCC" w:sz="1"/>
+            </w:tcBorders>
+            <w:shd w:fill="F2F2F2" w:val="clear"/>
+            <w:tcMar>
+              <w:top w:type="dxa" w:w="80"/>
+              <w:left w:type="dxa" w:w="120"/>
+              <w:bottom w:type="dxa" w:w="80"/>
+              <w:right w:type="dxa" w:w="120"/>
+            </w:tcMar>
+            <w:vAlign w:val="top"/>
+          </w:tcPr>
+          <w:p>
+            <w:r>
+              <w:rPr>
+                <w:rFonts w:ascii="Arial" w:cs="Arial" w:eastAsia="Arial" w:hAnsi="Arial"/>
+                <w:b w:val="false"/>
+                <w:bCs w:val="false"/>
+                <w:sz w:val="18"/>
+                <w:szCs w:val="18"/>
+              </w:rPr>
+              <w:t xml:space="preserve">Status = Mentor Declined</w:t>
+            </w:r>
+          </w:p>
+        </w:tc>
+        <w:tc>
+          <w:tcPr>
+            <w:tcW w:type="dxa" w:w="1000"/>
+            <w:tcBorders>
+              <w:top w:val="single" w:color="CCCCCC" w:sz="1"/>
+              <w:left w:val="single" w:color="CCCCCC" w:sz="1"/>
+              <w:bottom w:val="single" w:color="CCCCCC" w:sz="1"/>
+              <w:right w:val="single" w:color="CCCCCC" w:sz="1"/>
+            </w:tcBorders>
+            <w:shd w:fill="F2F2F2" w:val="clear"/>
+            <w:tcMar>
+              <w:top w:type="dxa" w:w="80"/>
+              <w:left w:type="dxa" w:w="120"/>
+              <w:bottom w:type="dxa" w:w="80"/>
+              <w:right w:type="dxa" w:w="120"/>
+            </w:tcMar>
+            <w:vAlign w:val="top"/>
+          </w:tcPr>
+          <w:p>
+            <w:r>
+              <w:rPr>
+                <w:rFonts w:ascii="Arial" w:cs="Arial" w:eastAsia="Arial" w:hAnsi="Arial"/>
+                <w:b w:val="false"/>
+                <w:bCs w:val="false"/>
+                <w:sz w:val="18"/>
+                <w:szCs w:val="18"/>
+              </w:rPr>
+              <w:t xml:space="preserve">Last Updated DESC</w:t>
+            </w:r>
+          </w:p>
+        </w:tc>
+        <w:tc>
+          <w:tcPr>
+            <w:tcW w:type="dxa" w:w="2360"/>
+            <w:tcBorders>
+              <w:top w:val="single" w:color="CCCCCC" w:sz="1"/>
+              <w:left w:val="single" w:color="CCCCCC" w:sz="1"/>
+              <w:bottom w:val="single" w:color="CCCCCC" w:sz="1"/>
+              <w:right w:val="single" w:color="CCCCCC" w:sz="1"/>
+            </w:tcBorders>
+            <w:shd w:fill="F2F2F2" w:val="clear"/>
+            <w:tcMar>
+              <w:top w:type="dxa" w:w="80"/>
+              <w:left w:type="dxa" w:w="120"/>
+              <w:bottom w:type="dxa" w:w="80"/>
+              <w:right w:type="dxa" w:w="120"/>
+            </w:tcMar>
+            <w:vAlign w:val="top"/>
+          </w:tcPr>
+          <w:p>
+            <w:r>
+              <w:rPr>
+                <w:rFonts w:ascii="Arial" w:cs="Arial" w:eastAsia="Arial" w:hAnsi="Arial"/>
+                <w:b w:val="false"/>
+                <w:bCs w:val="false"/>
+                <w:sz w:val="18"/>
+                <w:szCs w:val="18"/>
+              </w:rPr>
+              <w:t xml:space="preserve">Engagements where the nominated mentor refused the assignment. Admin must return to the nomination process and select a different mentor.</w:t>
+            </w:r>
+          </w:p>
+        </w:tc>
+      </w:tr>
+      <w:tr>
+        <w:tc>
+          <w:tcPr>
+            <w:tcW w:type="dxa" w:w="1500"/>
+            <w:tcBorders>
+              <w:top w:val="single" w:color="CCCCCC" w:sz="1"/>
+              <w:left w:val="single" w:color="CCCCCC" w:sz="1"/>
+              <w:bottom w:val="single" w:color="CCCCCC" w:sz="1"/>
+              <w:right w:val="single" w:color="CCCCCC" w:sz="1"/>
+            </w:tcBorders>
+            <w:shd w:fill="FFFFFF" w:val="clear"/>
+            <w:tcMar>
+              <w:top w:type="dxa" w:w="80"/>
+              <w:left w:type="dxa" w:w="120"/>
+              <w:bottom w:type="dxa" w:w="80"/>
+              <w:right w:type="dxa" w:w="120"/>
+            </w:tcMar>
+            <w:vAlign w:val="top"/>
+          </w:tcPr>
+          <w:p>
+            <w:r>
+              <w:rPr>
+                <w:rFonts w:ascii="Arial" w:cs="Arial" w:eastAsia="Arial" w:hAnsi="Arial"/>
+                <w:b w:val="false"/>
+                <w:bCs w:val="false"/>
+                <w:sz w:val="18"/>
+                <w:szCs w:val="18"/>
+              </w:rPr>
+              <w:t xml:space="preserve">Active Engagements</w:t>
+            </w:r>
+          </w:p>
+        </w:tc>
+        <w:tc>
+          <w:tcPr>
+            <w:tcW w:type="dxa" w:w="2500"/>
+            <w:tcBorders>
+              <w:top w:val="single" w:color="CCCCCC" w:sz="1"/>
+              <w:left w:val="single" w:color="CCCCCC" w:sz="1"/>
+              <w:bottom w:val="single" w:color="CCCCCC" w:sz="1"/>
+              <w:right w:val="single" w:color="CCCCCC" w:sz="1"/>
+            </w:tcBorders>
+            <w:shd w:fill="FFFFFF" w:val="clear"/>
+            <w:tcMar>
+              <w:top w:type="dxa" w:w="80"/>
+              <w:left w:type="dxa" w:w="120"/>
+              <w:bottom w:type="dxa" w:w="80"/>
+              <w:right w:type="dxa" w:w="120"/>
+            </w:tcMar>
+            <w:vAlign w:val="top"/>
+          </w:tcPr>
+          <w:p>
+            <w:r>
+              <w:rPr>
+                <w:rFonts w:ascii="Arial" w:cs="Arial" w:eastAsia="Arial" w:hAnsi="Arial"/>
+                <w:b w:val="false"/>
+                <w:bCs w:val="false"/>
+                <w:sz w:val="18"/>
+                <w:szCs w:val="18"/>
+              </w:rPr>
+              <w:t xml:space="preserve">Company, Assigned Mentor, Start Date, Last Session Date, Total Sessions, Meeting Cadence, Next Session Date</w:t>
+            </w:r>
+          </w:p>
+        </w:tc>
+        <w:tc>
+          <w:tcPr>
+            <w:tcW w:type="dxa" w:w="2000"/>
+            <w:tcBorders>
+              <w:top w:val="single" w:color="CCCCCC" w:sz="1"/>
+              <w:left w:val="single" w:color="CCCCCC" w:sz="1"/>
+              <w:bottom w:val="single" w:color="CCCCCC" w:sz="1"/>
+              <w:right w:val="single" w:color="CCCCCC" w:sz="1"/>
+            </w:tcBorders>
+            <w:shd w:fill="FFFFFF" w:val="clear"/>
+            <w:tcMar>
+              <w:top w:type="dxa" w:w="80"/>
+              <w:left w:type="dxa" w:w="120"/>
+              <w:bottom w:type="dxa" w:w="80"/>
+              <w:right w:type="dxa" w:w="120"/>
+            </w:tcMar>
+            <w:vAlign w:val="top"/>
+          </w:tcPr>
+          <w:p>
+            <w:r>
+              <w:rPr>
+                <w:rFonts w:ascii="Arial" w:cs="Arial" w:eastAsia="Arial" w:hAnsi="Arial"/>
+                <w:b w:val="false"/>
+                <w:bCs w:val="false"/>
+                <w:sz w:val="18"/>
+                <w:szCs w:val="18"/>
+              </w:rPr>
+              <w:t xml:space="preserve">Status = Active</w:t>
+            </w:r>
+          </w:p>
+        </w:tc>
+        <w:tc>
+          <w:tcPr>
+            <w:tcW w:type="dxa" w:w="1000"/>
+            <w:tcBorders>
+              <w:top w:val="single" w:color="CCCCCC" w:sz="1"/>
+              <w:left w:val="single" w:color="CCCCCC" w:sz="1"/>
+              <w:bottom w:val="single" w:color="CCCCCC" w:sz="1"/>
+              <w:right w:val="single" w:color="CCCCCC" w:sz="1"/>
+            </w:tcBorders>
+            <w:shd w:fill="FFFFFF" w:val="clear"/>
+            <w:tcMar>
+              <w:top w:type="dxa" w:w="80"/>
+              <w:left w:type="dxa" w:w="120"/>
+              <w:bottom w:type="dxa" w:w="80"/>
+              <w:right w:type="dxa" w:w="120"/>
+            </w:tcMar>
+            <w:vAlign w:val="top"/>
+          </w:tcPr>
+          <w:p>
+            <w:r>
+              <w:rPr>
+                <w:rFonts w:ascii="Arial" w:cs="Arial" w:eastAsia="Arial" w:hAnsi="Arial"/>
+                <w:b w:val="false"/>
+                <w:bCs w:val="false"/>
+                <w:sz w:val="18"/>
+                <w:szCs w:val="18"/>
+              </w:rPr>
+              <w:t xml:space="preserve">Last Session Date ASC</w:t>
+            </w:r>
+          </w:p>
+        </w:tc>
+        <w:tc>
+          <w:tcPr>
+            <w:tcW w:type="dxa" w:w="2360"/>
+            <w:tcBorders>
+              <w:top w:val="single" w:color="CCCCCC" w:sz="1"/>
+              <w:left w:val="single" w:color="CCCCCC" w:sz="1"/>
+              <w:bottom w:val="single" w:color="CCCCCC" w:sz="1"/>
+              <w:right w:val="single" w:color="CCCCCC" w:sz="1"/>
+            </w:tcBorders>
+            <w:shd w:fill="FFFFFF" w:val="clear"/>
+            <w:tcMar>
+              <w:top w:type="dxa" w:w="80"/>
+              <w:left w:type="dxa" w:w="120"/>
+              <w:bottom w:type="dxa" w:w="80"/>
+              <w:right w:type="dxa" w:w="120"/>
+            </w:tcMar>
+            <w:vAlign w:val="top"/>
+          </w:tcPr>
+          <w:p>
+            <w:r>
+              <w:rPr>
+                <w:rFonts w:ascii="Arial" w:cs="Arial" w:eastAsia="Arial" w:hAnsi="Arial"/>
+                <w:b w:val="false"/>
+                <w:bCs w:val="false"/>
+                <w:sz w:val="18"/>
+                <w:szCs w:val="18"/>
+              </w:rPr>
+              <w:t xml:space="preserve">All currently active mentoring relationships. ASC sort on Last Session Date surfaces the longest-inactive engagements first, supporting proactive inactivity monitoring.</w:t>
+            </w:r>
+          </w:p>
+        </w:tc>
+      </w:tr>
+      <w:tr>
+        <w:tc>
+          <w:tcPr>
+            <w:tcW w:type="dxa" w:w="1500"/>
+            <w:tcBorders>
+              <w:top w:val="single" w:color="CCCCCC" w:sz="1"/>
+              <w:left w:val="single" w:color="CCCCCC" w:sz="1"/>
+              <w:bottom w:val="single" w:color="CCCCCC" w:sz="1"/>
+              <w:right w:val="single" w:color="CCCCCC" w:sz="1"/>
+            </w:tcBorders>
+            <w:shd w:fill="F2F2F2" w:val="clear"/>
+            <w:tcMar>
+              <w:top w:type="dxa" w:w="80"/>
+              <w:left w:type="dxa" w:w="120"/>
+              <w:bottom w:type="dxa" w:w="80"/>
+              <w:right w:type="dxa" w:w="120"/>
+            </w:tcMar>
+            <w:vAlign w:val="top"/>
+          </w:tcPr>
+          <w:p>
+            <w:r>
+              <w:rPr>
+                <w:rFonts w:ascii="Arial" w:cs="Arial" w:eastAsia="Arial" w:hAnsi="Arial"/>
+                <w:b w:val="false"/>
+                <w:bCs w:val="false"/>
+                <w:sz w:val="18"/>
+                <w:szCs w:val="18"/>
+              </w:rPr>
+              <w:t xml:space="preserve">On-Hold Engagements</w:t>
+            </w:r>
+          </w:p>
+        </w:tc>
+        <w:tc>
+          <w:tcPr>
+            <w:tcW w:type="dxa" w:w="2500"/>
+            <w:tcBorders>
+              <w:top w:val="single" w:color="CCCCCC" w:sz="1"/>
+              <w:left w:val="single" w:color="CCCCCC" w:sz="1"/>
+              <w:bottom w:val="single" w:color="CCCCCC" w:sz="1"/>
+              <w:right w:val="single" w:color="CCCCCC" w:sz="1"/>
+            </w:tcBorders>
+            <w:shd w:fill="F2F2F2" w:val="clear"/>
+            <w:tcMar>
+              <w:top w:type="dxa" w:w="80"/>
+              <w:left w:type="dxa" w:w="120"/>
+              <w:bottom w:type="dxa" w:w="80"/>
+              <w:right w:type="dxa" w:w="120"/>
+            </w:tcMar>
+            <w:vAlign w:val="top"/>
+          </w:tcPr>
+          <w:p>
+            <w:r>
+              <w:rPr>
+                <w:rFonts w:ascii="Arial" w:cs="Arial" w:eastAsia="Arial" w:hAnsi="Arial"/>
+                <w:b w:val="false"/>
+                <w:bCs w:val="false"/>
+                <w:sz w:val="18"/>
+                <w:szCs w:val="18"/>
+              </w:rPr>
+              <w:t xml:space="preserve">Company, Assigned Mentor, Start Date, Last Updated, Total Sessions</w:t>
+            </w:r>
+          </w:p>
+        </w:tc>
+        <w:tc>
+          <w:tcPr>
+            <w:tcW w:type="dxa" w:w="2000"/>
+            <w:tcBorders>
+              <w:top w:val="single" w:color="CCCCCC" w:sz="1"/>
+              <w:left w:val="single" w:color="CCCCCC" w:sz="1"/>
+              <w:bottom w:val="single" w:color="CCCCCC" w:sz="1"/>
+              <w:right w:val="single" w:color="CCCCCC" w:sz="1"/>
+            </w:tcBorders>
+            <w:shd w:fill="F2F2F2" w:val="clear"/>
+            <w:tcMar>
+              <w:top w:type="dxa" w:w="80"/>
+              <w:left w:type="dxa" w:w="120"/>
+              <w:bottom w:type="dxa" w:w="80"/>
+              <w:right w:type="dxa" w:w="120"/>
+            </w:tcMar>
+            <w:vAlign w:val="top"/>
+          </w:tcPr>
+          <w:p>
+            <w:r>
+              <w:rPr>
+                <w:rFonts w:ascii="Arial" w:cs="Arial" w:eastAsia="Arial" w:hAnsi="Arial"/>
+                <w:b w:val="false"/>
+                <w:bCs w:val="false"/>
+                <w:sz w:val="18"/>
+                <w:szCs w:val="18"/>
+              </w:rPr>
+              <w:t xml:space="preserve">Status = On-Hold</w:t>
+            </w:r>
+          </w:p>
+        </w:tc>
+        <w:tc>
+          <w:tcPr>
+            <w:tcW w:type="dxa" w:w="1000"/>
+            <w:tcBorders>
+              <w:top w:val="single" w:color="CCCCCC" w:sz="1"/>
+              <w:left w:val="single" w:color="CCCCCC" w:sz="1"/>
+              <w:bottom w:val="single" w:color="CCCCCC" w:sz="1"/>
+              <w:right w:val="single" w:color="CCCCCC" w:sz="1"/>
+            </w:tcBorders>
+            <w:shd w:fill="F2F2F2" w:val="clear"/>
+            <w:tcMar>
+              <w:top w:type="dxa" w:w="80"/>
+              <w:left w:type="dxa" w:w="120"/>
+              <w:bottom w:type="dxa" w:w="80"/>
+              <w:right w:type="dxa" w:w="120"/>
+            </w:tcMar>
+            <w:vAlign w:val="top"/>
+          </w:tcPr>
+          <w:p>
+            <w:r>
+              <w:rPr>
+                <w:rFonts w:ascii="Arial" w:cs="Arial" w:eastAsia="Arial" w:hAnsi="Arial"/>
+                <w:b w:val="false"/>
+                <w:bCs w:val="false"/>
+                <w:sz w:val="18"/>
+                <w:szCs w:val="18"/>
+              </w:rPr>
+              <w:t xml:space="preserve">Last Updated ASC</w:t>
+            </w:r>
+          </w:p>
+        </w:tc>
+        <w:tc>
+          <w:tcPr>
+            <w:tcW w:type="dxa" w:w="2360"/>
+            <w:tcBorders>
+              <w:top w:val="single" w:color="CCCCCC" w:sz="1"/>
+              <w:left w:val="single" w:color="CCCCCC" w:sz="1"/>
+              <w:bottom w:val="single" w:color="CCCCCC" w:sz="1"/>
+              <w:right w:val="single" w:color="CCCCCC" w:sz="1"/>
+            </w:tcBorders>
+            <w:shd w:fill="F2F2F2" w:val="clear"/>
+            <w:tcMar>
+              <w:top w:type="dxa" w:w="80"/>
+              <w:left w:type="dxa" w:w="120"/>
+              <w:bottom w:type="dxa" w:w="80"/>
+              <w:right w:type="dxa" w:w="120"/>
+            </w:tcMar>
+            <w:vAlign w:val="top"/>
+          </w:tcPr>
+          <w:p>
+            <w:r>
+              <w:rPr>
+                <w:rFonts w:ascii="Arial" w:cs="Arial" w:eastAsia="Arial" w:hAnsi="Arial"/>
+                <w:b w:val="false"/>
+                <w:bCs w:val="false"/>
+                <w:sz w:val="18"/>
+                <w:szCs w:val="18"/>
+              </w:rPr>
+              <w:t xml:space="preserve">Engagements on a deliberate, temporary pause. Admin monitors for engagements that have been on hold longer than expected.</w:t>
+            </w:r>
+          </w:p>
+        </w:tc>
+      </w:tr>
+      <w:tr>
+        <w:tc>
+          <w:tcPr>
+            <w:tcW w:type="dxa" w:w="1500"/>
+            <w:tcBorders>
+              <w:top w:val="single" w:color="CCCCCC" w:sz="1"/>
+              <w:left w:val="single" w:color="CCCCCC" w:sz="1"/>
+              <w:bottom w:val="single" w:color="CCCCCC" w:sz="1"/>
+              <w:right w:val="single" w:color="CCCCCC" w:sz="1"/>
+            </w:tcBorders>
+            <w:shd w:fill="FFFFFF" w:val="clear"/>
+            <w:tcMar>
+              <w:top w:type="dxa" w:w="80"/>
+              <w:left w:type="dxa" w:w="120"/>
+              <w:bottom w:type="dxa" w:w="80"/>
+              <w:right w:type="dxa" w:w="120"/>
+            </w:tcMar>
+            <w:vAlign w:val="top"/>
+          </w:tcPr>
+          <w:p>
+            <w:r>
+              <w:rPr>
+                <w:rFonts w:ascii="Arial" w:cs="Arial" w:eastAsia="Arial" w:hAnsi="Arial"/>
+                <w:b w:val="false"/>
+                <w:bCs w:val="false"/>
+                <w:sz w:val="18"/>
+                <w:szCs w:val="18"/>
+              </w:rPr>
+              <w:t xml:space="preserve">Dormant Engagements</w:t>
+            </w:r>
+          </w:p>
+        </w:tc>
+        <w:tc>
+          <w:tcPr>
+            <w:tcW w:type="dxa" w:w="2500"/>
+            <w:tcBorders>
+              <w:top w:val="single" w:color="CCCCCC" w:sz="1"/>
+              <w:left w:val="single" w:color="CCCCCC" w:sz="1"/>
+              <w:bottom w:val="single" w:color="CCCCCC" w:sz="1"/>
+              <w:right w:val="single" w:color="CCCCCC" w:sz="1"/>
+            </w:tcBorders>
+            <w:shd w:fill="FFFFFF" w:val="clear"/>
+            <w:tcMar>
+              <w:top w:type="dxa" w:w="80"/>
+              <w:left w:type="dxa" w:w="120"/>
+              <w:bottom w:type="dxa" w:w="80"/>
+              <w:right w:type="dxa" w:w="120"/>
+            </w:tcMar>
+            <w:vAlign w:val="top"/>
+          </w:tcPr>
+          <w:p>
+            <w:r>
+              <w:rPr>
+                <w:rFonts w:ascii="Arial" w:cs="Arial" w:eastAsia="Arial" w:hAnsi="Arial"/>
+                <w:b w:val="false"/>
+                <w:bCs w:val="false"/>
+                <w:sz w:val="18"/>
+                <w:szCs w:val="18"/>
+              </w:rPr>
+              <w:t xml:space="preserve">Company, Assigned Mentor, Last Session Date, Meeting Cadence, Total Sessions</w:t>
+            </w:r>
+          </w:p>
+        </w:tc>
+        <w:tc>
+          <w:tcPr>
+            <w:tcW w:type="dxa" w:w="2000"/>
+            <w:tcBorders>
+              <w:top w:val="single" w:color="CCCCCC" w:sz="1"/>
+              <w:left w:val="single" w:color="CCCCCC" w:sz="1"/>
+              <w:bottom w:val="single" w:color="CCCCCC" w:sz="1"/>
+              <w:right w:val="single" w:color="CCCCCC" w:sz="1"/>
+            </w:tcBorders>
+            <w:shd w:fill="FFFFFF" w:val="clear"/>
+            <w:tcMar>
+              <w:top w:type="dxa" w:w="80"/>
+              <w:left w:type="dxa" w:w="120"/>
+              <w:bottom w:type="dxa" w:w="80"/>
+              <w:right w:type="dxa" w:w="120"/>
+            </w:tcMar>
+            <w:vAlign w:val="top"/>
+          </w:tcPr>
+          <w:p>
+            <w:r>
+              <w:rPr>
+                <w:rFonts w:ascii="Arial" w:cs="Arial" w:eastAsia="Arial" w:hAnsi="Arial"/>
+                <w:b w:val="false"/>
+                <w:bCs w:val="false"/>
+                <w:sz w:val="18"/>
+                <w:szCs w:val="18"/>
+              </w:rPr>
+              <w:t xml:space="preserve">Status = Dormant</w:t>
+            </w:r>
+          </w:p>
+        </w:tc>
+        <w:tc>
+          <w:tcPr>
+            <w:tcW w:type="dxa" w:w="1000"/>
+            <w:tcBorders>
+              <w:top w:val="single" w:color="CCCCCC" w:sz="1"/>
+              <w:left w:val="single" w:color="CCCCCC" w:sz="1"/>
+              <w:bottom w:val="single" w:color="CCCCCC" w:sz="1"/>
+              <w:right w:val="single" w:color="CCCCCC" w:sz="1"/>
+            </w:tcBorders>
+            <w:shd w:fill="FFFFFF" w:val="clear"/>
+            <w:tcMar>
+              <w:top w:type="dxa" w:w="80"/>
+              <w:left w:type="dxa" w:w="120"/>
+              <w:bottom w:type="dxa" w:w="80"/>
+              <w:right w:type="dxa" w:w="120"/>
+            </w:tcMar>
+            <w:vAlign w:val="top"/>
+          </w:tcPr>
+          <w:p>
+            <w:r>
+              <w:rPr>
+                <w:rFonts w:ascii="Arial" w:cs="Arial" w:eastAsia="Arial" w:hAnsi="Arial"/>
+                <w:b w:val="false"/>
+                <w:bCs w:val="false"/>
+                <w:sz w:val="18"/>
+                <w:szCs w:val="18"/>
+              </w:rPr>
+              <w:t xml:space="preserve">Last Session Date ASC</w:t>
+            </w:r>
+          </w:p>
+        </w:tc>
+        <w:tc>
+          <w:tcPr>
+            <w:tcW w:type="dxa" w:w="2360"/>
+            <w:tcBorders>
+              <w:top w:val="single" w:color="CCCCCC" w:sz="1"/>
+              <w:left w:val="single" w:color="CCCCCC" w:sz="1"/>
+              <w:bottom w:val="single" w:color="CCCCCC" w:sz="1"/>
+              <w:right w:val="single" w:color="CCCCCC" w:sz="1"/>
+            </w:tcBorders>
+            <w:shd w:fill="FFFFFF" w:val="clear"/>
+            <w:tcMar>
+              <w:top w:type="dxa" w:w="80"/>
+              <w:left w:type="dxa" w:w="120"/>
+              <w:bottom w:type="dxa" w:w="80"/>
+              <w:right w:type="dxa" w:w="120"/>
+            </w:tcMar>
+            <w:vAlign w:val="top"/>
+          </w:tcPr>
+          <w:p>
+            <w:r>
+              <w:rPr>
+                <w:rFonts w:ascii="Arial" w:cs="Arial" w:eastAsia="Arial" w:hAnsi="Arial"/>
+                <w:b w:val="false"/>
+                <w:bCs w:val="false"/>
+                <w:sz w:val="18"/>
+                <w:szCs w:val="18"/>
+              </w:rPr>
+              <w:t xml:space="preserve">Engagements that have gone quiet beyond their cadence-aware threshold. Oldest-inactive engagements surface first for priority admin follow-up.</w:t>
+            </w:r>
+          </w:p>
+        </w:tc>
+      </w:tr>
+      <w:tr>
+        <w:tc>
+          <w:tcPr>
+            <w:tcW w:type="dxa" w:w="1500"/>
+            <w:tcBorders>
+              <w:top w:val="single" w:color="CCCCCC" w:sz="1"/>
+              <w:left w:val="single" w:color="CCCCCC" w:sz="1"/>
+              <w:bottom w:val="single" w:color="CCCCCC" w:sz="1"/>
+              <w:right w:val="single" w:color="CCCCCC" w:sz="1"/>
+            </w:tcBorders>
+            <w:shd w:fill="F2F2F2" w:val="clear"/>
+            <w:tcMar>
+              <w:top w:type="dxa" w:w="80"/>
+              <w:left w:type="dxa" w:w="120"/>
+              <w:bottom w:type="dxa" w:w="80"/>
+              <w:right w:type="dxa" w:w="120"/>
+            </w:tcMar>
+            <w:vAlign w:val="top"/>
+          </w:tcPr>
+          <w:p>
+            <w:r>
+              <w:rPr>
+                <w:rFonts w:ascii="Arial" w:cs="Arial" w:eastAsia="Arial" w:hAnsi="Arial"/>
+                <w:b w:val="false"/>
+                <w:bCs w:val="false"/>
+                <w:sz w:val="18"/>
+                <w:szCs w:val="18"/>
+              </w:rPr>
+              <w:t xml:space="preserve">Inactive Engagements</w:t>
+            </w:r>
+          </w:p>
+        </w:tc>
+        <w:tc>
+          <w:tcPr>
+            <w:tcW w:type="dxa" w:w="2500"/>
+            <w:tcBorders>
+              <w:top w:val="single" w:color="CCCCCC" w:sz="1"/>
+              <w:left w:val="single" w:color="CCCCCC" w:sz="1"/>
+              <w:bottom w:val="single" w:color="CCCCCC" w:sz="1"/>
+              <w:right w:val="single" w:color="CCCCCC" w:sz="1"/>
+            </w:tcBorders>
+            <w:shd w:fill="F2F2F2" w:val="clear"/>
+            <w:tcMar>
+              <w:top w:type="dxa" w:w="80"/>
+              <w:left w:type="dxa" w:w="120"/>
+              <w:bottom w:type="dxa" w:w="80"/>
+              <w:right w:type="dxa" w:w="120"/>
+            </w:tcMar>
+            <w:vAlign w:val="top"/>
+          </w:tcPr>
+          <w:p>
+            <w:r>
+              <w:rPr>
+                <w:rFonts w:ascii="Arial" w:cs="Arial" w:eastAsia="Arial" w:hAnsi="Arial"/>
+                <w:b w:val="false"/>
+                <w:bCs w:val="false"/>
+                <w:sz w:val="18"/>
+                <w:szCs w:val="18"/>
+              </w:rPr>
+              <w:t xml:space="preserve">Company, Assigned Mentor, Last Session Date, Total Sessions</w:t>
+            </w:r>
+          </w:p>
+        </w:tc>
+        <w:tc>
+          <w:tcPr>
+            <w:tcW w:type="dxa" w:w="2000"/>
+            <w:tcBorders>
+              <w:top w:val="single" w:color="CCCCCC" w:sz="1"/>
+              <w:left w:val="single" w:color="CCCCCC" w:sz="1"/>
+              <w:bottom w:val="single" w:color="CCCCCC" w:sz="1"/>
+              <w:right w:val="single" w:color="CCCCCC" w:sz="1"/>
+            </w:tcBorders>
+            <w:shd w:fill="F2F2F2" w:val="clear"/>
+            <w:tcMar>
+              <w:top w:type="dxa" w:w="80"/>
+              <w:left w:type="dxa" w:w="120"/>
+              <w:bottom w:type="dxa" w:w="80"/>
+              <w:right w:type="dxa" w:w="120"/>
+            </w:tcMar>
+            <w:vAlign w:val="top"/>
+          </w:tcPr>
+          <w:p>
+            <w:r>
+              <w:rPr>
+                <w:rFonts w:ascii="Arial" w:cs="Arial" w:eastAsia="Arial" w:hAnsi="Arial"/>
+                <w:b w:val="false"/>
+                <w:bCs w:val="false"/>
+                <w:sz w:val="18"/>
+                <w:szCs w:val="18"/>
+              </w:rPr>
+              <w:t xml:space="preserve">Status = Inactive</w:t>
+            </w:r>
+          </w:p>
+        </w:tc>
+        <w:tc>
+          <w:tcPr>
+            <w:tcW w:type="dxa" w:w="1000"/>
+            <w:tcBorders>
+              <w:top w:val="single" w:color="CCCCCC" w:sz="1"/>
+              <w:left w:val="single" w:color="CCCCCC" w:sz="1"/>
+              <w:bottom w:val="single" w:color="CCCCCC" w:sz="1"/>
+              <w:right w:val="single" w:color="CCCCCC" w:sz="1"/>
+            </w:tcBorders>
+            <w:shd w:fill="F2F2F2" w:val="clear"/>
+            <w:tcMar>
+              <w:top w:type="dxa" w:w="80"/>
+              <w:left w:type="dxa" w:w="120"/>
+              <w:bottom w:type="dxa" w:w="80"/>
+              <w:right w:type="dxa" w:w="120"/>
+            </w:tcMar>
+            <w:vAlign w:val="top"/>
+          </w:tcPr>
+          <w:p>
+            <w:r>
+              <w:rPr>
+                <w:rFonts w:ascii="Arial" w:cs="Arial" w:eastAsia="Arial" w:hAnsi="Arial"/>
+                <w:b w:val="false"/>
+                <w:bCs w:val="false"/>
+                <w:sz w:val="18"/>
+                <w:szCs w:val="18"/>
+              </w:rPr>
+              <w:t xml:space="preserve">Last Session Date ASC</w:t>
+            </w:r>
+          </w:p>
+        </w:tc>
+        <w:tc>
+          <w:tcPr>
+            <w:tcW w:type="dxa" w:w="2360"/>
+            <w:tcBorders>
+              <w:top w:val="single" w:color="CCCCCC" w:sz="1"/>
+              <w:left w:val="single" w:color="CCCCCC" w:sz="1"/>
+              <w:bottom w:val="single" w:color="CCCCCC" w:sz="1"/>
+              <w:right w:val="single" w:color="CCCCCC" w:sz="1"/>
+            </w:tcBorders>
+            <w:shd w:fill="F2F2F2" w:val="clear"/>
+            <w:tcMar>
+              <w:top w:type="dxa" w:w="80"/>
+              <w:left w:type="dxa" w:w="120"/>
+              <w:bottom w:type="dxa" w:w="80"/>
+              <w:right w:type="dxa" w:w="120"/>
+            </w:tcMar>
+            <w:vAlign w:val="top"/>
+          </w:tcPr>
+          <w:p>
+            <w:r>
+              <w:rPr>
+                <w:rFonts w:ascii="Arial" w:cs="Arial" w:eastAsia="Arial" w:hAnsi="Arial"/>
+                <w:b w:val="false"/>
+                <w:bCs w:val="false"/>
+                <w:sz w:val="18"/>
+                <w:szCs w:val="18"/>
+              </w:rPr>
+              <w:t xml:space="preserve">Engagements at serious risk of abandonment. Requires urgent admin review and outreach.</w:t>
+            </w:r>
+          </w:p>
+        </w:tc>
+      </w:tr>
+      <w:tr>
+        <w:tc>
+          <w:tcPr>
+            <w:tcW w:type="dxa" w:w="1500"/>
+            <w:tcBorders>
+              <w:top w:val="single" w:color="CCCCCC" w:sz="1"/>
+              <w:left w:val="single" w:color="CCCCCC" w:sz="1"/>
+              <w:bottom w:val="single" w:color="CCCCCC" w:sz="1"/>
+              <w:right w:val="single" w:color="CCCCCC" w:sz="1"/>
+            </w:tcBorders>
+            <w:shd w:fill="FFFFFF" w:val="clear"/>
+            <w:tcMar>
+              <w:top w:type="dxa" w:w="80"/>
+              <w:left w:type="dxa" w:w="120"/>
+              <w:bottom w:type="dxa" w:w="80"/>
+              <w:right w:type="dxa" w:w="120"/>
+            </w:tcMar>
+            <w:vAlign w:val="top"/>
+          </w:tcPr>
+          <w:p>
+            <w:r>
+              <w:rPr>
+                <w:rFonts w:ascii="Arial" w:cs="Arial" w:eastAsia="Arial" w:hAnsi="Arial"/>
+                <w:b w:val="false"/>
+                <w:bCs w:val="false"/>
+                <w:sz w:val="18"/>
+                <w:szCs w:val="18"/>
+              </w:rPr>
+              <w:t xml:space="preserve">Abandoned Engagements</w:t>
+            </w:r>
+          </w:p>
+        </w:tc>
+        <w:tc>
+          <w:tcPr>
+            <w:tcW w:type="dxa" w:w="2500"/>
+            <w:tcBorders>
+              <w:top w:val="single" w:color="CCCCCC" w:sz="1"/>
+              <w:left w:val="single" w:color="CCCCCC" w:sz="1"/>
+              <w:bottom w:val="single" w:color="CCCCCC" w:sz="1"/>
+              <w:right w:val="single" w:color="CCCCCC" w:sz="1"/>
+            </w:tcBorders>
+            <w:shd w:fill="FFFFFF" w:val="clear"/>
+            <w:tcMar>
+              <w:top w:type="dxa" w:w="80"/>
+              <w:left w:type="dxa" w:w="120"/>
+              <w:bottom w:type="dxa" w:w="80"/>
+              <w:right w:type="dxa" w:w="120"/>
+            </w:tcMar>
+            <w:vAlign w:val="top"/>
+          </w:tcPr>
+          <w:p>
+            <w:r>
+              <w:rPr>
+                <w:rFonts w:ascii="Arial" w:cs="Arial" w:eastAsia="Arial" w:hAnsi="Arial"/>
+                <w:b w:val="false"/>
+                <w:bCs w:val="false"/>
+                <w:sz w:val="18"/>
+                <w:szCs w:val="18"/>
+              </w:rPr>
+              <w:t xml:space="preserve">Company, Assigned Mentor, Close Date, Engagement Close Reason</w:t>
+            </w:r>
+          </w:p>
+        </w:tc>
+        <w:tc>
+          <w:tcPr>
+            <w:tcW w:type="dxa" w:w="2000"/>
+            <w:tcBorders>
+              <w:top w:val="single" w:color="CCCCCC" w:sz="1"/>
+              <w:left w:val="single" w:color="CCCCCC" w:sz="1"/>
+              <w:bottom w:val="single" w:color="CCCCCC" w:sz="1"/>
+              <w:right w:val="single" w:color="CCCCCC" w:sz="1"/>
+            </w:tcBorders>
+            <w:shd w:fill="FFFFFF" w:val="clear"/>
+            <w:tcMar>
+              <w:top w:type="dxa" w:w="80"/>
+              <w:left w:type="dxa" w:w="120"/>
+              <w:bottom w:type="dxa" w:w="80"/>
+              <w:right w:type="dxa" w:w="120"/>
+            </w:tcMar>
+            <w:vAlign w:val="top"/>
+          </w:tcPr>
+          <w:p>
+            <w:r>
+              <w:rPr>
+                <w:rFonts w:ascii="Arial" w:cs="Arial" w:eastAsia="Arial" w:hAnsi="Arial"/>
+                <w:b w:val="false"/>
+                <w:bCs w:val="false"/>
+                <w:sz w:val="18"/>
+                <w:szCs w:val="18"/>
+              </w:rPr>
+              <w:t xml:space="preserve">Status = Abandoned</w:t>
+            </w:r>
+          </w:p>
+        </w:tc>
+        <w:tc>
+          <w:tcPr>
+            <w:tcW w:type="dxa" w:w="1000"/>
+            <w:tcBorders>
+              <w:top w:val="single" w:color="CCCCCC" w:sz="1"/>
+              <w:left w:val="single" w:color="CCCCCC" w:sz="1"/>
+              <w:bottom w:val="single" w:color="CCCCCC" w:sz="1"/>
+              <w:right w:val="single" w:color="CCCCCC" w:sz="1"/>
+            </w:tcBorders>
+            <w:shd w:fill="FFFFFF" w:val="clear"/>
+            <w:tcMar>
+              <w:top w:type="dxa" w:w="80"/>
+              <w:left w:type="dxa" w:w="120"/>
+              <w:bottom w:type="dxa" w:w="80"/>
+              <w:right w:type="dxa" w:w="120"/>
+            </w:tcMar>
+            <w:vAlign w:val="top"/>
+          </w:tcPr>
+          <w:p>
+            <w:r>
+              <w:rPr>
+                <w:rFonts w:ascii="Arial" w:cs="Arial" w:eastAsia="Arial" w:hAnsi="Arial"/>
+                <w:b w:val="false"/>
+                <w:bCs w:val="false"/>
+                <w:sz w:val="18"/>
+                <w:szCs w:val="18"/>
+              </w:rPr>
+              <w:t xml:space="preserve">Close Date DESC</w:t>
+            </w:r>
+          </w:p>
+        </w:tc>
+        <w:tc>
+          <w:tcPr>
+            <w:tcW w:type="dxa" w:w="2360"/>
+            <w:tcBorders>
+              <w:top w:val="single" w:color="CCCCCC" w:sz="1"/>
+              <w:left w:val="single" w:color="CCCCCC" w:sz="1"/>
+              <w:bottom w:val="single" w:color="CCCCCC" w:sz="1"/>
+              <w:right w:val="single" w:color="CCCCCC" w:sz="1"/>
+            </w:tcBorders>
+            <w:shd w:fill="FFFFFF" w:val="clear"/>
+            <w:tcMar>
+              <w:top w:type="dxa" w:w="80"/>
+              <w:left w:type="dxa" w:w="120"/>
+              <w:bottom w:type="dxa" w:w="80"/>
+              <w:right w:type="dxa" w:w="120"/>
+            </w:tcMar>
+            <w:vAlign w:val="top"/>
+          </w:tcPr>
+          <w:p>
+            <w:r>
+              <w:rPr>
+                <w:rFonts w:ascii="Arial" w:cs="Arial" w:eastAsia="Arial" w:hAnsi="Arial"/>
+                <w:b w:val="false"/>
+                <w:bCs w:val="false"/>
+                <w:sz w:val="18"/>
+                <w:szCs w:val="18"/>
+              </w:rPr>
+              <w:t xml:space="preserve">Closed-abandoned engagements. Retained permanently for historical reference and funder reporting.</w:t>
+            </w:r>
+          </w:p>
+        </w:tc>
+      </w:tr>
+      <w:tr>
+        <w:tc>
+          <w:tcPr>
+            <w:tcW w:type="dxa" w:w="1500"/>
+            <w:tcBorders>
+              <w:top w:val="single" w:color="CCCCCC" w:sz="1"/>
+              <w:left w:val="single" w:color="CCCCCC" w:sz="1"/>
+              <w:bottom w:val="single" w:color="CCCCCC" w:sz="1"/>
+              <w:right w:val="single" w:color="CCCCCC" w:sz="1"/>
+            </w:tcBorders>
+            <w:shd w:fill="F2F2F2" w:val="clear"/>
+            <w:tcMar>
+              <w:top w:type="dxa" w:w="80"/>
+              <w:left w:type="dxa" w:w="120"/>
+              <w:bottom w:type="dxa" w:w="80"/>
+              <w:right w:type="dxa" w:w="120"/>
+            </w:tcMar>
+            <w:vAlign w:val="top"/>
+          </w:tcPr>
+          <w:p>
+            <w:r>
+              <w:rPr>
+                <w:rFonts w:ascii="Arial" w:cs="Arial" w:eastAsia="Arial" w:hAnsi="Arial"/>
+                <w:b w:val="false"/>
+                <w:bCs w:val="false"/>
+                <w:sz w:val="18"/>
+                <w:szCs w:val="18"/>
+              </w:rPr>
+              <w:t xml:space="preserve">Completed Engagements</w:t>
+            </w:r>
+          </w:p>
+        </w:tc>
+        <w:tc>
+          <w:tcPr>
+            <w:tcW w:type="dxa" w:w="2500"/>
+            <w:tcBorders>
+              <w:top w:val="single" w:color="CCCCCC" w:sz="1"/>
+              <w:left w:val="single" w:color="CCCCCC" w:sz="1"/>
+              <w:bottom w:val="single" w:color="CCCCCC" w:sz="1"/>
+              <w:right w:val="single" w:color="CCCCCC" w:sz="1"/>
+            </w:tcBorders>
+            <w:shd w:fill="F2F2F2" w:val="clear"/>
+            <w:tcMar>
+              <w:top w:type="dxa" w:w="80"/>
+              <w:left w:type="dxa" w:w="120"/>
+              <w:bottom w:type="dxa" w:w="80"/>
+              <w:right w:type="dxa" w:w="120"/>
+            </w:tcMar>
+            <w:vAlign w:val="top"/>
+          </w:tcPr>
+          <w:p>
+            <w:r>
+              <w:rPr>
+                <w:rFonts w:ascii="Arial" w:cs="Arial" w:eastAsia="Arial" w:hAnsi="Arial"/>
+                <w:b w:val="false"/>
+                <w:bCs w:val="false"/>
+                <w:sz w:val="18"/>
+                <w:szCs w:val="18"/>
+              </w:rPr>
+              <w:t xml:space="preserve">Company, Assigned Mentor, Start Date, Close Date, Total Sessions, Total Session Hours</w:t>
+            </w:r>
+          </w:p>
+        </w:tc>
+        <w:tc>
+          <w:tcPr>
+            <w:tcW w:type="dxa" w:w="2000"/>
+            <w:tcBorders>
+              <w:top w:val="single" w:color="CCCCCC" w:sz="1"/>
+              <w:left w:val="single" w:color="CCCCCC" w:sz="1"/>
+              <w:bottom w:val="single" w:color="CCCCCC" w:sz="1"/>
+              <w:right w:val="single" w:color="CCCCCC" w:sz="1"/>
+            </w:tcBorders>
+            <w:shd w:fill="F2F2F2" w:val="clear"/>
+            <w:tcMar>
+              <w:top w:type="dxa" w:w="80"/>
+              <w:left w:type="dxa" w:w="120"/>
+              <w:bottom w:type="dxa" w:w="80"/>
+              <w:right w:type="dxa" w:w="120"/>
+            </w:tcMar>
+            <w:vAlign w:val="top"/>
+          </w:tcPr>
+          <w:p>
+            <w:r>
+              <w:rPr>
+                <w:rFonts w:ascii="Arial" w:cs="Arial" w:eastAsia="Arial" w:hAnsi="Arial"/>
+                <w:b w:val="false"/>
+                <w:bCs w:val="false"/>
+                <w:sz w:val="18"/>
+                <w:szCs w:val="18"/>
+              </w:rPr>
+              <w:t xml:space="preserve">Status = Completed</w:t>
+            </w:r>
+          </w:p>
+        </w:tc>
+        <w:tc>
+          <w:tcPr>
+            <w:tcW w:type="dxa" w:w="1000"/>
+            <w:tcBorders>
+              <w:top w:val="single" w:color="CCCCCC" w:sz="1"/>
+              <w:left w:val="single" w:color="CCCCCC" w:sz="1"/>
+              <w:bottom w:val="single" w:color="CCCCCC" w:sz="1"/>
+              <w:right w:val="single" w:color="CCCCCC" w:sz="1"/>
+            </w:tcBorders>
+            <w:shd w:fill="F2F2F2" w:val="clear"/>
+            <w:tcMar>
+              <w:top w:type="dxa" w:w="80"/>
+              <w:left w:type="dxa" w:w="120"/>
+              <w:bottom w:type="dxa" w:w="80"/>
+              <w:right w:type="dxa" w:w="120"/>
+            </w:tcMar>
+            <w:vAlign w:val="top"/>
+          </w:tcPr>
+          <w:p>
+            <w:r>
+              <w:rPr>
+                <w:rFonts w:ascii="Arial" w:cs="Arial" w:eastAsia="Arial" w:hAnsi="Arial"/>
+                <w:b w:val="false"/>
+                <w:bCs w:val="false"/>
+                <w:sz w:val="18"/>
+                <w:szCs w:val="18"/>
+              </w:rPr>
+              <w:t xml:space="preserve">Close Date DESC</w:t>
+            </w:r>
+          </w:p>
+        </w:tc>
+        <w:tc>
+          <w:tcPr>
+            <w:tcW w:type="dxa" w:w="2360"/>
+            <w:tcBorders>
+              <w:top w:val="single" w:color="CCCCCC" w:sz="1"/>
+              <w:left w:val="single" w:color="CCCCCC" w:sz="1"/>
+              <w:bottom w:val="single" w:color="CCCCCC" w:sz="1"/>
+              <w:right w:val="single" w:color="CCCCCC" w:sz="1"/>
+            </w:tcBorders>
+            <w:shd w:fill="F2F2F2" w:val="clear"/>
+            <w:tcMar>
+              <w:top w:type="dxa" w:w="80"/>
+              <w:left w:type="dxa" w:w="120"/>
+              <w:bottom w:type="dxa" w:w="80"/>
+              <w:right w:type="dxa" w:w="120"/>
+            </w:tcMar>
+            <w:vAlign w:val="top"/>
+          </w:tcPr>
+          <w:p>
+            <w:r>
+              <w:rPr>
+                <w:rFonts w:ascii="Arial" w:cs="Arial" w:eastAsia="Arial" w:hAnsi="Arial"/>
+                <w:b w:val="false"/>
+                <w:bCs w:val="false"/>
+                <w:sz w:val="18"/>
+                <w:szCs w:val="18"/>
+              </w:rPr>
+              <w:t xml:space="preserve">Successfully closed engagements. Used for historical reference, reporting, and identifying clients eligible for re-engagement.</w:t>
+            </w:r>
+          </w:p>
+        </w:tc>
+      </w:tr>
+      <w:tr>
+        <w:tc>
+          <w:tcPr>
+            <w:tcW w:type="dxa" w:w="1500"/>
+            <w:tcBorders>
+              <w:top w:val="single" w:color="CCCCCC" w:sz="1"/>
+              <w:left w:val="single" w:color="CCCCCC" w:sz="1"/>
+              <w:bottom w:val="single" w:color="CCCCCC" w:sz="1"/>
+              <w:right w:val="single" w:color="CCCCCC" w:sz="1"/>
+            </w:tcBorders>
+            <w:shd w:fill="FFFFFF" w:val="clear"/>
+            <w:tcMar>
+              <w:top w:type="dxa" w:w="80"/>
+              <w:left w:type="dxa" w:w="120"/>
+              <w:bottom w:type="dxa" w:w="80"/>
+              <w:right w:type="dxa" w:w="120"/>
+            </w:tcMar>
+            <w:vAlign w:val="top"/>
+          </w:tcPr>
+          <w:p>
+            <w:r>
+              <w:rPr>
+                <w:rFonts w:ascii="Arial" w:cs="Arial" w:eastAsia="Arial" w:hAnsi="Arial"/>
+                <w:b w:val="false"/>
+                <w:bCs w:val="false"/>
+                <w:sz w:val="18"/>
+                <w:szCs w:val="18"/>
+              </w:rPr>
+              <w:t xml:space="preserve">My Active Engagements</w:t>
+            </w:r>
+          </w:p>
+        </w:tc>
+        <w:tc>
+          <w:tcPr>
+            <w:tcW w:type="dxa" w:w="2500"/>
+            <w:tcBorders>
+              <w:top w:val="single" w:color="CCCCCC" w:sz="1"/>
+              <w:left w:val="single" w:color="CCCCCC" w:sz="1"/>
+              <w:bottom w:val="single" w:color="CCCCCC" w:sz="1"/>
+              <w:right w:val="single" w:color="CCCCCC" w:sz="1"/>
+            </w:tcBorders>
+            <w:shd w:fill="FFFFFF" w:val="clear"/>
+            <w:tcMar>
+              <w:top w:type="dxa" w:w="80"/>
+              <w:left w:type="dxa" w:w="120"/>
+              <w:bottom w:type="dxa" w:w="80"/>
+              <w:right w:type="dxa" w:w="120"/>
+            </w:tcMar>
+            <w:vAlign w:val="top"/>
+          </w:tcPr>
+          <w:p>
+            <w:r>
+              <w:rPr>
+                <w:rFonts w:ascii="Arial" w:cs="Arial" w:eastAsia="Arial" w:hAnsi="Arial"/>
+                <w:b w:val="false"/>
+                <w:bCs w:val="false"/>
+                <w:sz w:val="18"/>
+                <w:szCs w:val="18"/>
+              </w:rPr>
+              <w:t xml:space="preserve">Company, Start Date, Last Session Date, Total Sessions, Meeting Cadence, Next Session Date</w:t>
+            </w:r>
+          </w:p>
+        </w:tc>
+        <w:tc>
+          <w:tcPr>
+            <w:tcW w:type="dxa" w:w="2000"/>
+            <w:tcBorders>
+              <w:top w:val="single" w:color="CCCCCC" w:sz="1"/>
+              <w:left w:val="single" w:color="CCCCCC" w:sz="1"/>
+              <w:bottom w:val="single" w:color="CCCCCC" w:sz="1"/>
+              <w:right w:val="single" w:color="CCCCCC" w:sz="1"/>
+            </w:tcBorders>
+            <w:shd w:fill="FFFFFF" w:val="clear"/>
+            <w:tcMar>
+              <w:top w:type="dxa" w:w="80"/>
+              <w:left w:type="dxa" w:w="120"/>
+              <w:bottom w:type="dxa" w:w="80"/>
+              <w:right w:type="dxa" w:w="120"/>
+            </w:tcMar>
+            <w:vAlign w:val="top"/>
+          </w:tcPr>
+          <w:p>
+            <w:r>
+              <w:rPr>
+                <w:rFonts w:ascii="Arial" w:cs="Arial" w:eastAsia="Arial" w:hAnsi="Arial"/>
+                <w:b w:val="false"/>
+                <w:bCs w:val="false"/>
+                <w:sz w:val="18"/>
+                <w:szCs w:val="18"/>
+              </w:rPr>
+              <w:t xml:space="preserve">Status = Active or Assigned; Assigned Mentor = current user OR current user listed as Co-Mentor or SME</w:t>
+            </w:r>
+          </w:p>
+        </w:tc>
+        <w:tc>
+          <w:tcPr>
+            <w:tcW w:type="dxa" w:w="1000"/>
+            <w:tcBorders>
+              <w:top w:val="single" w:color="CCCCCC" w:sz="1"/>
+              <w:left w:val="single" w:color="CCCCCC" w:sz="1"/>
+              <w:bottom w:val="single" w:color="CCCCCC" w:sz="1"/>
+              <w:right w:val="single" w:color="CCCCCC" w:sz="1"/>
+            </w:tcBorders>
+            <w:shd w:fill="FFFFFF" w:val="clear"/>
+            <w:tcMar>
+              <w:top w:type="dxa" w:w="80"/>
+              <w:left w:type="dxa" w:w="120"/>
+              <w:bottom w:type="dxa" w:w="80"/>
+              <w:right w:type="dxa" w:w="120"/>
+            </w:tcMar>
+            <w:vAlign w:val="top"/>
+          </w:tcPr>
+          <w:p>
+            <w:r>
+              <w:rPr>
+                <w:rFonts w:ascii="Arial" w:cs="Arial" w:eastAsia="Arial" w:hAnsi="Arial"/>
+                <w:b w:val="false"/>
+                <w:bCs w:val="false"/>
+                <w:sz w:val="18"/>
+                <w:szCs w:val="18"/>
+              </w:rPr>
+              <w:t xml:space="preserve">Last Session Date ASC</w:t>
+            </w:r>
+          </w:p>
+        </w:tc>
+        <w:tc>
+          <w:tcPr>
+            <w:tcW w:type="dxa" w:w="2360"/>
+            <w:tcBorders>
+              <w:top w:val="single" w:color="CCCCCC" w:sz="1"/>
+              <w:left w:val="single" w:color="CCCCCC" w:sz="1"/>
+              <w:bottom w:val="single" w:color="CCCCCC" w:sz="1"/>
+              <w:right w:val="single" w:color="CCCCCC" w:sz="1"/>
+            </w:tcBorders>
+            <w:shd w:fill="FFFFFF" w:val="clear"/>
+            <w:tcMar>
+              <w:top w:type="dxa" w:w="80"/>
+              <w:left w:type="dxa" w:w="120"/>
+              <w:bottom w:type="dxa" w:w="80"/>
+              <w:right w:type="dxa" w:w="120"/>
+            </w:tcMar>
+            <w:vAlign w:val="top"/>
+          </w:tcPr>
+          <w:p>
+            <w:r>
+              <w:rPr>
+                <w:rFonts w:ascii="Arial" w:cs="Arial" w:eastAsia="Arial" w:hAnsi="Arial"/>
+                <w:b w:val="false"/>
+                <w:bCs w:val="false"/>
+                <w:sz w:val="18"/>
+                <w:szCs w:val="18"/>
+              </w:rPr>
+              <w:t xml:space="preserve">A mentor’s personal view of their active client portfolio across all roles (Primary Mentor, Co-Mentor, SME). Available to Mentor, Co-Mentor, and SME roles.</w:t>
+            </w:r>
+          </w:p>
+        </w:tc>
+      </w:tr>
+    </w:tbl>
+    <w:p>
+      <w:r>
+        <w:rPr>
+          <w:rFonts w:ascii="Arial" w:cs="Arial" w:eastAsia="Arial" w:hAnsi="Arial"/>
+          <w:sz w:val="20"/>
+          <w:szCs w:val="20"/>
+        </w:rPr>
+        <w:t xml:space="preserve"/>
+      </w:r>
+    </w:p>
+    <w:p>
+      <w:pPr>
+        <w:pStyle w:val="Heading2"/>
+      </w:pPr>
+      <w:r>
+        <w:rPr>
+          <w:rFonts w:ascii="Arial" w:cs="Arial" w:eastAsia="Arial" w:hAnsi="Arial"/>
+          <w:b/>
+          <w:bCs/>
+          <w:sz w:val="28"/>
+          <w:szCs w:val="28"/>
+        </w:rPr>
+        <w:t xml:space="preserve">4.6 Session</w:t>
+      </w:r>
+    </w:p>
+    <w:tbl>
+      <w:tblPr>
+        <w:tblW w:type="dxa" w:w="9360"/>
+        <w:tblBorders>
+          <w:top w:val="single" w:color="auto" w:sz="4"/>
+          <w:left w:val="single" w:color="auto" w:sz="4"/>
+          <w:bottom w:val="single" w:color="auto" w:sz="4"/>
+          <w:right w:val="single" w:color="auto" w:sz="4"/>
+          <w:insideH w:val="single" w:color="auto" w:sz="4"/>
+          <w:insideV w:val="single" w:color="auto" w:sz="4"/>
+        </w:tblBorders>
+      </w:tblPr>
+      <w:tblGrid>
+        <w:gridCol w:w="1500"/>
+        <w:gridCol w:w="2500"/>
+        <w:gridCol w:w="2000"/>
+        <w:gridCol w:w="1000"/>
+        <w:gridCol w:w="2360"/>
+      </w:tblGrid>
+      <w:tr>
+        <w:trPr>
+          <w:tblHeader/>
+        </w:trPr>
+        <w:tc>
+          <w:tcPr>
+            <w:tcW w:type="dxa" w:w="1500"/>
+            <w:tcBorders>
+              <w:top w:val="single" w:color="CCCCCC" w:sz="1"/>
+              <w:left w:val="single" w:color="CCCCCC" w:sz="1"/>
+              <w:bottom w:val="single" w:color="CCCCCC" w:sz="1"/>
+              <w:right w:val="single" w:color="CCCCCC" w:sz="1"/>
+            </w:tcBorders>
+            <w:shd w:fill="D5E8F0" w:val="clear"/>
+            <w:tcMar>
+              <w:top w:type="dxa" w:w="80"/>
+              <w:left w:type="dxa" w:w="120"/>
+              <w:bottom w:type="dxa" w:w="80"/>
+              <w:right w:type="dxa" w:w="120"/>
+            </w:tcMar>
+            <w:vAlign w:val="top"/>
+          </w:tcPr>
+          <w:p>
+            <w:r>
+              <w:rPr>
+                <w:rFonts w:ascii="Arial" w:cs="Arial" w:eastAsia="Arial" w:hAnsi="Arial"/>
+                <w:b/>
+                <w:bCs/>
+                <w:sz w:val="18"/>
+                <w:szCs w:val="18"/>
+              </w:rPr>
+              <w:t xml:space="preserve">View Name</w:t>
+            </w:r>
+          </w:p>
+        </w:tc>
+        <w:tc>
+          <w:tcPr>
+            <w:tcW w:type="dxa" w:w="2500"/>
+            <w:tcBorders>
+              <w:top w:val="single" w:color="CCCCCC" w:sz="1"/>
+              <w:left w:val="single" w:color="CCCCCC" w:sz="1"/>
+              <w:bottom w:val="single" w:color="CCCCCC" w:sz="1"/>
+              <w:right w:val="single" w:color="CCCCCC" w:sz="1"/>
+            </w:tcBorders>
+            <w:shd w:fill="D5E8F0" w:val="clear"/>
+            <w:tcMar>
+              <w:top w:type="dxa" w:w="80"/>
+              <w:left w:type="dxa" w:w="120"/>
+              <w:bottom w:type="dxa" w:w="80"/>
+              <w:right w:type="dxa" w:w="120"/>
+            </w:tcMar>
+            <w:vAlign w:val="top"/>
+          </w:tcPr>
+          <w:p>
+            <w:r>
+              <w:rPr>
+                <w:rFonts w:ascii="Arial" w:cs="Arial" w:eastAsia="Arial" w:hAnsi="Arial"/>
+                <w:b/>
+                <w:bCs/>
+                <w:sz w:val="18"/>
+                <w:szCs w:val="18"/>
+              </w:rPr>
+              <w:t xml:space="preserve">Columns Displayed</w:t>
+            </w:r>
+          </w:p>
+        </w:tc>
+        <w:tc>
+          <w:tcPr>
+            <w:tcW w:type="dxa" w:w="2000"/>
+            <w:tcBorders>
+              <w:top w:val="single" w:color="CCCCCC" w:sz="1"/>
+              <w:left w:val="single" w:color="CCCCCC" w:sz="1"/>
+              <w:bottom w:val="single" w:color="CCCCCC" w:sz="1"/>
+              <w:right w:val="single" w:color="CCCCCC" w:sz="1"/>
+            </w:tcBorders>
+            <w:shd w:fill="D5E8F0" w:val="clear"/>
+            <w:tcMar>
+              <w:top w:type="dxa" w:w="80"/>
+              <w:left w:type="dxa" w:w="120"/>
+              <w:bottom w:type="dxa" w:w="80"/>
+              <w:right w:type="dxa" w:w="120"/>
+            </w:tcMar>
+            <w:vAlign w:val="top"/>
+          </w:tcPr>
+          <w:p>
+            <w:r>
+              <w:rPr>
+                <w:rFonts w:ascii="Arial" w:cs="Arial" w:eastAsia="Arial" w:hAnsi="Arial"/>
+                <w:b/>
+                <w:bCs/>
+                <w:sz w:val="18"/>
+                <w:szCs w:val="18"/>
+              </w:rPr>
+              <w:t xml:space="preserve">Filter Criteria</w:t>
+            </w:r>
+          </w:p>
+        </w:tc>
+        <w:tc>
+          <w:tcPr>
+            <w:tcW w:type="dxa" w:w="1000"/>
+            <w:tcBorders>
+              <w:top w:val="single" w:color="CCCCCC" w:sz="1"/>
+              <w:left w:val="single" w:color="CCCCCC" w:sz="1"/>
+              <w:bottom w:val="single" w:color="CCCCCC" w:sz="1"/>
+              <w:right w:val="single" w:color="CCCCCC" w:sz="1"/>
+            </w:tcBorders>
+            <w:shd w:fill="D5E8F0" w:val="clear"/>
+            <w:tcMar>
+              <w:top w:type="dxa" w:w="80"/>
+              <w:left w:type="dxa" w:w="120"/>
+              <w:bottom w:type="dxa" w:w="80"/>
+              <w:right w:type="dxa" w:w="120"/>
+            </w:tcMar>
+            <w:vAlign w:val="top"/>
+          </w:tcPr>
+          <w:p>
+            <w:r>
+              <w:rPr>
+                <w:rFonts w:ascii="Arial" w:cs="Arial" w:eastAsia="Arial" w:hAnsi="Arial"/>
+                <w:b/>
+                <w:bCs/>
+                <w:sz w:val="18"/>
+                <w:szCs w:val="18"/>
+              </w:rPr>
+              <w:t xml:space="preserve">Default Sort</w:t>
+            </w:r>
+          </w:p>
+        </w:tc>
+        <w:tc>
+          <w:tcPr>
+            <w:tcW w:type="dxa" w:w="2360"/>
+            <w:tcBorders>
+              <w:top w:val="single" w:color="CCCCCC" w:sz="1"/>
+              <w:left w:val="single" w:color="CCCCCC" w:sz="1"/>
+              <w:bottom w:val="single" w:color="CCCCCC" w:sz="1"/>
+              <w:right w:val="single" w:color="CCCCCC" w:sz="1"/>
+            </w:tcBorders>
+            <w:shd w:fill="D5E8F0" w:val="clear"/>
+            <w:tcMar>
+              <w:top w:type="dxa" w:w="80"/>
+              <w:left w:type="dxa" w:w="120"/>
+              <w:bottom w:type="dxa" w:w="80"/>
+              <w:right w:type="dxa" w:w="120"/>
+            </w:tcMar>
+            <w:vAlign w:val="top"/>
+          </w:tcPr>
+          <w:p>
+            <w:r>
+              <w:rPr>
+                <w:rFonts w:ascii="Arial" w:cs="Arial" w:eastAsia="Arial" w:hAnsi="Arial"/>
+                <w:b/>
+                <w:bCs/>
+                <w:sz w:val="18"/>
+                <w:szCs w:val="18"/>
+              </w:rPr>
+              <w:t xml:space="preserve">Description / Use</w:t>
+            </w:r>
+          </w:p>
+        </w:tc>
+      </w:tr>
+      <w:tr>
+        <w:tc>
+          <w:tcPr>
+            <w:tcW w:type="dxa" w:w="1500"/>
+            <w:tcBorders>
+              <w:top w:val="single" w:color="CCCCCC" w:sz="1"/>
+              <w:left w:val="single" w:color="CCCCCC" w:sz="1"/>
+              <w:bottom w:val="single" w:color="CCCCCC" w:sz="1"/>
+              <w:right w:val="single" w:color="CCCCCC" w:sz="1"/>
+            </w:tcBorders>
+            <w:shd w:fill="F2F2F2" w:val="clear"/>
+            <w:tcMar>
+              <w:top w:type="dxa" w:w="80"/>
+              <w:left w:type="dxa" w:w="120"/>
+              <w:bottom w:type="dxa" w:w="80"/>
+              <w:right w:type="dxa" w:w="120"/>
+            </w:tcMar>
+            <w:vAlign w:val="top"/>
+          </w:tcPr>
+          <w:p>
+            <w:r>
+              <w:rPr>
+                <w:rFonts w:ascii="Arial" w:cs="Arial" w:eastAsia="Arial" w:hAnsi="Arial"/>
+                <w:b w:val="false"/>
+                <w:bCs w:val="false"/>
+                <w:sz w:val="18"/>
+                <w:szCs w:val="18"/>
+              </w:rPr>
+              <w:t xml:space="preserve">Sessions This Month</w:t>
+            </w:r>
+          </w:p>
+        </w:tc>
+        <w:tc>
+          <w:tcPr>
+            <w:tcW w:type="dxa" w:w="2500"/>
+            <w:tcBorders>
+              <w:top w:val="single" w:color="CCCCCC" w:sz="1"/>
+              <w:left w:val="single" w:color="CCCCCC" w:sz="1"/>
+              <w:bottom w:val="single" w:color="CCCCCC" w:sz="1"/>
+              <w:right w:val="single" w:color="CCCCCC" w:sz="1"/>
+            </w:tcBorders>
+            <w:shd w:fill="F2F2F2" w:val="clear"/>
+            <w:tcMar>
+              <w:top w:type="dxa" w:w="80"/>
+              <w:left w:type="dxa" w:w="120"/>
+              <w:bottom w:type="dxa" w:w="80"/>
+              <w:right w:type="dxa" w:w="120"/>
+            </w:tcMar>
+            <w:vAlign w:val="top"/>
+          </w:tcPr>
+          <w:p>
+            <w:r>
+              <w:rPr>
+                <w:rFonts w:ascii="Arial" w:cs="Arial" w:eastAsia="Arial" w:hAnsi="Arial"/>
+                <w:b w:val="false"/>
+                <w:bCs w:val="false"/>
+                <w:sz w:val="18"/>
+                <w:szCs w:val="18"/>
+              </w:rPr>
+              <w:t xml:space="preserve">Company, Engagement, Mentor Attendees, Session Date, Duration, Session Type, Topics Covered</w:t>
+            </w:r>
+          </w:p>
+        </w:tc>
+        <w:tc>
+          <w:tcPr>
+            <w:tcW w:type="dxa" w:w="2000"/>
+            <w:tcBorders>
+              <w:top w:val="single" w:color="CCCCCC" w:sz="1"/>
+              <w:left w:val="single" w:color="CCCCCC" w:sz="1"/>
+              <w:bottom w:val="single" w:color="CCCCCC" w:sz="1"/>
+              <w:right w:val="single" w:color="CCCCCC" w:sz="1"/>
+            </w:tcBorders>
+            <w:shd w:fill="F2F2F2" w:val="clear"/>
+            <w:tcMar>
+              <w:top w:type="dxa" w:w="80"/>
+              <w:left w:type="dxa" w:w="120"/>
+              <w:bottom w:type="dxa" w:w="80"/>
+              <w:right w:type="dxa" w:w="120"/>
+            </w:tcMar>
+            <w:vAlign w:val="top"/>
+          </w:tcPr>
+          <w:p>
+            <w:r>
+              <w:rPr>
+                <w:rFonts w:ascii="Arial" w:cs="Arial" w:eastAsia="Arial" w:hAnsi="Arial"/>
+                <w:b w:val="false"/>
+                <w:bCs w:val="false"/>
+                <w:sz w:val="18"/>
+                <w:szCs w:val="18"/>
+              </w:rPr>
+              <w:t xml:space="preserve">Session Date &gt;= first day of current month</w:t>
+            </w:r>
+          </w:p>
+        </w:tc>
+        <w:tc>
+          <w:tcPr>
+            <w:tcW w:type="dxa" w:w="1000"/>
+            <w:tcBorders>
+              <w:top w:val="single" w:color="CCCCCC" w:sz="1"/>
+              <w:left w:val="single" w:color="CCCCCC" w:sz="1"/>
+              <w:bottom w:val="single" w:color="CCCCCC" w:sz="1"/>
+              <w:right w:val="single" w:color="CCCCCC" w:sz="1"/>
+            </w:tcBorders>
+            <w:shd w:fill="F2F2F2" w:val="clear"/>
+            <w:tcMar>
+              <w:top w:type="dxa" w:w="80"/>
+              <w:left w:type="dxa" w:w="120"/>
+              <w:bottom w:type="dxa" w:w="80"/>
+              <w:right w:type="dxa" w:w="120"/>
+            </w:tcMar>
+            <w:vAlign w:val="top"/>
+          </w:tcPr>
+          <w:p>
+            <w:r>
+              <w:rPr>
+                <w:rFonts w:ascii="Arial" w:cs="Arial" w:eastAsia="Arial" w:hAnsi="Arial"/>
+                <w:b w:val="false"/>
+                <w:bCs w:val="false"/>
+                <w:sz w:val="18"/>
+                <w:szCs w:val="18"/>
+              </w:rPr>
+              <w:t xml:space="preserve">Session Date DESC</w:t>
+            </w:r>
+          </w:p>
+        </w:tc>
+        <w:tc>
+          <w:tcPr>
+            <w:tcW w:type="dxa" w:w="2360"/>
+            <w:tcBorders>
+              <w:top w:val="single" w:color="CCCCCC" w:sz="1"/>
+              <w:left w:val="single" w:color="CCCCCC" w:sz="1"/>
+              <w:bottom w:val="single" w:color="CCCCCC" w:sz="1"/>
+              <w:right w:val="single" w:color="CCCCCC" w:sz="1"/>
+            </w:tcBorders>
+            <w:shd w:fill="F2F2F2" w:val="clear"/>
+            <w:tcMar>
+              <w:top w:type="dxa" w:w="80"/>
+              <w:left w:type="dxa" w:w="120"/>
+              <w:bottom w:type="dxa" w:w="80"/>
+              <w:right w:type="dxa" w:w="120"/>
+            </w:tcMar>
+            <w:vAlign w:val="top"/>
+          </w:tcPr>
+          <w:p>
+            <w:r>
+              <w:rPr>
+                <w:rFonts w:ascii="Arial" w:cs="Arial" w:eastAsia="Arial" w:hAnsi="Arial"/>
+                <w:b w:val="false"/>
+                <w:bCs w:val="false"/>
+                <w:sz w:val="18"/>
+                <w:szCs w:val="18"/>
+              </w:rPr>
+              <w:t xml:space="preserve">Current month’s session activity for admin reporting and oversight. Confirms mentors are actively logging sessions.</w:t>
+            </w:r>
+          </w:p>
+        </w:tc>
+      </w:tr>
+      <w:tr>
+        <w:tc>
+          <w:tcPr>
+            <w:tcW w:type="dxa" w:w="1500"/>
+            <w:tcBorders>
+              <w:top w:val="single" w:color="CCCCCC" w:sz="1"/>
+              <w:left w:val="single" w:color="CCCCCC" w:sz="1"/>
+              <w:bottom w:val="single" w:color="CCCCCC" w:sz="1"/>
+              <w:right w:val="single" w:color="CCCCCC" w:sz="1"/>
+            </w:tcBorders>
+            <w:shd w:fill="FFFFFF" w:val="clear"/>
+            <w:tcMar>
+              <w:top w:type="dxa" w:w="80"/>
+              <w:left w:type="dxa" w:w="120"/>
+              <w:bottom w:type="dxa" w:w="80"/>
+              <w:right w:type="dxa" w:w="120"/>
+            </w:tcMar>
+            <w:vAlign w:val="top"/>
+          </w:tcPr>
+          <w:p>
+            <w:r>
+              <w:rPr>
+                <w:rFonts w:ascii="Arial" w:cs="Arial" w:eastAsia="Arial" w:hAnsi="Arial"/>
+                <w:b w:val="false"/>
+                <w:bCs w:val="false"/>
+                <w:sz w:val="18"/>
+                <w:szCs w:val="18"/>
+              </w:rPr>
+              <w:t xml:space="preserve">Sessions This Quarter</w:t>
+            </w:r>
+          </w:p>
+        </w:tc>
+        <w:tc>
+          <w:tcPr>
+            <w:tcW w:type="dxa" w:w="2500"/>
+            <w:tcBorders>
+              <w:top w:val="single" w:color="CCCCCC" w:sz="1"/>
+              <w:left w:val="single" w:color="CCCCCC" w:sz="1"/>
+              <w:bottom w:val="single" w:color="CCCCCC" w:sz="1"/>
+              <w:right w:val="single" w:color="CCCCCC" w:sz="1"/>
+            </w:tcBorders>
+            <w:shd w:fill="FFFFFF" w:val="clear"/>
+            <w:tcMar>
+              <w:top w:type="dxa" w:w="80"/>
+              <w:left w:type="dxa" w:w="120"/>
+              <w:bottom w:type="dxa" w:w="80"/>
+              <w:right w:type="dxa" w:w="120"/>
+            </w:tcMar>
+            <w:vAlign w:val="top"/>
+          </w:tcPr>
+          <w:p>
+            <w:r>
+              <w:rPr>
+                <w:rFonts w:ascii="Arial" w:cs="Arial" w:eastAsia="Arial" w:hAnsi="Arial"/>
+                <w:b w:val="false"/>
+                <w:bCs w:val="false"/>
+                <w:sz w:val="18"/>
+                <w:szCs w:val="18"/>
+              </w:rPr>
+              <w:t xml:space="preserve">Company, Engagement, Mentor Attendees, Session Date, Duration, Session Type</w:t>
+            </w:r>
+          </w:p>
+        </w:tc>
+        <w:tc>
+          <w:tcPr>
+            <w:tcW w:type="dxa" w:w="2000"/>
+            <w:tcBorders>
+              <w:top w:val="single" w:color="CCCCCC" w:sz="1"/>
+              <w:left w:val="single" w:color="CCCCCC" w:sz="1"/>
+              <w:bottom w:val="single" w:color="CCCCCC" w:sz="1"/>
+              <w:right w:val="single" w:color="CCCCCC" w:sz="1"/>
+            </w:tcBorders>
+            <w:shd w:fill="FFFFFF" w:val="clear"/>
+            <w:tcMar>
+              <w:top w:type="dxa" w:w="80"/>
+              <w:left w:type="dxa" w:w="120"/>
+              <w:bottom w:type="dxa" w:w="80"/>
+              <w:right w:type="dxa" w:w="120"/>
+            </w:tcMar>
+            <w:vAlign w:val="top"/>
+          </w:tcPr>
+          <w:p>
+            <w:r>
+              <w:rPr>
+                <w:rFonts w:ascii="Arial" w:cs="Arial" w:eastAsia="Arial" w:hAnsi="Arial"/>
+                <w:b w:val="false"/>
+                <w:bCs w:val="false"/>
+                <w:sz w:val="18"/>
+                <w:szCs w:val="18"/>
+              </w:rPr>
+              <w:t xml:space="preserve">Session Date &gt;= first day of current quarter</w:t>
+            </w:r>
+          </w:p>
+        </w:tc>
+        <w:tc>
+          <w:tcPr>
+            <w:tcW w:type="dxa" w:w="1000"/>
+            <w:tcBorders>
+              <w:top w:val="single" w:color="CCCCCC" w:sz="1"/>
+              <w:left w:val="single" w:color="CCCCCC" w:sz="1"/>
+              <w:bottom w:val="single" w:color="CCCCCC" w:sz="1"/>
+              <w:right w:val="single" w:color="CCCCCC" w:sz="1"/>
+            </w:tcBorders>
+            <w:shd w:fill="FFFFFF" w:val="clear"/>
+            <w:tcMar>
+              <w:top w:type="dxa" w:w="80"/>
+              <w:left w:type="dxa" w:w="120"/>
+              <w:bottom w:type="dxa" w:w="80"/>
+              <w:right w:type="dxa" w:w="120"/>
+            </w:tcMar>
+            <w:vAlign w:val="top"/>
+          </w:tcPr>
+          <w:p>
+            <w:r>
+              <w:rPr>
+                <w:rFonts w:ascii="Arial" w:cs="Arial" w:eastAsia="Arial" w:hAnsi="Arial"/>
+                <w:b w:val="false"/>
+                <w:bCs w:val="false"/>
+                <w:sz w:val="18"/>
+                <w:szCs w:val="18"/>
+              </w:rPr>
+              <w:t xml:space="preserve">Session Date DESC</w:t>
+            </w:r>
+          </w:p>
+        </w:tc>
+        <w:tc>
+          <w:tcPr>
+            <w:tcW w:type="dxa" w:w="2360"/>
+            <w:tcBorders>
+              <w:top w:val="single" w:color="CCCCCC" w:sz="1"/>
+              <w:left w:val="single" w:color="CCCCCC" w:sz="1"/>
+              <w:bottom w:val="single" w:color="CCCCCC" w:sz="1"/>
+              <w:right w:val="single" w:color="CCCCCC" w:sz="1"/>
+            </w:tcBorders>
+            <w:shd w:fill="FFFFFF" w:val="clear"/>
+            <w:tcMar>
+              <w:top w:type="dxa" w:w="80"/>
+              <w:left w:type="dxa" w:w="120"/>
+              <w:bottom w:type="dxa" w:w="80"/>
+              <w:right w:type="dxa" w:w="120"/>
+            </w:tcMar>
+            <w:vAlign w:val="top"/>
+          </w:tcPr>
+          <w:p>
+            <w:r>
+              <w:rPr>
+                <w:rFonts w:ascii="Arial" w:cs="Arial" w:eastAsia="Arial" w:hAnsi="Arial"/>
+                <w:b w:val="false"/>
+                <w:bCs w:val="false"/>
+                <w:sz w:val="18"/>
+                <w:szCs w:val="18"/>
+              </w:rPr>
+              <w:t xml:space="preserve">Quarterly session activity for funder reporting and board-level summaries.</w:t>
+            </w:r>
+          </w:p>
+        </w:tc>
+      </w:tr>
+      <w:tr>
+        <w:tc>
+          <w:tcPr>
+            <w:tcW w:type="dxa" w:w="1500"/>
+            <w:tcBorders>
+              <w:top w:val="single" w:color="CCCCCC" w:sz="1"/>
+              <w:left w:val="single" w:color="CCCCCC" w:sz="1"/>
+              <w:bottom w:val="single" w:color="CCCCCC" w:sz="1"/>
+              <w:right w:val="single" w:color="CCCCCC" w:sz="1"/>
+            </w:tcBorders>
+            <w:shd w:fill="F2F2F2" w:val="clear"/>
+            <w:tcMar>
+              <w:top w:type="dxa" w:w="80"/>
+              <w:left w:type="dxa" w:w="120"/>
+              <w:bottom w:type="dxa" w:w="80"/>
+              <w:right w:type="dxa" w:w="120"/>
+            </w:tcMar>
+            <w:vAlign w:val="top"/>
+          </w:tcPr>
+          <w:p>
+            <w:r>
+              <w:rPr>
+                <w:rFonts w:ascii="Arial" w:cs="Arial" w:eastAsia="Arial" w:hAnsi="Arial"/>
+                <w:b w:val="false"/>
+                <w:bCs w:val="false"/>
+                <w:sz w:val="18"/>
+                <w:szCs w:val="18"/>
+              </w:rPr>
+              <w:t xml:space="preserve">My Sessions</w:t>
+            </w:r>
+          </w:p>
+        </w:tc>
+        <w:tc>
+          <w:tcPr>
+            <w:tcW w:type="dxa" w:w="2500"/>
+            <w:tcBorders>
+              <w:top w:val="single" w:color="CCCCCC" w:sz="1"/>
+              <w:left w:val="single" w:color="CCCCCC" w:sz="1"/>
+              <w:bottom w:val="single" w:color="CCCCCC" w:sz="1"/>
+              <w:right w:val="single" w:color="CCCCCC" w:sz="1"/>
+            </w:tcBorders>
+            <w:shd w:fill="F2F2F2" w:val="clear"/>
+            <w:tcMar>
+              <w:top w:type="dxa" w:w="80"/>
+              <w:left w:type="dxa" w:w="120"/>
+              <w:bottom w:type="dxa" w:w="80"/>
+              <w:right w:type="dxa" w:w="120"/>
+            </w:tcMar>
+            <w:vAlign w:val="top"/>
+          </w:tcPr>
+          <w:p>
+            <w:r>
+              <w:rPr>
+                <w:rFonts w:ascii="Arial" w:cs="Arial" w:eastAsia="Arial" w:hAnsi="Arial"/>
+                <w:b w:val="false"/>
+                <w:bCs w:val="false"/>
+                <w:sz w:val="18"/>
+                <w:szCs w:val="18"/>
+              </w:rPr>
+              <w:t xml:space="preserve">Company, Engagement, Session Date, Duration, Session Type, Topics Covered, Next Steps</w:t>
+            </w:r>
+          </w:p>
+        </w:tc>
+        <w:tc>
+          <w:tcPr>
+            <w:tcW w:type="dxa" w:w="2000"/>
+            <w:tcBorders>
+              <w:top w:val="single" w:color="CCCCCC" w:sz="1"/>
+              <w:left w:val="single" w:color="CCCCCC" w:sz="1"/>
+              <w:bottom w:val="single" w:color="CCCCCC" w:sz="1"/>
+              <w:right w:val="single" w:color="CCCCCC" w:sz="1"/>
+            </w:tcBorders>
+            <w:shd w:fill="F2F2F2" w:val="clear"/>
+            <w:tcMar>
+              <w:top w:type="dxa" w:w="80"/>
+              <w:left w:type="dxa" w:w="120"/>
+              <w:bottom w:type="dxa" w:w="80"/>
+              <w:right w:type="dxa" w:w="120"/>
+            </w:tcMar>
+            <w:vAlign w:val="top"/>
+          </w:tcPr>
+          <w:p>
+            <w:r>
+              <w:rPr>
+                <w:rFonts w:ascii="Arial" w:cs="Arial" w:eastAsia="Arial" w:hAnsi="Arial"/>
+                <w:b w:val="false"/>
+                <w:bCs w:val="false"/>
+                <w:sz w:val="18"/>
+                <w:szCs w:val="18"/>
+              </w:rPr>
+              <w:t xml:space="preserve">Current user listed in Mentor Attendees panel</w:t>
+            </w:r>
+          </w:p>
+        </w:tc>
+        <w:tc>
+          <w:tcPr>
+            <w:tcW w:type="dxa" w:w="1000"/>
+            <w:tcBorders>
+              <w:top w:val="single" w:color="CCCCCC" w:sz="1"/>
+              <w:left w:val="single" w:color="CCCCCC" w:sz="1"/>
+              <w:bottom w:val="single" w:color="CCCCCC" w:sz="1"/>
+              <w:right w:val="single" w:color="CCCCCC" w:sz="1"/>
+            </w:tcBorders>
+            <w:shd w:fill="F2F2F2" w:val="clear"/>
+            <w:tcMar>
+              <w:top w:type="dxa" w:w="80"/>
+              <w:left w:type="dxa" w:w="120"/>
+              <w:bottom w:type="dxa" w:w="80"/>
+              <w:right w:type="dxa" w:w="120"/>
+            </w:tcMar>
+            <w:vAlign w:val="top"/>
+          </w:tcPr>
+          <w:p>
+            <w:r>
+              <w:rPr>
+                <w:rFonts w:ascii="Arial" w:cs="Arial" w:eastAsia="Arial" w:hAnsi="Arial"/>
+                <w:b w:val="false"/>
+                <w:bCs w:val="false"/>
+                <w:sz w:val="18"/>
+                <w:szCs w:val="18"/>
+              </w:rPr>
+              <w:t xml:space="preserve">Session Date DESC</w:t>
+            </w:r>
+          </w:p>
+        </w:tc>
+        <w:tc>
+          <w:tcPr>
+            <w:tcW w:type="dxa" w:w="2360"/>
+            <w:tcBorders>
+              <w:top w:val="single" w:color="CCCCCC" w:sz="1"/>
+              <w:left w:val="single" w:color="CCCCCC" w:sz="1"/>
+              <w:bottom w:val="single" w:color="CCCCCC" w:sz="1"/>
+              <w:right w:val="single" w:color="CCCCCC" w:sz="1"/>
+            </w:tcBorders>
+            <w:shd w:fill="F2F2F2" w:val="clear"/>
+            <w:tcMar>
+              <w:top w:type="dxa" w:w="80"/>
+              <w:left w:type="dxa" w:w="120"/>
+              <w:bottom w:type="dxa" w:w="80"/>
+              <w:right w:type="dxa" w:w="120"/>
+            </w:tcMar>
+            <w:vAlign w:val="top"/>
+          </w:tcPr>
+          <w:p>
+            <w:r>
+              <w:rPr>
+                <w:rFonts w:ascii="Arial" w:cs="Arial" w:eastAsia="Arial" w:hAnsi="Arial"/>
+                <w:b w:val="false"/>
+                <w:bCs w:val="false"/>
+                <w:sz w:val="18"/>
+                <w:szCs w:val="18"/>
+              </w:rPr>
+              <w:t xml:space="preserve">A mentor’s personal session history across all their engagements. Available to Mentor, Co-Mentor, and SME roles.</w:t>
+            </w:r>
+          </w:p>
+        </w:tc>
+      </w:tr>
+    </w:tbl>
+    <w:p>
+      <w:r>
+        <w:rPr>
+          <w:rFonts w:ascii="Arial" w:cs="Arial" w:eastAsia="Arial" w:hAnsi="Arial"/>
+          <w:sz w:val="20"/>
+          <w:szCs w:val="20"/>
+        </w:rPr>
+        <w:t xml:space="preserve"/>
+      </w:r>
+    </w:p>
+    <w:p>
+      <w:pPr>
+        <w:pStyle w:val="Heading2"/>
+      </w:pPr>
+      <w:r>
+        <w:rPr>
+          <w:rFonts w:ascii="Arial" w:cs="Arial" w:eastAsia="Arial" w:hAnsi="Arial"/>
+          <w:b/>
+          <w:bCs/>
+          <w:sz w:val="28"/>
+          <w:szCs w:val="28"/>
+        </w:rPr>
+        <w:t xml:space="preserve">4.7 NPS Survey Response</w:t>
+      </w:r>
+    </w:p>
+    <w:tbl>
+      <w:tblPr>
+        <w:tblW w:type="dxa" w:w="9360"/>
+        <w:tblBorders>
+          <w:top w:val="single" w:color="auto" w:sz="4"/>
+          <w:left w:val="single" w:color="auto" w:sz="4"/>
+          <w:bottom w:val="single" w:color="auto" w:sz="4"/>
+          <w:right w:val="single" w:color="auto" w:sz="4"/>
+          <w:insideH w:val="single" w:color="auto" w:sz="4"/>
+          <w:insideV w:val="single" w:color="auto" w:sz="4"/>
+        </w:tblBorders>
+      </w:tblPr>
+      <w:tblGrid>
+        <w:gridCol w:w="1500"/>
+        <w:gridCol w:w="2500"/>
+        <w:gridCol w:w="2000"/>
+        <w:gridCol w:w="1000"/>
+        <w:gridCol w:w="2360"/>
+      </w:tblGrid>
+      <w:tr>
+        <w:trPr>
+          <w:tblHeader/>
+        </w:trPr>
+        <w:tc>
+          <w:tcPr>
+            <w:tcW w:type="dxa" w:w="1500"/>
+            <w:tcBorders>
+              <w:top w:val="single" w:color="CCCCCC" w:sz="1"/>
+              <w:left w:val="single" w:color="CCCCCC" w:sz="1"/>
+              <w:bottom w:val="single" w:color="CCCCCC" w:sz="1"/>
+              <w:right w:val="single" w:color="CCCCCC" w:sz="1"/>
+            </w:tcBorders>
+            <w:shd w:fill="D5E8F0" w:val="clear"/>
+            <w:tcMar>
+              <w:top w:type="dxa" w:w="80"/>
+              <w:left w:type="dxa" w:w="120"/>
+              <w:bottom w:type="dxa" w:w="80"/>
+              <w:right w:type="dxa" w:w="120"/>
+            </w:tcMar>
+            <w:vAlign w:val="top"/>
+          </w:tcPr>
+          <w:p>
+            <w:r>
+              <w:rPr>
+                <w:rFonts w:ascii="Arial" w:cs="Arial" w:eastAsia="Arial" w:hAnsi="Arial"/>
+                <w:b/>
+                <w:bCs/>
+                <w:sz w:val="18"/>
+                <w:szCs w:val="18"/>
+              </w:rPr>
+              <w:t xml:space="preserve">View Name</w:t>
+            </w:r>
+          </w:p>
+        </w:tc>
+        <w:tc>
+          <w:tcPr>
+            <w:tcW w:type="dxa" w:w="2500"/>
+            <w:tcBorders>
+              <w:top w:val="single" w:color="CCCCCC" w:sz="1"/>
+              <w:left w:val="single" w:color="CCCCCC" w:sz="1"/>
+              <w:bottom w:val="single" w:color="CCCCCC" w:sz="1"/>
+              <w:right w:val="single" w:color="CCCCCC" w:sz="1"/>
+            </w:tcBorders>
+            <w:shd w:fill="D5E8F0" w:val="clear"/>
+            <w:tcMar>
+              <w:top w:type="dxa" w:w="80"/>
+              <w:left w:type="dxa" w:w="120"/>
+              <w:bottom w:type="dxa" w:w="80"/>
+              <w:right w:type="dxa" w:w="120"/>
+            </w:tcMar>
+            <w:vAlign w:val="top"/>
+          </w:tcPr>
+          <w:p>
+            <w:r>
+              <w:rPr>
+                <w:rFonts w:ascii="Arial" w:cs="Arial" w:eastAsia="Arial" w:hAnsi="Arial"/>
+                <w:b/>
+                <w:bCs/>
+                <w:sz w:val="18"/>
+                <w:szCs w:val="18"/>
+              </w:rPr>
+              <w:t xml:space="preserve">Columns Displayed</w:t>
+            </w:r>
+          </w:p>
+        </w:tc>
+        <w:tc>
+          <w:tcPr>
+            <w:tcW w:type="dxa" w:w="2000"/>
+            <w:tcBorders>
+              <w:top w:val="single" w:color="CCCCCC" w:sz="1"/>
+              <w:left w:val="single" w:color="CCCCCC" w:sz="1"/>
+              <w:bottom w:val="single" w:color="CCCCCC" w:sz="1"/>
+              <w:right w:val="single" w:color="CCCCCC" w:sz="1"/>
+            </w:tcBorders>
+            <w:shd w:fill="D5E8F0" w:val="clear"/>
+            <w:tcMar>
+              <w:top w:type="dxa" w:w="80"/>
+              <w:left w:type="dxa" w:w="120"/>
+              <w:bottom w:type="dxa" w:w="80"/>
+              <w:right w:type="dxa" w:w="120"/>
+            </w:tcMar>
+            <w:vAlign w:val="top"/>
+          </w:tcPr>
+          <w:p>
+            <w:r>
+              <w:rPr>
+                <w:rFonts w:ascii="Arial" w:cs="Arial" w:eastAsia="Arial" w:hAnsi="Arial"/>
+                <w:b/>
+                <w:bCs/>
+                <w:sz w:val="18"/>
+                <w:szCs w:val="18"/>
+              </w:rPr>
+              <w:t xml:space="preserve">Filter Criteria</w:t>
+            </w:r>
+          </w:p>
+        </w:tc>
+        <w:tc>
+          <w:tcPr>
+            <w:tcW w:type="dxa" w:w="1000"/>
+            <w:tcBorders>
+              <w:top w:val="single" w:color="CCCCCC" w:sz="1"/>
+              <w:left w:val="single" w:color="CCCCCC" w:sz="1"/>
+              <w:bottom w:val="single" w:color="CCCCCC" w:sz="1"/>
+              <w:right w:val="single" w:color="CCCCCC" w:sz="1"/>
+            </w:tcBorders>
+            <w:shd w:fill="D5E8F0" w:val="clear"/>
+            <w:tcMar>
+              <w:top w:type="dxa" w:w="80"/>
+              <w:left w:type="dxa" w:w="120"/>
+              <w:bottom w:type="dxa" w:w="80"/>
+              <w:right w:type="dxa" w:w="120"/>
+            </w:tcMar>
+            <w:vAlign w:val="top"/>
+          </w:tcPr>
+          <w:p>
+            <w:r>
+              <w:rPr>
+                <w:rFonts w:ascii="Arial" w:cs="Arial" w:eastAsia="Arial" w:hAnsi="Arial"/>
+                <w:b/>
+                <w:bCs/>
+                <w:sz w:val="18"/>
+                <w:szCs w:val="18"/>
+              </w:rPr>
+              <w:t xml:space="preserve">Default Sort</w:t>
+            </w:r>
+          </w:p>
+        </w:tc>
+        <w:tc>
+          <w:tcPr>
+            <w:tcW w:type="dxa" w:w="2360"/>
+            <w:tcBorders>
+              <w:top w:val="single" w:color="CCCCCC" w:sz="1"/>
+              <w:left w:val="single" w:color="CCCCCC" w:sz="1"/>
+              <w:bottom w:val="single" w:color="CCCCCC" w:sz="1"/>
+              <w:right w:val="single" w:color="CCCCCC" w:sz="1"/>
+            </w:tcBorders>
+            <w:shd w:fill="D5E8F0" w:val="clear"/>
+            <w:tcMar>
+              <w:top w:type="dxa" w:w="80"/>
+              <w:left w:type="dxa" w:w="120"/>
+              <w:bottom w:type="dxa" w:w="80"/>
+              <w:right w:type="dxa" w:w="120"/>
+            </w:tcMar>
+            <w:vAlign w:val="top"/>
+          </w:tcPr>
+          <w:p>
+            <w:r>
+              <w:rPr>
+                <w:rFonts w:ascii="Arial" w:cs="Arial" w:eastAsia="Arial" w:hAnsi="Arial"/>
+                <w:b/>
+                <w:bCs/>
+                <w:sz w:val="18"/>
+                <w:szCs w:val="18"/>
+              </w:rPr>
+              <w:t xml:space="preserve">Description / Use</w:t>
+            </w:r>
+          </w:p>
+        </w:tc>
+      </w:tr>
+      <w:tr>
+        <w:tc>
+          <w:tcPr>
+            <w:tcW w:type="dxa" w:w="1500"/>
+            <w:tcBorders>
+              <w:top w:val="single" w:color="CCCCCC" w:sz="1"/>
+              <w:left w:val="single" w:color="CCCCCC" w:sz="1"/>
+              <w:bottom w:val="single" w:color="CCCCCC" w:sz="1"/>
+              <w:right w:val="single" w:color="CCCCCC" w:sz="1"/>
+            </w:tcBorders>
+            <w:shd w:fill="F2F2F2" w:val="clear"/>
+            <w:tcMar>
+              <w:top w:type="dxa" w:w="80"/>
+              <w:left w:type="dxa" w:w="120"/>
+              <w:bottom w:type="dxa" w:w="80"/>
+              <w:right w:type="dxa" w:w="120"/>
+            </w:tcMar>
+            <w:vAlign w:val="top"/>
+          </w:tcPr>
+          <w:p>
+            <w:r>
+              <w:rPr>
+                <w:rFonts w:ascii="Arial" w:cs="Arial" w:eastAsia="Arial" w:hAnsi="Arial"/>
+                <w:b w:val="false"/>
+                <w:bCs w:val="false"/>
+                <w:sz w:val="18"/>
+                <w:szCs w:val="18"/>
+              </w:rPr>
+              <w:t xml:space="preserve">Recent NPS Responses</w:t>
+            </w:r>
+          </w:p>
+        </w:tc>
+        <w:tc>
+          <w:tcPr>
+            <w:tcW w:type="dxa" w:w="2500"/>
+            <w:tcBorders>
+              <w:top w:val="single" w:color="CCCCCC" w:sz="1"/>
+              <w:left w:val="single" w:color="CCCCCC" w:sz="1"/>
+              <w:bottom w:val="single" w:color="CCCCCC" w:sz="1"/>
+              <w:right w:val="single" w:color="CCCCCC" w:sz="1"/>
+            </w:tcBorders>
+            <w:shd w:fill="F2F2F2" w:val="clear"/>
+            <w:tcMar>
+              <w:top w:type="dxa" w:w="80"/>
+              <w:left w:type="dxa" w:w="120"/>
+              <w:bottom w:type="dxa" w:w="80"/>
+              <w:right w:type="dxa" w:w="120"/>
+            </w:tcMar>
+            <w:vAlign w:val="top"/>
+          </w:tcPr>
+          <w:p>
+            <w:r>
+              <w:rPr>
+                <w:rFonts w:ascii="Arial" w:cs="Arial" w:eastAsia="Arial" w:hAnsi="Arial"/>
+                <w:b w:val="false"/>
+                <w:bCs w:val="false"/>
+                <w:sz w:val="18"/>
+                <w:szCs w:val="18"/>
+              </w:rPr>
+              <w:t xml:space="preserve">Company, Engagement, Assigned Mentor, Survey Date, NPS Score, Survey Trigger, Did CBM Help?</w:t>
+            </w:r>
+          </w:p>
+        </w:tc>
+        <w:tc>
+          <w:tcPr>
+            <w:tcW w:type="dxa" w:w="2000"/>
+            <w:tcBorders>
+              <w:top w:val="single" w:color="CCCCCC" w:sz="1"/>
+              <w:left w:val="single" w:color="CCCCCC" w:sz="1"/>
+              <w:bottom w:val="single" w:color="CCCCCC" w:sz="1"/>
+              <w:right w:val="single" w:color="CCCCCC" w:sz="1"/>
+            </w:tcBorders>
+            <w:shd w:fill="F2F2F2" w:val="clear"/>
+            <w:tcMar>
+              <w:top w:type="dxa" w:w="80"/>
+              <w:left w:type="dxa" w:w="120"/>
+              <w:bottom w:type="dxa" w:w="80"/>
+              <w:right w:type="dxa" w:w="120"/>
+            </w:tcMar>
+            <w:vAlign w:val="top"/>
+          </w:tcPr>
+          <w:p>
+            <w:r>
+              <w:rPr>
+                <w:rFonts w:ascii="Arial" w:cs="Arial" w:eastAsia="Arial" w:hAnsi="Arial"/>
+                <w:b w:val="false"/>
+                <w:bCs w:val="false"/>
+                <w:sz w:val="18"/>
+                <w:szCs w:val="18"/>
+              </w:rPr>
+              <w:t xml:space="preserve">None</w:t>
+            </w:r>
+          </w:p>
+        </w:tc>
+        <w:tc>
+          <w:tcPr>
+            <w:tcW w:type="dxa" w:w="1000"/>
+            <w:tcBorders>
+              <w:top w:val="single" w:color="CCCCCC" w:sz="1"/>
+              <w:left w:val="single" w:color="CCCCCC" w:sz="1"/>
+              <w:bottom w:val="single" w:color="CCCCCC" w:sz="1"/>
+              <w:right w:val="single" w:color="CCCCCC" w:sz="1"/>
+            </w:tcBorders>
+            <w:shd w:fill="F2F2F2" w:val="clear"/>
+            <w:tcMar>
+              <w:top w:type="dxa" w:w="80"/>
+              <w:left w:type="dxa" w:w="120"/>
+              <w:bottom w:type="dxa" w:w="80"/>
+              <w:right w:type="dxa" w:w="120"/>
+            </w:tcMar>
+            <w:vAlign w:val="top"/>
+          </w:tcPr>
+          <w:p>
+            <w:r>
+              <w:rPr>
+                <w:rFonts w:ascii="Arial" w:cs="Arial" w:eastAsia="Arial" w:hAnsi="Arial"/>
+                <w:b w:val="false"/>
+                <w:bCs w:val="false"/>
+                <w:sz w:val="18"/>
+                <w:szCs w:val="18"/>
+              </w:rPr>
+              <w:t xml:space="preserve">Survey Date DESC</w:t>
+            </w:r>
+          </w:p>
+        </w:tc>
+        <w:tc>
+          <w:tcPr>
+            <w:tcW w:type="dxa" w:w="2360"/>
+            <w:tcBorders>
+              <w:top w:val="single" w:color="CCCCCC" w:sz="1"/>
+              <w:left w:val="single" w:color="CCCCCC" w:sz="1"/>
+              <w:bottom w:val="single" w:color="CCCCCC" w:sz="1"/>
+              <w:right w:val="single" w:color="CCCCCC" w:sz="1"/>
+            </w:tcBorders>
+            <w:shd w:fill="F2F2F2" w:val="clear"/>
+            <w:tcMar>
+              <w:top w:type="dxa" w:w="80"/>
+              <w:left w:type="dxa" w:w="120"/>
+              <w:bottom w:type="dxa" w:w="80"/>
+              <w:right w:type="dxa" w:w="120"/>
+            </w:tcMar>
+            <w:vAlign w:val="top"/>
+          </w:tcPr>
+          <w:p>
+            <w:r>
+              <w:rPr>
+                <w:rFonts w:ascii="Arial" w:cs="Arial" w:eastAsia="Arial" w:hAnsi="Arial"/>
+                <w:b w:val="false"/>
+                <w:bCs w:val="false"/>
+                <w:sz w:val="18"/>
+                <w:szCs w:val="18"/>
+              </w:rPr>
+              <w:t xml:space="preserve">Latest client satisfaction feedback across all engagements. Admin and mentor use for ongoing quality monitoring.</w:t>
+            </w:r>
+          </w:p>
+        </w:tc>
+      </w:tr>
+      <w:tr>
+        <w:tc>
+          <w:tcPr>
+            <w:tcW w:type="dxa" w:w="1500"/>
+            <w:tcBorders>
+              <w:top w:val="single" w:color="CCCCCC" w:sz="1"/>
+              <w:left w:val="single" w:color="CCCCCC" w:sz="1"/>
+              <w:bottom w:val="single" w:color="CCCCCC" w:sz="1"/>
+              <w:right w:val="single" w:color="CCCCCC" w:sz="1"/>
+            </w:tcBorders>
+            <w:shd w:fill="FFFFFF" w:val="clear"/>
+            <w:tcMar>
+              <w:top w:type="dxa" w:w="80"/>
+              <w:left w:type="dxa" w:w="120"/>
+              <w:bottom w:type="dxa" w:w="80"/>
+              <w:right w:type="dxa" w:w="120"/>
+            </w:tcMar>
+            <w:vAlign w:val="top"/>
+          </w:tcPr>
+          <w:p>
+            <w:r>
+              <w:rPr>
+                <w:rFonts w:ascii="Arial" w:cs="Arial" w:eastAsia="Arial" w:hAnsi="Arial"/>
+                <w:b w:val="false"/>
+                <w:bCs w:val="false"/>
+                <w:sz w:val="18"/>
+                <w:szCs w:val="18"/>
+              </w:rPr>
+              <w:t xml:space="preserve">Low NPS Scores</w:t>
+            </w:r>
+          </w:p>
+        </w:tc>
+        <w:tc>
+          <w:tcPr>
+            <w:tcW w:type="dxa" w:w="2500"/>
+            <w:tcBorders>
+              <w:top w:val="single" w:color="CCCCCC" w:sz="1"/>
+              <w:left w:val="single" w:color="CCCCCC" w:sz="1"/>
+              <w:bottom w:val="single" w:color="CCCCCC" w:sz="1"/>
+              <w:right w:val="single" w:color="CCCCCC" w:sz="1"/>
+            </w:tcBorders>
+            <w:shd w:fill="FFFFFF" w:val="clear"/>
+            <w:tcMar>
+              <w:top w:type="dxa" w:w="80"/>
+              <w:left w:type="dxa" w:w="120"/>
+              <w:bottom w:type="dxa" w:w="80"/>
+              <w:right w:type="dxa" w:w="120"/>
+            </w:tcMar>
+            <w:vAlign w:val="top"/>
+          </w:tcPr>
+          <w:p>
+            <w:r>
+              <w:rPr>
+                <w:rFonts w:ascii="Arial" w:cs="Arial" w:eastAsia="Arial" w:hAnsi="Arial"/>
+                <w:b w:val="false"/>
+                <w:bCs w:val="false"/>
+                <w:sz w:val="18"/>
+                <w:szCs w:val="18"/>
+              </w:rPr>
+              <w:t xml:space="preserve">Company, Engagement, Assigned Mentor, Survey Date, NPS Score, How Could CBM Better Meet Your Needs?</w:t>
+            </w:r>
+          </w:p>
+        </w:tc>
+        <w:tc>
+          <w:tcPr>
+            <w:tcW w:type="dxa" w:w="2000"/>
+            <w:tcBorders>
+              <w:top w:val="single" w:color="CCCCCC" w:sz="1"/>
+              <w:left w:val="single" w:color="CCCCCC" w:sz="1"/>
+              <w:bottom w:val="single" w:color="CCCCCC" w:sz="1"/>
+              <w:right w:val="single" w:color="CCCCCC" w:sz="1"/>
+            </w:tcBorders>
+            <w:shd w:fill="FFFFFF" w:val="clear"/>
+            <w:tcMar>
+              <w:top w:type="dxa" w:w="80"/>
+              <w:left w:type="dxa" w:w="120"/>
+              <w:bottom w:type="dxa" w:w="80"/>
+              <w:right w:type="dxa" w:w="120"/>
+            </w:tcMar>
+            <w:vAlign w:val="top"/>
+          </w:tcPr>
+          <w:p>
+            <w:r>
+              <w:rPr>
+                <w:rFonts w:ascii="Arial" w:cs="Arial" w:eastAsia="Arial" w:hAnsi="Arial"/>
+                <w:b w:val="false"/>
+                <w:bCs w:val="false"/>
+                <w:sz w:val="18"/>
+                <w:szCs w:val="18"/>
+              </w:rPr>
+              <w:t xml:space="preserve">NPS Score ≤ 6</w:t>
+            </w:r>
+          </w:p>
+        </w:tc>
+        <w:tc>
+          <w:tcPr>
+            <w:tcW w:type="dxa" w:w="1000"/>
+            <w:tcBorders>
+              <w:top w:val="single" w:color="CCCCCC" w:sz="1"/>
+              <w:left w:val="single" w:color="CCCCCC" w:sz="1"/>
+              <w:bottom w:val="single" w:color="CCCCCC" w:sz="1"/>
+              <w:right w:val="single" w:color="CCCCCC" w:sz="1"/>
+            </w:tcBorders>
+            <w:shd w:fill="FFFFFF" w:val="clear"/>
+            <w:tcMar>
+              <w:top w:type="dxa" w:w="80"/>
+              <w:left w:type="dxa" w:w="120"/>
+              <w:bottom w:type="dxa" w:w="80"/>
+              <w:right w:type="dxa" w:w="120"/>
+            </w:tcMar>
+            <w:vAlign w:val="top"/>
+          </w:tcPr>
+          <w:p>
+            <w:r>
+              <w:rPr>
+                <w:rFonts w:ascii="Arial" w:cs="Arial" w:eastAsia="Arial" w:hAnsi="Arial"/>
+                <w:b w:val="false"/>
+                <w:bCs w:val="false"/>
+                <w:sz w:val="18"/>
+                <w:szCs w:val="18"/>
+              </w:rPr>
+              <w:t xml:space="preserve">Survey Date DESC</w:t>
+            </w:r>
+          </w:p>
+        </w:tc>
+        <w:tc>
+          <w:tcPr>
+            <w:tcW w:type="dxa" w:w="2360"/>
+            <w:tcBorders>
+              <w:top w:val="single" w:color="CCCCCC" w:sz="1"/>
+              <w:left w:val="single" w:color="CCCCCC" w:sz="1"/>
+              <w:bottom w:val="single" w:color="CCCCCC" w:sz="1"/>
+              <w:right w:val="single" w:color="CCCCCC" w:sz="1"/>
+            </w:tcBorders>
+            <w:shd w:fill="FFFFFF" w:val="clear"/>
+            <w:tcMar>
+              <w:top w:type="dxa" w:w="80"/>
+              <w:left w:type="dxa" w:w="120"/>
+              <w:bottom w:type="dxa" w:w="80"/>
+              <w:right w:type="dxa" w:w="120"/>
+            </w:tcMar>
+            <w:vAlign w:val="top"/>
+          </w:tcPr>
+          <w:p>
+            <w:r>
+              <w:rPr>
+                <w:rFonts w:ascii="Arial" w:cs="Arial" w:eastAsia="Arial" w:hAnsi="Arial"/>
+                <w:b w:val="false"/>
+                <w:bCs w:val="false"/>
+                <w:sz w:val="18"/>
+                <w:szCs w:val="18"/>
+              </w:rPr>
+              <w:t xml:space="preserve">Detractors (0–6) requiring admin follow-up. Admin reviews for systemic issues and individual engagement concerns.</w:t>
+            </w:r>
+          </w:p>
+        </w:tc>
+      </w:tr>
+    </w:tbl>
+    <w:p>
+      <w:r>
+        <w:rPr>
+          <w:rFonts w:ascii="Arial" w:cs="Arial" w:eastAsia="Arial" w:hAnsi="Arial"/>
+          <w:sz w:val="20"/>
+          <w:szCs w:val="20"/>
+        </w:rPr>
+        <w:t xml:space="preserve"/>
+      </w:r>
+    </w:p>
+    <w:p>
+      <w:pPr>
+        <w:pStyle w:val="Heading2"/>
+      </w:pPr>
+      <w:r>
+        <w:rPr>
+          <w:rFonts w:ascii="Arial" w:cs="Arial" w:eastAsia="Arial" w:hAnsi="Arial"/>
+          <w:b/>
+          <w:bCs/>
+          <w:sz w:val="28"/>
+          <w:szCs w:val="28"/>
+        </w:rPr>
+        <w:t xml:space="preserve">4.8 Workshop</w:t>
+      </w:r>
+    </w:p>
+    <w:tbl>
+      <w:tblPr>
+        <w:tblW w:type="dxa" w:w="9360"/>
+        <w:tblBorders>
+          <w:top w:val="single" w:color="auto" w:sz="4"/>
+          <w:left w:val="single" w:color="auto" w:sz="4"/>
+          <w:bottom w:val="single" w:color="auto" w:sz="4"/>
+          <w:right w:val="single" w:color="auto" w:sz="4"/>
+          <w:insideH w:val="single" w:color="auto" w:sz="4"/>
+          <w:insideV w:val="single" w:color="auto" w:sz="4"/>
+        </w:tblBorders>
+      </w:tblPr>
+      <w:tblGrid>
+        <w:gridCol w:w="1500"/>
+        <w:gridCol w:w="2500"/>
+        <w:gridCol w:w="2000"/>
+        <w:gridCol w:w="1000"/>
+        <w:gridCol w:w="2360"/>
+      </w:tblGrid>
+      <w:tr>
+        <w:trPr>
+          <w:tblHeader/>
+        </w:trPr>
+        <w:tc>
+          <w:tcPr>
+            <w:tcW w:type="dxa" w:w="1500"/>
+            <w:tcBorders>
+              <w:top w:val="single" w:color="CCCCCC" w:sz="1"/>
+              <w:left w:val="single" w:color="CCCCCC" w:sz="1"/>
+              <w:bottom w:val="single" w:color="CCCCCC" w:sz="1"/>
+              <w:right w:val="single" w:color="CCCCCC" w:sz="1"/>
+            </w:tcBorders>
+            <w:shd w:fill="D5E8F0" w:val="clear"/>
+            <w:tcMar>
+              <w:top w:type="dxa" w:w="80"/>
+              <w:left w:type="dxa" w:w="120"/>
+              <w:bottom w:type="dxa" w:w="80"/>
+              <w:right w:type="dxa" w:w="120"/>
+            </w:tcMar>
+            <w:vAlign w:val="top"/>
+          </w:tcPr>
+          <w:p>
+            <w:r>
+              <w:rPr>
+                <w:rFonts w:ascii="Arial" w:cs="Arial" w:eastAsia="Arial" w:hAnsi="Arial"/>
+                <w:b/>
+                <w:bCs/>
+                <w:sz w:val="18"/>
+                <w:szCs w:val="18"/>
+              </w:rPr>
+              <w:t xml:space="preserve">View Name</w:t>
+            </w:r>
+          </w:p>
+        </w:tc>
+        <w:tc>
+          <w:tcPr>
+            <w:tcW w:type="dxa" w:w="2500"/>
+            <w:tcBorders>
+              <w:top w:val="single" w:color="CCCCCC" w:sz="1"/>
+              <w:left w:val="single" w:color="CCCCCC" w:sz="1"/>
+              <w:bottom w:val="single" w:color="CCCCCC" w:sz="1"/>
+              <w:right w:val="single" w:color="CCCCCC" w:sz="1"/>
+            </w:tcBorders>
+            <w:shd w:fill="D5E8F0" w:val="clear"/>
+            <w:tcMar>
+              <w:top w:type="dxa" w:w="80"/>
+              <w:left w:type="dxa" w:w="120"/>
+              <w:bottom w:type="dxa" w:w="80"/>
+              <w:right w:type="dxa" w:w="120"/>
+            </w:tcMar>
+            <w:vAlign w:val="top"/>
+          </w:tcPr>
+          <w:p>
+            <w:r>
+              <w:rPr>
+                <w:rFonts w:ascii="Arial" w:cs="Arial" w:eastAsia="Arial" w:hAnsi="Arial"/>
+                <w:b/>
+                <w:bCs/>
+                <w:sz w:val="18"/>
+                <w:szCs w:val="18"/>
+              </w:rPr>
+              <w:t xml:space="preserve">Columns Displayed</w:t>
+            </w:r>
+          </w:p>
+        </w:tc>
+        <w:tc>
+          <w:tcPr>
+            <w:tcW w:type="dxa" w:w="2000"/>
+            <w:tcBorders>
+              <w:top w:val="single" w:color="CCCCCC" w:sz="1"/>
+              <w:left w:val="single" w:color="CCCCCC" w:sz="1"/>
+              <w:bottom w:val="single" w:color="CCCCCC" w:sz="1"/>
+              <w:right w:val="single" w:color="CCCCCC" w:sz="1"/>
+            </w:tcBorders>
+            <w:shd w:fill="D5E8F0" w:val="clear"/>
+            <w:tcMar>
+              <w:top w:type="dxa" w:w="80"/>
+              <w:left w:type="dxa" w:w="120"/>
+              <w:bottom w:type="dxa" w:w="80"/>
+              <w:right w:type="dxa" w:w="120"/>
+            </w:tcMar>
+            <w:vAlign w:val="top"/>
+          </w:tcPr>
+          <w:p>
+            <w:r>
+              <w:rPr>
+                <w:rFonts w:ascii="Arial" w:cs="Arial" w:eastAsia="Arial" w:hAnsi="Arial"/>
+                <w:b/>
+                <w:bCs/>
+                <w:sz w:val="18"/>
+                <w:szCs w:val="18"/>
+              </w:rPr>
+              <w:t xml:space="preserve">Filter Criteria</w:t>
+            </w:r>
+          </w:p>
+        </w:tc>
+        <w:tc>
+          <w:tcPr>
+            <w:tcW w:type="dxa" w:w="1000"/>
+            <w:tcBorders>
+              <w:top w:val="single" w:color="CCCCCC" w:sz="1"/>
+              <w:left w:val="single" w:color="CCCCCC" w:sz="1"/>
+              <w:bottom w:val="single" w:color="CCCCCC" w:sz="1"/>
+              <w:right w:val="single" w:color="CCCCCC" w:sz="1"/>
+            </w:tcBorders>
+            <w:shd w:fill="D5E8F0" w:val="clear"/>
+            <w:tcMar>
+              <w:top w:type="dxa" w:w="80"/>
+              <w:left w:type="dxa" w:w="120"/>
+              <w:bottom w:type="dxa" w:w="80"/>
+              <w:right w:type="dxa" w:w="120"/>
+            </w:tcMar>
+            <w:vAlign w:val="top"/>
+          </w:tcPr>
+          <w:p>
+            <w:r>
+              <w:rPr>
+                <w:rFonts w:ascii="Arial" w:cs="Arial" w:eastAsia="Arial" w:hAnsi="Arial"/>
+                <w:b/>
+                <w:bCs/>
+                <w:sz w:val="18"/>
+                <w:szCs w:val="18"/>
+              </w:rPr>
+              <w:t xml:space="preserve">Default Sort</w:t>
+            </w:r>
+          </w:p>
+        </w:tc>
+        <w:tc>
+          <w:tcPr>
+            <w:tcW w:type="dxa" w:w="2360"/>
+            <w:tcBorders>
+              <w:top w:val="single" w:color="CCCCCC" w:sz="1"/>
+              <w:left w:val="single" w:color="CCCCCC" w:sz="1"/>
+              <w:bottom w:val="single" w:color="CCCCCC" w:sz="1"/>
+              <w:right w:val="single" w:color="CCCCCC" w:sz="1"/>
+            </w:tcBorders>
+            <w:shd w:fill="D5E8F0" w:val="clear"/>
+            <w:tcMar>
+              <w:top w:type="dxa" w:w="80"/>
+              <w:left w:type="dxa" w:w="120"/>
+              <w:bottom w:type="dxa" w:w="80"/>
+              <w:right w:type="dxa" w:w="120"/>
+            </w:tcMar>
+            <w:vAlign w:val="top"/>
+          </w:tcPr>
+          <w:p>
+            <w:r>
+              <w:rPr>
+                <w:rFonts w:ascii="Arial" w:cs="Arial" w:eastAsia="Arial" w:hAnsi="Arial"/>
+                <w:b/>
+                <w:bCs/>
+                <w:sz w:val="18"/>
+                <w:szCs w:val="18"/>
+              </w:rPr>
+              <w:t xml:space="preserve">Description / Use</w:t>
+            </w:r>
+          </w:p>
+        </w:tc>
+      </w:tr>
+      <w:tr>
+        <w:tc>
+          <w:tcPr>
+            <w:tcW w:type="dxa" w:w="1500"/>
+            <w:tcBorders>
+              <w:top w:val="single" w:color="CCCCCC" w:sz="1"/>
+              <w:left w:val="single" w:color="CCCCCC" w:sz="1"/>
+              <w:bottom w:val="single" w:color="CCCCCC" w:sz="1"/>
+              <w:right w:val="single" w:color="CCCCCC" w:sz="1"/>
+            </w:tcBorders>
+            <w:shd w:fill="F2F2F2" w:val="clear"/>
+            <w:tcMar>
+              <w:top w:type="dxa" w:w="80"/>
+              <w:left w:type="dxa" w:w="120"/>
+              <w:bottom w:type="dxa" w:w="80"/>
+              <w:right w:type="dxa" w:w="120"/>
+            </w:tcMar>
+            <w:vAlign w:val="top"/>
+          </w:tcPr>
+          <w:p>
+            <w:r>
+              <w:rPr>
+                <w:rFonts w:ascii="Arial" w:cs="Arial" w:eastAsia="Arial" w:hAnsi="Arial"/>
+                <w:b w:val="false"/>
+                <w:bCs w:val="false"/>
+                <w:sz w:val="18"/>
+                <w:szCs w:val="18"/>
+              </w:rPr>
+              <w:t xml:space="preserve">Upcoming Workshops</w:t>
+            </w:r>
+          </w:p>
+        </w:tc>
+        <w:tc>
+          <w:tcPr>
+            <w:tcW w:type="dxa" w:w="2500"/>
+            <w:tcBorders>
+              <w:top w:val="single" w:color="CCCCCC" w:sz="1"/>
+              <w:left w:val="single" w:color="CCCCCC" w:sz="1"/>
+              <w:bottom w:val="single" w:color="CCCCCC" w:sz="1"/>
+              <w:right w:val="single" w:color="CCCCCC" w:sz="1"/>
+            </w:tcBorders>
+            <w:shd w:fill="F2F2F2" w:val="clear"/>
+            <w:tcMar>
+              <w:top w:type="dxa" w:w="80"/>
+              <w:left w:type="dxa" w:w="120"/>
+              <w:bottom w:type="dxa" w:w="80"/>
+              <w:right w:type="dxa" w:w="120"/>
+            </w:tcMar>
+            <w:vAlign w:val="top"/>
+          </w:tcPr>
+          <w:p>
+            <w:r>
+              <w:rPr>
+                <w:rFonts w:ascii="Arial" w:cs="Arial" w:eastAsia="Arial" w:hAnsi="Arial"/>
+                <w:b w:val="false"/>
+                <w:bCs w:val="false"/>
+                <w:sz w:val="18"/>
+                <w:szCs w:val="18"/>
+              </w:rPr>
+              <w:t xml:space="preserve">Title, Date/Time, Topic/Category, Location, Maximum Capacity, Status</w:t>
+            </w:r>
+          </w:p>
+        </w:tc>
+        <w:tc>
+          <w:tcPr>
+            <w:tcW w:type="dxa" w:w="2000"/>
+            <w:tcBorders>
+              <w:top w:val="single" w:color="CCCCCC" w:sz="1"/>
+              <w:left w:val="single" w:color="CCCCCC" w:sz="1"/>
+              <w:bottom w:val="single" w:color="CCCCCC" w:sz="1"/>
+              <w:right w:val="single" w:color="CCCCCC" w:sz="1"/>
+            </w:tcBorders>
+            <w:shd w:fill="F2F2F2" w:val="clear"/>
+            <w:tcMar>
+              <w:top w:type="dxa" w:w="80"/>
+              <w:left w:type="dxa" w:w="120"/>
+              <w:bottom w:type="dxa" w:w="80"/>
+              <w:right w:type="dxa" w:w="120"/>
+            </w:tcMar>
+            <w:vAlign w:val="top"/>
+          </w:tcPr>
+          <w:p>
+            <w:r>
+              <w:rPr>
+                <w:rFonts w:ascii="Arial" w:cs="Arial" w:eastAsia="Arial" w:hAnsi="Arial"/>
+                <w:b w:val="false"/>
+                <w:bCs w:val="false"/>
+                <w:sz w:val="18"/>
+                <w:szCs w:val="18"/>
+              </w:rPr>
+              <w:t xml:space="preserve">Status = Scheduled; Date/Time &gt;= today</w:t>
+            </w:r>
+          </w:p>
+        </w:tc>
+        <w:tc>
+          <w:tcPr>
+            <w:tcW w:type="dxa" w:w="1000"/>
+            <w:tcBorders>
+              <w:top w:val="single" w:color="CCCCCC" w:sz="1"/>
+              <w:left w:val="single" w:color="CCCCCC" w:sz="1"/>
+              <w:bottom w:val="single" w:color="CCCCCC" w:sz="1"/>
+              <w:right w:val="single" w:color="CCCCCC" w:sz="1"/>
+            </w:tcBorders>
+            <w:shd w:fill="F2F2F2" w:val="clear"/>
+            <w:tcMar>
+              <w:top w:type="dxa" w:w="80"/>
+              <w:left w:type="dxa" w:w="120"/>
+              <w:bottom w:type="dxa" w:w="80"/>
+              <w:right w:type="dxa" w:w="120"/>
+            </w:tcMar>
+            <w:vAlign w:val="top"/>
+          </w:tcPr>
+          <w:p>
+            <w:r>
+              <w:rPr>
+                <w:rFonts w:ascii="Arial" w:cs="Arial" w:eastAsia="Arial" w:hAnsi="Arial"/>
+                <w:b w:val="false"/>
+                <w:bCs w:val="false"/>
+                <w:sz w:val="18"/>
+                <w:szCs w:val="18"/>
+              </w:rPr>
+              <w:t xml:space="preserve">Date/Time ASC</w:t>
+            </w:r>
+          </w:p>
+        </w:tc>
+        <w:tc>
+          <w:tcPr>
+            <w:tcW w:type="dxa" w:w="2360"/>
+            <w:tcBorders>
+              <w:top w:val="single" w:color="CCCCCC" w:sz="1"/>
+              <w:left w:val="single" w:color="CCCCCC" w:sz="1"/>
+              <w:bottom w:val="single" w:color="CCCCCC" w:sz="1"/>
+              <w:right w:val="single" w:color="CCCCCC" w:sz="1"/>
+            </w:tcBorders>
+            <w:shd w:fill="F2F2F2" w:val="clear"/>
+            <w:tcMar>
+              <w:top w:type="dxa" w:w="80"/>
+              <w:left w:type="dxa" w:w="120"/>
+              <w:bottom w:type="dxa" w:w="80"/>
+              <w:right w:type="dxa" w:w="120"/>
+            </w:tcMar>
+            <w:vAlign w:val="top"/>
+          </w:tcPr>
+          <w:p>
+            <w:r>
+              <w:rPr>
+                <w:rFonts w:ascii="Arial" w:cs="Arial" w:eastAsia="Arial" w:hAnsi="Arial"/>
+                <w:b w:val="false"/>
+                <w:bCs w:val="false"/>
+                <w:sz w:val="18"/>
+                <w:szCs w:val="18"/>
+              </w:rPr>
+              <w:t xml:space="preserve">Workshops open for registration or promotion. Available to all roles. Used by mentors to inform clients of relevant learning opportunities.</w:t>
+            </w:r>
+          </w:p>
+        </w:tc>
+      </w:tr>
+      <w:tr>
+        <w:tc>
+          <w:tcPr>
+            <w:tcW w:type="dxa" w:w="1500"/>
+            <w:tcBorders>
+              <w:top w:val="single" w:color="CCCCCC" w:sz="1"/>
+              <w:left w:val="single" w:color="CCCCCC" w:sz="1"/>
+              <w:bottom w:val="single" w:color="CCCCCC" w:sz="1"/>
+              <w:right w:val="single" w:color="CCCCCC" w:sz="1"/>
+            </w:tcBorders>
+            <w:shd w:fill="FFFFFF" w:val="clear"/>
+            <w:tcMar>
+              <w:top w:type="dxa" w:w="80"/>
+              <w:left w:type="dxa" w:w="120"/>
+              <w:bottom w:type="dxa" w:w="80"/>
+              <w:right w:type="dxa" w:w="120"/>
+            </w:tcMar>
+            <w:vAlign w:val="top"/>
+          </w:tcPr>
+          <w:p>
+            <w:r>
+              <w:rPr>
+                <w:rFonts w:ascii="Arial" w:cs="Arial" w:eastAsia="Arial" w:hAnsi="Arial"/>
+                <w:b w:val="false"/>
+                <w:bCs w:val="false"/>
+                <w:sz w:val="18"/>
+                <w:szCs w:val="18"/>
+              </w:rPr>
+              <w:t xml:space="preserve">Completed Workshops</w:t>
+            </w:r>
+          </w:p>
+        </w:tc>
+        <w:tc>
+          <w:tcPr>
+            <w:tcW w:type="dxa" w:w="2500"/>
+            <w:tcBorders>
+              <w:top w:val="single" w:color="CCCCCC" w:sz="1"/>
+              <w:left w:val="single" w:color="CCCCCC" w:sz="1"/>
+              <w:bottom w:val="single" w:color="CCCCCC" w:sz="1"/>
+              <w:right w:val="single" w:color="CCCCCC" w:sz="1"/>
+            </w:tcBorders>
+            <w:shd w:fill="FFFFFF" w:val="clear"/>
+            <w:tcMar>
+              <w:top w:type="dxa" w:w="80"/>
+              <w:left w:type="dxa" w:w="120"/>
+              <w:bottom w:type="dxa" w:w="80"/>
+              <w:right w:type="dxa" w:w="120"/>
+            </w:tcMar>
+            <w:vAlign w:val="top"/>
+          </w:tcPr>
+          <w:p>
+            <w:r>
+              <w:rPr>
+                <w:rFonts w:ascii="Arial" w:cs="Arial" w:eastAsia="Arial" w:hAnsi="Arial"/>
+                <w:b w:val="false"/>
+                <w:bCs w:val="false"/>
+                <w:sz w:val="18"/>
+                <w:szCs w:val="18"/>
+              </w:rPr>
+              <w:t xml:space="preserve">Title, Date/Time, Topic/Category, Presenter, Status</w:t>
+            </w:r>
+          </w:p>
+        </w:tc>
+        <w:tc>
+          <w:tcPr>
+            <w:tcW w:type="dxa" w:w="2000"/>
+            <w:tcBorders>
+              <w:top w:val="single" w:color="CCCCCC" w:sz="1"/>
+              <w:left w:val="single" w:color="CCCCCC" w:sz="1"/>
+              <w:bottom w:val="single" w:color="CCCCCC" w:sz="1"/>
+              <w:right w:val="single" w:color="CCCCCC" w:sz="1"/>
+            </w:tcBorders>
+            <w:shd w:fill="FFFFFF" w:val="clear"/>
+            <w:tcMar>
+              <w:top w:type="dxa" w:w="80"/>
+              <w:left w:type="dxa" w:w="120"/>
+              <w:bottom w:type="dxa" w:w="80"/>
+              <w:right w:type="dxa" w:w="120"/>
+            </w:tcMar>
+            <w:vAlign w:val="top"/>
+          </w:tcPr>
+          <w:p>
+            <w:r>
+              <w:rPr>
+                <w:rFonts w:ascii="Arial" w:cs="Arial" w:eastAsia="Arial" w:hAnsi="Arial"/>
+                <w:b w:val="false"/>
+                <w:bCs w:val="false"/>
+                <w:sz w:val="18"/>
+                <w:szCs w:val="18"/>
+              </w:rPr>
+              <w:t xml:space="preserve">Status = Completed</w:t>
+            </w:r>
+          </w:p>
+        </w:tc>
+        <w:tc>
+          <w:tcPr>
+            <w:tcW w:type="dxa" w:w="1000"/>
+            <w:tcBorders>
+              <w:top w:val="single" w:color="CCCCCC" w:sz="1"/>
+              <w:left w:val="single" w:color="CCCCCC" w:sz="1"/>
+              <w:bottom w:val="single" w:color="CCCCCC" w:sz="1"/>
+              <w:right w:val="single" w:color="CCCCCC" w:sz="1"/>
+            </w:tcBorders>
+            <w:shd w:fill="FFFFFF" w:val="clear"/>
+            <w:tcMar>
+              <w:top w:type="dxa" w:w="80"/>
+              <w:left w:type="dxa" w:w="120"/>
+              <w:bottom w:type="dxa" w:w="80"/>
+              <w:right w:type="dxa" w:w="120"/>
+            </w:tcMar>
+            <w:vAlign w:val="top"/>
+          </w:tcPr>
+          <w:p>
+            <w:r>
+              <w:rPr>
+                <w:rFonts w:ascii="Arial" w:cs="Arial" w:eastAsia="Arial" w:hAnsi="Arial"/>
+                <w:b w:val="false"/>
+                <w:bCs w:val="false"/>
+                <w:sz w:val="18"/>
+                <w:szCs w:val="18"/>
+              </w:rPr>
+              <w:t xml:space="preserve">Date/Time DESC</w:t>
+            </w:r>
+          </w:p>
+        </w:tc>
+        <w:tc>
+          <w:tcPr>
+            <w:tcW w:type="dxa" w:w="2360"/>
+            <w:tcBorders>
+              <w:top w:val="single" w:color="CCCCCC" w:sz="1"/>
+              <w:left w:val="single" w:color="CCCCCC" w:sz="1"/>
+              <w:bottom w:val="single" w:color="CCCCCC" w:sz="1"/>
+              <w:right w:val="single" w:color="CCCCCC" w:sz="1"/>
+            </w:tcBorders>
+            <w:shd w:fill="FFFFFF" w:val="clear"/>
+            <w:tcMar>
+              <w:top w:type="dxa" w:w="80"/>
+              <w:left w:type="dxa" w:w="120"/>
+              <w:bottom w:type="dxa" w:w="80"/>
+              <w:right w:type="dxa" w:w="120"/>
+            </w:tcMar>
+            <w:vAlign w:val="top"/>
+          </w:tcPr>
+          <w:p>
+            <w:r>
+              <w:rPr>
+                <w:rFonts w:ascii="Arial" w:cs="Arial" w:eastAsia="Arial" w:hAnsi="Arial"/>
+                <w:b w:val="false"/>
+                <w:bCs w:val="false"/>
+                <w:sz w:val="18"/>
+                <w:szCs w:val="18"/>
+              </w:rPr>
+              <w:t xml:space="preserve">Historical workshop record for admin reporting and funder documentation.</w:t>
+            </w:r>
+          </w:p>
+        </w:tc>
+      </w:tr>
+    </w:tbl>
+    <w:p>
+      <w:r>
+        <w:rPr>
+          <w:rFonts w:ascii="Arial" w:cs="Arial" w:eastAsia="Arial" w:hAnsi="Arial"/>
+          <w:sz w:val="20"/>
+          <w:szCs w:val="20"/>
+        </w:rPr>
+        <w:t xml:space="preserve"/>
+      </w:r>
+    </w:p>
+    <w:p>
+      <w:pPr>
+        <w:pStyle w:val="Heading2"/>
+      </w:pPr>
+      <w:r>
+        <w:rPr>
+          <w:rFonts w:ascii="Arial" w:cs="Arial" w:eastAsia="Arial" w:hAnsi="Arial"/>
+          <w:b/>
+          <w:bCs/>
+          <w:sz w:val="28"/>
+          <w:szCs w:val="28"/>
+        </w:rPr>
+        <w:t xml:space="preserve">4.9 Dues</w:t>
+      </w:r>
+    </w:p>
+    <w:tbl>
+      <w:tblPr>
+        <w:tblW w:type="dxa" w:w="9360"/>
+        <w:tblBorders>
+          <w:top w:val="single" w:color="auto" w:sz="4"/>
+          <w:left w:val="single" w:color="auto" w:sz="4"/>
+          <w:bottom w:val="single" w:color="auto" w:sz="4"/>
+          <w:right w:val="single" w:color="auto" w:sz="4"/>
+          <w:insideH w:val="single" w:color="auto" w:sz="4"/>
+          <w:insideV w:val="single" w:color="auto" w:sz="4"/>
+        </w:tblBorders>
+      </w:tblPr>
+      <w:tblGrid>
+        <w:gridCol w:w="1500"/>
+        <w:gridCol w:w="2500"/>
+        <w:gridCol w:w="2000"/>
+        <w:gridCol w:w="1000"/>
+        <w:gridCol w:w="2360"/>
+      </w:tblGrid>
+      <w:tr>
+        <w:trPr>
+          <w:tblHeader/>
+        </w:trPr>
+        <w:tc>
+          <w:tcPr>
+            <w:tcW w:type="dxa" w:w="1500"/>
+            <w:tcBorders>
+              <w:top w:val="single" w:color="CCCCCC" w:sz="1"/>
+              <w:left w:val="single" w:color="CCCCCC" w:sz="1"/>
+              <w:bottom w:val="single" w:color="CCCCCC" w:sz="1"/>
+              <w:right w:val="single" w:color="CCCCCC" w:sz="1"/>
+            </w:tcBorders>
+            <w:shd w:fill="D5E8F0" w:val="clear"/>
+            <w:tcMar>
+              <w:top w:type="dxa" w:w="80"/>
+              <w:left w:type="dxa" w:w="120"/>
+              <w:bottom w:type="dxa" w:w="80"/>
+              <w:right w:type="dxa" w:w="120"/>
+            </w:tcMar>
+            <w:vAlign w:val="top"/>
+          </w:tcPr>
+          <w:p>
+            <w:r>
+              <w:rPr>
+                <w:rFonts w:ascii="Arial" w:cs="Arial" w:eastAsia="Arial" w:hAnsi="Arial"/>
+                <w:b/>
+                <w:bCs/>
+                <w:sz w:val="18"/>
+                <w:szCs w:val="18"/>
+              </w:rPr>
+              <w:t xml:space="preserve">View Name</w:t>
+            </w:r>
+          </w:p>
+        </w:tc>
+        <w:tc>
+          <w:tcPr>
+            <w:tcW w:type="dxa" w:w="2500"/>
+            <w:tcBorders>
+              <w:top w:val="single" w:color="CCCCCC" w:sz="1"/>
+              <w:left w:val="single" w:color="CCCCCC" w:sz="1"/>
+              <w:bottom w:val="single" w:color="CCCCCC" w:sz="1"/>
+              <w:right w:val="single" w:color="CCCCCC" w:sz="1"/>
+            </w:tcBorders>
+            <w:shd w:fill="D5E8F0" w:val="clear"/>
+            <w:tcMar>
+              <w:top w:type="dxa" w:w="80"/>
+              <w:left w:type="dxa" w:w="120"/>
+              <w:bottom w:type="dxa" w:w="80"/>
+              <w:right w:type="dxa" w:w="120"/>
+            </w:tcMar>
+            <w:vAlign w:val="top"/>
+          </w:tcPr>
+          <w:p>
+            <w:r>
+              <w:rPr>
+                <w:rFonts w:ascii="Arial" w:cs="Arial" w:eastAsia="Arial" w:hAnsi="Arial"/>
+                <w:b/>
+                <w:bCs/>
+                <w:sz w:val="18"/>
+                <w:szCs w:val="18"/>
+              </w:rPr>
+              <w:t xml:space="preserve">Columns Displayed</w:t>
+            </w:r>
+          </w:p>
+        </w:tc>
+        <w:tc>
+          <w:tcPr>
+            <w:tcW w:type="dxa" w:w="2000"/>
+            <w:tcBorders>
+              <w:top w:val="single" w:color="CCCCCC" w:sz="1"/>
+              <w:left w:val="single" w:color="CCCCCC" w:sz="1"/>
+              <w:bottom w:val="single" w:color="CCCCCC" w:sz="1"/>
+              <w:right w:val="single" w:color="CCCCCC" w:sz="1"/>
+            </w:tcBorders>
+            <w:shd w:fill="D5E8F0" w:val="clear"/>
+            <w:tcMar>
+              <w:top w:type="dxa" w:w="80"/>
+              <w:left w:type="dxa" w:w="120"/>
+              <w:bottom w:type="dxa" w:w="80"/>
+              <w:right w:type="dxa" w:w="120"/>
+            </w:tcMar>
+            <w:vAlign w:val="top"/>
+          </w:tcPr>
+          <w:p>
+            <w:r>
+              <w:rPr>
+                <w:rFonts w:ascii="Arial" w:cs="Arial" w:eastAsia="Arial" w:hAnsi="Arial"/>
+                <w:b/>
+                <w:bCs/>
+                <w:sz w:val="18"/>
+                <w:szCs w:val="18"/>
+              </w:rPr>
+              <w:t xml:space="preserve">Filter Criteria</w:t>
+            </w:r>
+          </w:p>
+        </w:tc>
+        <w:tc>
+          <w:tcPr>
+            <w:tcW w:type="dxa" w:w="1000"/>
+            <w:tcBorders>
+              <w:top w:val="single" w:color="CCCCCC" w:sz="1"/>
+              <w:left w:val="single" w:color="CCCCCC" w:sz="1"/>
+              <w:bottom w:val="single" w:color="CCCCCC" w:sz="1"/>
+              <w:right w:val="single" w:color="CCCCCC" w:sz="1"/>
+            </w:tcBorders>
+            <w:shd w:fill="D5E8F0" w:val="clear"/>
+            <w:tcMar>
+              <w:top w:type="dxa" w:w="80"/>
+              <w:left w:type="dxa" w:w="120"/>
+              <w:bottom w:type="dxa" w:w="80"/>
+              <w:right w:type="dxa" w:w="120"/>
+            </w:tcMar>
+            <w:vAlign w:val="top"/>
+          </w:tcPr>
+          <w:p>
+            <w:r>
+              <w:rPr>
+                <w:rFonts w:ascii="Arial" w:cs="Arial" w:eastAsia="Arial" w:hAnsi="Arial"/>
+                <w:b/>
+                <w:bCs/>
+                <w:sz w:val="18"/>
+                <w:szCs w:val="18"/>
+              </w:rPr>
+              <w:t xml:space="preserve">Default Sort</w:t>
+            </w:r>
+          </w:p>
+        </w:tc>
+        <w:tc>
+          <w:tcPr>
+            <w:tcW w:type="dxa" w:w="2360"/>
+            <w:tcBorders>
+              <w:top w:val="single" w:color="CCCCCC" w:sz="1"/>
+              <w:left w:val="single" w:color="CCCCCC" w:sz="1"/>
+              <w:bottom w:val="single" w:color="CCCCCC" w:sz="1"/>
+              <w:right w:val="single" w:color="CCCCCC" w:sz="1"/>
+            </w:tcBorders>
+            <w:shd w:fill="D5E8F0" w:val="clear"/>
+            <w:tcMar>
+              <w:top w:type="dxa" w:w="80"/>
+              <w:left w:type="dxa" w:w="120"/>
+              <w:bottom w:type="dxa" w:w="80"/>
+              <w:right w:type="dxa" w:w="120"/>
+            </w:tcMar>
+            <w:vAlign w:val="top"/>
+          </w:tcPr>
+          <w:p>
+            <w:r>
+              <w:rPr>
+                <w:rFonts w:ascii="Arial" w:cs="Arial" w:eastAsia="Arial" w:hAnsi="Arial"/>
+                <w:b/>
+                <w:bCs/>
+                <w:sz w:val="18"/>
+                <w:szCs w:val="18"/>
+              </w:rPr>
+              <w:t xml:space="preserve">Description / Use</w:t>
+            </w:r>
+          </w:p>
+        </w:tc>
+      </w:tr>
+      <w:tr>
+        <w:tc>
+          <w:tcPr>
+            <w:tcW w:type="dxa" w:w="1500"/>
+            <w:tcBorders>
+              <w:top w:val="single" w:color="CCCCCC" w:sz="1"/>
+              <w:left w:val="single" w:color="CCCCCC" w:sz="1"/>
+              <w:bottom w:val="single" w:color="CCCCCC" w:sz="1"/>
+              <w:right w:val="single" w:color="CCCCCC" w:sz="1"/>
+            </w:tcBorders>
+            <w:shd w:fill="F2F2F2" w:val="clear"/>
+            <w:tcMar>
+              <w:top w:type="dxa" w:w="80"/>
+              <w:left w:type="dxa" w:w="120"/>
+              <w:bottom w:type="dxa" w:w="80"/>
+              <w:right w:type="dxa" w:w="120"/>
+            </w:tcMar>
+            <w:vAlign w:val="top"/>
+          </w:tcPr>
+          <w:p>
+            <w:r>
+              <w:rPr>
+                <w:rFonts w:ascii="Arial" w:cs="Arial" w:eastAsia="Arial" w:hAnsi="Arial"/>
+                <w:b w:val="false"/>
+                <w:bCs w:val="false"/>
+                <w:sz w:val="18"/>
+                <w:szCs w:val="18"/>
+              </w:rPr>
+              <w:t xml:space="preserve">Unpaid Dues</w:t>
+            </w:r>
+          </w:p>
+        </w:tc>
+        <w:tc>
+          <w:tcPr>
+            <w:tcW w:type="dxa" w:w="2500"/>
+            <w:tcBorders>
+              <w:top w:val="single" w:color="CCCCCC" w:sz="1"/>
+              <w:left w:val="single" w:color="CCCCCC" w:sz="1"/>
+              <w:bottom w:val="single" w:color="CCCCCC" w:sz="1"/>
+              <w:right w:val="single" w:color="CCCCCC" w:sz="1"/>
+            </w:tcBorders>
+            <w:shd w:fill="F2F2F2" w:val="clear"/>
+            <w:tcMar>
+              <w:top w:type="dxa" w:w="80"/>
+              <w:left w:type="dxa" w:w="120"/>
+              <w:bottom w:type="dxa" w:w="80"/>
+              <w:right w:type="dxa" w:w="120"/>
+            </w:tcMar>
+            <w:vAlign w:val="top"/>
+          </w:tcPr>
+          <w:p>
+            <w:r>
+              <w:rPr>
+                <w:rFonts w:ascii="Arial" w:cs="Arial" w:eastAsia="Arial" w:hAnsi="Arial"/>
+                <w:b w:val="false"/>
+                <w:bCs w:val="false"/>
+                <w:sz w:val="18"/>
+                <w:szCs w:val="18"/>
+              </w:rPr>
+              <w:t xml:space="preserve">Mentor Name, Billing Year, Amount Due, Invoice Date, Payment Method</w:t>
+            </w:r>
+          </w:p>
+        </w:tc>
+        <w:tc>
+          <w:tcPr>
+            <w:tcW w:type="dxa" w:w="2000"/>
+            <w:tcBorders>
+              <w:top w:val="single" w:color="CCCCCC" w:sz="1"/>
+              <w:left w:val="single" w:color="CCCCCC" w:sz="1"/>
+              <w:bottom w:val="single" w:color="CCCCCC" w:sz="1"/>
+              <w:right w:val="single" w:color="CCCCCC" w:sz="1"/>
+            </w:tcBorders>
+            <w:shd w:fill="F2F2F2" w:val="clear"/>
+            <w:tcMar>
+              <w:top w:type="dxa" w:w="80"/>
+              <w:left w:type="dxa" w:w="120"/>
+              <w:bottom w:type="dxa" w:w="80"/>
+              <w:right w:type="dxa" w:w="120"/>
+            </w:tcMar>
+            <w:vAlign w:val="top"/>
+          </w:tcPr>
+          <w:p>
+            <w:r>
+              <w:rPr>
+                <w:rFonts w:ascii="Arial" w:cs="Arial" w:eastAsia="Arial" w:hAnsi="Arial"/>
+                <w:b w:val="false"/>
+                <w:bCs w:val="false"/>
+                <w:sz w:val="18"/>
+                <w:szCs w:val="18"/>
+              </w:rPr>
+              <w:t xml:space="preserve">Dues Status = Unpaid</w:t>
+            </w:r>
+          </w:p>
+        </w:tc>
+        <w:tc>
+          <w:tcPr>
+            <w:tcW w:type="dxa" w:w="1000"/>
+            <w:tcBorders>
+              <w:top w:val="single" w:color="CCCCCC" w:sz="1"/>
+              <w:left w:val="single" w:color="CCCCCC" w:sz="1"/>
+              <w:bottom w:val="single" w:color="CCCCCC" w:sz="1"/>
+              <w:right w:val="single" w:color="CCCCCC" w:sz="1"/>
+            </w:tcBorders>
+            <w:shd w:fill="F2F2F2" w:val="clear"/>
+            <w:tcMar>
+              <w:top w:type="dxa" w:w="80"/>
+              <w:left w:type="dxa" w:w="120"/>
+              <w:bottom w:type="dxa" w:w="80"/>
+              <w:right w:type="dxa" w:w="120"/>
+            </w:tcMar>
+            <w:vAlign w:val="top"/>
+          </w:tcPr>
+          <w:p>
+            <w:r>
+              <w:rPr>
+                <w:rFonts w:ascii="Arial" w:cs="Arial" w:eastAsia="Arial" w:hAnsi="Arial"/>
+                <w:b w:val="false"/>
+                <w:bCs w:val="false"/>
+                <w:sz w:val="18"/>
+                <w:szCs w:val="18"/>
+              </w:rPr>
+              <w:t xml:space="preserve">Invoice Date ASC</w:t>
+            </w:r>
+          </w:p>
+        </w:tc>
+        <w:tc>
+          <w:tcPr>
+            <w:tcW w:type="dxa" w:w="2360"/>
+            <w:tcBorders>
+              <w:top w:val="single" w:color="CCCCCC" w:sz="1"/>
+              <w:left w:val="single" w:color="CCCCCC" w:sz="1"/>
+              <w:bottom w:val="single" w:color="CCCCCC" w:sz="1"/>
+              <w:right w:val="single" w:color="CCCCCC" w:sz="1"/>
+            </w:tcBorders>
+            <w:shd w:fill="F2F2F2" w:val="clear"/>
+            <w:tcMar>
+              <w:top w:type="dxa" w:w="80"/>
+              <w:left w:type="dxa" w:w="120"/>
+              <w:bottom w:type="dxa" w:w="80"/>
+              <w:right w:type="dxa" w:w="120"/>
+            </w:tcMar>
+            <w:vAlign w:val="top"/>
+          </w:tcPr>
+          <w:p>
+            <w:r>
+              <w:rPr>
+                <w:rFonts w:ascii="Arial" w:cs="Arial" w:eastAsia="Arial" w:hAnsi="Arial"/>
+                <w:b w:val="false"/>
+                <w:bCs w:val="false"/>
+                <w:sz w:val="18"/>
+                <w:szCs w:val="18"/>
+              </w:rPr>
+              <w:t xml:space="preserve">Admin collection queue during the annual billing cycle. ASC sort surfaces oldest unpaid invoices first.</w:t>
+            </w:r>
+          </w:p>
+        </w:tc>
+      </w:tr>
+      <w:tr>
+        <w:tc>
+          <w:tcPr>
+            <w:tcW w:type="dxa" w:w="1500"/>
+            <w:tcBorders>
+              <w:top w:val="single" w:color="CCCCCC" w:sz="1"/>
+              <w:left w:val="single" w:color="CCCCCC" w:sz="1"/>
+              <w:bottom w:val="single" w:color="CCCCCC" w:sz="1"/>
+              <w:right w:val="single" w:color="CCCCCC" w:sz="1"/>
+            </w:tcBorders>
+            <w:shd w:fill="FFFFFF" w:val="clear"/>
+            <w:tcMar>
+              <w:top w:type="dxa" w:w="80"/>
+              <w:left w:type="dxa" w:w="120"/>
+              <w:bottom w:type="dxa" w:w="80"/>
+              <w:right w:type="dxa" w:w="120"/>
+            </w:tcMar>
+            <w:vAlign w:val="top"/>
+          </w:tcPr>
+          <w:p>
+            <w:r>
+              <w:rPr>
+                <w:rFonts w:ascii="Arial" w:cs="Arial" w:eastAsia="Arial" w:hAnsi="Arial"/>
+                <w:b w:val="false"/>
+                <w:bCs w:val="false"/>
+                <w:sz w:val="18"/>
+                <w:szCs w:val="18"/>
+              </w:rPr>
+              <w:t xml:space="preserve">All Dues Records</w:t>
+            </w:r>
+          </w:p>
+        </w:tc>
+        <w:tc>
+          <w:tcPr>
+            <w:tcW w:type="dxa" w:w="2500"/>
+            <w:tcBorders>
+              <w:top w:val="single" w:color="CCCCCC" w:sz="1"/>
+              <w:left w:val="single" w:color="CCCCCC" w:sz="1"/>
+              <w:bottom w:val="single" w:color="CCCCCC" w:sz="1"/>
+              <w:right w:val="single" w:color="CCCCCC" w:sz="1"/>
+            </w:tcBorders>
+            <w:shd w:fill="FFFFFF" w:val="clear"/>
+            <w:tcMar>
+              <w:top w:type="dxa" w:w="80"/>
+              <w:left w:type="dxa" w:w="120"/>
+              <w:bottom w:type="dxa" w:w="80"/>
+              <w:right w:type="dxa" w:w="120"/>
+            </w:tcMar>
+            <w:vAlign w:val="top"/>
+          </w:tcPr>
+          <w:p>
+            <w:r>
+              <w:rPr>
+                <w:rFonts w:ascii="Arial" w:cs="Arial" w:eastAsia="Arial" w:hAnsi="Arial"/>
+                <w:b w:val="false"/>
+                <w:bCs w:val="false"/>
+                <w:sz w:val="18"/>
+                <w:szCs w:val="18"/>
+              </w:rPr>
+              <w:t xml:space="preserve">Mentor Name, Billing Year, Amount Due, Payment Date, Payment Method, Dues Status</w:t>
+            </w:r>
+          </w:p>
+        </w:tc>
+        <w:tc>
+          <w:tcPr>
+            <w:tcW w:type="dxa" w:w="2000"/>
+            <w:tcBorders>
+              <w:top w:val="single" w:color="CCCCCC" w:sz="1"/>
+              <w:left w:val="single" w:color="CCCCCC" w:sz="1"/>
+              <w:bottom w:val="single" w:color="CCCCCC" w:sz="1"/>
+              <w:right w:val="single" w:color="CCCCCC" w:sz="1"/>
+            </w:tcBorders>
+            <w:shd w:fill="FFFFFF" w:val="clear"/>
+            <w:tcMar>
+              <w:top w:type="dxa" w:w="80"/>
+              <w:left w:type="dxa" w:w="120"/>
+              <w:bottom w:type="dxa" w:w="80"/>
+              <w:right w:type="dxa" w:w="120"/>
+            </w:tcMar>
+            <w:vAlign w:val="top"/>
+          </w:tcPr>
+          <w:p>
+            <w:r>
+              <w:rPr>
+                <w:rFonts w:ascii="Arial" w:cs="Arial" w:eastAsia="Arial" w:hAnsi="Arial"/>
+                <w:b w:val="false"/>
+                <w:bCs w:val="false"/>
+                <w:sz w:val="18"/>
+                <w:szCs w:val="18"/>
+              </w:rPr>
+              <w:t xml:space="preserve">None</w:t>
+            </w:r>
+          </w:p>
+        </w:tc>
+        <w:tc>
+          <w:tcPr>
+            <w:tcW w:type="dxa" w:w="1000"/>
+            <w:tcBorders>
+              <w:top w:val="single" w:color="CCCCCC" w:sz="1"/>
+              <w:left w:val="single" w:color="CCCCCC" w:sz="1"/>
+              <w:bottom w:val="single" w:color="CCCCCC" w:sz="1"/>
+              <w:right w:val="single" w:color="CCCCCC" w:sz="1"/>
+            </w:tcBorders>
+            <w:shd w:fill="FFFFFF" w:val="clear"/>
+            <w:tcMar>
+              <w:top w:type="dxa" w:w="80"/>
+              <w:left w:type="dxa" w:w="120"/>
+              <w:bottom w:type="dxa" w:w="80"/>
+              <w:right w:type="dxa" w:w="120"/>
+            </w:tcMar>
+            <w:vAlign w:val="top"/>
+          </w:tcPr>
+          <w:p>
+            <w:r>
+              <w:rPr>
+                <w:rFonts w:ascii="Arial" w:cs="Arial" w:eastAsia="Arial" w:hAnsi="Arial"/>
+                <w:b w:val="false"/>
+                <w:bCs w:val="false"/>
+                <w:sz w:val="18"/>
+                <w:szCs w:val="18"/>
+              </w:rPr>
+              <w:t xml:space="preserve">Billing Year DESC, Mentor Name ASC</w:t>
+            </w:r>
+          </w:p>
+        </w:tc>
+        <w:tc>
+          <w:tcPr>
+            <w:tcW w:type="dxa" w:w="2360"/>
+            <w:tcBorders>
+              <w:top w:val="single" w:color="CCCCCC" w:sz="1"/>
+              <w:left w:val="single" w:color="CCCCCC" w:sz="1"/>
+              <w:bottom w:val="single" w:color="CCCCCC" w:sz="1"/>
+              <w:right w:val="single" w:color="CCCCCC" w:sz="1"/>
+            </w:tcBorders>
+            <w:shd w:fill="FFFFFF" w:val="clear"/>
+            <w:tcMar>
+              <w:top w:type="dxa" w:w="80"/>
+              <w:left w:type="dxa" w:w="120"/>
+              <w:bottom w:type="dxa" w:w="80"/>
+              <w:right w:type="dxa" w:w="120"/>
+            </w:tcMar>
+            <w:vAlign w:val="top"/>
+          </w:tcPr>
+          <w:p>
+            <w:r>
+              <w:rPr>
+                <w:rFonts w:ascii="Arial" w:cs="Arial" w:eastAsia="Arial" w:hAnsi="Arial"/>
+                <w:b w:val="false"/>
+                <w:bCs w:val="false"/>
+                <w:sz w:val="18"/>
+                <w:szCs w:val="18"/>
+              </w:rPr>
+              <w:t xml:space="preserve">Full dues history for audit and funder reporting. Admin-only.</w:t>
+            </w:r>
+          </w:p>
+        </w:tc>
+      </w:tr>
+    </w:tbl>
+    <w:p>
+      <w:r>
+        <w:rPr>
+          <w:rFonts w:ascii="Arial" w:cs="Arial" w:eastAsia="Arial" w:hAnsi="Arial"/>
+          <w:sz w:val="20"/>
+          <w:szCs w:val="20"/>
+        </w:rPr>
+        <w:t xml:space="preserve"/>
+      </w:r>
+    </w:p>
+    <w:p>
+      <w:pPr>
+        <w:pStyle w:val="Heading1"/>
         <w:rPr/>
       </w:pPr>
       <w:r>
@@ -34692,7 +41965,7 @@
           <w:sz w:val="32"/>
           <w:szCs w:val="32"/>
         </w:rPr>
-        <w:t>4. Implementation Phases</w:t>
+        <w:t>5. Implementation Phases</w:t>
       </w:r>
     </w:p>
     <w:p>
@@ -39951,7 +47224,7 @@
           <w:sz w:val="32"/>
           <w:szCs w:val="32"/>
         </w:rPr>
-        <w:t>5. Document Control</w:t>
+        <w:t>6. Document Control</w:t>
       </w:r>
     </w:p>
     <w:tbl>
@@ -40090,7 +47363,7 @@
                 <w:sz w:val="18"/>
                 <w:szCs w:val="18"/>
               </w:rPr>
-              <w:t>0.2</w:t>
+              <w:t>0.3</w:t>
             </w:r>
           </w:p>
         </w:tc>
@@ -40151,7 +47424,7 @@
                 <w:sz w:val="18"/>
                 <w:szCs w:val="18"/>
               </w:rPr>
-              <w:t>In Progress — Section 2 Entity &amp; Field Reference Added</w:t>
+              <w:t>In Progress — Section 4 List Views &amp; Filters Added</w:t>
             </w:r>
           </w:p>
         </w:tc>

--- a/PRDs/CBM-PRD-CRM-Implementation.docx
+++ b/PRDs/CBM-PRD-CRM-Implementation.docx
@@ -19468,6 +19468,163 @@
               <w:right w:val="single" w:color="CCCCCC" w:sz="1"/>
             </w:tcBorders>
             <w:shd w:fill="F2F2F2" w:val="clear"/>
+            <w:tcMar>
+              <w:top w:type="dxa" w:w="80"/>
+              <w:left w:type="dxa" w:w="120"/>
+              <w:bottom w:type="dxa" w:w="80"/>
+              <w:right w:type="dxa" w:w="120"/>
+            </w:tcMar>
+            <w:vAlign w:val="top"/>
+          </w:tcPr>
+          <w:p>
+            <w:r>
+              <w:rPr>
+                <w:rFonts w:ascii="Arial" w:cs="Arial" w:eastAsia="Arial" w:hAnsi="Arial"/>
+                <w:b w:val="false"/>
+                <w:bCs w:val="false"/>
+                <w:sz w:val="18"/>
+                <w:szCs w:val="18"/>
+              </w:rPr>
+              <w:t xml:space="preserve">Mentor Assigned Date</w:t>
+            </w:r>
+          </w:p>
+        </w:tc>
+        <w:tc>
+          <w:tcPr>
+            <w:tcW w:type="dxa" w:w="1200"/>
+            <w:tcBorders>
+              <w:top w:val="single" w:color="CCCCCC" w:sz="1"/>
+              <w:left w:val="single" w:color="CCCCCC" w:sz="1"/>
+              <w:bottom w:val="single" w:color="CCCCCC" w:sz="1"/>
+              <w:right w:val="single" w:color="CCCCCC" w:sz="1"/>
+            </w:tcBorders>
+            <w:shd w:fill="F2F2F2" w:val="clear"/>
+            <w:tcMar>
+              <w:top w:type="dxa" w:w="80"/>
+              <w:left w:type="dxa" w:w="120"/>
+              <w:bottom w:type="dxa" w:w="80"/>
+              <w:right w:type="dxa" w:w="120"/>
+            </w:tcMar>
+            <w:vAlign w:val="top"/>
+          </w:tcPr>
+          <w:p>
+            <w:r>
+              <w:rPr>
+                <w:rFonts w:ascii="Arial" w:cs="Arial" w:eastAsia="Arial" w:hAnsi="Arial"/>
+                <w:b w:val="false"/>
+                <w:bCs w:val="false"/>
+                <w:sz w:val="18"/>
+                <w:szCs w:val="18"/>
+              </w:rPr>
+              <w:t xml:space="preserve">Date</w:t>
+            </w:r>
+          </w:p>
+        </w:tc>
+        <w:tc>
+          <w:tcPr>
+            <w:tcW w:type="dxa" w:w="700"/>
+            <w:tcBorders>
+              <w:top w:val="single" w:color="CCCCCC" w:sz="1"/>
+              <w:left w:val="single" w:color="CCCCCC" w:sz="1"/>
+              <w:bottom w:val="single" w:color="CCCCCC" w:sz="1"/>
+              <w:right w:val="single" w:color="CCCCCC" w:sz="1"/>
+            </w:tcBorders>
+            <w:shd w:fill="F2F2F2" w:val="clear"/>
+            <w:tcMar>
+              <w:top w:type="dxa" w:w="80"/>
+              <w:left w:type="dxa" w:w="120"/>
+              <w:bottom w:type="dxa" w:w="80"/>
+              <w:right w:type="dxa" w:w="120"/>
+            </w:tcMar>
+            <w:vAlign w:val="top"/>
+          </w:tcPr>
+          <w:p>
+            <w:r>
+              <w:rPr>
+                <w:rFonts w:ascii="Arial" w:cs="Arial" w:eastAsia="Arial" w:hAnsi="Arial"/>
+                <w:b w:val="false"/>
+                <w:bCs w:val="false"/>
+                <w:sz w:val="18"/>
+                <w:szCs w:val="18"/>
+              </w:rPr>
+              <w:t xml:space="preserve">Auto</w:t>
+            </w:r>
+          </w:p>
+        </w:tc>
+        <w:tc>
+          <w:tcPr>
+            <w:tcW w:type="dxa" w:w="1560"/>
+            <w:tcBorders>
+              <w:top w:val="single" w:color="CCCCCC" w:sz="1"/>
+              <w:left w:val="single" w:color="CCCCCC" w:sz="1"/>
+              <w:bottom w:val="single" w:color="CCCCCC" w:sz="1"/>
+              <w:right w:val="single" w:color="CCCCCC" w:sz="1"/>
+            </w:tcBorders>
+            <w:shd w:fill="F2F2F2" w:val="clear"/>
+            <w:tcMar>
+              <w:top w:type="dxa" w:w="80"/>
+              <w:left w:type="dxa" w:w="120"/>
+              <w:bottom w:type="dxa" w:w="80"/>
+              <w:right w:type="dxa" w:w="120"/>
+            </w:tcMar>
+            <w:vAlign w:val="top"/>
+          </w:tcPr>
+          <w:p>
+            <w:r>
+              <w:rPr>
+                <w:rFonts w:ascii="Arial" w:cs="Arial" w:eastAsia="Arial" w:hAnsi="Arial"/>
+                <w:b w:val="false"/>
+                <w:bCs w:val="false"/>
+                <w:sz w:val="18"/>
+                <w:szCs w:val="18"/>
+              </w:rPr>
+              <w:t xml:space="preserve">All</w:t>
+            </w:r>
+          </w:p>
+        </w:tc>
+        <w:tc>
+          <w:tcPr>
+            <w:tcW w:type="dxa" w:w="4100"/>
+            <w:tcBorders>
+              <w:top w:val="single" w:color="CCCCCC" w:sz="1"/>
+              <w:left w:val="single" w:color="CCCCCC" w:sz="1"/>
+              <w:bottom w:val="single" w:color="CCCCCC" w:sz="1"/>
+              <w:right w:val="single" w:color="CCCCCC" w:sz="1"/>
+            </w:tcBorders>
+            <w:shd w:fill="F2F2F2" w:val="clear"/>
+            <w:tcMar>
+              <w:top w:type="dxa" w:w="80"/>
+              <w:left w:type="dxa" w:w="120"/>
+              <w:bottom w:type="dxa" w:w="80"/>
+              <w:right w:type="dxa" w:w="120"/>
+            </w:tcMar>
+            <w:vAlign w:val="top"/>
+          </w:tcPr>
+          <w:p>
+            <w:r>
+              <w:rPr>
+                <w:rFonts w:ascii="Arial" w:cs="Arial" w:eastAsia="Arial" w:hAnsi="Arial"/>
+                <w:b w:val="false"/>
+                <w:bCs w:val="false"/>
+                <w:sz w:val="18"/>
+                <w:szCs w:val="18"/>
+              </w:rPr>
+              <w:t xml:space="preserve">System-populated on status change to Assigned. Read-only. Used to measure elapsed time between mentor assignment and first session (Assigned → Active).</w:t>
+            </w:r>
+          </w:p>
+        </w:tc>
+      </w:tr>
+      <w:tr>
+        <w:tc>
+          <w:tcPr>
+            <w:tcW w:type="dxa" w:w="1800"/>
+            <w:tcBorders>
+              <w:top w:val="single" w:color="CCCCCC" w:sz="1"/>
+              <w:left w:val="single" w:color="CCCCCC" w:sz="1"/>
+              <w:bottom w:val="single" w:color="CCCCCC" w:sz="1"/>
+              <w:right w:val="single" w:color="CCCCCC" w:sz="1"/>
+            </w:tcBorders>
+            <w:shd w:fill="FFFFFF" w:val="clear"/>
             <w:tcMar>
               <w:top w:type="dxa" w:w="80"/>
               <w:left w:type="dxa" w:w="120"/>
@@ -47363,7 +47520,7 @@
                 <w:sz w:val="18"/>
                 <w:szCs w:val="18"/>
               </w:rPr>
-              <w:t>0.3</w:t>
+              <w:t>0.4</w:t>
             </w:r>
           </w:p>
         </w:tc>
@@ -47424,7 +47581,7 @@
                 <w:sz w:val="18"/>
                 <w:szCs w:val="18"/>
               </w:rPr>
-              <w:t>In Progress — Section 4 List Views &amp; Filters Added</w:t>
+              <w:t>In Progress — Mentor Assigned Date added to Engagement</w:t>
             </w:r>
           </w:p>
         </w:tc>

--- a/PRDs/CBM-PRD-CRM-Implementation.docx
+++ b/PRDs/CBM-PRD-CRM-Implementation.docx
@@ -42112,6 +42112,866 @@
     <w:p>
       <w:pPr>
         <w:pStyle w:val="Heading1"/>
+      </w:pPr>
+      <w:r>
+        <w:rPr>
+          <w:rFonts w:ascii="Arial" w:cs="Arial" w:eastAsia="Arial" w:hAnsi="Arial"/>
+          <w:b/>
+          <w:bCs/>
+          <w:sz w:val="32"/>
+          <w:szCs w:val="32"/>
+        </w:rPr>
+        <w:t xml:space="preserve">5. Automations</w:t>
+      </w:r>
+    </w:p>
+    <w:p>
+      <w:pPr>
+        <w:spacing w:after="120"/>
+      </w:pPr>
+      <w:r>
+        <w:rPr>
+          <w:rFonts w:ascii="Arial" w:cs="Arial" w:eastAsia="Arial" w:hAnsi="Arial"/>
+          <w:sz w:val="20"/>
+          <w:szCs w:val="20"/>
+        </w:rPr>
+        <w:t xml:space="preserve">This section defines all automated field-setting rules configured on CBM CRM entities using EspoCRM’s Entity Formula Script. Each automation fires whenever a record is saved via the UI or API, provided the specified conditions are met.</w:t>
+      </w:r>
+    </w:p>
+    <w:p>
+      <w:r>
+        <w:rPr>
+          <w:rFonts w:ascii="Arial" w:cs="Arial" w:eastAsia="Arial" w:hAnsi="Arial"/>
+          <w:sz w:val="20"/>
+          <w:szCs w:val="20"/>
+        </w:rPr>
+        <w:t xml:space="preserve"/>
+      </w:r>
+    </w:p>
+    <w:p>
+      <w:pPr>
+        <w:pStyle w:val="Heading2"/>
+      </w:pPr>
+      <w:r>
+        <w:rPr>
+          <w:rFonts w:ascii="Arial" w:cs="Arial" w:eastAsia="Arial" w:hAnsi="Arial"/>
+          <w:b/>
+          <w:bCs/>
+          <w:sz w:val="28"/>
+          <w:szCs w:val="28"/>
+        </w:rPr>
+        <w:t xml:space="preserve">5.1 Automation Approach</w:t>
+      </w:r>
+    </w:p>
+    <w:p>
+      <w:pPr>
+        <w:spacing w:after="120"/>
+      </w:pPr>
+      <w:r>
+        <w:rPr>
+          <w:rFonts w:ascii="Arial" w:cs="Arial" w:eastAsia="Arial" w:hAnsi="Arial"/>
+          <w:sz w:val="20"/>
+          <w:szCs w:val="20"/>
+        </w:rPr>
+        <w:t xml:space="preserve">EspoCRM provides two main approaches for automation. All automations in this section use the Entity Formula Script approach, which requires no extensions and is configured entirely through the admin UI.</w:t>
+      </w:r>
+    </w:p>
+    <w:tbl>
+      <w:tblPr>
+        <w:tblW w:type="dxa" w:w="9360"/>
+        <w:tblBorders>
+          <w:top w:val="single" w:color="auto" w:sz="4"/>
+          <w:left w:val="single" w:color="auto" w:sz="4"/>
+          <w:bottom w:val="single" w:color="auto" w:sz="4"/>
+          <w:right w:val="single" w:color="auto" w:sz="4"/>
+          <w:insideH w:val="single" w:color="auto" w:sz="4"/>
+          <w:insideV w:val="single" w:color="auto" w:sz="4"/>
+        </w:tblBorders>
+      </w:tblPr>
+      <w:tblGrid>
+        <w:gridCol w:w="2000"/>
+        <w:gridCol w:w="7360"/>
+      </w:tblGrid>
+      <w:tr>
+        <w:trPr>
+          <w:tblHeader/>
+        </w:trPr>
+        <w:tc>
+          <w:tcPr>
+            <w:tcW w:type="dxa" w:w="2000"/>
+            <w:tcBorders>
+              <w:top w:val="single" w:color="CCCCCC" w:sz="1"/>
+              <w:left w:val="single" w:color="CCCCCC" w:sz="1"/>
+              <w:bottom w:val="single" w:color="CCCCCC" w:sz="1"/>
+              <w:right w:val="single" w:color="CCCCCC" w:sz="1"/>
+            </w:tcBorders>
+            <w:shd w:fill="D5E8F0" w:val="clear"/>
+            <w:tcMar>
+              <w:top w:type="dxa" w:w="80"/>
+              <w:left w:type="dxa" w:w="120"/>
+              <w:bottom w:type="dxa" w:w="80"/>
+              <w:right w:type="dxa" w:w="120"/>
+            </w:tcMar>
+            <w:vAlign w:val="top"/>
+          </w:tcPr>
+          <w:p>
+            <w:r>
+              <w:rPr>
+                <w:rFonts w:ascii="Arial" w:cs="Arial" w:eastAsia="Arial" w:hAnsi="Arial"/>
+                <w:b/>
+                <w:bCs/>
+                <w:sz w:val="18"/>
+                <w:szCs w:val="18"/>
+              </w:rPr>
+              <w:t xml:space="preserve">Approach</w:t>
+            </w:r>
+          </w:p>
+        </w:tc>
+        <w:tc>
+          <w:tcPr>
+            <w:tcW w:type="dxa" w:w="7360"/>
+            <w:tcBorders>
+              <w:top w:val="single" w:color="CCCCCC" w:sz="1"/>
+              <w:left w:val="single" w:color="CCCCCC" w:sz="1"/>
+              <w:bottom w:val="single" w:color="CCCCCC" w:sz="1"/>
+              <w:right w:val="single" w:color="CCCCCC" w:sz="1"/>
+            </w:tcBorders>
+            <w:shd w:fill="D5E8F0" w:val="clear"/>
+            <w:tcMar>
+              <w:top w:type="dxa" w:w="80"/>
+              <w:left w:type="dxa" w:w="120"/>
+              <w:bottom w:type="dxa" w:w="80"/>
+              <w:right w:type="dxa" w:w="120"/>
+            </w:tcMar>
+            <w:vAlign w:val="top"/>
+          </w:tcPr>
+          <w:p>
+            <w:r>
+              <w:rPr>
+                <w:rFonts w:ascii="Arial" w:cs="Arial" w:eastAsia="Arial" w:hAnsi="Arial"/>
+                <w:b/>
+                <w:bCs/>
+                <w:sz w:val="18"/>
+                <w:szCs w:val="18"/>
+              </w:rPr>
+              <w:t xml:space="preserve">Details</w:t>
+            </w:r>
+          </w:p>
+        </w:tc>
+      </w:tr>
+      <w:tr>
+        <w:tc>
+          <w:tcPr>
+            <w:tcW w:type="dxa" w:w="2000"/>
+            <w:tcBorders>
+              <w:top w:val="single" w:color="CCCCCC" w:sz="1"/>
+              <w:left w:val="single" w:color="CCCCCC" w:sz="1"/>
+              <w:bottom w:val="single" w:color="CCCCCC" w:sz="1"/>
+              <w:right w:val="single" w:color="CCCCCC" w:sz="1"/>
+            </w:tcBorders>
+            <w:shd w:fill="F2F2F2" w:val="clear"/>
+            <w:tcMar>
+              <w:top w:type="dxa" w:w="80"/>
+              <w:left w:type="dxa" w:w="120"/>
+              <w:bottom w:type="dxa" w:w="80"/>
+              <w:right w:type="dxa" w:w="120"/>
+            </w:tcMar>
+            <w:vAlign w:val="top"/>
+          </w:tcPr>
+          <w:p>
+            <w:r>
+              <w:rPr>
+                <w:rFonts w:ascii="Arial" w:cs="Arial" w:eastAsia="Arial" w:hAnsi="Arial"/>
+                <w:b w:val="false"/>
+                <w:bCs w:val="false"/>
+                <w:sz w:val="18"/>
+                <w:szCs w:val="18"/>
+              </w:rPr>
+              <w:t xml:space="preserve">Entity Formula Script
+(recommended)</w:t>
+            </w:r>
+          </w:p>
+        </w:tc>
+        <w:tc>
+          <w:tcPr>
+            <w:tcW w:type="dxa" w:w="7360"/>
+            <w:tcBorders>
+              <w:top w:val="single" w:color="CCCCCC" w:sz="1"/>
+              <w:left w:val="single" w:color="CCCCCC" w:sz="1"/>
+              <w:bottom w:val="single" w:color="CCCCCC" w:sz="1"/>
+              <w:right w:val="single" w:color="CCCCCC" w:sz="1"/>
+            </w:tcBorders>
+            <w:shd w:fill="F2F2F2" w:val="clear"/>
+            <w:tcMar>
+              <w:top w:type="dxa" w:w="80"/>
+              <w:left w:type="dxa" w:w="120"/>
+              <w:bottom w:type="dxa" w:w="80"/>
+              <w:right w:type="dxa" w:w="120"/>
+            </w:tcMar>
+            <w:vAlign w:val="top"/>
+          </w:tcPr>
+          <w:p>
+            <w:r>
+              <w:rPr>
+                <w:rFonts w:ascii="Arial" w:cs="Arial" w:eastAsia="Arial" w:hAnsi="Arial"/>
+                <w:b w:val="false"/>
+                <w:bCs w:val="false"/>
+                <w:sz w:val="18"/>
+                <w:szCs w:val="18"/>
+              </w:rPr>
+              <w:t xml:space="preserve">A formula script attached directly to an entity via Administration → Entity Manager → [Entity] → Formula. Runs automatically on every API/UI save. No extensions required. Best for simple field-setting logic that should always fire when a record is saved. This is the approach used for all automations in this section.</w:t>
+            </w:r>
+          </w:p>
+        </w:tc>
+      </w:tr>
+      <w:tr>
+        <w:tc>
+          <w:tcPr>
+            <w:tcW w:type="dxa" w:w="2000"/>
+            <w:tcBorders>
+              <w:top w:val="single" w:color="CCCCCC" w:sz="1"/>
+              <w:left w:val="single" w:color="CCCCCC" w:sz="1"/>
+              <w:bottom w:val="single" w:color="CCCCCC" w:sz="1"/>
+              <w:right w:val="single" w:color="CCCCCC" w:sz="1"/>
+            </w:tcBorders>
+            <w:shd w:fill="FFFFFF" w:val="clear"/>
+            <w:tcMar>
+              <w:top w:type="dxa" w:w="80"/>
+              <w:left w:type="dxa" w:w="120"/>
+              <w:bottom w:type="dxa" w:w="80"/>
+              <w:right w:type="dxa" w:w="120"/>
+            </w:tcMar>
+            <w:vAlign w:val="top"/>
+          </w:tcPr>
+          <w:p>
+            <w:r>
+              <w:rPr>
+                <w:rFonts w:ascii="Arial" w:cs="Arial" w:eastAsia="Arial" w:hAnsi="Arial"/>
+                <w:b w:val="false"/>
+                <w:bCs w:val="false"/>
+                <w:sz w:val="18"/>
+                <w:szCs w:val="18"/>
+              </w:rPr>
+              <w:t xml:space="preserve">Workflow Rule
+(Advanced Pack required)</w:t>
+            </w:r>
+          </w:p>
+        </w:tc>
+        <w:tc>
+          <w:tcPr>
+            <w:tcW w:type="dxa" w:w="7360"/>
+            <w:tcBorders>
+              <w:top w:val="single" w:color="CCCCCC" w:sz="1"/>
+              <w:left w:val="single" w:color="CCCCCC" w:sz="1"/>
+              <w:bottom w:val="single" w:color="CCCCCC" w:sz="1"/>
+              <w:right w:val="single" w:color="CCCCCC" w:sz="1"/>
+            </w:tcBorders>
+            <w:shd w:fill="FFFFFF" w:val="clear"/>
+            <w:tcMar>
+              <w:top w:type="dxa" w:w="80"/>
+              <w:left w:type="dxa" w:w="120"/>
+              <w:bottom w:type="dxa" w:w="80"/>
+              <w:right w:type="dxa" w:w="120"/>
+            </w:tcMar>
+            <w:vAlign w:val="top"/>
+          </w:tcPr>
+          <w:p>
+            <w:r>
+              <w:rPr>
+                <w:rFonts w:ascii="Arial" w:cs="Arial" w:eastAsia="Arial" w:hAnsi="Arial"/>
+                <w:b w:val="false"/>
+                <w:bCs w:val="false"/>
+                <w:sz w:val="18"/>
+                <w:szCs w:val="18"/>
+              </w:rPr>
+              <w:t xml:space="preserve">A rule configured via Administration → Advanced Pack → Workflows. Supports more complex actions including sending emails, creating related records, and triggering sequential workflows. Requires the Advanced Pack extension. Use when the automation involves actions beyond setting a field value on the same record.</w:t>
+            </w:r>
+          </w:p>
+        </w:tc>
+      </w:tr>
+    </w:tbl>
+    <w:p>
+      <w:r>
+        <w:rPr>
+          <w:rFonts w:ascii="Arial" w:cs="Arial" w:eastAsia="Arial" w:hAnsi="Arial"/>
+          <w:sz w:val="20"/>
+          <w:szCs w:val="20"/>
+        </w:rPr>
+        <w:t xml:space="preserve"/>
+      </w:r>
+    </w:p>
+    <w:tbl>
+      <w:tblPr>
+        <w:tblW w:type="dxa" w:w="9360"/>
+        <w:tblBorders>
+          <w:top w:val="single" w:color="auto" w:sz="4"/>
+          <w:left w:val="single" w:color="auto" w:sz="4"/>
+          <w:bottom w:val="single" w:color="auto" w:sz="4"/>
+          <w:right w:val="single" w:color="auto" w:sz="4"/>
+          <w:insideH w:val="single" w:color="auto" w:sz="4"/>
+          <w:insideV w:val="single" w:color="auto" w:sz="4"/>
+        </w:tblBorders>
+      </w:tblPr>
+      <w:tblGrid>
+        <w:gridCol w:w="9360"/>
+      </w:tblGrid>
+      <w:tr>
+        <w:tc>
+          <w:tcPr>
+            <w:tcW w:type="dxa" w:w="9360"/>
+            <w:tcBorders>
+              <w:top w:val="single" w:color="CCCCCC" w:sz="1"/>
+              <w:left w:val="single" w:color="CCCCCC" w:sz="1"/>
+              <w:bottom w:val="single" w:color="CCCCCC" w:sz="1"/>
+              <w:right w:val="single" w:color="CCCCCC" w:sz="1"/>
+            </w:tcBorders>
+            <w:shd w:fill="FFF3CD" w:val="clear"/>
+            <w:tcMar>
+              <w:top w:type="dxa" w:w="100"/>
+              <w:left w:type="dxa" w:w="160"/>
+              <w:bottom w:type="dxa" w:w="100"/>
+              <w:right w:type="dxa" w:w="160"/>
+            </w:tcMar>
+          </w:tcPr>
+          <w:p>
+            <w:r>
+              <w:rPr>
+                <w:rFonts w:ascii="Arial" w:cs="Arial" w:eastAsia="Arial" w:hAnsi="Arial"/>
+                <w:i/>
+                <w:iCs/>
+                <w:sz w:val="18"/>
+                <w:szCs w:val="18"/>
+              </w:rPr>
+              <w:t xml:space="preserve">Note: Entity Formula Scripts are not executed when a record is saved from within the system itself — for example, from within a Workflow action, hook, or custom code. For CBM’s use cases, where all saves are initiated by an admin or mentor via the UI, this limitation does not apply.</w:t>
+            </w:r>
+          </w:p>
+        </w:tc>
+      </w:tr>
+    </w:tbl>
+    <w:p>
+      <w:r>
+        <w:rPr>
+          <w:rFonts w:ascii="Arial" w:cs="Arial" w:eastAsia="Arial" w:hAnsi="Arial"/>
+          <w:sz w:val="20"/>
+          <w:szCs w:val="20"/>
+        </w:rPr>
+        <w:t xml:space="preserve"/>
+      </w:r>
+    </w:p>
+    <w:p>
+      <w:pPr>
+        <w:pStyle w:val="Heading2"/>
+      </w:pPr>
+      <w:r>
+        <w:rPr>
+          <w:rFonts w:ascii="Arial" w:cs="Arial" w:eastAsia="Arial" w:hAnsi="Arial"/>
+          <w:b/>
+          <w:bCs/>
+          <w:sz w:val="28"/>
+          <w:szCs w:val="28"/>
+        </w:rPr>
+        <w:t xml:space="preserve">5.2 Where to Configure</w:t>
+      </w:r>
+    </w:p>
+    <w:p>
+      <w:pPr>
+        <w:spacing w:after="120"/>
+      </w:pPr>
+      <w:r>
+        <w:rPr>
+          <w:rFonts w:ascii="Arial" w:cs="Arial" w:eastAsia="Arial" w:hAnsi="Arial"/>
+          <w:sz w:val="20"/>
+          <w:szCs w:val="20"/>
+        </w:rPr>
+        <w:t xml:space="preserve">All Entity Formula Scripts are configured in the same location:</w:t>
+      </w:r>
+    </w:p>
+    <w:p>
+      <w:pPr>
+        <w:spacing w:after="120"/>
+      </w:pPr>
+      <w:r>
+        <w:rPr>
+          <w:rFonts w:ascii="Arial" w:cs="Arial" w:eastAsia="Arial" w:hAnsi="Arial"/>
+          <w:sz w:val="20"/>
+          <w:szCs w:val="20"/>
+        </w:rPr>
+        <w:t xml:space="preserve">Administration → Entity Manager → [Entity Name] → Formula</w:t>
+      </w:r>
+    </w:p>
+    <w:p>
+      <w:pPr>
+        <w:spacing w:after="120"/>
+      </w:pPr>
+      <w:r>
+        <w:rPr>
+          <w:rFonts w:ascii="Arial" w:cs="Arial" w:eastAsia="Arial" w:hAnsi="Arial"/>
+          <w:sz w:val="20"/>
+          <w:szCs w:val="20"/>
+        </w:rPr>
+        <w:t xml:space="preserve">The Formula editor accepts EspoCRM’s formula scripting language. Multiple rules can be combined in a single script using semicolons as delimiters. See the CBM EspoCRM How To Guide, Section 6 for step-by-step configuration instructions.</w:t>
+      </w:r>
+    </w:p>
+    <w:p>
+      <w:r>
+        <w:rPr>
+          <w:rFonts w:ascii="Arial" w:cs="Arial" w:eastAsia="Arial" w:hAnsi="Arial"/>
+          <w:sz w:val="20"/>
+          <w:szCs w:val="20"/>
+        </w:rPr>
+        <w:t xml:space="preserve"/>
+      </w:r>
+    </w:p>
+    <w:p>
+      <w:pPr>
+        <w:pStyle w:val="Heading2"/>
+      </w:pPr>
+      <w:r>
+        <w:rPr>
+          <w:rFonts w:ascii="Arial" w:cs="Arial" w:eastAsia="Arial" w:hAnsi="Arial"/>
+          <w:b/>
+          <w:bCs/>
+          <w:sz w:val="28"/>
+          <w:szCs w:val="28"/>
+        </w:rPr>
+        <w:t xml:space="preserve">5.3 Automation Register</w:t>
+      </w:r>
+    </w:p>
+    <w:p>
+      <w:pPr>
+        <w:spacing w:after="120"/>
+      </w:pPr>
+      <w:r>
+        <w:rPr>
+          <w:rFonts w:ascii="Arial" w:cs="Arial" w:eastAsia="Arial" w:hAnsi="Arial"/>
+          <w:sz w:val="20"/>
+          <w:szCs w:val="20"/>
+        </w:rPr>
+        <w:t xml:space="preserve">The table below lists every automated field-setting rule configured for the CBM CRM. Each entry specifies the entity, the trigger condition, the exact formula script to enter, and implementation notes. Conditions use EspoCRM formula functions: entity\isAttributeChanged() detects that a specific field was changed on this save; the guard field == null prevents re-triggering on subsequent edits.</w:t>
+      </w:r>
+    </w:p>
+    <w:p>
+      <w:r>
+        <w:rPr>
+          <w:rFonts w:ascii="Arial" w:cs="Arial" w:eastAsia="Arial" w:hAnsi="Arial"/>
+          <w:sz w:val="20"/>
+          <w:szCs w:val="20"/>
+        </w:rPr>
+        <w:t xml:space="preserve"/>
+      </w:r>
+    </w:p>
+    <w:tbl>
+      <w:tblPr>
+        <w:tblW w:type="dxa" w:w="9360"/>
+        <w:tblBorders>
+          <w:top w:val="single" w:color="auto" w:sz="4"/>
+          <w:left w:val="single" w:color="auto" w:sz="4"/>
+          <w:bottom w:val="single" w:color="auto" w:sz="4"/>
+          <w:right w:val="single" w:color="auto" w:sz="4"/>
+          <w:insideH w:val="single" w:color="auto" w:sz="4"/>
+          <w:insideV w:val="single" w:color="auto" w:sz="4"/>
+        </w:tblBorders>
+      </w:tblPr>
+      <w:tblGrid>
+        <w:gridCol w:w="1200"/>
+        <w:gridCol w:w="1600"/>
+        <w:gridCol w:w="1800"/>
+        <w:gridCol w:w="2960"/>
+        <w:gridCol w:w="1800"/>
+      </w:tblGrid>
+      <w:tr>
+        <w:trPr>
+          <w:tblHeader/>
+        </w:trPr>
+        <w:tc>
+          <w:tcPr>
+            <w:tcW w:type="dxa" w:w="1200"/>
+            <w:tcBorders>
+              <w:top w:val="single" w:color="CCCCCC" w:sz="1"/>
+              <w:left w:val="single" w:color="CCCCCC" w:sz="1"/>
+              <w:bottom w:val="single" w:color="CCCCCC" w:sz="1"/>
+              <w:right w:val="single" w:color="CCCCCC" w:sz="1"/>
+            </w:tcBorders>
+            <w:shd w:fill="D5E8F0" w:val="clear"/>
+            <w:tcMar>
+              <w:top w:type="dxa" w:w="80"/>
+              <w:left w:type="dxa" w:w="120"/>
+              <w:bottom w:type="dxa" w:w="80"/>
+              <w:right w:type="dxa" w:w="120"/>
+            </w:tcMar>
+            <w:vAlign w:val="top"/>
+          </w:tcPr>
+          <w:p>
+            <w:r>
+              <w:rPr>
+                <w:rFonts w:ascii="Arial" w:cs="Arial" w:eastAsia="Arial" w:hAnsi="Arial"/>
+                <w:b/>
+                <w:bCs/>
+                <w:sz w:val="18"/>
+                <w:szCs w:val="18"/>
+              </w:rPr>
+              <w:t xml:space="preserve">Entity</w:t>
+            </w:r>
+          </w:p>
+        </w:tc>
+        <w:tc>
+          <w:tcPr>
+            <w:tcW w:type="dxa" w:w="1600"/>
+            <w:tcBorders>
+              <w:top w:val="single" w:color="CCCCCC" w:sz="1"/>
+              <w:left w:val="single" w:color="CCCCCC" w:sz="1"/>
+              <w:bottom w:val="single" w:color="CCCCCC" w:sz="1"/>
+              <w:right w:val="single" w:color="CCCCCC" w:sz="1"/>
+            </w:tcBorders>
+            <w:shd w:fill="D5E8F0" w:val="clear"/>
+            <w:tcMar>
+              <w:top w:type="dxa" w:w="80"/>
+              <w:left w:type="dxa" w:w="120"/>
+              <w:bottom w:type="dxa" w:w="80"/>
+              <w:right w:type="dxa" w:w="120"/>
+            </w:tcMar>
+            <w:vAlign w:val="top"/>
+          </w:tcPr>
+          <w:p>
+            <w:r>
+              <w:rPr>
+                <w:rFonts w:ascii="Arial" w:cs="Arial" w:eastAsia="Arial" w:hAnsi="Arial"/>
+                <w:b/>
+                <w:bCs/>
+                <w:sz w:val="18"/>
+                <w:szCs w:val="18"/>
+              </w:rPr>
+              <w:t xml:space="preserve">Trigger</w:t>
+            </w:r>
+          </w:p>
+        </w:tc>
+        <w:tc>
+          <w:tcPr>
+            <w:tcW w:type="dxa" w:w="1800"/>
+            <w:tcBorders>
+              <w:top w:val="single" w:color="CCCCCC" w:sz="1"/>
+              <w:left w:val="single" w:color="CCCCCC" w:sz="1"/>
+              <w:bottom w:val="single" w:color="CCCCCC" w:sz="1"/>
+              <w:right w:val="single" w:color="CCCCCC" w:sz="1"/>
+            </w:tcBorders>
+            <w:shd w:fill="D5E8F0" w:val="clear"/>
+            <w:tcMar>
+              <w:top w:type="dxa" w:w="80"/>
+              <w:left w:type="dxa" w:w="120"/>
+              <w:bottom w:type="dxa" w:w="80"/>
+              <w:right w:type="dxa" w:w="120"/>
+            </w:tcMar>
+            <w:vAlign w:val="top"/>
+          </w:tcPr>
+          <w:p>
+            <w:r>
+              <w:rPr>
+                <w:rFonts w:ascii="Arial" w:cs="Arial" w:eastAsia="Arial" w:hAnsi="Arial"/>
+                <w:b/>
+                <w:bCs/>
+                <w:sz w:val="18"/>
+                <w:szCs w:val="18"/>
+              </w:rPr>
+              <w:t xml:space="preserve">Condition</w:t>
+            </w:r>
+          </w:p>
+        </w:tc>
+        <w:tc>
+          <w:tcPr>
+            <w:tcW w:type="dxa" w:w="2960"/>
+            <w:tcBorders>
+              <w:top w:val="single" w:color="CCCCCC" w:sz="1"/>
+              <w:left w:val="single" w:color="CCCCCC" w:sz="1"/>
+              <w:bottom w:val="single" w:color="CCCCCC" w:sz="1"/>
+              <w:right w:val="single" w:color="CCCCCC" w:sz="1"/>
+            </w:tcBorders>
+            <w:shd w:fill="D5E8F0" w:val="clear"/>
+            <w:tcMar>
+              <w:top w:type="dxa" w:w="80"/>
+              <w:left w:type="dxa" w:w="120"/>
+              <w:bottom w:type="dxa" w:w="80"/>
+              <w:right w:type="dxa" w:w="120"/>
+            </w:tcMar>
+            <w:vAlign w:val="top"/>
+          </w:tcPr>
+          <w:p>
+            <w:r>
+              <w:rPr>
+                <w:rFonts w:ascii="Arial" w:cs="Arial" w:eastAsia="Arial" w:hAnsi="Arial"/>
+                <w:b/>
+                <w:bCs/>
+                <w:sz w:val="18"/>
+                <w:szCs w:val="18"/>
+              </w:rPr>
+              <w:t xml:space="preserve">Formula Script</w:t>
+            </w:r>
+          </w:p>
+        </w:tc>
+        <w:tc>
+          <w:tcPr>
+            <w:tcW w:type="dxa" w:w="1800"/>
+            <w:tcBorders>
+              <w:top w:val="single" w:color="CCCCCC" w:sz="1"/>
+              <w:left w:val="single" w:color="CCCCCC" w:sz="1"/>
+              <w:bottom w:val="single" w:color="CCCCCC" w:sz="1"/>
+              <w:right w:val="single" w:color="CCCCCC" w:sz="1"/>
+            </w:tcBorders>
+            <w:shd w:fill="D5E8F0" w:val="clear"/>
+            <w:tcMar>
+              <w:top w:type="dxa" w:w="80"/>
+              <w:left w:type="dxa" w:w="120"/>
+              <w:bottom w:type="dxa" w:w="80"/>
+              <w:right w:type="dxa" w:w="120"/>
+            </w:tcMar>
+            <w:vAlign w:val="top"/>
+          </w:tcPr>
+          <w:p>
+            <w:r>
+              <w:rPr>
+                <w:rFonts w:ascii="Arial" w:cs="Arial" w:eastAsia="Arial" w:hAnsi="Arial"/>
+                <w:b/>
+                <w:bCs/>
+                <w:sz w:val="18"/>
+                <w:szCs w:val="18"/>
+              </w:rPr>
+              <w:t xml:space="preserve">Notes</w:t>
+            </w:r>
+          </w:p>
+        </w:tc>
+      </w:tr>
+      <w:tr>
+        <w:tc>
+          <w:tcPr>
+            <w:tcW w:type="dxa" w:w="1200"/>
+            <w:tcBorders>
+              <w:top w:val="single" w:color="CCCCCC" w:sz="1"/>
+              <w:left w:val="single" w:color="CCCCCC" w:sz="1"/>
+              <w:bottom w:val="single" w:color="CCCCCC" w:sz="1"/>
+              <w:right w:val="single" w:color="CCCCCC" w:sz="1"/>
+            </w:tcBorders>
+            <w:shd w:fill="F2F2F2" w:val="clear"/>
+            <w:tcMar>
+              <w:top w:type="dxa" w:w="80"/>
+              <w:left w:type="dxa" w:w="120"/>
+              <w:bottom w:type="dxa" w:w="80"/>
+              <w:right w:type="dxa" w:w="120"/>
+            </w:tcMar>
+            <w:vAlign w:val="top"/>
+          </w:tcPr>
+          <w:p>
+            <w:r>
+              <w:rPr>
+                <w:rFonts w:ascii="Arial" w:cs="Arial" w:eastAsia="Arial" w:hAnsi="Arial"/>
+                <w:b w:val="false"/>
+                <w:bCs w:val="false"/>
+                <w:sz w:val="18"/>
+                <w:szCs w:val="18"/>
+              </w:rPr>
+              <w:t xml:space="preserve">Engagement</w:t>
+            </w:r>
+          </w:p>
+        </w:tc>
+        <w:tc>
+          <w:tcPr>
+            <w:tcW w:type="dxa" w:w="1600"/>
+            <w:tcBorders>
+              <w:top w:val="single" w:color="CCCCCC" w:sz="1"/>
+              <w:left w:val="single" w:color="CCCCCC" w:sz="1"/>
+              <w:bottom w:val="single" w:color="CCCCCC" w:sz="1"/>
+              <w:right w:val="single" w:color="CCCCCC" w:sz="1"/>
+            </w:tcBorders>
+            <w:shd w:fill="F2F2F2" w:val="clear"/>
+            <w:tcMar>
+              <w:top w:type="dxa" w:w="80"/>
+              <w:left w:type="dxa" w:w="120"/>
+              <w:bottom w:type="dxa" w:w="80"/>
+              <w:right w:type="dxa" w:w="120"/>
+            </w:tcMar>
+            <w:vAlign w:val="top"/>
+          </w:tcPr>
+          <w:p>
+            <w:r>
+              <w:rPr>
+                <w:rFonts w:ascii="Arial" w:cs="Arial" w:eastAsia="Arial" w:hAnsi="Arial"/>
+                <w:b w:val="false"/>
+                <w:bCs w:val="false"/>
+                <w:sz w:val="18"/>
+                <w:szCs w:val="18"/>
+              </w:rPr>
+              <w:t xml:space="preserve">After record saved (on create or update)</w:t>
+            </w:r>
+          </w:p>
+        </w:tc>
+        <w:tc>
+          <w:tcPr>
+            <w:tcW w:type="dxa" w:w="1800"/>
+            <w:tcBorders>
+              <w:top w:val="single" w:color="CCCCCC" w:sz="1"/>
+              <w:left w:val="single" w:color="CCCCCC" w:sz="1"/>
+              <w:bottom w:val="single" w:color="CCCCCC" w:sz="1"/>
+              <w:right w:val="single" w:color="CCCCCC" w:sz="1"/>
+            </w:tcBorders>
+            <w:shd w:fill="F2F2F2" w:val="clear"/>
+            <w:tcMar>
+              <w:top w:type="dxa" w:w="80"/>
+              <w:left w:type="dxa" w:w="120"/>
+              <w:bottom w:type="dxa" w:w="80"/>
+              <w:right w:type="dxa" w:w="120"/>
+            </w:tcMar>
+            <w:vAlign w:val="top"/>
+          </w:tcPr>
+          <w:p>
+            <w:r>
+              <w:rPr>
+                <w:rFonts w:ascii="Arial" w:cs="Arial" w:eastAsia="Arial" w:hAnsi="Arial"/>
+                <w:b w:val="false"/>
+                <w:bCs w:val="false"/>
+                <w:sz w:val="18"/>
+                <w:szCs w:val="18"/>
+              </w:rPr>
+              <w:t xml:space="preserve">Status changed to Assigned AND mentorAssignedDate is empty</w:t>
+            </w:r>
+          </w:p>
+        </w:tc>
+        <w:tc>
+          <w:tcPr>
+            <w:tcW w:type="dxa" w:w="2960"/>
+            <w:tcBorders>
+              <w:top w:val="single" w:color="CCCCCC" w:sz="1"/>
+              <w:left w:val="single" w:color="CCCCCC" w:sz="1"/>
+              <w:bottom w:val="single" w:color="CCCCCC" w:sz="1"/>
+              <w:right w:val="single" w:color="CCCCCC" w:sz="1"/>
+            </w:tcBorders>
+            <w:shd w:fill="F2F2F2" w:val="clear"/>
+            <w:tcMar>
+              <w:top w:type="dxa" w:w="80"/>
+              <w:left w:type="dxa" w:w="120"/>
+              <w:bottom w:type="dxa" w:w="80"/>
+              <w:right w:type="dxa" w:w="120"/>
+            </w:tcMar>
+            <w:vAlign w:val="top"/>
+          </w:tcPr>
+          <w:p>
+            <w:r>
+              <w:rPr>
+                <w:rFonts w:ascii="Arial" w:cs="Arial" w:eastAsia="Arial" w:hAnsi="Arial"/>
+                <w:b w:val="false"/>
+                <w:bCs w:val="false"/>
+                <w:sz w:val="18"/>
+                <w:szCs w:val="18"/>
+              </w:rPr>
+              <w:t xml:space="preserve">ifThen(
+  entity\isAttributeChanged('status')
+  &amp;&amp; status == 'Assigned'
+  &amp;&amp; mentorAssignedDate == null,
+  mentorAssignedDate = datetime\today()
+);</w:t>
+            </w:r>
+          </w:p>
+        </w:tc>
+        <w:tc>
+          <w:tcPr>
+            <w:tcW w:type="dxa" w:w="1800"/>
+            <w:tcBorders>
+              <w:top w:val="single" w:color="CCCCCC" w:sz="1"/>
+              <w:left w:val="single" w:color="CCCCCC" w:sz="1"/>
+              <w:bottom w:val="single" w:color="CCCCCC" w:sz="1"/>
+              <w:right w:val="single" w:color="CCCCCC" w:sz="1"/>
+            </w:tcBorders>
+            <w:shd w:fill="F2F2F2" w:val="clear"/>
+            <w:tcMar>
+              <w:top w:type="dxa" w:w="80"/>
+              <w:left w:type="dxa" w:w="120"/>
+              <w:bottom w:type="dxa" w:w="80"/>
+              <w:right w:type="dxa" w:w="120"/>
+            </w:tcMar>
+            <w:vAlign w:val="top"/>
+          </w:tcPr>
+          <w:p>
+            <w:r>
+              <w:rPr>
+                <w:rFonts w:ascii="Arial" w:cs="Arial" w:eastAsia="Arial" w:hAnsi="Arial"/>
+                <w:b w:val="false"/>
+                <w:bCs w:val="false"/>
+                <w:sz w:val="18"/>
+                <w:szCs w:val="18"/>
+              </w:rPr>
+              <w:t xml:space="preserve">Sets Mentor Assigned Date when the admin nominates a mentor and saves the Engagement as Assigned. The mentorAssignedDate == null guard prevents overwriting if the record is later edited. Used to measure time from assignment to first session (Assigned → Active transition).</w:t>
+            </w:r>
+          </w:p>
+        </w:tc>
+      </w:tr>
+    </w:tbl>
+    <w:p>
+      <w:r>
+        <w:rPr>
+          <w:rFonts w:ascii="Arial" w:cs="Arial" w:eastAsia="Arial" w:hAnsi="Arial"/>
+          <w:sz w:val="20"/>
+          <w:szCs w:val="20"/>
+        </w:rPr>
+        <w:t xml:space="preserve"/>
+      </w:r>
+    </w:p>
+    <w:tbl>
+      <w:tblPr>
+        <w:tblW w:type="dxa" w:w="9360"/>
+        <w:tblBorders>
+          <w:top w:val="single" w:color="auto" w:sz="4"/>
+          <w:left w:val="single" w:color="auto" w:sz="4"/>
+          <w:bottom w:val="single" w:color="auto" w:sz="4"/>
+          <w:right w:val="single" w:color="auto" w:sz="4"/>
+          <w:insideH w:val="single" w:color="auto" w:sz="4"/>
+          <w:insideV w:val="single" w:color="auto" w:sz="4"/>
+        </w:tblBorders>
+      </w:tblPr>
+      <w:tblGrid>
+        <w:gridCol w:w="9360"/>
+      </w:tblGrid>
+      <w:tr>
+        <w:tc>
+          <w:tcPr>
+            <w:tcW w:type="dxa" w:w="9360"/>
+            <w:tcBorders>
+              <w:top w:val="single" w:color="CCCCCC" w:sz="1"/>
+              <w:left w:val="single" w:color="CCCCCC" w:sz="1"/>
+              <w:bottom w:val="single" w:color="CCCCCC" w:sz="1"/>
+              <w:right w:val="single" w:color="CCCCCC" w:sz="1"/>
+            </w:tcBorders>
+            <w:shd w:fill="FFF3CD" w:val="clear"/>
+            <w:tcMar>
+              <w:top w:type="dxa" w:w="100"/>
+              <w:left w:type="dxa" w:w="160"/>
+              <w:bottom w:type="dxa" w:w="100"/>
+              <w:right w:type="dxa" w:w="160"/>
+            </w:tcMar>
+          </w:tcPr>
+          <w:p>
+            <w:r>
+              <w:rPr>
+                <w:rFonts w:ascii="Arial" w:cs="Arial" w:eastAsia="Arial" w:hAnsi="Arial"/>
+                <w:i/>
+                <w:iCs/>
+                <w:sz w:val="18"/>
+                <w:szCs w:val="18"/>
+              </w:rPr>
+              <w:t xml:space="preserve">Note: The formula field names used above (e.g. status, mentorAssignedDate) must match the exact internal field names as defined in EspoCRM Entity Manager — not the display labels. Verify field names under Administration → Entity Manager → [Entity] → Fields before entering the formula script.</w:t>
+            </w:r>
+          </w:p>
+        </w:tc>
+      </w:tr>
+    </w:tbl>
+    <w:p>
+      <w:r>
+        <w:rPr>
+          <w:rFonts w:ascii="Arial" w:cs="Arial" w:eastAsia="Arial" w:hAnsi="Arial"/>
+          <w:sz w:val="20"/>
+          <w:szCs w:val="20"/>
+        </w:rPr>
+        <w:t xml:space="preserve"/>
+      </w:r>
+    </w:p>
+    <w:p>
+      <w:pPr>
+        <w:pStyle w:val="Heading1"/>
         <w:rPr/>
       </w:pPr>
       <w:r>
@@ -42122,7 +42982,7 @@
           <w:sz w:val="32"/>
           <w:szCs w:val="32"/>
         </w:rPr>
-        <w:t>5. Implementation Phases</w:t>
+        <w:t>6. Implementation Phases</w:t>
       </w:r>
     </w:p>
     <w:p>
@@ -47381,7 +48241,7 @@
           <w:sz w:val="32"/>
           <w:szCs w:val="32"/>
         </w:rPr>
-        <w:t>6. Document Control</w:t>
+        <w:t>7. Document Control</w:t>
       </w:r>
     </w:p>
     <w:tbl>
@@ -47520,7 +48380,7 @@
                 <w:sz w:val="18"/>
                 <w:szCs w:val="18"/>
               </w:rPr>
-              <w:t>0.4</w:t>
+              <w:t>0.5</w:t>
             </w:r>
           </w:p>
         </w:tc>
@@ -47581,7 +48441,7 @@
                 <w:sz w:val="18"/>
                 <w:szCs w:val="18"/>
               </w:rPr>
-              <w:t>In Progress — Mentor Assigned Date added to Engagement</w:t>
+              <w:t>In Progress — Section 5 Automations added</w:t>
             </w:r>
           </w:p>
         </w:tc>

--- a/PRDs/CBM-PRD-CRM-Implementation.docx
+++ b/PRDs/CBM-PRD-CRM-Implementation.docx
@@ -4583,7 +4583,7 @@
           <w:sz w:val="20"/>
           <w:szCs w:val="20"/>
         </w:rPr>
-        <w:t xml:space="preserve">The Company entity represents the business being mentored (EspoCRM native Account entity, relabeled). Fields are collected in two phases: Phase 1 on the public intake form; Phase 2 via a second form deployed at the mentor’s discretion. Both phases may be viewed and edited at any time by the assigned mentor or admin.</w:t>
+        <w:t xml:space="preserve">The Company entity represents the business being mentored (EspoCRM native Account entity, relabeled). All Company fields may be viewed and edited at any time by the assigned mentor or admin. The forms through which fields are initially collected are defined in CBM-PRD-CRM-Client.docx Section 4.1.</w:t>
       </w:r>
     </w:p>
     <w:p>
@@ -4598,7 +4598,7 @@
           <w:sz w:val="24"/>
           <w:szCs w:val="24"/>
         </w:rPr>
-        <w:t xml:space="preserve">2.4.1 Phase 1 — Intake Fields</w:t>
+        <w:t xml:space="preserve">2.4.1 Business Identity &amp; Classification Fields</w:t>
       </w:r>
     </w:p>
     <w:tbl>
@@ -6373,7 +6373,7 @@
           <w:sz w:val="24"/>
           <w:szCs w:val="24"/>
         </w:rPr>
-        <w:t xml:space="preserve">2.4.2 Phase 2 — Post-Assignment Fields</w:t>
+        <w:t xml:space="preserve">2.4.2 Business Detail Fields</w:t>
       </w:r>
     </w:p>
     <w:tbl>
@@ -29745,7 +29745,7 @@
                 <w:sz w:val="18"/>
                 <w:szCs w:val="18"/>
               </w:rPr>
-              <w:t>Company entity (Phase 2 client intake). Optional.</w:t>
+              <w:t>Company entity (Business Detail). Optional.</w:t>
             </w:r>
           </w:p>
         </w:tc>
@@ -29973,7 +29973,7 @@
                 <w:sz w:val="18"/>
                 <w:szCs w:val="18"/>
               </w:rPr>
-              <w:t>Company entity (Phase 2 client intake). Optional.</w:t>
+              <w:t>Company entity (Business Detail). Optional.</w:t>
             </w:r>
           </w:p>
         </w:tc>
@@ -30201,7 +30201,7 @@
                 <w:sz w:val="18"/>
                 <w:szCs w:val="18"/>
               </w:rPr>
-              <w:t>Company entity (Phase 2 client intake). Shown when Registered with State = Yes. Optional.</w:t>
+              <w:t>Company entity (Business Detail). Shown when Registered with State = Yes. Optional.</w:t>
             </w:r>
           </w:p>
         </w:tc>
@@ -30429,7 +30429,7 @@
                 <w:sz w:val="18"/>
                 <w:szCs w:val="18"/>
               </w:rPr>
-              <w:t>Company entity (Phase 2 client intake). Multi-select. Optional.</w:t>
+              <w:t>Company entity (Business Detail). Multi-select. Optional.</w:t>
             </w:r>
           </w:p>
         </w:tc>
@@ -43437,7 +43437,7 @@
           <w:sz w:val="18"/>
           <w:szCs w:val="18"/>
         </w:rPr>
-        <w:t>☐ Add Phase 1 fields: Organization Type, Company Role, Business Stage, NAICS Sector, NAICS Subsector, Mentoring Focus Areas (all dropdown/multi-select as configured above), Mentoring Needs Description (rich text, required).</w:t>
+        <w:t>☐ Add Business Classification fields: Organization Type, Company Role, Business Stage, NAICS Sector, NAICS Subsector, Mentoring Focus Areas (all dropdown/multi-select as configured above), Mentoring Needs Description (rich text, required).</w:t>
       </w:r>
     </w:p>
     <w:p>
@@ -43456,7 +43456,7 @@
           <w:sz w:val="18"/>
           <w:szCs w:val="18"/>
         </w:rPr>
-        <w:t>☐ Add Phase 2 fields: Business Description (rich text), Time in Operation (dropdown), Current Team Size (integer), Revenue Range (dropdown), Funding Situation (rich text), Current Challenges (rich text), Goals and Objectives (rich text), Desired Outcomes 6-12 Months (rich text), Previous Mentoring/Advisory Experience (rich text), Current Professional Advisors (multi-select), Registered with State (boolean), State of Registration (dropdown of US states), Legal Business Structure (dropdown), EIN on File (boolean), Date of Formation (date), Registered Agent (boolean), EIN Number (text, restricted).</w:t>
+        <w:t>☐ Add Business Detail fields: Business Description (rich text), Time in Operation (dropdown), Current Team Size (integer), Revenue Range (dropdown), Funding Situation (rich text), Current Challenges (rich text), Goals and Objectives (rich text), Desired Outcomes 6-12 Months (rich text), Previous Mentoring/Advisory Experience (rich text), Current Professional Advisors (multi-select), Registered with State (boolean), State of Registration (dropdown of US states), Legal Business Structure (dropdown), EIN on File (boolean), Date of Formation (date), Registered Agent (boolean), EIN Number (text, restricted).</w:t>
       </w:r>
     </w:p>
     <w:p>
@@ -43513,7 +43513,7 @@
           <w:sz w:val="18"/>
           <w:szCs w:val="18"/>
         </w:rPr>
-        <w:t>☐ Organize Company detail view into panels: Contact Information, Business Classification, Mentoring Context (Phase 1), Business Detail (Phase 2), Professional Advisors, Business Registration.</w:t>
+        <w:t>☐ Organize Company detail view into panels: Business Identity, Business Classification, Mentoring Context, Business Detail, Professional Advisors, Business Registration.</w:t>
       </w:r>
     </w:p>
     <w:p>
@@ -43532,7 +43532,7 @@
           <w:sz w:val="18"/>
           <w:szCs w:val="18"/>
         </w:rPr>
-        <w:t>☐ Configure Phase 2 panel as collapsible and labeled as post-assignment information.</w:t>
+        <w:t>☐ Configure Business Detail panel as a separate tab on the Company detail view, clearly labeled as post-assignment information.</w:t>
       </w:r>
     </w:p>
     <w:p>
@@ -47893,7 +47893,7 @@
           <w:sz w:val="18"/>
           <w:szCs w:val="18"/>
         </w:rPr>
-        <w:t>☐ Test Phase 2 client form delivery and verify response data populates correct Company fields.</w:t>
+        <w:t>☐ Test Business Detail form delivery and verify response data populates correct Company fields.</w:t>
       </w:r>
     </w:p>
     <w:p>

--- a/PRDs/CBM-PRD-CRM-Implementation.docx
+++ b/PRDs/CBM-PRD-CRM-Implementation.docx
@@ -43552,6 +43552,44 @@
           <w:szCs w:val="18"/>
         </w:rPr>
         <w:t>☐ Add Note, Document, Email, and Calls relationship panels to the Company detail view.</w:t>
+      </w:r>
+    </w:p>
+    <w:p>
+      <w:pPr>
+        <w:pStyle w:val="ListParagraph"/>
+        <w:numPr>
+          <w:ilvl w:val="0"/>
+          <w:numId w:val="1"/>
+        </w:numPr>
+        <w:spacing w:before="0" w:after="60"/>
+        <w:rPr/>
+      </w:pPr>
+      <w:r>
+        <w:rPr>
+          <w:rFonts w:eastAsia="Arial" w:cs="Arial"/>
+          <w:sz w:val="18"/>
+          <w:szCs w:val="18"/>
+        </w:rPr>
+        <w:t>☐ Add Contacts relationship panel to the Company detail view. Configure the List (Short) for this panel to display: Full Name, Email, Phone, Role at Business, Primary Contact.</w:t>
+      </w:r>
+    </w:p>
+    <w:p>
+      <w:pPr>
+        <w:pStyle w:val="ListParagraph"/>
+        <w:numPr>
+          <w:ilvl w:val="0"/>
+          <w:numId w:val="1"/>
+        </w:numPr>
+        <w:spacing w:before="0" w:after="60"/>
+        <w:rPr/>
+      </w:pPr>
+      <w:r>
+        <w:rPr>
+          <w:rFonts w:eastAsia="Arial" w:cs="Arial"/>
+          <w:sz w:val="18"/>
+          <w:szCs w:val="18"/>
+        </w:rPr>
+        <w:t>☐ Add Engagements relationship panel to the Company detail view. Configure the List (Short) for this panel to display: Engagement Name, Status.</w:t>
       </w:r>
     </w:p>
     <w:p>
@@ -44561,7 +44599,7 @@
           <w:sz w:val="18"/>
           <w:szCs w:val="18"/>
         </w:rPr>
-        <w:t>☐ Configure dropdown: Engagement Status. Values: Submitted | Declined | Pending Acceptance | Assigned | Active | On-Hold | Dormant | Inactive | Abandoned | Completed.</w:t>
+        <w:t>☐ Configure dropdown: Engagement Status. Values: Submitted | Pending Acceptance | Assigned | Mentor Declined | Active | On-Hold | Dormant | Inactive | Abandoned | Completed.</w:t>
       </w:r>
     </w:p>
     <w:p>
@@ -44847,6 +44885,25 @@
           <w:szCs w:val="18"/>
         </w:rPr>
         <w:t>☐ Add Note, Document, Email, and Calls relationship panels to the Engagement detail view.</w:t>
+      </w:r>
+    </w:p>
+    <w:p>
+      <w:pPr>
+        <w:pStyle w:val="ListParagraph"/>
+        <w:numPr>
+          <w:ilvl w:val="0"/>
+          <w:numId w:val="1"/>
+        </w:numPr>
+        <w:spacing w:before="0" w:after="60"/>
+        <w:rPr/>
+      </w:pPr>
+      <w:r>
+        <w:rPr>
+          <w:rFonts w:eastAsia="Arial" w:cs="Arial"/>
+          <w:sz w:val="18"/>
+          <w:szCs w:val="18"/>
+        </w:rPr>
+        <w:t>☐ Add Workshop Attendance relationship panel to the Engagement detail view. Configure the List (Short) to display: Contact Name, Workshop Title, Attendance Date, Attended.</w:t>
       </w:r>
     </w:p>
     <w:p>
@@ -45261,6 +45318,63 @@
     </w:p>
     <w:p>
       <w:pPr>
+        <w:pStyle w:val="ListParagraph"/>
+        <w:numPr>
+          <w:ilvl w:val="0"/>
+          <w:numId w:val="1"/>
+        </w:numPr>
+        <w:spacing w:before="0" w:after="60"/>
+        <w:rPr/>
+      </w:pPr>
+      <w:r>
+        <w:rPr>
+          <w:rFonts w:eastAsia="Arial" w:cs="Arial"/>
+          <w:sz w:val="18"/>
+          <w:szCs w:val="18"/>
+        </w:rPr>
+        <w:t>☐ Relabel the native EspoCRM Created By field to “Logged By” on the Session entity. Verify it is displayed on the Session detail view and included as a column on the Session list view.</w:t>
+      </w:r>
+    </w:p>
+    <w:p>
+      <w:pPr>
+        <w:pStyle w:val="ListParagraph"/>
+        <w:numPr>
+          <w:ilvl w:val="0"/>
+          <w:numId w:val="1"/>
+        </w:numPr>
+        <w:spacing w:before="0" w:after="60"/>
+        <w:rPr/>
+      </w:pPr>
+      <w:r>
+        <w:rPr>
+          <w:rFonts w:eastAsia="Arial" w:cs="Arial"/>
+          <w:sz w:val="18"/>
+          <w:szCs w:val="18"/>
+        </w:rPr>
+        <w:t>☐ Organize Session detail view into panels: Session Details (Engagement, Session Date/Time, Duration, Session Type, Meeting Location Type, Location Details), Session Content (Topics Covered, Topics Covered Notes, Next Steps, New Business Started, Next Session Date/Time), Mentor Notes (Mentor Notes field), Mentor Attendees (relationship panel).</w:t>
+      </w:r>
+    </w:p>
+    <w:p>
+      <w:pPr>
+        <w:pStyle w:val="ListParagraph"/>
+        <w:numPr>
+          <w:ilvl w:val="0"/>
+          <w:numId w:val="1"/>
+        </w:numPr>
+        <w:spacing w:before="0" w:after="60"/>
+        <w:rPr/>
+      </w:pPr>
+      <w:r>
+        <w:rPr>
+          <w:rFonts w:eastAsia="Arial" w:cs="Arial"/>
+          <w:sz w:val="18"/>
+          <w:szCs w:val="18"/>
+        </w:rPr>
+        <w:t>☐ Configure the Session list view columns: Session Date/Time (primary sort, descending), Engagement, Session Type, Duration, Topics Covered, Next Session Date/Time, Logged By.</w:t>
+      </w:r>
+    </w:p>
+    <w:p>
+      <w:pPr>
         <w:pStyle w:val="Normal"/>
         <w:rPr/>
       </w:pPr>
@@ -45477,6 +45591,82 @@
           <w:szCs w:val="18"/>
         </w:rPr>
         <w:t>☐ Add How Could CBM Better Meet Your Needs field (rich text, optional).</w:t>
+      </w:r>
+    </w:p>
+    <w:p>
+      <w:pPr>
+        <w:pStyle w:val="ListParagraph"/>
+        <w:numPr>
+          <w:ilvl w:val="0"/>
+          <w:numId w:val="1"/>
+        </w:numPr>
+        <w:spacing w:before="0" w:after="60"/>
+        <w:rPr/>
+      </w:pPr>
+      <w:r>
+        <w:rPr>
+          <w:rFonts w:eastAsia="Arial" w:cs="Arial"/>
+          <w:sz w:val="18"/>
+          <w:szCs w:val="18"/>
+        </w:rPr>
+        <w:t>☐ Configure the NPS Survey Response entity record label as a system-generated formula field combining Engagement name and Survey Date/Time in the format: [Engagement Name] – [Survey Date]. This label is used in relationship panels and search results to identify individual survey records.</w:t>
+      </w:r>
+    </w:p>
+    <w:p>
+      <w:pPr>
+        <w:pStyle w:val="ListParagraph"/>
+        <w:numPr>
+          <w:ilvl w:val="0"/>
+          <w:numId w:val="1"/>
+        </w:numPr>
+        <w:spacing w:before="0" w:after="60"/>
+        <w:rPr/>
+      </w:pPr>
+      <w:r>
+        <w:rPr>
+          <w:rFonts w:eastAsia="Arial" w:cs="Arial"/>
+          <w:sz w:val="18"/>
+          <w:szCs w:val="18"/>
+        </w:rPr>
+        <w:t>☐ Organize NPS Survey Response detail view into panels: Survey Summary (Engagement, Session, Survey Trigger, Survey Date/Time), Survey Results (NPS Score, Did CBM Help You?, I Would Return to See This Mentor Again, Mentor Listened and Understood My Needs), Client Feedback (How Could CBM Better Meet Your Needs?). All fields are read-only — no user should be able to edit survey response data.</w:t>
+      </w:r>
+    </w:p>
+    <w:p>
+      <w:pPr>
+        <w:pStyle w:val="ListParagraph"/>
+        <w:numPr>
+          <w:ilvl w:val="0"/>
+          <w:numId w:val="1"/>
+        </w:numPr>
+        <w:spacing w:before="0" w:after="60"/>
+        <w:rPr/>
+      </w:pPr>
+      <w:r>
+        <w:rPr>
+          <w:rFonts w:eastAsia="Arial" w:cs="Arial"/>
+          <w:sz w:val="18"/>
+          <w:szCs w:val="18"/>
+        </w:rPr>
+        <w:t>☐ Restrict the Edit view on NPS Survey Response to Admin only as a backstop for data correction.</w:t>
+      </w:r>
+    </w:p>
+    <w:p>
+      <w:pPr>
+        <w:pStyle w:val="ListParagraph"/>
+        <w:numPr>
+          <w:ilvl w:val="0"/>
+          <w:numId w:val="1"/>
+        </w:numPr>
+        <w:spacing w:before="0" w:after="60"/>
+        <w:rPr/>
+      </w:pPr>
+      <w:r>
+        <w:rPr>
+          <w:rFonts w:eastAsia="Arial" w:cs="Arial"/>
+          <w:sz w:val="18"/>
+          <w:szCs w:val="18"/>
+        </w:rPr>
+        <w:t>☐ Configure the NPS Survey Response list view columns: Survey Date/Time (primary sort, descending), Engagement, NPS Score, Survey Trigger, Did CBM Help You?, I Would Return to See This Mentor Again.</w:t>
       </w:r>
     </w:p>
     <w:p>
@@ -45829,6 +46019,82 @@
           <w:sz w:val="18"/>
           <w:szCs w:val="18"/>
         </w:rPr>
+        <w:t>☐ Add Confirmed Attendees as a formula/roll-up field on the Workshop entity: count of linked Workshop Attendance records where Attended = Yes. Configure as read-only and system-calculated.</w:t>
+      </w:r>
+    </w:p>
+    <w:p>
+      <w:pPr>
+        <w:pStyle w:val="ListParagraph"/>
+        <w:numPr>
+          <w:ilvl w:val="0"/>
+          <w:numId w:val="1"/>
+        </w:numPr>
+        <w:spacing w:before="0" w:after="60"/>
+        <w:rPr/>
+      </w:pPr>
+      <w:r>
+        <w:rPr>
+          <w:rFonts w:eastAsia="Arial" w:cs="Arial"/>
+          <w:sz w:val="18"/>
+          <w:szCs w:val="18"/>
+        </w:rPr>
+        <w:t>☐ Add Workshop Attendance relationship panel to the Workshop detail view to display the full attendee list. Configure the List (Short) to display: Contact Name, Engagement, Attended.</w:t>
+      </w:r>
+    </w:p>
+    <w:p>
+      <w:pPr>
+        <w:pStyle w:val="ListParagraph"/>
+        <w:numPr>
+          <w:ilvl w:val="0"/>
+          <w:numId w:val="1"/>
+        </w:numPr>
+        <w:spacing w:before="0" w:after="60"/>
+        <w:rPr/>
+      </w:pPr>
+      <w:r>
+        <w:rPr>
+          <w:rFonts w:eastAsia="Arial" w:cs="Arial"/>
+          <w:sz w:val="18"/>
+          <w:szCs w:val="18"/>
+        </w:rPr>
+        <w:t>☐ Organize Workshop detail view into panels: Workshop Details (Title, Date/Time, Topic/Category, Status, Presenter, Location, Maximum Capacity, Confirmed Attendees), Description (Description), Workshop Attendance (relationship panel).</w:t>
+      </w:r>
+    </w:p>
+    <w:p>
+      <w:pPr>
+        <w:pStyle w:val="ListParagraph"/>
+        <w:numPr>
+          <w:ilvl w:val="0"/>
+          <w:numId w:val="1"/>
+        </w:numPr>
+        <w:spacing w:before="0" w:after="60"/>
+        <w:rPr/>
+      </w:pPr>
+      <w:r>
+        <w:rPr>
+          <w:rFonts w:eastAsia="Arial" w:cs="Arial"/>
+          <w:sz w:val="18"/>
+          <w:szCs w:val="18"/>
+        </w:rPr>
+        <w:t>☐ Configure the Workshop list view columns: Title, Date/Time (primary sort, descending), Topic/Category, Status, Presenter, Location, Confirmed Attendees.</w:t>
+      </w:r>
+    </w:p>
+    <w:p>
+      <w:pPr>
+        <w:pStyle w:val="ListParagraph"/>
+        <w:numPr>
+          <w:ilvl w:val="0"/>
+          <w:numId w:val="1"/>
+        </w:numPr>
+        <w:spacing w:before="0" w:after="60"/>
+        <w:rPr/>
+      </w:pPr>
+      <w:r>
+        <w:rPr>
+          <w:rFonts w:eastAsia="Arial" w:cs="Arial"/>
+          <w:sz w:val="18"/>
+          <w:szCs w:val="18"/>
+        </w:rPr>
         <w:t>☐ Create the Workshop Attendance custom entity.</w:t>
       </w:r>
     </w:p>
@@ -45905,7 +46171,7 @@
           <w:sz w:val="18"/>
           <w:szCs w:val="18"/>
         </w:rPr>
-        <w:t>☐ Add Attendance Date field (date, auto-populated from linked Workshop, read-only).</w:t>
+        <w:t>☐ Add Attendance Date field (date). Configure as a formula field that pulls dynamically from the linked Workshop’s Date/Time field. Set as read-only.</w:t>
       </w:r>
     </w:p>
     <w:p>
@@ -45925,6 +46191,82 @@
           <w:szCs w:val="18"/>
         </w:rPr>
         <w:t>☐ Add Attended field (boolean, default Yes, required).</w:t>
+      </w:r>
+    </w:p>
+    <w:p>
+      <w:pPr>
+        <w:pStyle w:val="ListParagraph"/>
+        <w:numPr>
+          <w:ilvl w:val="0"/>
+          <w:numId w:val="1"/>
+        </w:numPr>
+        <w:spacing w:before="0" w:after="60"/>
+        <w:rPr/>
+      </w:pPr>
+      <w:r>
+        <w:rPr>
+          <w:rFonts w:eastAsia="Arial" w:cs="Arial"/>
+          <w:sz w:val="18"/>
+          <w:szCs w:val="18"/>
+        </w:rPr>
+        <w:t>☐ Configure the Workshop Attendance entity record label as a system-generated formula field in the format: [Contact Name] – [Workshop Title]. This label is used in relationship panels and search results to identify individual attendance records.</w:t>
+      </w:r>
+    </w:p>
+    <w:p>
+      <w:pPr>
+        <w:pStyle w:val="ListParagraph"/>
+        <w:numPr>
+          <w:ilvl w:val="0"/>
+          <w:numId w:val="1"/>
+        </w:numPr>
+        <w:spacing w:before="0" w:after="60"/>
+        <w:rPr/>
+      </w:pPr>
+      <w:r>
+        <w:rPr>
+          <w:rFonts w:eastAsia="Arial" w:cs="Arial"/>
+          <w:sz w:val="18"/>
+          <w:szCs w:val="18"/>
+        </w:rPr>
+        <w:t>☐ Configure Create permission on Workshop Attendance for Primary Mentor and Co-Mentor roles. Primary Mentor and Co-Mentor may create Workshop Attendance records on behalf of their own assigned clients. Workshop records themselves remain Admin-only for Create.</w:t>
+      </w:r>
+    </w:p>
+    <w:p>
+      <w:pPr>
+        <w:pStyle w:val="ListParagraph"/>
+        <w:numPr>
+          <w:ilvl w:val="0"/>
+          <w:numId w:val="1"/>
+        </w:numPr>
+        <w:spacing w:before="0" w:after="60"/>
+        <w:rPr/>
+      </w:pPr>
+      <w:r>
+        <w:rPr>
+          <w:rFonts w:eastAsia="Arial" w:cs="Arial"/>
+          <w:sz w:val="18"/>
+          <w:szCs w:val="18"/>
+        </w:rPr>
+        <w:t>☐ Organize Workshop Attendance detail view into panels: Attendance Details (Workshop, Contact, Engagement, Attendance Date, Attended).</w:t>
+      </w:r>
+    </w:p>
+    <w:p>
+      <w:pPr>
+        <w:pStyle w:val="ListParagraph"/>
+        <w:numPr>
+          <w:ilvl w:val="0"/>
+          <w:numId w:val="1"/>
+        </w:numPr>
+        <w:spacing w:before="0" w:after="60"/>
+        <w:rPr/>
+      </w:pPr>
+      <w:r>
+        <w:rPr>
+          <w:rFonts w:eastAsia="Arial" w:cs="Arial"/>
+          <w:sz w:val="18"/>
+          <w:szCs w:val="18"/>
+        </w:rPr>
+        <w:t>☐ Configure the Workshop Attendance list view columns: Workshop, Contact, Engagement, Attendance Date, Attended.</w:t>
       </w:r>
     </w:p>
     <w:p>
@@ -46698,7 +47040,7 @@
           <w:sz w:val="18"/>
           <w:szCs w:val="18"/>
         </w:rPr>
-        <w:t>☐ Create the Board Member role with List-only Read on mentor Contact records. No access to individual Contact records, Engagement records, Session records, or Dues records.</w:t>
+        <w:t>☐ Create the Board Member role with List-only Read on mentor Contact records. No access to individual Contact records, Engagement records, Session records, or Dues records. Configure access to aggregate reporting dashboards only.</w:t>
       </w:r>
     </w:p>
     <w:p>
@@ -48380,7 +48722,7 @@
                 <w:sz w:val="18"/>
                 <w:szCs w:val="18"/>
               </w:rPr>
-              <w:t>0.5</w:t>
+              <w:t>0.6</w:t>
             </w:r>
           </w:p>
         </w:tc>
@@ -48441,7 +48783,7 @@
                 <w:sz w:val="18"/>
                 <w:szCs w:val="18"/>
               </w:rPr>
-              <w:t>In Progress — Section 5 Automations added</w:t>
+              <w:t>In Progress — Section 6 reconciled with Client PRD; view/panel specs, formula labels, and RBAC details added</w:t>
             </w:r>
           </w:p>
         </w:tc>
@@ -48502,7 +48844,7 @@
                 <w:sz w:val="18"/>
                 <w:szCs w:val="18"/>
               </w:rPr>
-              <w:t>March 20, 2026</w:t>
+              <w:t>March 21, 2026</w:t>
             </w:r>
           </w:p>
         </w:tc>

--- a/PRDs/CBM-PRD-CRM-Implementation.docx
+++ b/PRDs/CBM-PRD-CRM-Implementation.docx
@@ -7545,7 +7545,7 @@
           <w:sz w:val="18"/>
           <w:szCs w:val="18"/>
         </w:rPr>
-        <w:t xml:space="preserve">☐ Configure Internal Only field-level access on Note and Document entities: when Internal Only = Yes, hide the record from all non-Admin roles.</w:t>
+        <w:t xml:space="preserve">☐ Configure Internal Only field-level access on Note and Document entities: when Internal Only = Yes, hide the record from all roles except System Administrator.</w:t>
       </w:r>
     </w:p>
     <w:p>
@@ -7871,7 +7871,7 @@
           <w:sz w:val="18"/>
           <w:szCs w:val="18"/>
         </w:rPr>
-        <w:t xml:space="preserve">☐ Configure field-level access: EIN Number visible to Admin and Primary Mentor roles only.</w:t>
+        <w:t xml:space="preserve">☐ Configure field-level access: EIN Number visible to System Administrator and Client Assignment Coordinator roles only.</w:t>
       </w:r>
     </w:p>
     <w:p>
@@ -8053,7 +8053,7 @@
           <w:sz w:val="18"/>
           <w:szCs w:val="18"/>
         </w:rPr>
-        <w:t xml:space="preserve">☐ Add CBM Gmail Address field (email, optional). Admin-populated. Read-only for Mentor role.</w:t>
+        <w:t xml:space="preserve">☐ Add CBM Gmail Address field (email, optional). Admin-populated. Read-only for Mentor role; full access for Mentor Administrator and System Administrator roles only.</w:t>
       </w:r>
     </w:p>
     <w:p>
@@ -8539,43 +8539,43 @@
           <w:sz w:val="18"/>
           <w:szCs w:val="18"/>
         </w:rPr>
-        <w:t xml:space="preserve">☐ Add Background Check Completed field (boolean, admin-only, hidden from Mentor). Mentor-specific.</w:t>
-      </w:r>
-    </w:p>
-    <w:p>
-      <w:pPr>
-        <w:pStyle w:val="ListParagraph"/>
-        <w:numPr>
-          <w:ilvl w:val="0"/>
-          <w:numId w:val="2"/>
-        </w:numPr>
-        <w:spacing w:after="60"/>
-      </w:pPr>
-      <w:r>
-        <w:rPr>
-          <w:rFonts w:ascii="Arial" w:cs="Arial" w:eastAsia="Arial" w:hAnsi="Arial"/>
-          <w:sz w:val="18"/>
-          <w:szCs w:val="18"/>
-        </w:rPr>
-        <w:t xml:space="preserve">☐ Add Background Check Date field (date, admin-only, hidden from Mentor). Mentor-specific.</w:t>
-      </w:r>
-    </w:p>
-    <w:p>
-      <w:pPr>
-        <w:pStyle w:val="ListParagraph"/>
-        <w:numPr>
-          <w:ilvl w:val="0"/>
-          <w:numId w:val="2"/>
-        </w:numPr>
-        <w:spacing w:after="60"/>
-      </w:pPr>
-      <w:r>
-        <w:rPr>
-          <w:rFonts w:ascii="Arial" w:cs="Arial" w:eastAsia="Arial" w:hAnsi="Arial"/>
-          <w:sz w:val="18"/>
-          <w:szCs w:val="18"/>
-        </w:rPr>
-        <w:t xml:space="preserve">☐ Add Felony Conviction field (boolean, admin-only, restricted, hidden from Mentor). Mentor-specific.</w:t>
+        <w:t xml:space="preserve">☐ Add Background Check Completed field (boolean, hidden from Mentor role; visible to Mentor Administrator and System Administrator only). Mentor-specific.</w:t>
+      </w:r>
+    </w:p>
+    <w:p>
+      <w:pPr>
+        <w:pStyle w:val="ListParagraph"/>
+        <w:numPr>
+          <w:ilvl w:val="0"/>
+          <w:numId w:val="2"/>
+        </w:numPr>
+        <w:spacing w:after="60"/>
+      </w:pPr>
+      <w:r>
+        <w:rPr>
+          <w:rFonts w:ascii="Arial" w:cs="Arial" w:eastAsia="Arial" w:hAnsi="Arial"/>
+          <w:sz w:val="18"/>
+          <w:szCs w:val="18"/>
+        </w:rPr>
+        <w:t xml:space="preserve">☐ Add Background Check Date field (date, hidden from Mentor role; visible to Mentor Administrator and System Administrator only). Mentor-specific.</w:t>
+      </w:r>
+    </w:p>
+    <w:p>
+      <w:pPr>
+        <w:pStyle w:val="ListParagraph"/>
+        <w:numPr>
+          <w:ilvl w:val="0"/>
+          <w:numId w:val="2"/>
+        </w:numPr>
+        <w:spacing w:after="60"/>
+      </w:pPr>
+      <w:r>
+        <w:rPr>
+          <w:rFonts w:ascii="Arial" w:cs="Arial" w:eastAsia="Arial" w:hAnsi="Arial"/>
+          <w:sz w:val="18"/>
+          <w:szCs w:val="18"/>
+        </w:rPr>
+        <w:t xml:space="preserve">☐ Add Felony Conviction field (boolean, restricted, hidden from Mentor role; visible to Mentor Administrator and System Administrator only). Mentor-specific.</w:t>
       </w:r>
     </w:p>
     <w:p>
@@ -8773,7 +8773,7 @@
           <w:sz w:val="18"/>
           <w:szCs w:val="18"/>
         </w:rPr>
-        <w:t xml:space="preserve">☐ Configure field-level access per CBM-PRD-CRM-Mentor.docx Section 5.2: Administrative fields read-only or hidden for Mentor role.</w:t>
+        <w:t xml:space="preserve">☐ Configure field-level access per CBM-PRD-CRM-Mentor.docx Section 5.2: Administrative fields read-only for Mentor role (CBM Gmail, Ethics Agreement, T&amp;C, Moodle, Dues Status, Dues Payment Date); hidden from Mentor role (Background Check, Felony Conviction, Departure fields). Full access for Mentor Administrator and System Administrator roles only.</w:t>
       </w:r>
     </w:p>
     <w:p>
@@ -9389,7 +9389,7 @@
           <w:sz w:val="18"/>
           <w:szCs w:val="18"/>
         </w:rPr>
-        <w:t xml:space="preserve">☐ Add Mentor Notes field (rich text, optional). Visible to assigned mentor and admin only.</w:t>
+        <w:t xml:space="preserve">☐ Add Mentor Notes field (rich text, optional). Visible to assigned Mentor, Mentor Administrator, Client Administrator, Client Assignment Coordinator, and System Administrator roles only.</w:t>
       </w:r>
     </w:p>
     <w:p>
@@ -10767,169 +10767,295 @@
           <w:sz w:val="18"/>
           <w:szCs w:val="18"/>
         </w:rPr>
-        <w:t xml:space="preserve">☐ Create or verify the Admin role with full Create/Read/Update/Delete access across all entities.</w:t>
-      </w:r>
-    </w:p>
-    <w:p>
-      <w:pPr>
-        <w:pStyle w:val="ListParagraph"/>
-        <w:numPr>
-          <w:ilvl w:val="0"/>
-          <w:numId w:val="2"/>
-        </w:numPr>
-        <w:spacing w:after="60"/>
-      </w:pPr>
-      <w:r>
-        <w:rPr>
-          <w:rFonts w:ascii="Arial" w:cs="Arial" w:eastAsia="Arial" w:hAnsi="Arial"/>
-          <w:sz w:val="18"/>
-          <w:szCs w:val="18"/>
-        </w:rPr>
-        <w:t xml:space="preserve">☐ Create the Primary Mentor role with Own Read/Update on Company, Contact (own record only), and Engagement; Own Create/Read/Update on Session, Notes, and Documents; Own Read on NPS Survey Responses, Workshops, and Dues.</w:t>
-      </w:r>
-    </w:p>
-    <w:p>
-      <w:pPr>
-        <w:pStyle w:val="ListParagraph"/>
-        <w:numPr>
-          <w:ilvl w:val="0"/>
-          <w:numId w:val="2"/>
-        </w:numPr>
-        <w:spacing w:after="60"/>
-      </w:pPr>
-      <w:r>
-        <w:rPr>
-          <w:rFonts w:ascii="Arial" w:cs="Arial" w:eastAsia="Arial" w:hAnsi="Arial"/>
-          <w:sz w:val="18"/>
-          <w:szCs w:val="18"/>
-        </w:rPr>
-        <w:t xml:space="preserve">☐ Create the Co-Mentor role with the same permissions as Primary Mentor, scoped to assigned Engagements.</w:t>
-      </w:r>
-    </w:p>
-    <w:p>
-      <w:pPr>
-        <w:pStyle w:val="ListParagraph"/>
-        <w:numPr>
-          <w:ilvl w:val="0"/>
-          <w:numId w:val="2"/>
-        </w:numPr>
-        <w:spacing w:after="60"/>
-      </w:pPr>
-      <w:r>
-        <w:rPr>
-          <w:rFonts w:ascii="Arial" w:cs="Arial" w:eastAsia="Arial" w:hAnsi="Arial"/>
-          <w:sz w:val="18"/>
-          <w:szCs w:val="18"/>
-        </w:rPr>
-        <w:t xml:space="preserve">☐ Create the SME role with Own Read on Company, Contact, and Engagement; Own Create/Read/Update on Session, Notes, and Documents; Own Read on NPS Survey Responses.</w:t>
-      </w:r>
-    </w:p>
-    <w:p>
-      <w:pPr>
-        <w:pStyle w:val="ListParagraph"/>
-        <w:numPr>
-          <w:ilvl w:val="0"/>
-          <w:numId w:val="2"/>
-        </w:numPr>
-        <w:spacing w:after="60"/>
-      </w:pPr>
-      <w:r>
-        <w:rPr>
-          <w:rFonts w:ascii="Arial" w:cs="Arial" w:eastAsia="Arial" w:hAnsi="Arial"/>
-          <w:sz w:val="18"/>
-          <w:szCs w:val="18"/>
-        </w:rPr>
-        <w:t xml:space="preserve">☐ Create the Board Member role with List-only Read on mentor Contact records. No access to individual Contact records, Engagement records, Session records, or Dues records.</w:t>
-      </w:r>
-    </w:p>
-    <w:p>
-      <w:pPr>
-        <w:pStyle w:val="ListParagraph"/>
-        <w:numPr>
-          <w:ilvl w:val="0"/>
-          <w:numId w:val="2"/>
-        </w:numPr>
-        <w:spacing w:after="60"/>
-      </w:pPr>
-      <w:r>
-        <w:rPr>
-          <w:rFonts w:ascii="Arial" w:cs="Arial" w:eastAsia="Arial" w:hAnsi="Arial"/>
-          <w:sz w:val="18"/>
-          <w:szCs w:val="18"/>
-        </w:rPr>
-        <w:t xml:space="preserve">☐ Configure field-level access on EIN Number: visible to Admin and Primary Mentor only.</w:t>
-      </w:r>
-    </w:p>
-    <w:p>
-      <w:pPr>
-        <w:pStyle w:val="ListParagraph"/>
-        <w:numPr>
-          <w:ilvl w:val="0"/>
-          <w:numId w:val="2"/>
-        </w:numPr>
-        <w:spacing w:after="60"/>
-      </w:pPr>
-      <w:r>
-        <w:rPr>
-          <w:rFonts w:ascii="Arial" w:cs="Arial" w:eastAsia="Arial" w:hAnsi="Arial"/>
-          <w:sz w:val="18"/>
-          <w:szCs w:val="18"/>
-        </w:rPr>
-        <w:t xml:space="preserve">☐ Configure field-level access on Internal Only Note and Document records: Admin only.</w:t>
-      </w:r>
-    </w:p>
-    <w:p>
-      <w:pPr>
-        <w:pStyle w:val="ListParagraph"/>
-        <w:numPr>
-          <w:ilvl w:val="0"/>
-          <w:numId w:val="2"/>
-        </w:numPr>
-        <w:spacing w:after="60"/>
-      </w:pPr>
-      <w:r>
-        <w:rPr>
-          <w:rFonts w:ascii="Arial" w:cs="Arial" w:eastAsia="Arial" w:hAnsi="Arial"/>
-          <w:sz w:val="18"/>
-          <w:szCs w:val="18"/>
-        </w:rPr>
-        <w:t xml:space="preserve">☐ Configure field-level access on Mentor Administrative fields per CBM-PRD-CRM-Mentor.docx Section 5.2: Ethics Agreement, T&amp;C, Moodle, Dues Status, Dues Payment Date, CBM Gmail Address = read-only for Mentor role. Background Check, Felony Conviction, Departure fields = hidden from Mentor role.</w:t>
-      </w:r>
-    </w:p>
-    <w:p>
-      <w:pPr>
-        <w:pStyle w:val="ListParagraph"/>
-        <w:numPr>
-          <w:ilvl w:val="0"/>
-          <w:numId w:val="2"/>
-        </w:numPr>
-        <w:spacing w:after="60"/>
-      </w:pPr>
-      <w:r>
-        <w:rPr>
-          <w:rFonts w:ascii="Arial" w:cs="Arial" w:eastAsia="Arial" w:hAnsi="Arial"/>
-          <w:sz w:val="18"/>
-          <w:szCs w:val="18"/>
-        </w:rPr>
-        <w:t xml:space="preserve">☐ Configure Teams to enforce record-level visibility scoping: mentors see only records linked to their assigned Engagements; clients have no CRM access.</w:t>
-      </w:r>
-    </w:p>
-    <w:p>
-      <w:pPr>
-        <w:pStyle w:val="ListParagraph"/>
-        <w:numPr>
-          <w:ilvl w:val="0"/>
-          <w:numId w:val="2"/>
-        </w:numPr>
-        <w:spacing w:after="60"/>
-      </w:pPr>
-      <w:r>
-        <w:rPr>
-          <w:rFonts w:ascii="Arial" w:cs="Arial" w:eastAsia="Arial" w:hAnsi="Arial"/>
-          <w:sz w:val="18"/>
-          <w:szCs w:val="18"/>
-        </w:rPr>
-        <w:t xml:space="preserve">☐ Test each role by logging in as a test user and verifying correct visibility, field-level access, and action permissions across all entity types.</w:t>
+        <w:t xml:space="preserve">☐ Create the System Administrator role with full Create/Read/Update/Delete access across all entities and full access to all system configuration, workflows, and user account management.</w:t>
+      </w:r>
+    </w:p>
+    <w:p>
+      <w:pPr>
+        <w:pStyle w:val="ListParagraph"/>
+        <w:numPr>
+          <w:ilvl w:val="0"/>
+          <w:numId w:val="2"/>
+        </w:numPr>
+        <w:spacing w:after="60"/>
+      </w:pPr>
+      <w:r>
+        <w:rPr>
+          <w:rFonts w:ascii="Arial" w:cs="Arial" w:eastAsia="Arial" w:hAnsi="Arial"/>
+          <w:sz w:val="18"/>
+          <w:szCs w:val="18"/>
+        </w:rPr>
+        <w:t xml:space="preserve">☐ Create the Executive Member role with Read-only access across all entities and all reports. No Create, Update, or Delete permissions on any entity. No access to system configuration.</w:t>
+      </w:r>
+    </w:p>
+    <w:p>
+      <w:pPr>
+        <w:pStyle w:val="ListParagraph"/>
+        <w:numPr>
+          <w:ilvl w:val="0"/>
+          <w:numId w:val="2"/>
+        </w:numPr>
+        <w:spacing w:after="60"/>
+      </w:pPr>
+      <w:r>
+        <w:rPr>
+          <w:rFonts w:ascii="Arial" w:cs="Arial" w:eastAsia="Arial" w:hAnsi="Arial"/>
+          <w:sz w:val="18"/>
+          <w:szCs w:val="18"/>
+        </w:rPr>
+        <w:t xml:space="preserve">☐ Create the Client Recruiter role with Read/Create/Update access on marketing Contact records and campaign-related data; Read access to event and workshop records and aggregate application trend reports. No access to individual client, engagement, or session records.</w:t>
+      </w:r>
+    </w:p>
+    <w:p>
+      <w:pPr>
+        <w:pStyle w:val="ListParagraph"/>
+        <w:numPr>
+          <w:ilvl w:val="0"/>
+          <w:numId w:val="2"/>
+        </w:numPr>
+        <w:spacing w:after="60"/>
+      </w:pPr>
+      <w:r>
+        <w:rPr>
+          <w:rFonts w:ascii="Arial" w:cs="Arial" w:eastAsia="Arial" w:hAnsi="Arial"/>
+          <w:sz w:val="18"/>
+          <w:szCs w:val="18"/>
+        </w:rPr>
+        <w:t xml:space="preserve">☐ Create the Mentor Recruiter role with Read/Create/Update access on mentor prospect Contact records; Read access to aggregate mentor application trend reports and current mentor roster capacity data. No access to individual engagement, session, or client records.</w:t>
+      </w:r>
+    </w:p>
+    <w:p>
+      <w:pPr>
+        <w:pStyle w:val="ListParagraph"/>
+        <w:numPr>
+          <w:ilvl w:val="0"/>
+          <w:numId w:val="2"/>
+        </w:numPr>
+        <w:spacing w:after="60"/>
+      </w:pPr>
+      <w:r>
+        <w:rPr>
+          <w:rFonts w:ascii="Arial" w:cs="Arial" w:eastAsia="Arial" w:hAnsi="Arial"/>
+          <w:sz w:val="18"/>
+          <w:szCs w:val="18"/>
+        </w:rPr>
+        <w:t xml:space="preserve">☐ Create the Client Administrator role with full Read/Create/Update access on Company, Contact (client type), and Engagement records; Read access to Session records, NPS Survey Responses, and partner referral data; Read access to communication history. No access to mentor administrative fields (background check, dues, felony conviction).</w:t>
+      </w:r>
+    </w:p>
+    <w:p>
+      <w:pPr>
+        <w:pStyle w:val="ListParagraph"/>
+        <w:numPr>
+          <w:ilvl w:val="0"/>
+          <w:numId w:val="2"/>
+        </w:numPr>
+        <w:spacing w:after="60"/>
+      </w:pPr>
+      <w:r>
+        <w:rPr>
+          <w:rFonts w:ascii="Arial" w:cs="Arial" w:eastAsia="Arial" w:hAnsi="Arial"/>
+          <w:sz w:val="18"/>
+          <w:szCs w:val="18"/>
+        </w:rPr>
+        <w:t xml:space="preserve">☐ Create the Mentor Administrator role with full Read/Create/Update access on Contact (mentor type) records including all administrative fields; Read access to Engagement and Session records linked to mentors; Read/Create/Update access on Dues records; Read access to Moodle training completion data. No access to individual client business data beyond what is needed to support mentor management.</w:t>
+      </w:r>
+    </w:p>
+    <w:p>
+      <w:pPr>
+        <w:pStyle w:val="ListParagraph"/>
+        <w:numPr>
+          <w:ilvl w:val="0"/>
+          <w:numId w:val="2"/>
+        </w:numPr>
+        <w:spacing w:after="60"/>
+      </w:pPr>
+      <w:r>
+        <w:rPr>
+          <w:rFonts w:ascii="Arial" w:cs="Arial" w:eastAsia="Arial" w:hAnsi="Arial"/>
+          <w:sz w:val="18"/>
+          <w:szCs w:val="18"/>
+        </w:rPr>
+        <w:t xml:space="preserve">☐ Create the Client Assignment Coordinator role with Read access on approved Company and Contact (client type) records; Read access to full mentor roster including availability and capacity fields; Read/Create/Update access on Engagement records; Read access to partner affiliation data. No access to mentor administrative fields (background check, dues, felony conviction).</w:t>
+      </w:r>
+    </w:p>
+    <w:p>
+      <w:pPr>
+        <w:pStyle w:val="ListParagraph"/>
+        <w:numPr>
+          <w:ilvl w:val="0"/>
+          <w:numId w:val="2"/>
+        </w:numPr>
+        <w:spacing w:after="60"/>
+      </w:pPr>
+      <w:r>
+        <w:rPr>
+          <w:rFonts w:ascii="Arial" w:cs="Arial" w:eastAsia="Arial" w:hAnsi="Arial"/>
+          <w:sz w:val="18"/>
+          <w:szCs w:val="18"/>
+        </w:rPr>
+        <w:t xml:space="preserve">☐ Create the Donor / Sponsor Coordinator role with full Read/Create/Update access on donor and sponsor Contact and Company records, donation and pledge records, grant records, and campaign data; Read access to related communication history. No access to client, engagement, session, or mentor records.</w:t>
+      </w:r>
+    </w:p>
+    <w:p>
+      <w:pPr>
+        <w:pStyle w:val="ListParagraph"/>
+        <w:numPr>
+          <w:ilvl w:val="0"/>
+          <w:numId w:val="2"/>
+        </w:numPr>
+        <w:spacing w:after="60"/>
+      </w:pPr>
+      <w:r>
+        <w:rPr>
+          <w:rFonts w:ascii="Arial" w:cs="Arial" w:eastAsia="Arial" w:hAnsi="Arial"/>
+          <w:sz w:val="18"/>
+          <w:szCs w:val="18"/>
+        </w:rPr>
+        <w:t xml:space="preserve">☐ Create the Partner Coordinator role with full Read/Create/Update access on partner organization Company and Contact records, partnership agreement data, and event co-sponsorship records; Read access to mentor records filtered by partner affiliation and client records filtered by partner referral source; Read/Create/Update access on communication history linked to partner records. No access to mentor administrative fields or unaffiliated client records.</w:t>
+      </w:r>
+    </w:p>
+    <w:p>
+      <w:pPr>
+        <w:pStyle w:val="ListParagraph"/>
+        <w:numPr>
+          <w:ilvl w:val="0"/>
+          <w:numId w:val="2"/>
+        </w:numPr>
+        <w:spacing w:after="60"/>
+      </w:pPr>
+      <w:r>
+        <w:rPr>
+          <w:rFonts w:ascii="Arial" w:cs="Arial" w:eastAsia="Arial" w:hAnsi="Arial"/>
+          <w:sz w:val="18"/>
+          <w:szCs w:val="18"/>
+        </w:rPr>
+        <w:t xml:space="preserve">☐ Create the Content and Event Administrator role with full Read/Create/Update access on Workshop and Workshop Attendance records; Read access to presenter Contact records, partner and sponsor records linked to events, and event analytics. No access to client, engagement, session, or mentor administrative records.</w:t>
+      </w:r>
+    </w:p>
+    <w:p>
+      <w:pPr>
+        <w:pStyle w:val="ListParagraph"/>
+        <w:numPr>
+          <w:ilvl w:val="0"/>
+          <w:numId w:val="2"/>
+        </w:numPr>
+        <w:spacing w:after="60"/>
+      </w:pPr>
+      <w:r>
+        <w:rPr>
+          <w:rFonts w:ascii="Arial" w:cs="Arial" w:eastAsia="Arial" w:hAnsi="Arial"/>
+          <w:sz w:val="18"/>
+          <w:szCs w:val="18"/>
+        </w:rPr>
+        <w:t xml:space="preserve">☐ Create the Mentor role with Own Read/Update on their own Contact record (excluding administrative fields); Own Read on assigned Company and Engagement records; Own Create/Read/Update on Session, Notes, and Documents linked to their assigned Engagements; Read on NPS Survey Responses linked to their Engagements; Read on Workshop records and mentor directory Contact records (name, expertise, contact info only). Cannot view other mentors’ client or engagement records.</w:t>
+      </w:r>
+    </w:p>
+    <w:p>
+      <w:pPr>
+        <w:pStyle w:val="ListParagraph"/>
+        <w:numPr>
+          <w:ilvl w:val="0"/>
+          <w:numId w:val="2"/>
+        </w:numPr>
+        <w:spacing w:after="60"/>
+      </w:pPr>
+      <w:r>
+        <w:rPr>
+          <w:rFonts w:ascii="Arial" w:cs="Arial" w:eastAsia="Arial" w:hAnsi="Arial"/>
+          <w:sz w:val="18"/>
+          <w:szCs w:val="18"/>
+        </w:rPr>
+        <w:t xml:space="preserve">☐ Create the Member role with Read access to own Contact record; Read access to Workshop and event schedule records; Read access to relevant organizational communications. No access to client, engagement, session, mentor administrative, donor, or partner records.</w:t>
+      </w:r>
+    </w:p>
+    <w:p>
+      <w:pPr>
+        <w:pStyle w:val="ListParagraph"/>
+        <w:numPr>
+          <w:ilvl w:val="0"/>
+          <w:numId w:val="2"/>
+        </w:numPr>
+        <w:spacing w:after="60"/>
+      </w:pPr>
+      <w:r>
+        <w:rPr>
+          <w:rFonts w:ascii="Arial" w:cs="Arial" w:eastAsia="Arial" w:hAnsi="Arial"/>
+          <w:sz w:val="18"/>
+          <w:szCs w:val="18"/>
+        </w:rPr>
+        <w:t xml:space="preserve">☐ Configure field-level access on EIN Number: visible to System Administrator and Client Assignment Coordinator roles only.</w:t>
+      </w:r>
+    </w:p>
+    <w:p>
+      <w:pPr>
+        <w:pStyle w:val="ListParagraph"/>
+        <w:numPr>
+          <w:ilvl w:val="0"/>
+          <w:numId w:val="2"/>
+        </w:numPr>
+        <w:spacing w:after="60"/>
+      </w:pPr>
+      <w:r>
+        <w:rPr>
+          <w:rFonts w:ascii="Arial" w:cs="Arial" w:eastAsia="Arial" w:hAnsi="Arial"/>
+          <w:sz w:val="18"/>
+          <w:szCs w:val="18"/>
+        </w:rPr>
+        <w:t xml:space="preserve">☐ Configure field-level access on Internal Only Note and Document records: System Administrator only.</w:t>
+      </w:r>
+    </w:p>
+    <w:p>
+      <w:pPr>
+        <w:pStyle w:val="ListParagraph"/>
+        <w:numPr>
+          <w:ilvl w:val="0"/>
+          <w:numId w:val="2"/>
+        </w:numPr>
+        <w:spacing w:after="60"/>
+      </w:pPr>
+      <w:r>
+        <w:rPr>
+          <w:rFonts w:ascii="Arial" w:cs="Arial" w:eastAsia="Arial" w:hAnsi="Arial"/>
+          <w:sz w:val="18"/>
+          <w:szCs w:val="18"/>
+        </w:rPr>
+        <w:t xml:space="preserve">☐ Configure field-level access on Mentor Administrative fields (Ethics Agreement, T&amp;C, Moodle, Dues Status, Dues Payment Date, CBM Gmail Address): read-only for Mentor role; full access for Mentor Administrator and System Administrator roles only. Background Check, Felony Conviction, and Departure fields: hidden from Mentor role; visible to Mentor Administrator and System Administrator only.</w:t>
+      </w:r>
+    </w:p>
+    <w:p>
+      <w:pPr>
+        <w:pStyle w:val="ListParagraph"/>
+        <w:numPr>
+          <w:ilvl w:val="0"/>
+          <w:numId w:val="2"/>
+        </w:numPr>
+        <w:spacing w:after="60"/>
+      </w:pPr>
+      <w:r>
+        <w:rPr>
+          <w:rFonts w:ascii="Arial" w:cs="Arial" w:eastAsia="Arial" w:hAnsi="Arial"/>
+          <w:sz w:val="18"/>
+          <w:szCs w:val="18"/>
+        </w:rPr>
+        <w:t xml:space="preserve">☐ Configure Teams to enforce record-level visibility scoping: Mentor role users see only records linked to their assigned Engagements. Client portal access is TBD — no client CRM roles to configure at this time.</w:t>
+      </w:r>
+    </w:p>
+    <w:p>
+      <w:pPr>
+        <w:pStyle w:val="ListParagraph"/>
+        <w:numPr>
+          <w:ilvl w:val="0"/>
+          <w:numId w:val="2"/>
+        </w:numPr>
+        <w:spacing w:after="60"/>
+      </w:pPr>
+      <w:r>
+        <w:rPr>
+          <w:rFonts w:ascii="Arial" w:cs="Arial" w:eastAsia="Arial" w:hAnsi="Arial"/>
+          <w:sz w:val="18"/>
+          <w:szCs w:val="18"/>
+        </w:rPr>
+        <w:t xml:space="preserve">☐ Test each role by logging in as a test user with that role assigned and verifying correct record visibility, field-level access, and action permissions across all entity types.</w:t>
       </w:r>
     </w:p>
     <w:p>
@@ -12091,61 +12217,61 @@
           <w:sz w:val="18"/>
           <w:szCs w:val="18"/>
         </w:rPr>
-        <w:t xml:space="preserve">☐ Test role-based access: log in as each role (Admin, Primary Mentor, Co-Mentor, SME, Board Member) and verify correct record visibility, field-level access, and action permissions.</w:t>
-      </w:r>
-    </w:p>
-    <w:p>
-      <w:pPr>
-        <w:pStyle w:val="ListParagraph"/>
-        <w:numPr>
-          <w:ilvl w:val="0"/>
-          <w:numId w:val="2"/>
-        </w:numPr>
-        <w:spacing w:after="60"/>
-      </w:pPr>
-      <w:r>
-        <w:rPr>
-          <w:rFonts w:ascii="Arial" w:cs="Arial" w:eastAsia="Arial" w:hAnsi="Arial"/>
-          <w:sz w:val="18"/>
-          <w:szCs w:val="18"/>
-        </w:rPr>
-        <w:t xml:space="preserve">☐ Test Board Member access: verify list-view only on mentor Contact records, no individual record access.</w:t>
-      </w:r>
-    </w:p>
-    <w:p>
-      <w:pPr>
-        <w:pStyle w:val="ListParagraph"/>
-        <w:numPr>
-          <w:ilvl w:val="0"/>
-          <w:numId w:val="2"/>
-        </w:numPr>
-        <w:spacing w:after="60"/>
-      </w:pPr>
-      <w:r>
-        <w:rPr>
-          <w:rFonts w:ascii="Arial" w:cs="Arial" w:eastAsia="Arial" w:hAnsi="Arial"/>
-          <w:sz w:val="18"/>
-          <w:szCs w:val="18"/>
-        </w:rPr>
-        <w:t xml:space="preserve">☐ Test Internal Only Note/Document: create Internal Only record as Admin, verify hidden from Mentor role.</w:t>
-      </w:r>
-    </w:p>
-    <w:p>
-      <w:pPr>
-        <w:pStyle w:val="ListParagraph"/>
-        <w:numPr>
-          <w:ilvl w:val="0"/>
-          <w:numId w:val="2"/>
-        </w:numPr>
-        <w:spacing w:after="60"/>
-      </w:pPr>
-      <w:r>
-        <w:rPr>
-          <w:rFonts w:ascii="Arial" w:cs="Arial" w:eastAsia="Arial" w:hAnsi="Arial"/>
-          <w:sz w:val="18"/>
-          <w:szCs w:val="18"/>
-        </w:rPr>
-        <w:t xml:space="preserve">☐ Test EIN Number field-level access: verify Co-Mentor and SME roles cannot see the field.</w:t>
+        <w:t xml:space="preserve">☐ Test role-based access: log in as a test user for each of the 13 personas (System Administrator, Executive Member, Client Recruiter, Mentor Recruiter, Client Administrator, Mentor Administrator, Client Assignment Coordinator, Donor / Sponsor Coordinator, Partner Coordinator, Content and Event Administrator, Mentor, Member) and verify correct record visibility, field-level access, and action permissions for each.</w:t>
+      </w:r>
+    </w:p>
+    <w:p>
+      <w:pPr>
+        <w:pStyle w:val="ListParagraph"/>
+        <w:numPr>
+          <w:ilvl w:val="0"/>
+          <w:numId w:val="2"/>
+        </w:numPr>
+        <w:spacing w:after="60"/>
+      </w:pPr>
+      <w:r>
+        <w:rPr>
+          <w:rFonts w:ascii="Arial" w:cs="Arial" w:eastAsia="Arial" w:hAnsi="Arial"/>
+          <w:sz w:val="18"/>
+          <w:szCs w:val="18"/>
+        </w:rPr>
+        <w:t xml:space="preserve">☐ Test Executive Member access: verify full read access across all records and reports; verify no Create, Update, or Delete actions are permitted on any entity.</w:t>
+      </w:r>
+    </w:p>
+    <w:p>
+      <w:pPr>
+        <w:pStyle w:val="ListParagraph"/>
+        <w:numPr>
+          <w:ilvl w:val="0"/>
+          <w:numId w:val="2"/>
+        </w:numPr>
+        <w:spacing w:after="60"/>
+      </w:pPr>
+      <w:r>
+        <w:rPr>
+          <w:rFonts w:ascii="Arial" w:cs="Arial" w:eastAsia="Arial" w:hAnsi="Arial"/>
+          <w:sz w:val="18"/>
+          <w:szCs w:val="18"/>
+        </w:rPr>
+        <w:t xml:space="preserve">☐ Test Internal Only Note/Document: create Internal Only record as System Administrator, verify hidden from all other roles including Mentor.</w:t>
+      </w:r>
+    </w:p>
+    <w:p>
+      <w:pPr>
+        <w:pStyle w:val="ListParagraph"/>
+        <w:numPr>
+          <w:ilvl w:val="0"/>
+          <w:numId w:val="2"/>
+        </w:numPr>
+        <w:spacing w:after="60"/>
+      </w:pPr>
+      <w:r>
+        <w:rPr>
+          <w:rFonts w:ascii="Arial" w:cs="Arial" w:eastAsia="Arial" w:hAnsi="Arial"/>
+          <w:sz w:val="18"/>
+          <w:szCs w:val="18"/>
+        </w:rPr>
+        <w:t xml:space="preserve">☐ Test EIN Number field-level access: verify only System Administrator and Client Assignment Coordinator roles can see the field; verify all other roles cannot.</w:t>
       </w:r>
     </w:p>
     <w:p>
